--- a/downloads/teacher/ai-1-week-13.docx
+++ b/downloads/teacher/ai-1-week-13.docx
@@ -3068,6 +3068,396 @@
         <w:t>Save candidate definitions, training errors and tie policy with any sorter model version.</w:t>
       </w:r>
     </w:p>
+    <w:p>
+      <w:pPr>
+        <w:pStyle w:val="Heading1"/>
+      </w:pPr>
+      <w:r>
+        <w:t>07. Prepare, teach and assess</w:t>
+      </w:r>
+    </w:p>
+    <w:p>
+      <w:r>
+        <w:t>Teaching target: Fit a threshold by tracing predictions and counting disagreements for every candidate</w:t>
+      </w:r>
+    </w:p>
+    <w:p>
+      <w:r>
+        <w:t>Prepare the labelled worked-case picture, the matching workbook, fictional input cards and a place for individual responses. No paid AI account is required for the paper reasoning activities.</w:t>
+      </w:r>
+    </w:p>
+    <w:tbl>
+      <w:tblPr>
+        <w:tblStyle w:val="LightShading-Accent1"/>
+        <w:tblW w:type="auto" w:w="0"/>
+        <w:tblLook w:firstColumn="1" w:firstRow="1" w:lastColumn="0" w:lastRow="0" w:noHBand="0" w:noVBand="1" w:val="04A0"/>
+      </w:tblPr>
+      <w:tblGrid>
+        <w:gridCol w:w="3408"/>
+        <w:gridCol w:w="3408"/>
+        <w:gridCol w:w="3408"/>
+      </w:tblGrid>
+      <w:tr>
+        <w:trPr>
+          <w:tblHeader/>
+        </w:trPr>
+        <w:tc>
+          <w:tcPr>
+            <w:tcW w:type="dxa" w:w="3408"/>
+          </w:tcPr>
+          <w:p>
+            <w:r>
+              <w:t>Session</w:t>
+            </w:r>
+          </w:p>
+        </w:tc>
+        <w:tc>
+          <w:tcPr>
+            <w:tcW w:type="dxa" w:w="3408"/>
+          </w:tcPr>
+          <w:p>
+            <w:r>
+              <w:t>Plan</w:t>
+            </w:r>
+          </w:p>
+        </w:tc>
+        <w:tc>
+          <w:tcPr>
+            <w:tcW w:type="dxa" w:w="3408"/>
+          </w:tcPr>
+          <w:p>
+            <w:r>
+              <w:t>Resources</w:t>
+            </w:r>
+          </w:p>
+        </w:tc>
+      </w:tr>
+      <w:tr>
+        <w:tc>
+          <w:tcPr>
+            <w:tcW w:type="dxa" w:w="3408"/>
+          </w:tcPr>
+          <w:p>
+            <w:r>
+              <w:t>Session 1 · Understand · 45 min</w:t>
+            </w:r>
+          </w:p>
+        </w:tc>
+        <w:tc>
+          <w:tcPr>
+            <w:tcW w:type="dxa" w:w="3408"/>
+          </w:tcPr>
+          <w:p>
+            <w:r>
+              <w:t>0–7: recall and prerequisite; 7–15: inspect the concrete case and predict; 15–30: teacher models the worked trace; 30–40: learners explain a step using the text and visual; 40–45: check the core idea.</w:t>
+            </w:r>
+          </w:p>
+        </w:tc>
+        <w:tc>
+          <w:tcPr>
+            <w:tcW w:type="dxa" w:w="3408"/>
+          </w:tcPr>
+          <w:p>
+            <w:r>
+              <w:t>Sections 1–6; record the brief recall in the workbook.</w:t>
+            </w:r>
+          </w:p>
+        </w:tc>
+      </w:tr>
+      <w:tr>
+        <w:tc>
+          <w:tcPr>
+            <w:tcW w:type="dxa" w:w="3408"/>
+          </w:tcPr>
+          <w:p>
+            <w:r>
+              <w:t>Session 2 · Practise · 45 min</w:t>
+            </w:r>
+          </w:p>
+        </w:tc>
+        <w:tc>
+          <w:tcPr>
+            <w:tcW w:type="dxa" w:w="3408"/>
+          </w:tcPr>
+          <w:p>
+            <w:r>
+              <w:t>0–5: retrieve the procedure; 5–15: W2 completion practice; 15–23: explain and check with a partner; 23–30: each learner answers the misconception check; 30–40: targeted reteaching or a harder variation; 40–45: prepare the investigation.</w:t>
+            </w:r>
+          </w:p>
+        </w:tc>
+        <w:tc>
+          <w:tcPr>
+            <w:tcW w:type="dxa" w:w="3408"/>
+          </w:tcPr>
+          <w:p>
+            <w:r>
+              <w:t>Sections 7–10; use the matching workbook W2 and misconception check.</w:t>
+            </w:r>
+          </w:p>
+        </w:tc>
+      </w:tr>
+      <w:tr>
+        <w:tc>
+          <w:tcPr>
+            <w:tcW w:type="dxa" w:w="3408"/>
+          </w:tcPr>
+          <w:p>
+            <w:r>
+              <w:t>Session 3 · Investigate and transfer · 45 min</w:t>
+            </w:r>
+          </w:p>
+        </w:tc>
+        <w:tc>
+          <w:tcPr>
+            <w:tcW w:type="dxa" w:w="3408"/>
+          </w:tcPr>
+          <w:p>
+            <w:r>
+              <w:t>0–5: retrieve the decision rule; 5–20: investigate or trace; 20–30: start the independent case; 30–38: connect the project; 38–43: act on feedback; 43–45: plan the return check.</w:t>
+            </w:r>
+          </w:p>
+        </w:tc>
+        <w:tc>
+          <w:tcPr>
+            <w:tcW w:type="dxa" w:w="3408"/>
+          </w:tcPr>
+          <w:p>
+            <w:r>
+              <w:t>Sections 9 and 11–14. Give extra time to finish the full task set; use Section 15 when the week includes a coding lab.</w:t>
+            </w:r>
+          </w:p>
+        </w:tc>
+      </w:tr>
+    </w:tbl>
+    <w:p>
+      <w:r>
+        <w:t>Before class, solve the supported practice: Thresholds 5 and 6 both have zero disagreements on the W1 fitting set. The tie rule chooses the smaller threshold. Which is selected? Give a whole-number height where the two candidates disagree and both predictions. Explain what the tie rule does not prove.</w:t>
+      </w:r>
+    </w:p>
+    <w:p>
+      <w:r>
+        <w:t>Reasoned practice answer: Select 5. At height 5 cm, threshold 5 predicts tall and threshold 6 predicts short. Choosing the smaller threshold makes the procedure definite; it does not prove which prediction matches a label not supplied by the fitting set.</w:t>
+      </w:r>
+    </w:p>
+    <w:p>
+      <w:r>
+        <w:t>Check every learner before discussion: Use the worked case for Fitting a pattern from examples. Proposed explanation: “The lowest error count is added across candidates”. Decide whether this explanation is supported. Point to the step or supplied fact that decides; explain your repair if needed.</w:t>
+      </w:r>
+    </w:p>
+    <w:p>
+      <w:r>
+        <w:t>Misconception repair: Reset to zero for each candidate so all totals describe the same examples under one rule.</w:t>
+      </w:r>
+    </w:p>
+    <w:p>
+      <w:r>
+        <w:t>Support: read the exact case aloud, enlarge the labelled picture, supply input cards and model only the first deciding step. Accept a spoken explanation or drawing; retain the reasoning goal.</w:t>
+      </w:r>
+    </w:p>
+    <w:p>
+      <w:r>
+        <w:t>Extension: Reverse the tie policy to prefer the larger boundary. Require a prediction and a reason before comparing. Expected result: Boundary 7 is selected and predicts short at 6. Reason: The training fit is unchanged; only the explicit choice between tied candidates changes.</w:t>
+      </w:r>
+    </w:p>
+    <w:p>
+      <w:r>
+        <w:t>Independent assessment: withhold the reserved answer until the learner has attempted the new case. Record support separately from correctness.</w:t>
+      </w:r>
+    </w:p>
+    <w:tbl>
+      <w:tblPr>
+        <w:tblStyle w:val="LightShading-Accent1"/>
+        <w:tblW w:type="auto" w:w="0"/>
+        <w:tblLook w:firstColumn="1" w:firstRow="1" w:lastColumn="0" w:lastRow="0" w:noHBand="0" w:noVBand="1" w:val="04A0"/>
+      </w:tblPr>
+      <w:tblGrid>
+        <w:gridCol w:w="2556"/>
+        <w:gridCol w:w="2556"/>
+        <w:gridCol w:w="2556"/>
+        <w:gridCol w:w="2556"/>
+      </w:tblGrid>
+      <w:tr>
+        <w:trPr>
+          <w:tblHeader/>
+        </w:trPr>
+        <w:tc>
+          <w:tcPr>
+            <w:tcW w:type="dxa" w:w="2556"/>
+          </w:tcPr>
+          <w:p>
+            <w:r>
+              <w:t>Criterion</w:t>
+            </w:r>
+          </w:p>
+        </w:tc>
+        <w:tc>
+          <w:tcPr>
+            <w:tcW w:type="dxa" w:w="2556"/>
+          </w:tcPr>
+          <w:p>
+            <w:r>
+              <w:t>Not yet</w:t>
+            </w:r>
+          </w:p>
+        </w:tc>
+        <w:tc>
+          <w:tcPr>
+            <w:tcW w:type="dxa" w:w="2556"/>
+          </w:tcPr>
+          <w:p>
+            <w:r>
+              <w:t>With support</w:t>
+            </w:r>
+          </w:p>
+        </w:tc>
+        <w:tc>
+          <w:tcPr>
+            <w:tcW w:type="dxa" w:w="2556"/>
+          </w:tcPr>
+          <w:p>
+            <w:r>
+              <w:t>Independent</w:t>
+            </w:r>
+          </w:p>
+        </w:tc>
+      </w:tr>
+      <w:tr>
+        <w:tc>
+          <w:tcPr>
+            <w:tcW w:type="dxa" w:w="2556"/>
+          </w:tcPr>
+          <w:p>
+            <w:r>
+              <w:t>Explanation</w:t>
+            </w:r>
+          </w:p>
+        </w:tc>
+        <w:tc>
+          <w:tcPr>
+            <w:tcW w:type="dxa" w:w="2556"/>
+          </w:tcPr>
+          <w:p>
+            <w:r>
+              <w:t>Names an answer without a deciding fact</w:t>
+            </w:r>
+          </w:p>
+        </w:tc>
+        <w:tc>
+          <w:tcPr>
+            <w:tcW w:type="dxa" w:w="2556"/>
+          </w:tcPr>
+          <w:p>
+            <w:r>
+              <w:t>Uses a hint to link fact and decision</w:t>
+            </w:r>
+          </w:p>
+        </w:tc>
+        <w:tc>
+          <w:tcPr>
+            <w:tcW w:type="dxa" w:w="2556"/>
+          </w:tcPr>
+          <w:p>
+            <w:r>
+              <w:t>Explains the deciding fact in own words</w:t>
+            </w:r>
+          </w:p>
+        </w:tc>
+      </w:tr>
+      <w:tr>
+        <w:tc>
+          <w:tcPr>
+            <w:tcW w:type="dxa" w:w="2556"/>
+          </w:tcPr>
+          <w:p>
+            <w:r>
+              <w:t>Trace or test</w:t>
+            </w:r>
+          </w:p>
+        </w:tc>
+        <w:tc>
+          <w:tcPr>
+            <w:tcW w:type="dxa" w:w="2556"/>
+          </w:tcPr>
+          <w:p>
+            <w:r>
+              <w:t>Cannot connect input and result</w:t>
+            </w:r>
+          </w:p>
+        </w:tc>
+        <w:tc>
+          <w:tcPr>
+            <w:tcW w:type="dxa" w:w="2556"/>
+          </w:tcPr>
+          <w:p>
+            <w:r>
+              <w:t>Completes steps with prompts</w:t>
+            </w:r>
+          </w:p>
+        </w:tc>
+        <w:tc>
+          <w:tcPr>
+            <w:tcW w:type="dxa" w:w="2556"/>
+          </w:tcPr>
+          <w:p>
+            <w:r>
+              <w:t>Traces or tests a changed case accurately</w:t>
+            </w:r>
+          </w:p>
+        </w:tc>
+      </w:tr>
+      <w:tr>
+        <w:tc>
+          <w:tcPr>
+            <w:tcW w:type="dxa" w:w="2556"/>
+          </w:tcPr>
+          <w:p>
+            <w:r>
+              <w:t>Limits and revision</w:t>
+            </w:r>
+          </w:p>
+        </w:tc>
+        <w:tc>
+          <w:tcPr>
+            <w:tcW w:type="dxa" w:w="2556"/>
+          </w:tcPr>
+          <w:p>
+            <w:r>
+              <w:t>Claims more than evidence supports</w:t>
+            </w:r>
+          </w:p>
+        </w:tc>
+        <w:tc>
+          <w:tcPr>
+            <w:tcW w:type="dxa" w:w="2556"/>
+          </w:tcPr>
+          <w:p>
+            <w:r>
+              <w:t>Names a limit after a prompt</w:t>
+            </w:r>
+          </w:p>
+        </w:tc>
+        <w:tc>
+          <w:tcPr>
+            <w:tcW w:type="dxa" w:w="2556"/>
+          </w:tcPr>
+          <w:p>
+            <w:r>
+              <w:t>States a defensible limit and useful next test</w:t>
+            </w:r>
+          </w:p>
+        </w:tc>
+      </w:tr>
+    </w:tbl>
+    <w:p>
+      <w:r>
+        <w:t>Project checkpoint: Test changed cases. Keep normal, boundary and failure cases; compare expected and observed results.</w:t>
+      </w:r>
+    </w:p>
+    <w:p>
+      <w:r>
+        <w:t>Use the weekly teacher answer for topic-specific reasoning. A saved progress tick is an activity record; judge mastery from the learner’s explanation and evidence.</w:t>
+      </w:r>
+    </w:p>
     <w:sectPr>
       <w:pgSz w:w="12240" w:h="15840"/>
       <w:pgMar w:top="936" w:right="1008" w:bottom="936" w:left="1008" w:header="720" w:footer="720" w:gutter="0"/>

--- a/downloads/teacher/ai-1-week-13.docx
+++ b/downloads/teacher/ai-1-week-13.docx
@@ -3458,6 +3458,39 @@
         <w:t>Use the weekly teacher answer for topic-specific reasoning. A saved progress tick is an activity record; judge mastery from the learner’s explanation and evidence.</w:t>
       </w:r>
     </w:p>
+    <w:p>
+      <w:pPr>
+        <w:pStyle w:val="Heading1"/>
+      </w:pPr>
+      <w:r>
+        <w:t>08. Use feedback, labs and repair paths</w:t>
+      </w:r>
+    </w:p>
+    <w:p>
+      <w:r>
+        <w:t>Use the two formative questions as supported practice, not as independent mastery scores. Discuss the deciding evidence rather than accepting a guessed selection.</w:t>
+      </w:r>
+    </w:p>
+    <w:p>
+      <w:r>
+        <w:t>The feedback comes from the reviewed public worked case. Do not reveal the separately reserved independent teacher answer until the learner has attempted that case.</w:t>
+      </w:r>
+    </w:p>
+    <w:p>
+      <w:r>
+        <w:t>Ask students to predict before running code. Preserve errors and actual outputs; collect a changed test and an explanation. The branch-boundary and indexing lessons deliberately include failure cases.</w:t>
+      </w:r>
+    </w:p>
+    <w:p>
+      <w:r>
+        <w:t>Use the earlier worked-explanation links to address a specific missing building block, then return to the current question. Adapt this suggestion after observing the learner; it is not an automatic diagnosis.</w:t>
+      </w:r>
+    </w:p>
+    <w:p>
+      <w:r>
+        <w:t>Collect the completed-work portfolio as evidence. Record support separately from correctness, and assess explanation, trace/test and limitations. Progress ticks and quiz selections alone do not establish mastery.</w:t>
+      </w:r>
+    </w:p>
     <w:sectPr>
       <w:pgSz w:w="12240" w:h="15840"/>
       <w:pgMar w:top="936" w:right="1008" w:bottom="936" w:left="1008" w:header="720" w:footer="720" w:gutter="0"/>

--- a/downloads/teacher/ai-1-week-13.docx
+++ b/downloads/teacher/ai-1-week-13.docx
@@ -29,6 +29,11 @@
       </w:r>
     </w:p>
     <w:p>
+      <w:r>
+        <w:t>Prepare Learning from Examples: check the target, prerequisites, resources and adaptable teaching schedule.</w:t>
+      </w:r>
+    </w:p>
+    <w:p>
       <w:pPr>
         <w:pStyle w:val="Heading3"/>
       </w:pPr>
@@ -37,8 +42,26 @@
       </w:r>
     </w:p>
     <w:p>
-      <w:r>
-        <w:t>Primary target: Fit a threshold by tracing predictions and counting disagreements for every candidate</w:t>
+      <w:pPr>
+        <w:spacing w:line="336" w:lineRule="auto" w:after="180"/>
+      </w:pPr>
+      <w:r>
+        <w:rPr>
+          <w:b w:val="0"/>
+        </w:rPr>
+        <w:t xml:space="preserve">Primary target: Fit a threshold by tracing </w:t>
+      </w:r>
+      <w:r>
+        <w:rPr>
+          <w:b/>
+        </w:rPr>
+        <w:t>prediction</w:t>
+      </w:r>
+      <w:r>
+        <w:rPr>
+          <w:b w:val="0"/>
+        </w:rPr>
+        <w:t>s and counting disagreements for every candidate</w:t>
       </w:r>
     </w:p>
     <w:tbl>
@@ -185,8 +208,37 @@
       </w:tr>
     </w:tbl>
     <w:p>
-      <w:r>
-        <w:t>This is a starting allocation of 135 minutes, not a validated duration. Preserve all named topics. Schedule extra time for connected examples, the full investigation, independent cases and project building. Repeated copies of a case share one recorded attempt; they are not new evidence.</w:t>
+      <w:pPr>
+        <w:spacing w:line="336" w:lineRule="auto" w:after="180"/>
+      </w:pPr>
+      <w:r>
+        <w:rPr>
+          <w:b w:val="0"/>
+        </w:rPr>
+        <w:t>This is a starting allocation of 135 minutes, not a validated duration. Preserve all named topics. Schedule extra time for connected examples, the full investigation, independent cases and project building.</w:t>
+      </w:r>
+    </w:p>
+    <w:p>
+      <w:pPr>
+        <w:spacing w:line="336" w:lineRule="auto" w:after="180"/>
+      </w:pPr>
+      <w:r>
+        <w:rPr>
+          <w:b w:val="0"/>
+        </w:rPr>
+        <w:t xml:space="preserve">Repeated copies of a case share one recorded attempt; they are not new </w:t>
+      </w:r>
+      <w:r>
+        <w:rPr>
+          <w:b/>
+        </w:rPr>
+        <w:t>evidence</w:t>
+      </w:r>
+      <w:r>
+        <w:rPr>
+          <w:b w:val="0"/>
+        </w:rPr>
+        <w:t>.</w:t>
       </w:r>
     </w:p>
     <w:p>
@@ -206,18 +258,59 @@
       </w:r>
     </w:p>
     <w:p>
-      <w:r>
+      <w:pPr>
+        <w:spacing w:line="336" w:lineRule="auto" w:after="180"/>
+      </w:pPr>
+      <w:r>
+        <w:rPr>
+          <w:b w:val="0"/>
+        </w:rPr>
         <w:t>Without opening the old lesson, explain one key idea from Debug the Cause. Give an example and a mistake that the idea helps you avoid.</w:t>
       </w:r>
     </w:p>
     <w:p>
-      <w:r>
+      <w:pPr>
+        <w:spacing w:line="336" w:lineRule="auto" w:after="180"/>
+      </w:pPr>
+      <w:r>
+        <w:rPr>
+          <w:b w:val="0"/>
+        </w:rPr>
         <w:t>Look for: Compare expected and observed traces to locate the first difference</w:t>
       </w:r>
     </w:p>
     <w:p>
-      <w:r>
-        <w:t>Reference example, not the only acceptable wording: Expected trace: 3, 5, 10, 9. First difference is the doubling checkpoint: 10 expected versus 8 observed. The later 8 minus 1 equals 7, so the observed subtraction is consistent with its input. Investigate the earlier step before claiming another fault.</w:t>
+      <w:pPr>
+        <w:spacing w:line="336" w:lineRule="auto" w:after="180"/>
+      </w:pPr>
+      <w:r>
+        <w:rPr>
+          <w:b w:val="0"/>
+        </w:rPr>
+        <w:t>Reference example, not the only acceptable wording: Expected trace: 3, 5, 10, 9. First difference is the doubling checkpoint: 10 expected versus 8 observed.</w:t>
+      </w:r>
+    </w:p>
+    <w:p>
+      <w:pPr>
+        <w:spacing w:line="336" w:lineRule="auto" w:after="180"/>
+      </w:pPr>
+      <w:r>
+        <w:rPr>
+          <w:b w:val="0"/>
+        </w:rPr>
+        <w:t xml:space="preserve">The later 8 minus 1 equals 7, so the observed subtraction is consistent with its </w:t>
+      </w:r>
+      <w:r>
+        <w:rPr>
+          <w:b/>
+        </w:rPr>
+        <w:t>input</w:t>
+      </w:r>
+      <w:r>
+        <w:rPr>
+          <w:b w:val="0"/>
+        </w:rPr>
+        <w:t>. Investigate the earlier step before claiming another fault.</w:t>
       </w:r>
     </w:p>
     <w:p>
@@ -229,18 +322,47 @@
       </w:r>
     </w:p>
     <w:p>
-      <w:r>
+      <w:pPr>
+        <w:spacing w:line="336" w:lineRule="auto" w:after="180"/>
+      </w:pPr>
+      <w:r>
+        <w:rPr>
+          <w:b w:val="0"/>
+        </w:rPr>
         <w:t>Without opening the old lesson, explain one key idea from If/Then Decisions. Give an example and a mistake that the idea helps you avoid.</w:t>
       </w:r>
     </w:p>
     <w:p>
-      <w:r>
+      <w:pPr>
+        <w:spacing w:line="336" w:lineRule="auto" w:after="180"/>
+      </w:pPr>
+      <w:r>
+        <w:rPr>
+          <w:b w:val="0"/>
+        </w:rPr>
         <w:t>Look for: Evaluate a condition using the current state and trace only the selected branch</w:t>
       </w:r>
     </w:p>
     <w:p>
-      <w:r>
-        <w:t>Reference example, not the only acceptable wording: Start 2: after adding 2 score is 4; at least 6 is false; add 4 and report 8. Start 5: after adding 2 score is 7; at least 6 is true; subtract 3 and report 4. Each run starts fresh and executes only its selected branch.</w:t>
+      <w:pPr>
+        <w:spacing w:line="336" w:lineRule="auto" w:after="180"/>
+      </w:pPr>
+      <w:r>
+        <w:rPr>
+          <w:b w:val="0"/>
+        </w:rPr>
+        <w:t>Reference example, not the only acceptable wording: Start 2: after adding 2 score is 4; at least 6 is false; add 4 and report 8. Start 5: after adding 2 score is 7; at least 6 is true; subtract 3 and report 4.</w:t>
+      </w:r>
+    </w:p>
+    <w:p>
+      <w:pPr>
+        <w:spacing w:line="336" w:lineRule="auto" w:after="180"/>
+      </w:pPr>
+      <w:r>
+        <w:rPr>
+          <w:b w:val="0"/>
+        </w:rPr>
+        <w:t>Each run starts fresh and executes only its selected branch.</w:t>
       </w:r>
     </w:p>
     <w:p>
@@ -252,22 +374,69 @@
       </w:r>
     </w:p>
     <w:p>
-      <w:r>
+      <w:pPr>
+        <w:spacing w:line="336" w:lineRule="auto" w:after="180"/>
+      </w:pPr>
+      <w:r>
+        <w:rPr>
+          <w:b w:val="0"/>
+        </w:rPr>
         <w:t>Without opening the old lesson, explain one key idea from Categories and Labels. Give an example and a mistake that the idea helps you avoid.</w:t>
       </w:r>
     </w:p>
     <w:p>
-      <w:r>
-        <w:t>Look for: Apply a category definition using explicit evidence and boundary rules</w:t>
-      </w:r>
-    </w:p>
-    <w:p>
-      <w:r>
-        <w:t>Reference example, not the only acceptable wording: In order: ready because both known fields pass; revise because 31 exceeds 30; review because the known day passes but the room is unknown; revise because the known day failure has priority over the unknown room. Equality at 30 is accepted.</w:t>
-      </w:r>
-    </w:p>
-    <w:p>
-      <w:r>
+      <w:pPr>
+        <w:spacing w:line="336" w:lineRule="auto" w:after="180"/>
+      </w:pPr>
+      <w:r>
+        <w:rPr>
+          <w:b w:val="0"/>
+        </w:rPr>
+        <w:t xml:space="preserve">Look for: Apply a category definition using explicit </w:t>
+      </w:r>
+      <w:r>
+        <w:rPr>
+          <w:b/>
+        </w:rPr>
+        <w:t>evidence</w:t>
+      </w:r>
+      <w:r>
+        <w:rPr>
+          <w:b w:val="0"/>
+        </w:rPr>
+        <w:t xml:space="preserve"> and boundary rules</w:t>
+      </w:r>
+    </w:p>
+    <w:p>
+      <w:pPr>
+        <w:spacing w:line="336" w:lineRule="auto" w:after="180"/>
+      </w:pPr>
+      <w:r>
+        <w:rPr>
+          <w:b w:val="0"/>
+        </w:rPr>
+        <w:t>Reference example, not the only acceptable wording: In order: ready because both known fields pass; revise because 31 exceeds 30; review because the known day passes but the room is unknown; revise because the known day failure has priority over the unknown room.</w:t>
+      </w:r>
+    </w:p>
+    <w:p>
+      <w:pPr>
+        <w:spacing w:line="336" w:lineRule="auto" w:after="180"/>
+      </w:pPr>
+      <w:r>
+        <w:rPr>
+          <w:b w:val="0"/>
+        </w:rPr>
+        <w:t>Equality at 30 is accepted.</w:t>
+      </w:r>
+    </w:p>
+    <w:p>
+      <w:pPr>
+        <w:spacing w:line="336" w:lineRule="auto" w:after="180"/>
+      </w:pPr>
+      <w:r>
+        <w:rPr>
+          <w:b w:val="0"/>
+        </w:rPr>
         <w:t>Use the student module and workbook section with this exact week title. The worked case, independent question and answers below form one aligned lesson sequence.</w:t>
       </w:r>
     </w:p>
@@ -280,8 +449,43 @@
       </w:r>
     </w:p>
     <w:p>
-      <w:r>
-        <w:t>Training cards show lengths 2,3 labelled S and 7,8 labelled L. Two proposed rules are 'L at 5 or above' and 'L at 7 or above'. Both fit training. Choose one new labelled card length that would distinguish them and explain what remains unknown.</w:t>
+      <w:pPr>
+        <w:spacing w:line="336" w:lineRule="auto" w:after="180"/>
+      </w:pPr>
+      <w:r>
+        <w:rPr>
+          <w:b/>
+        </w:rPr>
+        <w:t>Training</w:t>
+      </w:r>
+      <w:r>
+        <w:rPr>
+          <w:b w:val="0"/>
+        </w:rPr>
+        <w:t xml:space="preserve"> cards show lengths 2,3 labelled S and 7,8 labelled L. Two proposed rules are 'L at 5 or above' and 'L at 7 or above'. Both fit </w:t>
+      </w:r>
+      <w:r>
+        <w:rPr>
+          <w:b/>
+        </w:rPr>
+        <w:t>training</w:t>
+      </w:r>
+      <w:r>
+        <w:rPr>
+          <w:b w:val="0"/>
+        </w:rPr>
+        <w:t>.</w:t>
+      </w:r>
+    </w:p>
+    <w:p>
+      <w:pPr>
+        <w:spacing w:line="336" w:lineRule="auto" w:after="180"/>
+      </w:pPr>
+      <w:r>
+        <w:rPr>
+          <w:b w:val="0"/>
+        </w:rPr>
+        <w:t>Choose one new labelled card length that would distinguish them and explain what remains unknown.</w:t>
       </w:r>
     </w:p>
     <w:p>
@@ -293,8 +497,32 @@
       </w:r>
     </w:p>
     <w:p>
-      <w:r>
-        <w:t>Training examples influence how a model handles later inputs.</w:t>
+      <w:pPr>
+        <w:spacing w:line="336" w:lineRule="auto" w:after="180"/>
+      </w:pPr>
+      <w:r>
+        <w:rPr>
+          <w:b/>
+        </w:rPr>
+        <w:t>Training example</w:t>
+      </w:r>
+      <w:r>
+        <w:rPr>
+          <w:b w:val="0"/>
+        </w:rPr>
+        <w:t xml:space="preserve">s influence how a model handles later </w:t>
+      </w:r>
+      <w:r>
+        <w:rPr>
+          <w:b/>
+        </w:rPr>
+        <w:t>input</w:t>
+      </w:r>
+      <w:r>
+        <w:rPr>
+          <w:b w:val="0"/>
+        </w:rPr>
+        <w:t>s.</w:t>
       </w:r>
     </w:p>
     <w:tbl>
@@ -430,12 +658,38 @@
       </w:r>
     </w:p>
     <w:p>
-      <w:r>
+      <w:pPr>
+        <w:spacing w:line="336" w:lineRule="auto" w:after="180"/>
+      </w:pPr>
+      <w:r>
+        <w:rPr>
+          <w:b w:val="0"/>
+        </w:rPr>
         <w:t>Use the supplied scenario, student illustrations and blank paper. For numeric work, offer counters or a calculator after learners show the setup. Fictional records are supplied; personal data and paid accounts are unnecessary.</w:t>
       </w:r>
     </w:p>
     <w:p>
-      <w:r>
+      <w:pPr>
+        <w:pStyle w:val="Heading3"/>
+      </w:pPr>
+      <w:r>
+        <w:t>Alternative compact allocation</w:t>
+      </w:r>
+    </w:p>
+    <w:p>
+      <w:r>
+        <w:t>This compact option is not the full-week schedule. Use the main teaching cycle and allow extra sessions for the investigation, independent work and project.</w:t>
+      </w:r>
+    </w:p>
+    <w:p>
+      <w:pPr>
+        <w:spacing w:line="336" w:lineRule="auto" w:after="180"/>
+        <w:shd w:fill="F1F6F8"/>
+      </w:pPr>
+      <w:r>
+        <w:rPr>
+          <w:b w:val="0"/>
+        </w:rPr>
         <w:t>Allow 80 minutes: recall 8; explanation 12; worked demonstration 15; guided practice 20; independent assessment 15; project and reflection 10. Extend the lab into a second session when needed.</w:t>
       </w:r>
     </w:p>
@@ -448,8 +702,49 @@
       </w:r>
     </w:p>
     <w:p>
-      <w:r>
-        <w:t>Extend Week 4 from a small candidate comparison to an explicit fitting algorithm, recorded tie handling and a changed fitting set. Use the same examples for every candidate and reset counts. The chart deliberately includes zero errors and a tie. Do not present the supplied classroom labels as natural truth or the selected threshold as a discovered universal law.</w:t>
+      <w:pPr>
+        <w:spacing w:line="336" w:lineRule="auto" w:after="180"/>
+      </w:pPr>
+      <w:r>
+        <w:rPr>
+          <w:b w:val="0"/>
+        </w:rPr>
+        <w:t xml:space="preserve">Extend Week 4 from a small candidate comparison to an explicit </w:t>
+      </w:r>
+      <w:r>
+        <w:rPr>
+          <w:b/>
+        </w:rPr>
+        <w:t>fitting</w:t>
+      </w:r>
+      <w:r>
+        <w:rPr>
+          <w:b w:val="0"/>
+        </w:rPr>
+        <w:t xml:space="preserve"> algorithm, recorded tie handling and a changed </w:t>
+      </w:r>
+      <w:r>
+        <w:rPr>
+          <w:b/>
+        </w:rPr>
+        <w:t>fitting set</w:t>
+      </w:r>
+      <w:r>
+        <w:rPr>
+          <w:b w:val="0"/>
+        </w:rPr>
+        <w:t>. Use the same examples for every candidate and reset counts.</w:t>
+      </w:r>
+    </w:p>
+    <w:p>
+      <w:pPr>
+        <w:spacing w:line="336" w:lineRule="auto" w:after="180"/>
+      </w:pPr>
+      <w:r>
+        <w:rPr>
+          <w:b w:val="0"/>
+        </w:rPr>
+        <w:t>The chart deliberately includes zero errors and a tie. Do not present the supplied classroom labels as natural truth or the selected threshold as a discovered universal law.</w:t>
       </w:r>
     </w:p>
     <w:p>
@@ -461,22 +756,58 @@
       </w:r>
     </w:p>
     <w:p>
-      <w:r>
-        <w:t>Predictions are short, tall and tall. At 5 the at least rule includes equality; an accidental greater than rule would instead predict short.</w:t>
-      </w:r>
-    </w:p>
-    <w:p>
-      <w:r>
+      <w:pPr>
+        <w:spacing w:line="336" w:lineRule="auto" w:after="180"/>
+      </w:pPr>
+      <w:r>
+        <w:rPr>
+          <w:b/>
+        </w:rPr>
+        <w:t>Prediction</w:t>
+      </w:r>
+      <w:r>
+        <w:rPr>
+          <w:b w:val="0"/>
+        </w:rPr>
+        <w:t>s are short, tall and tall. At 5 the at least rule includes equality; an accidental greater than rule would instead predict short.</w:t>
+      </w:r>
+    </w:p>
+    <w:p>
+      <w:pPr>
+        <w:spacing w:line="336" w:lineRule="auto" w:after="180"/>
+      </w:pPr>
+      <w:r>
+        <w:rPr>
+          <w:b w:val="0"/>
+        </w:rPr>
         <w:t>Four tower cards showing height on the front and supplied label on the back</w:t>
       </w:r>
     </w:p>
     <w:p>
-      <w:r>
-        <w:t>Candidate cards 3, 5, 6 and 7, a separate tally for each, and the smaller-threshold tie rule</w:t>
-      </w:r>
-    </w:p>
-    <w:p>
-      <w:r>
+      <w:pPr>
+        <w:spacing w:line="336" w:lineRule="auto" w:after="180"/>
+      </w:pPr>
+      <w:r>
+        <w:rPr>
+          <w:b w:val="0"/>
+        </w:rPr>
+        <w:t xml:space="preserve">Candidate cards 3, 5, 6 and 7, a separate tally for each, and the smaller-threshold </w:t>
+      </w:r>
+      <w:r>
+        <w:rPr>
+          <w:b/>
+        </w:rPr>
+        <w:t>tie rule</w:t>
+      </w:r>
+    </w:p>
+    <w:p>
+      <w:pPr>
+        <w:spacing w:line="336" w:lineRule="auto" w:after="180"/>
+      </w:pPr>
+      <w:r>
+        <w:rPr>
+          <w:b w:val="0"/>
+        </w:rPr>
         <w:t>An additional 5 cm short card, the independent distance examples and two conflicting 6 cm records</w:t>
       </w:r>
     </w:p>
@@ -489,12 +820,48 @@
       </w:r>
     </w:p>
     <w:p>
-      <w:r>
-        <w:t>By the end, I can compare candidate models, resolve a tie explicitly and separate fit from prediction.</w:t>
-      </w:r>
-    </w:p>
-    <w:p>
-      <w:r>
+      <w:pPr>
+        <w:spacing w:line="336" w:lineRule="auto" w:after="180"/>
+      </w:pPr>
+      <w:r>
+        <w:rPr>
+          <w:b w:val="0"/>
+        </w:rPr>
+        <w:t xml:space="preserve">By the end, I can compare </w:t>
+      </w:r>
+      <w:r>
+        <w:rPr>
+          <w:b/>
+        </w:rPr>
+        <w:t>candidate model</w:t>
+      </w:r>
+      <w:r>
+        <w:rPr>
+          <w:b w:val="0"/>
+        </w:rPr>
+        <w:t xml:space="preserve">s, resolve a tie explicitly and separate fit from </w:t>
+      </w:r>
+      <w:r>
+        <w:rPr>
+          <w:b/>
+        </w:rPr>
+        <w:t>prediction</w:t>
+      </w:r>
+      <w:r>
+        <w:rPr>
+          <w:b w:val="0"/>
+        </w:rPr>
+        <w:t>.</w:t>
+      </w:r>
+    </w:p>
+    <w:p>
+      <w:pPr>
+        <w:spacing w:line="336" w:lineRule="auto" w:after="180"/>
+      </w:pPr>
+      <w:r>
+        <w:rPr>
+          <w:b w:val="0"/>
+        </w:rPr>
         <w:t>This added worked case illustrates the week’s main idea. Retain all original and connected topics; schedule its practice within the teaching cycle.</w:t>
       </w:r>
     </w:p>
@@ -507,86 +874,447 @@
       </w:r>
     </w:p>
     <w:p>
+      <w:r>
+        <w:t>Model Learning from Examples using the supplied case, labelled mechanism and reasoning. Make the scope of each conclusion explicit.</w:t>
+      </w:r>
+    </w:p>
+    <w:p>
+      <w:pPr>
+        <w:spacing w:line="336" w:lineRule="auto" w:after="180"/>
+      </w:pPr>
+      <w:r>
+        <w:rPr>
+          <w:b w:val="0"/>
+        </w:rPr>
+        <w:t>Follow the information instead of imagining magic inside the machine.</w:t>
+      </w:r>
+    </w:p>
+    <w:p>
       <w:pPr>
         <w:pStyle w:val="Heading3"/>
       </w:pPr>
       <w:r>
-        <w:t>Explain the mechanism</w:t>
-      </w:r>
-    </w:p>
-    <w:p>
-      <w:r>
-        <w:t>Follow the information instead of imagining magic inside the machine.</w:t>
-      </w:r>
-    </w:p>
-    <w:p>
-      <w:r>
-        <w:t>INPUT labeled example cards</w:t>
-      </w:r>
-    </w:p>
-    <w:p>
-      <w:r>
-        <w:t>PROCESS adjust a decision pattern from recurring clues</w:t>
-      </w:r>
-    </w:p>
-    <w:p>
-      <w:r>
-        <w:t>OUTPUT prediction for a new card</w:t>
-      </w:r>
-    </w:p>
-    <w:p>
-      <w:r>
-        <w:t>CORE IDEA Training examples influence how a model handles later inputs.</w:t>
-      </w:r>
-    </w:p>
-    <w:p>
-      <w:r>
-        <w:t>UNDER THE HOOD Supervised learning uses labeled examples to fit a mapping from represented inputs to outputs. The model does not store a human rule automatically; its fitted behavior reflects correlations, coverage, labels, and optimization choices.</w:t>
-      </w:r>
-    </w:p>
-    <w:p>
-      <w:r>
+        <w:t>1. Input — information entering</w:t>
+      </w:r>
+    </w:p>
+    <w:p>
+      <w:pPr>
+        <w:spacing w:line="336" w:lineRule="auto" w:after="180"/>
+        <w:shd w:fill="F4F9FC"/>
+      </w:pPr>
+      <w:r>
+        <w:rPr>
+          <w:b/>
+        </w:rPr>
+        <w:t>INPUT</w:t>
+      </w:r>
+      <w:r>
+        <w:rPr>
+          <w:b w:val="0"/>
+        </w:rPr>
+        <w:t xml:space="preserve"> labeled example cards</w:t>
+      </w:r>
+    </w:p>
+    <w:p>
+      <w:pPr>
+        <w:pStyle w:val="Heading3"/>
+      </w:pPr>
+      <w:r>
+        <w:t>2. Process — the deciding step</w:t>
+      </w:r>
+    </w:p>
+    <w:p>
+      <w:pPr>
+        <w:spacing w:line="336" w:lineRule="auto" w:after="180"/>
+        <w:shd w:fill="F4F9FC"/>
+      </w:pPr>
+      <w:r>
+        <w:rPr>
+          <w:b/>
+        </w:rPr>
+        <w:t>PROCESS</w:t>
+      </w:r>
+      <w:r>
+        <w:rPr>
+          <w:b w:val="0"/>
+        </w:rPr>
+        <w:t xml:space="preserve"> adjust a decision </w:t>
+      </w:r>
+      <w:r>
+        <w:rPr>
+          <w:b/>
+        </w:rPr>
+        <w:t>pattern</w:t>
+      </w:r>
+      <w:r>
+        <w:rPr>
+          <w:b w:val="0"/>
+        </w:rPr>
+        <w:t xml:space="preserve"> from recurring clues</w:t>
+      </w:r>
+    </w:p>
+    <w:p>
+      <w:pPr>
+        <w:pStyle w:val="Heading3"/>
+      </w:pPr>
+      <w:r>
+        <w:t>3. Output — the result</w:t>
+      </w:r>
+    </w:p>
+    <w:p>
+      <w:pPr>
+        <w:spacing w:line="336" w:lineRule="auto" w:after="180"/>
+        <w:shd w:fill="F4F9FC"/>
+      </w:pPr>
+      <w:r>
+        <w:rPr>
+          <w:b/>
+        </w:rPr>
+        <w:t>OUTPUT</w:t>
+      </w:r>
+      <w:r>
+        <w:rPr>
+          <w:b w:val="0"/>
+        </w:rPr>
+        <w:t xml:space="preserve"> </w:t>
+      </w:r>
+      <w:r>
+        <w:rPr>
+          <w:b/>
+        </w:rPr>
+        <w:t>prediction</w:t>
+      </w:r>
+      <w:r>
+        <w:rPr>
+          <w:b w:val="0"/>
+        </w:rPr>
+        <w:t xml:space="preserve"> for a new card</w:t>
+      </w:r>
+    </w:p>
+    <w:p>
+      <w:pPr>
+        <w:pStyle w:val="Heading3"/>
+      </w:pPr>
+      <w:r>
+        <w:t>Key idea</w:t>
+      </w:r>
+    </w:p>
+    <w:p>
+      <w:pPr>
+        <w:spacing w:line="336" w:lineRule="auto" w:after="180"/>
+        <w:shd w:fill="EDF7F3"/>
+      </w:pPr>
+      <w:r>
+        <w:rPr>
+          <w:b w:val="0"/>
+        </w:rPr>
+        <w:t xml:space="preserve">CORE IDEA </w:t>
+      </w:r>
+      <w:r>
+        <w:rPr>
+          <w:b/>
+        </w:rPr>
+        <w:t>Training example</w:t>
+      </w:r>
+      <w:r>
+        <w:rPr>
+          <w:b w:val="0"/>
+        </w:rPr>
+        <w:t xml:space="preserve">s influence how a model handles later </w:t>
+      </w:r>
+      <w:r>
+        <w:rPr>
+          <w:b/>
+        </w:rPr>
+        <w:t>input</w:t>
+      </w:r>
+      <w:r>
+        <w:rPr>
+          <w:b w:val="0"/>
+        </w:rPr>
+        <w:t>s.</w:t>
+      </w:r>
+    </w:p>
+    <w:p>
+      <w:pPr>
+        <w:pStyle w:val="Heading3"/>
+      </w:pPr>
+      <w:r>
+        <w:t>How the mechanism works</w:t>
+      </w:r>
+    </w:p>
+    <w:p>
+      <w:pPr>
+        <w:spacing w:line="336" w:lineRule="auto" w:after="180"/>
+        <w:shd w:fill="F1F6F8"/>
+      </w:pPr>
+      <w:r>
+        <w:rPr>
+          <w:b w:val="0"/>
+        </w:rPr>
+        <w:t xml:space="preserve">UNDER THE HOOD Supervised learning uses labeled examples to fit a mapping from represented </w:t>
+      </w:r>
+      <w:r>
+        <w:rPr>
+          <w:b/>
+        </w:rPr>
+        <w:t>input</w:t>
+      </w:r>
+      <w:r>
+        <w:rPr>
+          <w:b w:val="0"/>
+        </w:rPr>
+        <w:t xml:space="preserve">s to </w:t>
+      </w:r>
+      <w:r>
+        <w:rPr>
+          <w:b/>
+        </w:rPr>
+        <w:t>output</w:t>
+      </w:r>
+      <w:r>
+        <w:rPr>
+          <w:b w:val="0"/>
+        </w:rPr>
+        <w:t>s.</w:t>
+      </w:r>
+    </w:p>
+    <w:p>
+      <w:pPr>
+        <w:spacing w:line="336" w:lineRule="auto" w:after="180"/>
+        <w:shd w:fill="F1F6F8"/>
+      </w:pPr>
+      <w:r>
+        <w:rPr>
+          <w:b w:val="0"/>
+        </w:rPr>
+        <w:t>The model does not store a human rule automatically; its fitted behavior reflects correlations, coverage, labels, and optimization choices.</w:t>
+      </w:r>
+    </w:p>
+    <w:p>
+      <w:pPr>
+        <w:spacing w:line="336" w:lineRule="auto" w:after="180"/>
+      </w:pPr>
+      <w:r>
+        <w:rPr>
+          <w:b w:val="0"/>
+        </w:rPr>
         <w:t>Draw a fresh example with all three stages:</w:t>
       </w:r>
     </w:p>
     <w:p>
-      <w:r>
-        <w:t>Every step connects a claim to observable evidence.</w:t>
-      </w:r>
-    </w:p>
-    <w:p>
-      <w:r>
+      <w:pPr>
+        <w:spacing w:line="336" w:lineRule="auto" w:after="180"/>
+      </w:pPr>
+      <w:r>
+        <w:rPr>
+          <w:b w:val="0"/>
+        </w:rPr>
+        <w:t xml:space="preserve">Every step connects a claim to observable </w:t>
+      </w:r>
+      <w:r>
+        <w:rPr>
+          <w:b/>
+        </w:rPr>
+        <w:t>evidence</w:t>
+      </w:r>
+      <w:r>
+        <w:rPr>
+          <w:b w:val="0"/>
+        </w:rPr>
+        <w:t>.</w:t>
+      </w:r>
+    </w:p>
+    <w:p>
+      <w:pPr>
+        <w:pStyle w:val="Heading3"/>
+      </w:pPr>
+      <w:r>
+        <w:t>The case to investigate</w:t>
+      </w:r>
+    </w:p>
+    <w:p>
+      <w:pPr>
+        <w:spacing w:line="336" w:lineRule="auto" w:after="180"/>
+        <w:shd w:fill="F1F6FC"/>
+      </w:pPr>
+      <w:r>
+        <w:rPr>
+          <w:b w:val="0"/>
+        </w:rPr>
         <w:t>CASE A learner shown mostly striped triangles may wrongly treat stripes as the important clue for the triangle label.</w:t>
       </w:r>
     </w:p>
     <w:p>
-      <w:r>
+      <w:pPr>
+        <w:pStyle w:val="Heading3"/>
+      </w:pPr>
+      <w:r>
+        <w:t>Step 1</w:t>
+      </w:r>
+    </w:p>
+    <w:p>
+      <w:pPr>
+        <w:spacing w:line="336" w:lineRule="auto" w:after="180"/>
+        <w:shd w:fill="F4F9FC"/>
+      </w:pPr>
+      <w:r>
+        <w:rPr>
+          <w:b w:val="0"/>
+        </w:rPr>
         <w:t>STEP 1 — OBSERVE labeled example cards</w:t>
       </w:r>
     </w:p>
     <w:p>
-      <w:r>
-        <w:t>STEP 2 — TRACE adjust a decision pattern from recurring clues</w:t>
-      </w:r>
-    </w:p>
-    <w:p>
-      <w:r>
-        <w:t>STEP 3 — CONCLUDE prediction for a new card</w:t>
-      </w:r>
-    </w:p>
-    <w:p>
-      <w:r>
-        <w:t>MODEL REASONING Early examples may support several rules. New examples eliminate some possibilities and may change the decision boundary. Record each revision as evidence that training data shapes later behavior.</w:t>
-      </w:r>
-    </w:p>
-    <w:p>
-      <w:r>
+      <w:pPr>
+        <w:pStyle w:val="Heading3"/>
+      </w:pPr>
+      <w:r>
+        <w:t>Step 2</w:t>
+      </w:r>
+    </w:p>
+    <w:p>
+      <w:pPr>
+        <w:spacing w:line="336" w:lineRule="auto" w:after="180"/>
+        <w:shd w:fill="F4F9FC"/>
+      </w:pPr>
+      <w:r>
+        <w:rPr>
+          <w:b w:val="0"/>
+        </w:rPr>
+        <w:t xml:space="preserve">STEP 2 — TRACE adjust a decision </w:t>
+      </w:r>
+      <w:r>
+        <w:rPr>
+          <w:b/>
+        </w:rPr>
+        <w:t>pattern</w:t>
+      </w:r>
+      <w:r>
+        <w:rPr>
+          <w:b w:val="0"/>
+        </w:rPr>
+        <w:t xml:space="preserve"> from recurring clues</w:t>
+      </w:r>
+    </w:p>
+    <w:p>
+      <w:pPr>
+        <w:pStyle w:val="Heading3"/>
+      </w:pPr>
+      <w:r>
+        <w:t>Step 3</w:t>
+      </w:r>
+    </w:p>
+    <w:p>
+      <w:pPr>
+        <w:spacing w:line="336" w:lineRule="auto" w:after="180"/>
+        <w:shd w:fill="F4F9FC"/>
+      </w:pPr>
+      <w:r>
+        <w:rPr>
+          <w:b w:val="0"/>
+        </w:rPr>
+        <w:t xml:space="preserve">STEP 3 — CONCLUDE </w:t>
+      </w:r>
+      <w:r>
+        <w:rPr>
+          <w:b/>
+        </w:rPr>
+        <w:t>prediction</w:t>
+      </w:r>
+      <w:r>
+        <w:rPr>
+          <w:b w:val="0"/>
+        </w:rPr>
+        <w:t xml:space="preserve"> for a new card</w:t>
+      </w:r>
+    </w:p>
+    <w:p>
+      <w:pPr>
+        <w:pStyle w:val="Heading3"/>
+      </w:pPr>
+      <w:r>
+        <w:t>Model answer</w:t>
+      </w:r>
+    </w:p>
+    <w:p>
+      <w:pPr>
+        <w:spacing w:line="336" w:lineRule="auto" w:after="180"/>
+        <w:shd w:fill="F1F6FC"/>
+      </w:pPr>
+      <w:r>
+        <w:rPr>
+          <w:b w:val="0"/>
+        </w:rPr>
+        <w:t xml:space="preserve">MODEL REASONING Early examples may support several rules. New examples eliminate some possibilities and may change the decision boundary. Record each revision as </w:t>
+      </w:r>
+      <w:r>
+        <w:rPr>
+          <w:b/>
+        </w:rPr>
+        <w:t>evidence</w:t>
+      </w:r>
+      <w:r>
+        <w:rPr>
+          <w:b w:val="0"/>
+        </w:rPr>
+        <w:t xml:space="preserve"> that </w:t>
+      </w:r>
+      <w:r>
+        <w:rPr>
+          <w:b/>
+        </w:rPr>
+        <w:t>training</w:t>
+      </w:r>
+      <w:r>
+        <w:rPr>
+          <w:b w:val="0"/>
+        </w:rPr>
+        <w:t xml:space="preserve"> data shapes later behavior.</w:t>
+      </w:r>
+    </w:p>
+    <w:p>
+      <w:pPr>
+        <w:pStyle w:val="Heading3"/>
+      </w:pPr>
+      <w:r>
+        <w:t>A claim to avoid</w:t>
+      </w:r>
+    </w:p>
+    <w:p>
+      <w:pPr>
+        <w:spacing w:line="336" w:lineRule="auto" w:after="180"/>
+        <w:shd w:fill="FFF5E6"/>
+      </w:pPr>
+      <w:r>
+        <w:rPr>
+          <w:b w:val="0"/>
+        </w:rPr>
         <w:t>DO NOT OVERCLAIM Learning from examples is not the same as memorizing every example or understanding the concept like a person.</w:t>
       </w:r>
     </w:p>
     <w:p>
-      <w:r>
-        <w:t>What new evidence could change this answer?</w:t>
+      <w:pPr>
+        <w:spacing w:line="336" w:lineRule="auto" w:after="180"/>
+        <w:shd w:fill="F5F1FB"/>
+      </w:pPr>
+      <w:r>
+        <w:rPr>
+          <w:b w:val="0"/>
+        </w:rPr>
+        <w:t xml:space="preserve">What new </w:t>
+      </w:r>
+      <w:r>
+        <w:rPr>
+          <w:b/>
+        </w:rPr>
+        <w:t>evidence</w:t>
+      </w:r>
+      <w:r>
+        <w:rPr>
+          <w:b w:val="0"/>
+        </w:rPr>
+        <w:t xml:space="preserve"> could change this answer?</w:t>
       </w:r>
     </w:p>
     <w:p>
@@ -598,59 +1326,272 @@
       </w:r>
     </w:p>
     <w:p>
-      <w:r>
-        <w:t>Training examples label smooth leaves S and toothed leaves T. A new leaf is toothed.</w:t>
-      </w:r>
-    </w:p>
-    <w:p>
-      <w:r>
-        <w:t>Predict and state the evidence limit.</w:t>
-      </w:r>
-    </w:p>
-    <w:p>
       <w:pPr>
         <w:pStyle w:val="Heading3"/>
       </w:pPr>
       <w:r>
+        <w:t>The teaching case</w:t>
+      </w:r>
+    </w:p>
+    <w:p>
+      <w:pPr>
+        <w:spacing w:line="336" w:lineRule="auto" w:after="180"/>
+        <w:shd w:fill="F1F6FC"/>
+      </w:pPr>
+      <w:r>
+        <w:rPr>
+          <w:b/>
+        </w:rPr>
+        <w:t>Training example</w:t>
+      </w:r>
+      <w:r>
+        <w:rPr>
+          <w:b w:val="0"/>
+        </w:rPr>
+        <w:t>s label smooth leaves S and toothed leaves T. A new leaf is toothed.</w:t>
+      </w:r>
+    </w:p>
+    <w:p>
+      <w:pPr>
+        <w:pStyle w:val="Heading3"/>
+      </w:pPr>
+      <w:r>
+        <w:t>The teaching case</w:t>
+      </w:r>
+    </w:p>
+    <w:p>
+      <w:pPr>
+        <w:spacing w:line="336" w:lineRule="auto" w:after="180"/>
+        <w:shd w:fill="F1F6FC"/>
+      </w:pPr>
+      <w:r>
+        <w:rPr>
+          <w:b w:val="0"/>
+        </w:rPr>
+        <w:t xml:space="preserve">Predict and state the </w:t>
+      </w:r>
+      <w:r>
+        <w:rPr>
+          <w:b/>
+        </w:rPr>
+        <w:t>evidence</w:t>
+      </w:r>
+      <w:r>
+        <w:rPr>
+          <w:b w:val="0"/>
+        </w:rPr>
+        <w:t xml:space="preserve"> limit.</w:t>
+      </w:r>
+    </w:p>
+    <w:p>
+      <w:pPr>
+        <w:pStyle w:val="Heading3"/>
+      </w:pPr>
+      <w:r>
         <w:t>Exact explanation to model</w:t>
       </w:r>
     </w:p>
     <w:p>
-      <w:r>
-        <w:t>Predict T from the demonstrated edge pattern. One success does not establish broad reliability; use fresh labelled tests including ambiguous cases.</w:t>
-      </w:r>
-    </w:p>
-    <w:p>
       <w:pPr>
         <w:pStyle w:val="Heading3"/>
       </w:pPr>
       <w:r>
+        <w:t>Why the result follows</w:t>
+      </w:r>
+    </w:p>
+    <w:p>
+      <w:pPr>
+        <w:spacing w:line="336" w:lineRule="auto" w:after="180"/>
+        <w:shd w:fill="F1F6FC"/>
+      </w:pPr>
+      <w:r>
+        <w:rPr>
+          <w:b w:val="0"/>
+        </w:rPr>
+        <w:t xml:space="preserve">Predict T from the demonstrated edge </w:t>
+      </w:r>
+      <w:r>
+        <w:rPr>
+          <w:b/>
+        </w:rPr>
+        <w:t>pattern</w:t>
+      </w:r>
+      <w:r>
+        <w:rPr>
+          <w:b w:val="0"/>
+        </w:rPr>
+        <w:t>. One success does not establish broad reliability; use fresh labelled tests including ambiguous cases.</w:t>
+      </w:r>
+    </w:p>
+    <w:p>
+      <w:pPr>
+        <w:pStyle w:val="Heading3"/>
+      </w:pPr>
+      <w:r>
         <w:t>Explain the added worked example</w:t>
       </w:r>
     </w:p>
     <w:p>
-      <w:r>
-        <w:t>Four imaginary paper towers have heights 2, 4, 6 and 8 centimetres. Their supplied labels are short, short, tall and tall. These labels belong to this classroom task; they are not a universal definition of tall. We will fit a rule using height as its only input.</w:t>
-      </w:r>
-    </w:p>
-    <w:p>
-      <w:r>
-        <w:t>Every candidate predicts tall when height is at least its threshold and short otherwise. Compare thresholds 3, 5, 6 and 7 centimetres. The fitting procedure chooses the fewest disagreements with the four labels. If candidates tie, choose the smaller threshold. Write these choices before comparing results.</w:t>
-      </w:r>
-    </w:p>
-    <w:p>
-      <w:r>
-        <w:t>For each candidate, start its count at zero. For each example, predict with that candidate, compare with the supplied label, and add one only for a disagreement. After all four examples, record the count. Then move to the next candidate with a fresh count. This uses the conditions and repetition you have already traced.</w:t>
-      </w:r>
-    </w:p>
-    <w:p>
-      <w:r>
-        <w:t>Threshold 3 incorrectly calls the height 4 tower tall. Threshold 7 incorrectly calls the height 6 tower short. Thresholds 5 and 6 agree with all four supplied labels. Check each disagreement against the individual example instead of trusting a total without its trace.</w:t>
-      </w:r>
-    </w:p>
-    <w:p>
-      <w:r>
-        <w:t>The bar chart compares disagreement counts, so a shorter bar is better on this fitting set. Zero is a measured count here, not missing data. This chart says nothing yet about the error count on new towers.</w:t>
+      <w:pPr>
+        <w:spacing w:line="336" w:lineRule="auto" w:after="180"/>
+      </w:pPr>
+      <w:r>
+        <w:rPr>
+          <w:b w:val="0"/>
+        </w:rPr>
+        <w:t>Four imaginary paper towers have heights 2, 4, 6 and 8 centimetres. Their supplied labels are short, short, tall and tall. These labels belong to this classroom task; they are not a universal definition of tall.</w:t>
+      </w:r>
+    </w:p>
+    <w:p>
+      <w:pPr>
+        <w:spacing w:line="336" w:lineRule="auto" w:after="180"/>
+      </w:pPr>
+      <w:r>
+        <w:rPr>
+          <w:b w:val="0"/>
+        </w:rPr>
+        <w:t xml:space="preserve">We will fit a rule using height as its only </w:t>
+      </w:r>
+      <w:r>
+        <w:rPr>
+          <w:b/>
+        </w:rPr>
+        <w:t>input</w:t>
+      </w:r>
+      <w:r>
+        <w:rPr>
+          <w:b w:val="0"/>
+        </w:rPr>
+        <w:t>.</w:t>
+      </w:r>
+    </w:p>
+    <w:p>
+      <w:pPr>
+        <w:pStyle w:val="Heading3"/>
+      </w:pPr>
+      <w:r>
+        <w:t>Explain the added worked example · 1</w:t>
+      </w:r>
+    </w:p>
+    <w:p>
+      <w:pPr>
+        <w:spacing w:line="336" w:lineRule="auto" w:after="180"/>
+      </w:pPr>
+      <w:r>
+        <w:rPr>
+          <w:b w:val="0"/>
+        </w:rPr>
+        <w:t xml:space="preserve">Every candidate predicts tall when height is at least its threshold and short otherwise. Compare thresholds 3, 5, 6 and 7 centimetres. The </w:t>
+      </w:r>
+      <w:r>
+        <w:rPr>
+          <w:b/>
+        </w:rPr>
+        <w:t>fitting</w:t>
+      </w:r>
+      <w:r>
+        <w:rPr>
+          <w:b w:val="0"/>
+        </w:rPr>
+        <w:t xml:space="preserve"> procedure chooses the fewest disagreements with the four labels.</w:t>
+      </w:r>
+    </w:p>
+    <w:p>
+      <w:pPr>
+        <w:spacing w:line="336" w:lineRule="auto" w:after="180"/>
+      </w:pPr>
+      <w:r>
+        <w:rPr>
+          <w:b w:val="0"/>
+        </w:rPr>
+        <w:t>If candidates tie, choose the smaller threshold. Write these choices before comparing results.</w:t>
+      </w:r>
+    </w:p>
+    <w:p>
+      <w:pPr>
+        <w:pStyle w:val="Heading3"/>
+      </w:pPr>
+      <w:r>
+        <w:t>Explain the added worked example · 2</w:t>
+      </w:r>
+    </w:p>
+    <w:p>
+      <w:pPr>
+        <w:spacing w:line="336" w:lineRule="auto" w:after="180"/>
+      </w:pPr>
+      <w:r>
+        <w:rPr>
+          <w:b w:val="0"/>
+        </w:rPr>
+        <w:t>For each candidate, start its count at zero. For each example, predict with that candidate, compare with the supplied label, and add one only for a disagreement. After all four examples, record the count.</w:t>
+      </w:r>
+    </w:p>
+    <w:p>
+      <w:pPr>
+        <w:spacing w:line="336" w:lineRule="auto" w:after="180"/>
+      </w:pPr>
+      <w:r>
+        <w:rPr>
+          <w:b w:val="0"/>
+        </w:rPr>
+        <w:t>Then move to the next candidate with a fresh count. This uses the conditions and repetition you have already traced.</w:t>
+      </w:r>
+    </w:p>
+    <w:p>
+      <w:pPr>
+        <w:spacing w:line="336" w:lineRule="auto" w:after="180"/>
+      </w:pPr>
+      <w:r>
+        <w:rPr>
+          <w:b w:val="0"/>
+        </w:rPr>
+        <w:t>Threshold 3 incorrectly calls the height 4 tower tall. Threshold 7 incorrectly calls the height 6 tower short. Thresholds 5 and 6 agree with all four supplied labels.</w:t>
+      </w:r>
+    </w:p>
+    <w:p>
+      <w:pPr>
+        <w:spacing w:line="336" w:lineRule="auto" w:after="180"/>
+      </w:pPr>
+      <w:r>
+        <w:rPr>
+          <w:b w:val="0"/>
+        </w:rPr>
+        <w:t>Check each disagreement against the individual example instead of trusting a total without its trace.</w:t>
+      </w:r>
+    </w:p>
+    <w:p>
+      <w:pPr>
+        <w:spacing w:line="336" w:lineRule="auto" w:after="180"/>
+      </w:pPr>
+      <w:r>
+        <w:rPr>
+          <w:b w:val="0"/>
+        </w:rPr>
+        <w:t xml:space="preserve">The bar chart compares </w:t>
+      </w:r>
+      <w:r>
+        <w:rPr>
+          <w:b/>
+        </w:rPr>
+        <w:t>disagreement count</w:t>
+      </w:r>
+      <w:r>
+        <w:rPr>
+          <w:b w:val="0"/>
+        </w:rPr>
+        <w:t xml:space="preserve">s, so a shorter bar is better on this </w:t>
+      </w:r>
+      <w:r>
+        <w:rPr>
+          <w:b/>
+        </w:rPr>
+        <w:t>fitting set</w:t>
+      </w:r>
+      <w:r>
+        <w:rPr>
+          <w:b w:val="0"/>
+        </w:rPr>
+        <w:t>. Zero is a measured count here, not missing data. This chart says nothing yet about the error count on new towers.</w:t>
       </w:r>
     </w:p>
     <w:p>
@@ -816,8 +1757,37 @@
       </w:r>
     </w:p>
     <w:p>
-      <w:r>
-        <w:t>Use the complete worked example below before asking learners to complete W2. Reveal a small part, invite a prediction, then explain the deciding step. These teacher notes contain solutions; do not reveal the independent case answer during modelling.</w:t>
+      <w:pPr>
+        <w:spacing w:line="336" w:lineRule="auto" w:after="180"/>
+      </w:pPr>
+      <w:r>
+        <w:rPr>
+          <w:b w:val="0"/>
+        </w:rPr>
+        <w:t xml:space="preserve">Use the complete worked example below before asking learners to complete W2. Reveal a small part, invite a </w:t>
+      </w:r>
+      <w:r>
+        <w:rPr>
+          <w:b/>
+        </w:rPr>
+        <w:t>prediction</w:t>
+      </w:r>
+      <w:r>
+        <w:rPr>
+          <w:b w:val="0"/>
+        </w:rPr>
+        <w:t>, then explain the deciding step.</w:t>
+      </w:r>
+    </w:p>
+    <w:p>
+      <w:pPr>
+        <w:spacing w:line="336" w:lineRule="auto" w:after="180"/>
+      </w:pPr>
+      <w:r>
+        <w:rPr>
+          <w:b w:val="0"/>
+        </w:rPr>
+        <w:t>These teacher notes contain solutions; do not reveal the independent case answer during modelling.</w:t>
       </w:r>
     </w:p>
     <w:tbl>
@@ -835,6 +1805,38 @@
         <w:trPr>
           <w:tblHeader/>
         </w:trPr>
+        <w:tc>
+          <w:tcPr>
+            <w:tcW w:type="dxa" w:w="3408"/>
+          </w:tcPr>
+          <w:p>
+            <w:r>
+              <w:t>Height and supplied label</w:t>
+            </w:r>
+          </w:p>
+        </w:tc>
+        <w:tc>
+          <w:tcPr>
+            <w:tcW w:type="dxa" w:w="3408"/>
+          </w:tcPr>
+          <w:p>
+            <w:r>
+              <w:t>Prediction under threshold 5</w:t>
+            </w:r>
+          </w:p>
+        </w:tc>
+        <w:tc>
+          <w:tcPr>
+            <w:tcW w:type="dxa" w:w="3408"/>
+          </w:tcPr>
+          <w:p>
+            <w:r>
+              <w:t>Prediction under threshold 6</w:t>
+            </w:r>
+          </w:p>
+        </w:tc>
+      </w:tr>
+      <w:tr>
         <w:tc>
           <w:tcPr>
             <w:tcW w:type="dxa" w:w="3408"/>
@@ -996,13 +1998,127 @@
       </w:tr>
     </w:tbl>
     <w:p>
-      <w:r>
-        <w:t>The first four rows are fitting examples. The final row asks what the two tied candidates predict at a height missing from that set. Our tie rule selects 5, so the selected model predicts tall at 5. The fitting examples alone do not tell us whether that new prediction matches the task label.</w:t>
-      </w:r>
-    </w:p>
-    <w:p>
-      <w:r>
-        <w:t>A tie rule makes the selection reproducible. It does not prove that the chosen threshold is the true boundary. Record that 6 tied with 5 and that they disagree at height 5. Hiding the tie would hide a real limitation of the available evidence.</w:t>
+      <w:pPr>
+        <w:pStyle w:val="Heading3"/>
+      </w:pPr>
+      <w:r>
+        <w:t>Model the reasoning aloud · 3</w:t>
+      </w:r>
+    </w:p>
+    <w:p>
+      <w:pPr>
+        <w:spacing w:line="336" w:lineRule="auto" w:after="180"/>
+      </w:pPr>
+      <w:r>
+        <w:rPr>
+          <w:b w:val="0"/>
+        </w:rPr>
+        <w:t xml:space="preserve">The first four rows are </w:t>
+      </w:r>
+      <w:r>
+        <w:rPr>
+          <w:b/>
+        </w:rPr>
+        <w:t>fitting</w:t>
+      </w:r>
+      <w:r>
+        <w:rPr>
+          <w:b w:val="0"/>
+        </w:rPr>
+        <w:t xml:space="preserve"> examples. The final row asks what the two tied candidates predict at a height missing from that set. Our </w:t>
+      </w:r>
+      <w:r>
+        <w:rPr>
+          <w:b/>
+        </w:rPr>
+        <w:t>tie rule</w:t>
+      </w:r>
+      <w:r>
+        <w:rPr>
+          <w:b w:val="0"/>
+        </w:rPr>
+        <w:t xml:space="preserve"> selects 5, so the selected model predicts tall at 5.</w:t>
+      </w:r>
+    </w:p>
+    <w:p>
+      <w:pPr>
+        <w:spacing w:line="336" w:lineRule="auto" w:after="180"/>
+      </w:pPr>
+      <w:r>
+        <w:rPr>
+          <w:b w:val="0"/>
+        </w:rPr>
+        <w:t xml:space="preserve">The </w:t>
+      </w:r>
+      <w:r>
+        <w:rPr>
+          <w:b/>
+        </w:rPr>
+        <w:t>fitting</w:t>
+      </w:r>
+      <w:r>
+        <w:rPr>
+          <w:b w:val="0"/>
+        </w:rPr>
+        <w:t xml:space="preserve"> examples alone do not tell us whether that new </w:t>
+      </w:r>
+      <w:r>
+        <w:rPr>
+          <w:b/>
+        </w:rPr>
+        <w:t>prediction</w:t>
+      </w:r>
+      <w:r>
+        <w:rPr>
+          <w:b w:val="0"/>
+        </w:rPr>
+        <w:t xml:space="preserve"> matches the task label.</w:t>
+      </w:r>
+    </w:p>
+    <w:p>
+      <w:pPr>
+        <w:spacing w:line="336" w:lineRule="auto" w:after="180"/>
+      </w:pPr>
+      <w:r>
+        <w:rPr>
+          <w:b w:val="0"/>
+        </w:rPr>
+        <w:t xml:space="preserve">A </w:t>
+      </w:r>
+      <w:r>
+        <w:rPr>
+          <w:b/>
+        </w:rPr>
+        <w:t>tie rule</w:t>
+      </w:r>
+      <w:r>
+        <w:rPr>
+          <w:b w:val="0"/>
+        </w:rPr>
+        <w:t xml:space="preserve"> makes the selection reproducible. It does not prove that the chosen threshold is the true boundary. Record that 6 tied with 5 and that they disagree at height 5.</w:t>
+      </w:r>
+    </w:p>
+    <w:p>
+      <w:pPr>
+        <w:spacing w:line="336" w:lineRule="auto" w:after="180"/>
+      </w:pPr>
+      <w:r>
+        <w:rPr>
+          <w:b w:val="0"/>
+        </w:rPr>
+        <w:t xml:space="preserve">Hiding the tie would hide a real limitation of the available </w:t>
+      </w:r>
+      <w:r>
+        <w:rPr>
+          <w:b/>
+        </w:rPr>
+        <w:t>evidence</w:t>
+      </w:r>
+      <w:r>
+        <w:rPr>
+          <w:b w:val="0"/>
+        </w:rPr>
+        <w:t>.</w:t>
       </w:r>
     </w:p>
     <w:tbl>
@@ -1108,7 +2224,13 @@
       </w:tr>
     </w:tbl>
     <w:p>
-      <w:r>
+      <w:pPr>
+        <w:spacing w:line="336" w:lineRule="auto" w:after="180"/>
+      </w:pPr>
+      <w:r>
+        <w:rPr>
+          <w:b w:val="0"/>
+        </w:rPr>
         <w:t>Use the diagram and verbal explanation together. Ask learners to match a sentence to a specific visual step; do not assign learners fixed visual or auditory learning styles.</w:t>
       </w:r>
     </w:p>
@@ -1121,7 +2243,13 @@
       </w:r>
     </w:p>
     <w:p>
-      <w:r>
+      <w:pPr>
+        <w:spacing w:line="336" w:lineRule="auto" w:after="180"/>
+      </w:pPr>
+      <w:r>
+        <w:rPr>
+          <w:b w:val="0"/>
+        </w:rPr>
         <w:t>A fictional classifier learns whether measured sticks are short or long.</w:t>
       </w:r>
     </w:p>
@@ -1134,12 +2262,48 @@
       </w:r>
     </w:p>
     <w:p>
-      <w:r>
-        <w:t>Training lengths 2,4,8,10 cm have labels short,short,long,long.</w:t>
-      </w:r>
-    </w:p>
-    <w:p>
-      <w:r>
+      <w:pPr>
+        <w:pStyle w:val="Heading3"/>
+      </w:pPr>
+      <w:r>
+        <w:t>Supplied facts</w:t>
+      </w:r>
+    </w:p>
+    <w:p>
+      <w:pPr>
+        <w:spacing w:line="336" w:lineRule="auto" w:after="180"/>
+        <w:shd w:fill="F1F6FC"/>
+      </w:pPr>
+      <w:r>
+        <w:rPr>
+          <w:b/>
+        </w:rPr>
+        <w:t>Training</w:t>
+      </w:r>
+      <w:r>
+        <w:rPr>
+          <w:b w:val="0"/>
+        </w:rPr>
+        <w:t xml:space="preserve"> lengths 2,4,8,10 cm have labels short,short,long,long.</w:t>
+      </w:r>
+    </w:p>
+    <w:p>
+      <w:pPr>
+        <w:pStyle w:val="Heading3"/>
+      </w:pPr>
+      <w:r>
+        <w:t>Supplied facts</w:t>
+      </w:r>
+    </w:p>
+    <w:p>
+      <w:pPr>
+        <w:spacing w:line="336" w:lineRule="auto" w:after="180"/>
+        <w:shd w:fill="F1F6FC"/>
+      </w:pPr>
+      <w:r>
+        <w:rPr>
+          <w:b w:val="0"/>
+        </w:rPr>
         <w:t>Candidate boundaries: long at least 5 or at least 7. Lowest errors wins; tie chooses smaller boundary.</w:t>
       </w:r>
     </w:p>
@@ -1361,57 +2525,271 @@
       </w:r>
     </w:p>
     <w:p>
-      <w:r>
-        <w:t>There is no training stick between 4 and 8 to distinguish these candidates. The tie policy chooses one consistently; it is not additional evidence that its prediction at 6 is true. Label-free prediction applies the selected boundary, while evaluation would require an appropriate new reference label.</w:t>
-      </w:r>
-    </w:p>
-    <w:p>
       <w:pPr>
         <w:pStyle w:val="Heading3"/>
       </w:pPr>
       <w:r>
+        <w:t>Why the result follows</w:t>
+      </w:r>
+    </w:p>
+    <w:p>
+      <w:pPr>
+        <w:spacing w:line="336" w:lineRule="auto" w:after="180"/>
+        <w:shd w:fill="F1F6FC"/>
+      </w:pPr>
+      <w:r>
+        <w:rPr>
+          <w:b w:val="0"/>
+        </w:rPr>
+        <w:t xml:space="preserve">There is no </w:t>
+      </w:r>
+      <w:r>
+        <w:rPr>
+          <w:b/>
+        </w:rPr>
+        <w:t>training</w:t>
+      </w:r>
+      <w:r>
+        <w:rPr>
+          <w:b w:val="0"/>
+        </w:rPr>
+        <w:t xml:space="preserve"> stick between 4 and 8 to distinguish these candidates. The tie policy chooses one consistently; it is not additional </w:t>
+      </w:r>
+      <w:r>
+        <w:rPr>
+          <w:b/>
+        </w:rPr>
+        <w:t>evidence</w:t>
+      </w:r>
+      <w:r>
+        <w:rPr>
+          <w:b w:val="0"/>
+        </w:rPr>
+        <w:t xml:space="preserve"> that its </w:t>
+      </w:r>
+      <w:r>
+        <w:rPr>
+          <w:b/>
+        </w:rPr>
+        <w:t>prediction</w:t>
+      </w:r>
+      <w:r>
+        <w:rPr>
+          <w:b w:val="0"/>
+        </w:rPr>
+        <w:t xml:space="preserve"> at 6 is true.</w:t>
+      </w:r>
+    </w:p>
+    <w:p>
+      <w:pPr>
+        <w:spacing w:line="336" w:lineRule="auto" w:after="180"/>
+        <w:shd w:fill="F1F6FC"/>
+      </w:pPr>
+      <w:r>
+        <w:rPr>
+          <w:b w:val="0"/>
+        </w:rPr>
+        <w:t xml:space="preserve">Label-free </w:t>
+      </w:r>
+      <w:r>
+        <w:rPr>
+          <w:b/>
+        </w:rPr>
+        <w:t>prediction</w:t>
+      </w:r>
+      <w:r>
+        <w:rPr>
+          <w:b w:val="0"/>
+        </w:rPr>
+        <w:t xml:space="preserve"> applies the selected boundary, while evaluation would require an appropriate new reference label.</w:t>
+      </w:r>
+    </w:p>
+    <w:p>
+      <w:pPr>
+        <w:pStyle w:val="Heading3"/>
+      </w:pPr>
+      <w:r>
         <w:t>What this example does not establish</w:t>
       </w:r>
     </w:p>
     <w:p>
-      <w:r>
-        <w:t>Zero training errors for both rules cannot determine the correct label of every unobserved stick.</w:t>
-      </w:r>
-    </w:p>
-    <w:p>
       <w:pPr>
         <w:pStyle w:val="Heading3"/>
       </w:pPr>
       <w:r>
+        <w:t>Keep the stated limit</w:t>
+      </w:r>
+    </w:p>
+    <w:p>
+      <w:pPr>
+        <w:spacing w:line="336" w:lineRule="auto" w:after="180"/>
+        <w:shd w:fill="FFF5E6"/>
+      </w:pPr>
+      <w:r>
+        <w:rPr>
+          <w:b w:val="0"/>
+        </w:rPr>
+        <w:t xml:space="preserve">Zero </w:t>
+      </w:r>
+      <w:r>
+        <w:rPr>
+          <w:b/>
+        </w:rPr>
+        <w:t>training</w:t>
+      </w:r>
+      <w:r>
+        <w:rPr>
+          <w:b w:val="0"/>
+        </w:rPr>
+        <w:t xml:space="preserve"> errors for both rules cannot determine the correct label of every unobserved stick.</w:t>
+      </w:r>
+    </w:p>
+    <w:p>
+      <w:pPr>
+        <w:pStyle w:val="Heading3"/>
+      </w:pPr>
+      <w:r>
         <w:t>Change one thing in the pictured case</w:t>
       </w:r>
     </w:p>
     <w:p>
-      <w:r>
+      <w:pPr>
+        <w:pStyle w:val="Heading3"/>
+      </w:pPr>
+      <w:r>
+        <w:t>Change one thing</w:t>
+      </w:r>
+    </w:p>
+    <w:p>
+      <w:pPr>
+        <w:spacing w:line="336" w:lineRule="auto" w:after="180"/>
+        <w:shd w:fill="F5F1FB"/>
+      </w:pPr>
+      <w:r>
+        <w:rPr>
+          <w:b w:val="0"/>
+        </w:rPr>
         <w:t>Change: Reverse the tie policy to prefer the larger boundary.</w:t>
       </w:r>
     </w:p>
     <w:p>
-      <w:r>
-        <w:t>Prediction: Boundary 7 is selected and predicts short at 6.</w:t>
-      </w:r>
-    </w:p>
-    <w:p>
-      <w:r>
-        <w:t>Reason: The training fit is unchanged; only the explicit choice between tied candidates changes.</w:t>
-      </w:r>
-    </w:p>
-    <w:p>
       <w:pPr>
         <w:pStyle w:val="Heading3"/>
       </w:pPr>
       <w:r>
+        <w:t>Predicted result</w:t>
+      </w:r>
+    </w:p>
+    <w:p>
+      <w:pPr>
+        <w:spacing w:line="336" w:lineRule="auto" w:after="180"/>
+        <w:shd w:fill="F1F6FC"/>
+      </w:pPr>
+      <w:r>
+        <w:rPr>
+          <w:b/>
+        </w:rPr>
+        <w:t>Prediction</w:t>
+      </w:r>
+      <w:r>
+        <w:rPr>
+          <w:b w:val="0"/>
+        </w:rPr>
+        <w:t>: Boundary 7 is selected and predicts short at 6.</w:t>
+      </w:r>
+    </w:p>
+    <w:p>
+      <w:pPr>
+        <w:pStyle w:val="Heading3"/>
+      </w:pPr>
+      <w:r>
+        <w:t>Why the result follows</w:t>
+      </w:r>
+    </w:p>
+    <w:p>
+      <w:pPr>
+        <w:spacing w:line="336" w:lineRule="auto" w:after="180"/>
+        <w:shd w:fill="F1F6FC"/>
+      </w:pPr>
+      <w:r>
+        <w:rPr>
+          <w:b w:val="0"/>
+        </w:rPr>
+        <w:t xml:space="preserve">Reason: The </w:t>
+      </w:r>
+      <w:r>
+        <w:rPr>
+          <w:b/>
+        </w:rPr>
+        <w:t>training</w:t>
+      </w:r>
+      <w:r>
+        <w:rPr>
+          <w:b w:val="0"/>
+        </w:rPr>
+        <w:t xml:space="preserve"> fit is unchanged; only the explicit choice between tied candidates changes.</w:t>
+      </w:r>
+    </w:p>
+    <w:p>
+      <w:pPr>
+        <w:pStyle w:val="Heading3"/>
+      </w:pPr>
+      <w:r>
         <w:t>Ask while showing the picture</w:t>
       </w:r>
     </w:p>
     <w:p>
-      <w:r>
-        <w:t>Cover the result. Ask learners to name the inputs and predict the next step. Uncover one step, connect the icon to the actual procedure, and explain its evidence. Then change the supplied condition and compare. The picture is a representation; it does not document execution of a real AI model.</w:t>
+      <w:pPr>
+        <w:pStyle w:val="Heading3"/>
+      </w:pPr>
+      <w:r>
+        <w:t>Ask while showing the picture · 4</w:t>
+      </w:r>
+    </w:p>
+    <w:p>
+      <w:pPr>
+        <w:spacing w:line="336" w:lineRule="auto" w:after="180"/>
+      </w:pPr>
+      <w:r>
+        <w:rPr>
+          <w:b w:val="0"/>
+        </w:rPr>
+        <w:t xml:space="preserve">Cover the result. Ask learners to name the </w:t>
+      </w:r>
+      <w:r>
+        <w:rPr>
+          <w:b/>
+        </w:rPr>
+        <w:t>input</w:t>
+      </w:r>
+      <w:r>
+        <w:rPr>
+          <w:b w:val="0"/>
+        </w:rPr>
+        <w:t xml:space="preserve">s and predict the next step. Uncover one step, connect the icon to the actual procedure, and explain its </w:t>
+      </w:r>
+      <w:r>
+        <w:rPr>
+          <w:b/>
+        </w:rPr>
+        <w:t>evidence</w:t>
+      </w:r>
+      <w:r>
+        <w:rPr>
+          <w:b w:val="0"/>
+        </w:rPr>
+        <w:t>. Then change the supplied condition and compare.</w:t>
+      </w:r>
+    </w:p>
+    <w:p>
+      <w:pPr>
+        <w:spacing w:line="336" w:lineRule="auto" w:after="180"/>
+      </w:pPr>
+      <w:r>
+        <w:rPr>
+          <w:b w:val="0"/>
+        </w:rPr>
+        <w:t>The picture is a representation; it does not document execution of a real AI model.</w:t>
       </w:r>
     </w:p>
     <w:p>
@@ -1423,11 +2801,16 @@
       </w:r>
     </w:p>
     <w:p>
+      <w:r>
+        <w:t>Demonstrate Learning from Examples, reduce support deliberately and check individual reasoning before discussing answers.</w:t>
+      </w:r>
+    </w:p>
+    <w:p>
       <w:pPr>
         <w:pStyle w:val="Heading3"/>
       </w:pPr>
       <w:r>
-        <w:t>Demonstrate and guide practice</w:t>
+        <w:t>Board sequence</w:t>
       </w:r>
     </w:p>
     <w:p>
@@ -1435,27 +2818,31 @@
         <w:pStyle w:val="Heading3"/>
       </w:pPr>
       <w:r>
-        <w:t>Board sequence</w:t>
-      </w:r>
-    </w:p>
-    <w:p>
-      <w:r>
-        <w:t>Write the given facts: Training examples label smooth leaves S and toothed leaves T. A new leaf is toothed.</w:t>
-      </w:r>
-    </w:p>
-    <w:p>
-      <w:r>
-        <w:t>Write the question to explain: Predict and state the evidence limit.</w:t>
-      </w:r>
-    </w:p>
-    <w:p>
-      <w:r>
-        <w:t>Reveal after predictions: Predict T from the demonstrated edge pattern. One success does not establish broad reliability; use fresh labelled tests including ambiguous cases.</w:t>
-      </w:r>
-    </w:p>
-    <w:p>
-      <w:r>
-        <w:t>Keep for an independent attempt: A learner sees three red apples and no green apples, then calls a green apple not an apple. What missing evidence could help? How would you check improvement?</w:t>
+        <w:t>1. Put the facts on the board</w:t>
+      </w:r>
+    </w:p>
+    <w:p>
+      <w:pPr>
+        <w:spacing w:line="336" w:lineRule="auto" w:after="180"/>
+        <w:shd w:fill="F4F9FC"/>
+      </w:pPr>
+      <w:r>
+        <w:rPr>
+          <w:b w:val="0"/>
+        </w:rPr>
+        <w:t xml:space="preserve">Write the given facts: </w:t>
+      </w:r>
+      <w:r>
+        <w:rPr>
+          <w:b/>
+        </w:rPr>
+        <w:t>Training example</w:t>
+      </w:r>
+      <w:r>
+        <w:rPr>
+          <w:b w:val="0"/>
+        </w:rPr>
+        <w:t>s label smooth leaves S and toothed leaves T. A new leaf is toothed.</w:t>
       </w:r>
     </w:p>
     <w:p>
@@ -1463,27 +2850,189 @@
         <w:pStyle w:val="Heading3"/>
       </w:pPr>
       <w:r>
+        <w:t>2. State the decision to explain</w:t>
+      </w:r>
+    </w:p>
+    <w:p>
+      <w:pPr>
+        <w:spacing w:line="336" w:lineRule="auto" w:after="180"/>
+        <w:shd w:fill="F4F9FC"/>
+      </w:pPr>
+      <w:r>
+        <w:rPr>
+          <w:b w:val="0"/>
+        </w:rPr>
+        <w:t xml:space="preserve">Write the question to explain: Predict and state the </w:t>
+      </w:r>
+      <w:r>
+        <w:rPr>
+          <w:b/>
+        </w:rPr>
+        <w:t>evidence</w:t>
+      </w:r>
+      <w:r>
+        <w:rPr>
+          <w:b w:val="0"/>
+        </w:rPr>
+        <w:t xml:space="preserve"> limit.</w:t>
+      </w:r>
+    </w:p>
+    <w:p>
+      <w:pPr>
+        <w:pStyle w:val="Heading3"/>
+      </w:pPr>
+      <w:r>
+        <w:t>3. Reveal the worked reasoning</w:t>
+      </w:r>
+    </w:p>
+    <w:p>
+      <w:pPr>
+        <w:spacing w:line="336" w:lineRule="auto" w:after="180"/>
+        <w:shd w:fill="F1F6FC"/>
+      </w:pPr>
+      <w:r>
+        <w:rPr>
+          <w:b w:val="0"/>
+        </w:rPr>
+        <w:t xml:space="preserve">Reveal after </w:t>
+      </w:r>
+      <w:r>
+        <w:rPr>
+          <w:b/>
+        </w:rPr>
+        <w:t>prediction</w:t>
+      </w:r>
+      <w:r>
+        <w:rPr>
+          <w:b w:val="0"/>
+        </w:rPr>
+        <w:t xml:space="preserve">s: Predict T from the demonstrated edge </w:t>
+      </w:r>
+      <w:r>
+        <w:rPr>
+          <w:b/>
+        </w:rPr>
+        <w:t>pattern</w:t>
+      </w:r>
+      <w:r>
+        <w:rPr>
+          <w:b w:val="0"/>
+        </w:rPr>
+        <w:t>. One success does not establish broad reliability; use fresh labelled tests including ambiguous cases.</w:t>
+      </w:r>
+    </w:p>
+    <w:p>
+      <w:pPr>
+        <w:pStyle w:val="Heading3"/>
+      </w:pPr>
+      <w:r>
+        <w:t>Hold back the independent task</w:t>
+      </w:r>
+    </w:p>
+    <w:p>
+      <w:pPr>
+        <w:spacing w:line="336" w:lineRule="auto" w:after="180"/>
+        <w:shd w:fill="F5F1FB"/>
+      </w:pPr>
+      <w:r>
+        <w:rPr>
+          <w:b w:val="0"/>
+        </w:rPr>
+        <w:t xml:space="preserve">Keep for an independent attempt: A learner sees three red apples and no green apples, then calls a green apple not an apple. What missing </w:t>
+      </w:r>
+      <w:r>
+        <w:rPr>
+          <w:b/>
+        </w:rPr>
+        <w:t>evidence</w:t>
+      </w:r>
+      <w:r>
+        <w:rPr>
+          <w:b w:val="0"/>
+        </w:rPr>
+        <w:t xml:space="preserve"> could help? How would you check improvement?</w:t>
+      </w:r>
+    </w:p>
+    <w:p>
+      <w:pPr>
+        <w:pStyle w:val="Heading3"/>
+      </w:pPr>
+      <w:r>
         <w:t>Classroom dialogue</w:t>
       </w:r>
     </w:p>
     <w:p>
-      <w:r>
+      <w:pPr>
+        <w:pStyle w:val="Heading3"/>
+      </w:pPr>
+      <w:r>
+        <w:t>Ask the class</w:t>
+      </w:r>
+    </w:p>
+    <w:p>
+      <w:pPr>
+        <w:spacing w:line="336" w:lineRule="auto" w:after="180"/>
+        <w:shd w:fill="F5F1FB"/>
+      </w:pPr>
+      <w:r>
+        <w:rPr>
+          <w:b w:val="0"/>
+        </w:rPr>
         <w:t>Ask: Which facts are given, and which would we have to assume? Learners mark relevant details before discussing answers.</w:t>
       </w:r>
     </w:p>
     <w:p>
-      <w:r>
+      <w:pPr>
+        <w:pStyle w:val="Heading3"/>
+      </w:pPr>
+      <w:r>
+        <w:t>Language to model</w:t>
+      </w:r>
+    </w:p>
+    <w:p>
+      <w:pPr>
+        <w:spacing w:line="336" w:lineRule="auto" w:after="180"/>
+        <w:shd w:fill="F1F6F8"/>
+      </w:pPr>
+      <w:r>
+        <w:rPr>
+          <w:b w:val="0"/>
+        </w:rPr>
         <w:t>Say: Predict first. Show the rule, information path or calculation that would produce the result. A correct guess is not yet an explanation.</w:t>
       </w:r>
     </w:p>
     <w:p>
-      <w:r>
+      <w:pPr>
+        <w:spacing w:line="336" w:lineRule="auto" w:after="180"/>
+      </w:pPr>
+      <w:r>
+        <w:rPr>
+          <w:b w:val="0"/>
+        </w:rPr>
         <w:t>Reveal reasoning one step at a time. Explain why a tempting alternative fails. Write units and denominators for arithmetic, trace conditions for decisions, and identify supporting sources for claims.</w:t>
       </w:r>
     </w:p>
     <w:p>
-      <w:r>
-        <w:t>In pairs, one learner solves while the other checks evidence; exchange roles. Remove the worked answer before independent assessment.</w:t>
+      <w:pPr>
+        <w:spacing w:line="336" w:lineRule="auto" w:after="180"/>
+      </w:pPr>
+      <w:r>
+        <w:rPr>
+          <w:b w:val="0"/>
+        </w:rPr>
+        <w:t xml:space="preserve">In pairs, one learner solves while the other checks </w:t>
+      </w:r>
+      <w:r>
+        <w:rPr>
+          <w:b/>
+        </w:rPr>
+        <w:t>evidence</w:t>
+      </w:r>
+      <w:r>
+        <w:rPr>
+          <w:b w:val="0"/>
+        </w:rPr>
+        <w:t>; exchange roles. Remove the worked answer before independent assessment.</w:t>
       </w:r>
     </w:p>
     <w:p>
@@ -1495,8 +3044,72 @@
       </w:r>
     </w:p>
     <w:p>
-      <w:r>
-        <w:t>At height 5, threshold 5 predicts tall and adds one disagreement; its total is 1. Threshold 6 predicts short and adds none; its total remains 0. Select 6 between these candidates. The new label affected selection and is therefore fitting evidence. Exit: the threshold agrees with these four supplied labels under this procedure, but future performance remains unestablished. Check predictions on appropriate new labelled examples kept separate from selection and inspect their coverage.</w:t>
+      <w:pPr>
+        <w:spacing w:line="336" w:lineRule="auto" w:after="180"/>
+      </w:pPr>
+      <w:r>
+        <w:rPr>
+          <w:b w:val="0"/>
+        </w:rPr>
+        <w:t>At height 5, threshold 5 predicts tall and adds one disagreement; its total is 1. Threshold 6 predicts short and adds none; its total remains 0. Select 6 between these candidates.</w:t>
+      </w:r>
+    </w:p>
+    <w:p>
+      <w:pPr>
+        <w:spacing w:line="336" w:lineRule="auto" w:after="180"/>
+      </w:pPr>
+      <w:r>
+        <w:rPr>
+          <w:b w:val="0"/>
+        </w:rPr>
+        <w:t xml:space="preserve">The new label affected selection and is therefore </w:t>
+      </w:r>
+      <w:r>
+        <w:rPr>
+          <w:b/>
+        </w:rPr>
+        <w:t>fitting</w:t>
+      </w:r>
+      <w:r>
+        <w:rPr>
+          <w:b w:val="0"/>
+        </w:rPr>
+        <w:t xml:space="preserve"> </w:t>
+      </w:r>
+      <w:r>
+        <w:rPr>
+          <w:b/>
+        </w:rPr>
+        <w:t>evidence</w:t>
+      </w:r>
+      <w:r>
+        <w:rPr>
+          <w:b w:val="0"/>
+        </w:rPr>
+        <w:t>. Exit: the threshold agrees with these four supplied labels under this procedure, but future performance remains unestablished.</w:t>
+      </w:r>
+    </w:p>
+    <w:p>
+      <w:pPr>
+        <w:spacing w:line="336" w:lineRule="auto" w:after="180"/>
+      </w:pPr>
+      <w:r>
+        <w:rPr>
+          <w:b w:val="0"/>
+        </w:rPr>
+        <w:t xml:space="preserve">Check </w:t>
+      </w:r>
+      <w:r>
+        <w:rPr>
+          <w:b/>
+        </w:rPr>
+        <w:t>prediction</w:t>
+      </w:r>
+      <w:r>
+        <w:rPr>
+          <w:b w:val="0"/>
+        </w:rPr>
+        <w:t>s on appropriate new labelled examples kept separate from selection and inspect their coverage.</w:t>
       </w:r>
     </w:p>
     <w:p>
@@ -1728,41 +3341,269 @@
       </w:r>
     </w:p>
     <w:p>
-      <w:r>
-        <w:t>Completion task: Thresholds 5 and 6 both have zero disagreements on the W1 fitting set. The tie rule chooses the smaller threshold. Which is selected? Give a whole-number height where the two candidates disagree and both predictions. Explain what the tie rule does not prove.</w:t>
-      </w:r>
-    </w:p>
-    <w:p>
-      <w:r>
-        <w:t>Teacher check: Select 5. At height 5 cm, threshold 5 predicts tall and threshold 6 predicts short. Choosing the smaller threshold makes the procedure definite; it does not prove which prediction matches a label not supplied by the fitting set.</w:t>
-      </w:r>
-    </w:p>
-    <w:p>
-      <w:r>
-        <w:t>Start by identifying the given inputs together. Leave the intermediate steps blank. If needed, model one step, then withdraw that help on the next step. Move to a full trace only when the partial trace is understood. For partners, alternate explainer and checker; collect a response from every learner before discussion.</w:t>
-      </w:r>
-    </w:p>
-    <w:p>
       <w:pPr>
         <w:pStyle w:val="Heading3"/>
       </w:pPr>
       <w:r>
+        <w:t>Completion practice</w:t>
+      </w:r>
+    </w:p>
+    <w:p>
+      <w:pPr>
+        <w:spacing w:line="336" w:lineRule="auto" w:after="180"/>
+        <w:shd w:fill="F5F1FB"/>
+      </w:pPr>
+      <w:r>
+        <w:rPr>
+          <w:b w:val="0"/>
+        </w:rPr>
+        <w:t xml:space="preserve">Completion task: Thresholds 5 and 6 both have zero disagreements on the W1 </w:t>
+      </w:r>
+      <w:r>
+        <w:rPr>
+          <w:b/>
+        </w:rPr>
+        <w:t>fitting set</w:t>
+      </w:r>
+      <w:r>
+        <w:rPr>
+          <w:b w:val="0"/>
+        </w:rPr>
+        <w:t xml:space="preserve">. The </w:t>
+      </w:r>
+      <w:r>
+        <w:rPr>
+          <w:b/>
+        </w:rPr>
+        <w:t>tie rule</w:t>
+      </w:r>
+      <w:r>
+        <w:rPr>
+          <w:b w:val="0"/>
+        </w:rPr>
+        <w:t xml:space="preserve"> chooses the smaller threshold. Which is selected?</w:t>
+      </w:r>
+    </w:p>
+    <w:p>
+      <w:pPr>
+        <w:spacing w:line="336" w:lineRule="auto" w:after="180"/>
+        <w:shd w:fill="F5F1FB"/>
+      </w:pPr>
+      <w:r>
+        <w:rPr>
+          <w:b w:val="0"/>
+        </w:rPr>
+        <w:t xml:space="preserve">Give a whole-number height where the two candidates disagree and both </w:t>
+      </w:r>
+      <w:r>
+        <w:rPr>
+          <w:b/>
+        </w:rPr>
+        <w:t>prediction</w:t>
+      </w:r>
+      <w:r>
+        <w:rPr>
+          <w:b w:val="0"/>
+        </w:rPr>
+        <w:t xml:space="preserve">s. Explain what the </w:t>
+      </w:r>
+      <w:r>
+        <w:rPr>
+          <w:b/>
+        </w:rPr>
+        <w:t>tie rule</w:t>
+      </w:r>
+      <w:r>
+        <w:rPr>
+          <w:b w:val="0"/>
+        </w:rPr>
+        <w:t xml:space="preserve"> does not prove.</w:t>
+      </w:r>
+    </w:p>
+    <w:p>
+      <w:pPr>
+        <w:pStyle w:val="Heading3"/>
+      </w:pPr>
+      <w:r>
+        <w:t>Reasoning to listen for</w:t>
+      </w:r>
+    </w:p>
+    <w:p>
+      <w:pPr>
+        <w:spacing w:line="336" w:lineRule="auto" w:after="180"/>
+        <w:shd w:fill="F1F6FC"/>
+      </w:pPr>
+      <w:r>
+        <w:rPr>
+          <w:b w:val="0"/>
+        </w:rPr>
+        <w:t>Teacher check: Select 5. At height 5 cm, threshold 5 predicts tall and threshold 6 predicts short.</w:t>
+      </w:r>
+    </w:p>
+    <w:p>
+      <w:pPr>
+        <w:spacing w:line="336" w:lineRule="auto" w:after="180"/>
+        <w:shd w:fill="F1F6FC"/>
+      </w:pPr>
+      <w:r>
+        <w:rPr>
+          <w:b w:val="0"/>
+        </w:rPr>
+        <w:t xml:space="preserve">Choosing the smaller threshold makes the procedure definite; it does not prove which </w:t>
+      </w:r>
+      <w:r>
+        <w:rPr>
+          <w:b/>
+        </w:rPr>
+        <w:t>prediction</w:t>
+      </w:r>
+      <w:r>
+        <w:rPr>
+          <w:b w:val="0"/>
+        </w:rPr>
+        <w:t xml:space="preserve"> matches a label not supplied by the </w:t>
+      </w:r>
+      <w:r>
+        <w:rPr>
+          <w:b/>
+        </w:rPr>
+        <w:t>fitting set</w:t>
+      </w:r>
+      <w:r>
+        <w:rPr>
+          <w:b w:val="0"/>
+        </w:rPr>
+        <w:t>.</w:t>
+      </w:r>
+    </w:p>
+    <w:p>
+      <w:pPr>
+        <w:spacing w:line="336" w:lineRule="auto" w:after="180"/>
+      </w:pPr>
+      <w:r>
+        <w:rPr>
+          <w:b w:val="0"/>
+        </w:rPr>
+        <w:t xml:space="preserve">Start by identifying the given </w:t>
+      </w:r>
+      <w:r>
+        <w:rPr>
+          <w:b/>
+        </w:rPr>
+        <w:t>input</w:t>
+      </w:r>
+      <w:r>
+        <w:rPr>
+          <w:b w:val="0"/>
+        </w:rPr>
+        <w:t>s together. Leave the intermediate steps blank. If needed, model one step, then withdraw that help on the next step. Move to a full trace only when the partial trace is understood.</w:t>
+      </w:r>
+    </w:p>
+    <w:p>
+      <w:pPr>
+        <w:spacing w:line="336" w:lineRule="auto" w:after="180"/>
+      </w:pPr>
+      <w:r>
+        <w:rPr>
+          <w:b w:val="0"/>
+        </w:rPr>
+        <w:t>For partners, alternate explainer and checker; collect a response from every learner before discussion.</w:t>
+      </w:r>
+    </w:p>
+    <w:p>
+      <w:pPr>
+        <w:pStyle w:val="Heading3"/>
+      </w:pPr>
+      <w:r>
         <w:t>Individual reasoning check</w:t>
       </w:r>
     </w:p>
     <w:p>
-      <w:r>
-        <w:t>Use the worked case for Fitting a pattern from examples. Proposed explanation: “The lowest error count is added across candidates”. Decide whether this explanation is supported. Point to the step or supplied fact that decides; explain your repair if needed.</w:t>
-      </w:r>
-    </w:p>
-    <w:p>
-      <w:r>
+      <w:pPr>
+        <w:spacing w:line="336" w:lineRule="auto" w:after="180"/>
+      </w:pPr>
+      <w:r>
+        <w:rPr>
+          <w:b w:val="0"/>
+        </w:rPr>
+        <w:t xml:space="preserve">Use the worked case for </w:t>
+      </w:r>
+      <w:r>
+        <w:rPr>
+          <w:b/>
+        </w:rPr>
+        <w:t>Fitting</w:t>
+      </w:r>
+      <w:r>
+        <w:rPr>
+          <w:b w:val="0"/>
+        </w:rPr>
+        <w:t xml:space="preserve"> a </w:t>
+      </w:r>
+      <w:r>
+        <w:rPr>
+          <w:b/>
+        </w:rPr>
+        <w:t>pattern</w:t>
+      </w:r>
+      <w:r>
+        <w:rPr>
+          <w:b w:val="0"/>
+        </w:rPr>
+        <w:t xml:space="preserve"> from examples. Proposed explanation: “The lowest error count is added across candidates”. Decide whether this explanation is supported.</w:t>
+      </w:r>
+    </w:p>
+    <w:p>
+      <w:pPr>
+        <w:spacing w:line="336" w:lineRule="auto" w:after="180"/>
+      </w:pPr>
+      <w:r>
+        <w:rPr>
+          <w:b w:val="0"/>
+        </w:rPr>
+        <w:t>Point to the step or supplied fact that decides; explain your repair if needed.</w:t>
+      </w:r>
+    </w:p>
+    <w:p>
+      <w:pPr>
+        <w:pStyle w:val="Heading3"/>
+      </w:pPr>
+      <w:r>
+        <w:t>Expected repair</w:t>
+      </w:r>
+    </w:p>
+    <w:p>
+      <w:pPr>
+        <w:spacing w:line="336" w:lineRule="auto" w:after="180"/>
+        <w:shd w:fill="F1F6FC"/>
+      </w:pPr>
+      <w:r>
+        <w:rPr>
+          <w:b w:val="0"/>
+        </w:rPr>
         <w:t>Expected correction: Reset to zero for each candidate so all totals describe the same examples under one rule.</w:t>
       </w:r>
     </w:p>
     <w:p>
-      <w:r>
-        <w:t>Collect explanations, not only yes/no votes. If a misunderstanding is common, re-model the relevant step for the class. If it affects a few learners, give a short targeted group explanation while others solve a more demanding variation.</w:t>
+      <w:pPr>
+        <w:spacing w:line="336" w:lineRule="auto" w:after="180"/>
+      </w:pPr>
+      <w:r>
+        <w:rPr>
+          <w:b w:val="0"/>
+        </w:rPr>
+        <w:t>Collect explanations, not only yes/no votes. If a misunderstanding is common, re-model the relevant step for the class.</w:t>
+      </w:r>
+    </w:p>
+    <w:p>
+      <w:pPr>
+        <w:spacing w:line="336" w:lineRule="auto" w:after="180"/>
+      </w:pPr>
+      <w:r>
+        <w:rPr>
+          <w:b w:val="0"/>
+        </w:rPr>
+        <w:t>If it affects a few learners, give a short targeted group explanation while others solve a more demanding variation.</w:t>
       </w:r>
     </w:p>
     <w:p>
@@ -1774,7 +3615,14 @@
       </w:r>
     </w:p>
     <w:p>
-      <w:r>
+      <w:pPr>
+        <w:spacing w:line="336" w:lineRule="auto" w:after="180"/>
+        <w:shd w:fill="F5F1FB"/>
+      </w:pPr>
+      <w:r>
+        <w:rPr>
+          <w:b w:val="0"/>
+        </w:rPr>
         <w:t>Which new measured length would reveal disagreement between the candidates?</w:t>
       </w:r>
     </w:p>
@@ -1787,18 +3635,84 @@
       </w:r>
     </w:p>
     <w:p>
-      <w:r>
-        <w:t>Length 6 does: boundary 5 predicts long and boundary 7 predicts short. A checked label would then provide new evidence.</w:t>
-      </w:r>
-    </w:p>
-    <w:p>
-      <w:r>
-        <w:t>Changed-case reasoning: Boundary 7 is selected and predicts short at 6. The training fit is unchanged; only the explicit choice between tied candidates changes.</w:t>
-      </w:r>
-    </w:p>
-    <w:p>
-      <w:r>
-        <w:t>Collect each learner’s explanation before discussion. Use the first missing connection between input, deciding step and result to choose support. This question is worked-case practice, not fresh mastery evidence.</w:t>
+      <w:pPr>
+        <w:spacing w:line="336" w:lineRule="auto" w:after="180"/>
+      </w:pPr>
+      <w:r>
+        <w:rPr>
+          <w:b w:val="0"/>
+        </w:rPr>
+        <w:t xml:space="preserve">Length 6 does: boundary 5 predicts long and boundary 7 predicts short. A checked label would then provide new </w:t>
+      </w:r>
+      <w:r>
+        <w:rPr>
+          <w:b/>
+        </w:rPr>
+        <w:t>evidence</w:t>
+      </w:r>
+      <w:r>
+        <w:rPr>
+          <w:b w:val="0"/>
+        </w:rPr>
+        <w:t>.</w:t>
+      </w:r>
+    </w:p>
+    <w:p>
+      <w:pPr>
+        <w:spacing w:line="336" w:lineRule="auto" w:after="180"/>
+      </w:pPr>
+      <w:r>
+        <w:rPr>
+          <w:b w:val="0"/>
+        </w:rPr>
+        <w:t xml:space="preserve">Changed-case reasoning: Boundary 7 is selected and predicts short at 6. The </w:t>
+      </w:r>
+      <w:r>
+        <w:rPr>
+          <w:b/>
+        </w:rPr>
+        <w:t>training</w:t>
+      </w:r>
+      <w:r>
+        <w:rPr>
+          <w:b w:val="0"/>
+        </w:rPr>
+        <w:t xml:space="preserve"> fit is unchanged; only the explicit choice between tied candidates changes.</w:t>
+      </w:r>
+    </w:p>
+    <w:p>
+      <w:pPr>
+        <w:spacing w:line="336" w:lineRule="auto" w:after="180"/>
+      </w:pPr>
+      <w:r>
+        <w:rPr>
+          <w:b w:val="0"/>
+        </w:rPr>
+        <w:t xml:space="preserve">Collect each learner’s explanation before discussion. Use the first missing connection between </w:t>
+      </w:r>
+      <w:r>
+        <w:rPr>
+          <w:b/>
+        </w:rPr>
+        <w:t>input</w:t>
+      </w:r>
+      <w:r>
+        <w:rPr>
+          <w:b w:val="0"/>
+        </w:rPr>
+        <w:t xml:space="preserve">, deciding step and result to choose support. This question is worked-case practice, not fresh mastery </w:t>
+      </w:r>
+      <w:r>
+        <w:rPr>
+          <w:b/>
+        </w:rPr>
+        <w:t>evidence</w:t>
+      </w:r>
+      <w:r>
+        <w:rPr>
+          <w:b w:val="0"/>
+        </w:rPr>
+        <w:t>.</w:t>
       </w:r>
     </w:p>
     <w:p>
@@ -1810,45 +3724,174 @@
       </w:r>
     </w:p>
     <w:p>
+      <w:r>
+        <w:t>Run the Learning from Examples investigation and use the first unsupported step to choose a teaching response.</w:t>
+      </w:r>
+    </w:p>
+    <w:p>
+      <w:pPr>
+        <w:spacing w:line="336" w:lineRule="auto" w:after="180"/>
+      </w:pPr>
+      <w:r>
+        <w:rPr>
+          <w:b w:val="0"/>
+        </w:rPr>
+        <w:t xml:space="preserve">Predict first, test honestly, and explain what the </w:t>
+      </w:r>
+      <w:r>
+        <w:rPr>
+          <w:b/>
+        </w:rPr>
+        <w:t>evidence</w:t>
+      </w:r>
+      <w:r>
+        <w:rPr>
+          <w:b w:val="0"/>
+        </w:rPr>
+        <w:t xml:space="preserve"> means.</w:t>
+      </w:r>
+    </w:p>
+    <w:p>
       <w:pPr>
         <w:pStyle w:val="Heading3"/>
       </w:pPr>
       <w:r>
-        <w:t>Run the weekly evidence lab</w:t>
-      </w:r>
-    </w:p>
-    <w:p>
-      <w:r>
-        <w:t>Predict first, test honestly, and explain what the evidence means.</w:t>
-      </w:r>
-    </w:p>
-    <w:p>
-      <w:r>
-        <w:t>State your prediction before the result is known.</w:t>
-      </w:r>
-    </w:p>
-    <w:p>
-      <w:r>
+        <w:t>1. Predict</w:t>
+      </w:r>
+    </w:p>
+    <w:p>
+      <w:pPr>
+        <w:spacing w:line="336" w:lineRule="auto" w:after="180"/>
+        <w:shd w:fill="F4F9FC"/>
+      </w:pPr>
+      <w:r>
+        <w:rPr>
+          <w:b w:val="0"/>
+        </w:rPr>
+        <w:t xml:space="preserve">State your </w:t>
+      </w:r>
+      <w:r>
+        <w:rPr>
+          <w:b/>
+        </w:rPr>
+        <w:t>prediction</w:t>
+      </w:r>
+      <w:r>
+        <w:rPr>
+          <w:b w:val="0"/>
+        </w:rPr>
+        <w:t xml:space="preserve"> before the result is known.</w:t>
+      </w:r>
+    </w:p>
+    <w:p>
+      <w:pPr>
+        <w:pStyle w:val="Heading3"/>
+      </w:pPr>
+      <w:r>
+        <w:t>2. Investigate</w:t>
+      </w:r>
+    </w:p>
+    <w:p>
+      <w:pPr>
+        <w:spacing w:line="336" w:lineRule="auto" w:after="180"/>
+        <w:shd w:fill="F4F9FC"/>
+      </w:pPr>
+      <w:r>
+        <w:rPr>
+          <w:b w:val="0"/>
+        </w:rPr>
         <w:t>Complete the task: Act as a model trained on shape cards; record rule changes.</w:t>
       </w:r>
     </w:p>
     <w:p>
-      <w:r>
+      <w:pPr>
+        <w:pStyle w:val="Heading3"/>
+      </w:pPr>
+      <w:r>
+        <w:t>3. Compare cases</w:t>
+      </w:r>
+    </w:p>
+    <w:p>
+      <w:pPr>
+        <w:spacing w:line="336" w:lineRule="auto" w:after="180"/>
+        <w:shd w:fill="F4F9FC"/>
+      </w:pPr>
+      <w:r>
+        <w:rPr>
+          <w:b w:val="0"/>
+        </w:rPr>
         <w:t>Keep a normal case and an edge case clearly separated.</w:t>
       </w:r>
     </w:p>
     <w:p>
-      <w:r>
-        <w:t>Record what happened—even when it does not match your prediction.</w:t>
-      </w:r>
-    </w:p>
-    <w:p>
-      <w:r>
+      <w:pPr>
+        <w:pStyle w:val="Heading3"/>
+      </w:pPr>
+      <w:r>
+        <w:t>4. Record honestly</w:t>
+      </w:r>
+    </w:p>
+    <w:p>
+      <w:pPr>
+        <w:spacing w:line="336" w:lineRule="auto" w:after="180"/>
+        <w:shd w:fill="F4F9FC"/>
+      </w:pPr>
+      <w:r>
+        <w:rPr>
+          <w:b w:val="0"/>
+        </w:rPr>
+        <w:t xml:space="preserve">Record what happened—even when it does not match your </w:t>
+      </w:r>
+      <w:r>
+        <w:rPr>
+          <w:b/>
+        </w:rPr>
+        <w:t>prediction</w:t>
+      </w:r>
+      <w:r>
+        <w:rPr>
+          <w:b w:val="0"/>
+        </w:rPr>
+        <w:t>.</w:t>
+      </w:r>
+    </w:p>
+    <w:p>
+      <w:pPr>
+        <w:pStyle w:val="Heading3"/>
+      </w:pPr>
+      <w:r>
+        <w:t>5. Explain and plan the next test</w:t>
+      </w:r>
+    </w:p>
+    <w:p>
+      <w:pPr>
+        <w:spacing w:line="336" w:lineRule="auto" w:after="180"/>
+        <w:shd w:fill="F4F9FC"/>
+      </w:pPr>
+      <w:r>
+        <w:rPr>
+          <w:b w:val="0"/>
+        </w:rPr>
         <w:t>Explain the result, one limitation, and the next useful test.</w:t>
       </w:r>
     </w:p>
     <w:p>
-      <w:r>
+      <w:pPr>
+        <w:pStyle w:val="Heading3"/>
+      </w:pPr>
+      <w:r>
+        <w:t>Use a fresh case after support</w:t>
+      </w:r>
+    </w:p>
+    <w:p>
+      <w:pPr>
+        <w:spacing w:line="336" w:lineRule="auto" w:after="180"/>
+        <w:shd w:fill="FFF5E6"/>
+      </w:pPr>
+      <w:r>
+        <w:rPr>
+          <w:b w:val="0"/>
+        </w:rPr>
         <w:t>INDEPENDENCE After support is removed, repeat the proof with a fresh case.</w:t>
       </w:r>
     </w:p>
@@ -1861,8 +3904,25 @@
       </w:r>
     </w:p>
     <w:p>
-      <w:r>
-        <w:t>Use the concrete case as the shared normal case and the independent question as a second case. Each pair creates a boundary or missing-information case and predicts its result before testing. Keep the expected result separate from an observed mistake.</w:t>
+      <w:pPr>
+        <w:spacing w:line="336" w:lineRule="auto" w:after="180"/>
+      </w:pPr>
+      <w:r>
+        <w:rPr>
+          <w:b w:val="0"/>
+        </w:rPr>
+        <w:t>Use the concrete case as the shared normal case and the independent question as a second case. Each pair creates a boundary or missing-information case and predicts its result before testing.</w:t>
+      </w:r>
+    </w:p>
+    <w:p>
+      <w:pPr>
+        <w:spacing w:line="336" w:lineRule="auto" w:after="180"/>
+      </w:pPr>
+      <w:r>
+        <w:rPr>
+          <w:b w:val="0"/>
+        </w:rPr>
+        <w:t>Keep the expected result separate from an observed mistake.</w:t>
       </w:r>
     </w:p>
     <w:tbl>
@@ -2020,13 +4080,45 @@
       </w:r>
     </w:p>
     <w:p>
-      <w:r>
+      <w:pPr>
+        <w:pStyle w:val="Heading3"/>
+      </w:pPr>
+      <w:r>
+        <w:t>Find the unsupported claim</w:t>
+      </w:r>
+    </w:p>
+    <w:p>
+      <w:pPr>
+        <w:spacing w:line="336" w:lineRule="auto" w:after="180"/>
+        <w:shd w:fill="F5F1FB"/>
+      </w:pPr>
+      <w:r>
+        <w:rPr>
+          <w:b w:val="0"/>
+        </w:rPr>
         <w:t>CLAIM TO REPAIR Remembering teaching examples proves learning works everywhere.</w:t>
       </w:r>
     </w:p>
     <w:p>
-      <w:r>
-        <w:t>For guessing, return to given facts and request a trace. For vocabulary without application, use one example and one non-example. For arithmetic errors, check the setup before the calculation. Finish with a different uncoached case before recording mastery.</w:t>
+      <w:pPr>
+        <w:spacing w:line="336" w:lineRule="auto" w:after="180"/>
+      </w:pPr>
+      <w:r>
+        <w:rPr>
+          <w:b w:val="0"/>
+        </w:rPr>
+        <w:t>For guessing, return to given facts and request a trace. For vocabulary without application, use one example and one non-example. For arithmetic errors, check the setup before the calculation.</w:t>
+      </w:r>
+    </w:p>
+    <w:p>
+      <w:pPr>
+        <w:spacing w:line="336" w:lineRule="auto" w:after="180"/>
+      </w:pPr>
+      <w:r>
+        <w:rPr>
+          <w:b w:val="0"/>
+        </w:rPr>
+        <w:t>Finish with a different uncoached case before recording mastery.</w:t>
       </w:r>
     </w:p>
     <w:p>
@@ -2038,22 +4130,94 @@
       </w:r>
     </w:p>
     <w:p>
-      <w:r>
+      <w:pPr>
+        <w:spacing w:line="336" w:lineRule="auto" w:after="180"/>
+      </w:pPr>
+      <w:r>
+        <w:rPr>
+          <w:b w:val="0"/>
+        </w:rPr>
         <w:t>The lowest error count is added across candidates: Reset to zero for each candidate so all totals describe the same examples under one rule.</w:t>
       </w:r>
     </w:p>
     <w:p>
-      <w:r>
-        <w:t>A tie rule proves the selected boundary is correct: Compare tied thresholds at height 5, which was absent from the original fitting set.</w:t>
-      </w:r>
-    </w:p>
-    <w:p>
-      <w:r>
-        <w:t>Zero fitting errors guarantee future correctness: Separate the evidence used to choose the rule from new labelled cases used to evaluate it.</w:t>
-      </w:r>
-    </w:p>
-    <w:p>
-      <w:r>
+      <w:pPr>
+        <w:spacing w:line="336" w:lineRule="auto" w:after="180"/>
+      </w:pPr>
+      <w:r>
+        <w:rPr>
+          <w:b w:val="0"/>
+        </w:rPr>
+        <w:t xml:space="preserve">A </w:t>
+      </w:r>
+      <w:r>
+        <w:rPr>
+          <w:b/>
+        </w:rPr>
+        <w:t>tie rule</w:t>
+      </w:r>
+      <w:r>
+        <w:rPr>
+          <w:b w:val="0"/>
+        </w:rPr>
+        <w:t xml:space="preserve"> proves the selected boundary is correct: Compare tied thresholds at height 5, which was absent from the original </w:t>
+      </w:r>
+      <w:r>
+        <w:rPr>
+          <w:b/>
+        </w:rPr>
+        <w:t>fitting set</w:t>
+      </w:r>
+      <w:r>
+        <w:rPr>
+          <w:b w:val="0"/>
+        </w:rPr>
+        <w:t>.</w:t>
+      </w:r>
+    </w:p>
+    <w:p>
+      <w:pPr>
+        <w:spacing w:line="336" w:lineRule="auto" w:after="180"/>
+      </w:pPr>
+      <w:r>
+        <w:rPr>
+          <w:b w:val="0"/>
+        </w:rPr>
+        <w:t xml:space="preserve">Zero </w:t>
+      </w:r>
+      <w:r>
+        <w:rPr>
+          <w:b/>
+        </w:rPr>
+        <w:t>fitting</w:t>
+      </w:r>
+      <w:r>
+        <w:rPr>
+          <w:b w:val="0"/>
+        </w:rPr>
+        <w:t xml:space="preserve"> errors guarantee future correctness: Separate the </w:t>
+      </w:r>
+      <w:r>
+        <w:rPr>
+          <w:b/>
+        </w:rPr>
+        <w:t>evidence</w:t>
+      </w:r>
+      <w:r>
+        <w:rPr>
+          <w:b w:val="0"/>
+        </w:rPr>
+        <w:t xml:space="preserve"> used to choose the rule from new labelled cases used to evaluate it.</w:t>
+      </w:r>
+    </w:p>
+    <w:p>
+      <w:pPr>
+        <w:spacing w:line="336" w:lineRule="auto" w:after="180"/>
+      </w:pPr>
+      <w:r>
+        <w:rPr>
+          <w:b w:val="0"/>
+        </w:rPr>
         <w:t>Disagreeing labels should be changed to match the model: Inspect original measurements, units, omitted information and label definitions; model agreement is not sufficient grounds for editing a record.</w:t>
       </w:r>
     </w:p>
@@ -2212,8 +4376,25 @@
       </w:tr>
     </w:tbl>
     <w:p>
-      <w:r>
-        <w:t>Offer an oral explanation, drawing, enlarged visual or fewer examples when that removes a reading/writing barrier. Keep the same reasoning goal. Stretch secure learners by changing a boundary or assumption and asking them to defend the effect, not simply by assigning more of the same questions.</w:t>
+      <w:pPr>
+        <w:spacing w:line="336" w:lineRule="auto" w:after="180"/>
+      </w:pPr>
+      <w:r>
+        <w:rPr>
+          <w:b w:val="0"/>
+        </w:rPr>
+        <w:t>Offer an oral explanation, drawing, enlarged visual or fewer examples when that removes a reading/writing barrier. Keep the same reasoning goal.</w:t>
+      </w:r>
+    </w:p>
+    <w:p>
+      <w:pPr>
+        <w:spacing w:line="336" w:lineRule="auto" w:after="180"/>
+      </w:pPr>
+      <w:r>
+        <w:rPr>
+          <w:b w:val="0"/>
+        </w:rPr>
+        <w:t>Stretch secure learners by changing a boundary or assumption and asking them to defend the effect, not simply by assigning more of the same questions.</w:t>
       </w:r>
     </w:p>
     <w:p>
@@ -2225,11 +4406,16 @@
       </w:r>
     </w:p>
     <w:p>
+      <w:r>
+        <w:t>Use the Learning from Examples questions, teacher keys and criteria after the relevant attempts. Previously discussed cases are practice; protect the separately selected independent task.</w:t>
+      </w:r>
+    </w:p>
+    <w:p>
       <w:pPr>
         <w:pStyle w:val="Heading3"/>
       </w:pPr>
       <w:r>
-        <w:t>Assess and explain the answers</w:t>
+        <w:t>Worked case answer</w:t>
       </w:r>
     </w:p>
     <w:p>
@@ -2237,12 +4423,31 @@
         <w:pStyle w:val="Heading3"/>
       </w:pPr>
       <w:r>
-        <w:t>Worked case answer</w:t>
-      </w:r>
-    </w:p>
-    <w:p>
-      <w:r>
-        <w:t>Predict T from the demonstrated edge pattern. One success does not establish broad reliability; use fresh labelled tests including ambiguous cases.</w:t>
+        <w:t>Teacher key · Worked case answer</w:t>
+      </w:r>
+    </w:p>
+    <w:p>
+      <w:pPr>
+        <w:spacing w:line="336" w:lineRule="auto" w:after="180"/>
+        <w:shd w:fill="F1F6FC"/>
+      </w:pPr>
+      <w:r>
+        <w:rPr>
+          <w:b w:val="0"/>
+        </w:rPr>
+        <w:t xml:space="preserve">Predict T from the demonstrated edge </w:t>
+      </w:r>
+      <w:r>
+        <w:rPr>
+          <w:b/>
+        </w:rPr>
+        <w:t>pattern</w:t>
+      </w:r>
+      <w:r>
+        <w:rPr>
+          <w:b w:val="0"/>
+        </w:rPr>
+        <w:t>. One success does not establish broad reliability; use fresh labelled tests including ambiguous cases.</w:t>
       </w:r>
     </w:p>
     <w:p>
@@ -2254,21 +4459,75 @@
       </w:r>
     </w:p>
     <w:p>
-      <w:r>
-        <w:t>A learner sees three red apples and no green apples, then calls a green apple not an apple. What missing evidence could help? How would you check improvement?</w:t>
-      </w:r>
-    </w:p>
-    <w:p>
       <w:pPr>
         <w:pStyle w:val="Heading3"/>
       </w:pPr>
       <w:r>
+        <w:t>Independent question · withhold the key</w:t>
+      </w:r>
+    </w:p>
+    <w:p>
+      <w:pPr>
+        <w:spacing w:line="336" w:lineRule="auto" w:after="180"/>
+        <w:shd w:fill="F5F1FB"/>
+      </w:pPr>
+      <w:r>
+        <w:rPr>
+          <w:b w:val="0"/>
+        </w:rPr>
+        <w:t xml:space="preserve">A learner sees three red apples and no green apples, then calls a green apple not an apple. What missing </w:t>
+      </w:r>
+      <w:r>
+        <w:rPr>
+          <w:b/>
+        </w:rPr>
+        <w:t>evidence</w:t>
+      </w:r>
+      <w:r>
+        <w:rPr>
+          <w:b w:val="0"/>
+        </w:rPr>
+        <w:t xml:space="preserve"> could help? How would you check improvement?</w:t>
+      </w:r>
+    </w:p>
+    <w:p>
+      <w:pPr>
+        <w:pStyle w:val="Heading3"/>
+      </w:pPr>
+      <w:r>
         <w:t>Expected independent answer</w:t>
       </w:r>
     </w:p>
     <w:p>
-      <w:r>
-        <w:t>Add varied labelled apple examples, including green apples. Check with separate new examples not used to teach the learner. More examples help only if they provide useful, correct evidence.</w:t>
+      <w:pPr>
+        <w:pStyle w:val="Heading3"/>
+      </w:pPr>
+      <w:r>
+        <w:t>Teacher key · Expected independent answer</w:t>
+      </w:r>
+    </w:p>
+    <w:p>
+      <w:pPr>
+        <w:spacing w:line="336" w:lineRule="auto" w:after="180"/>
+        <w:shd w:fill="F1F6FC"/>
+      </w:pPr>
+      <w:r>
+        <w:rPr>
+          <w:b w:val="0"/>
+        </w:rPr>
+        <w:t xml:space="preserve">Add varied labelled apple examples, including green apples. Check with separate new examples not used to teach the learner. More examples help only if they provide useful, correct </w:t>
+      </w:r>
+      <w:r>
+        <w:rPr>
+          <w:b/>
+        </w:rPr>
+        <w:t>evidence</w:t>
+      </w:r>
+      <w:r>
+        <w:rPr>
+          <w:b w:val="0"/>
+        </w:rPr>
+        <w:t>.</w:t>
       </w:r>
     </w:p>
     <w:p>
@@ -2506,8 +4765,25 @@
       </w:tr>
     </w:tbl>
     <w:p>
-      <w:r>
-        <w:t>Use 6/8 as a classroom checkpoint, with 2 required for both Result and Reasoning. This is a proposed teaching rule, not a validated certification threshold. Do not count a coached answer as independent mastery; correct unsafe or unsupported claims regardless of total.</w:t>
+      <w:pPr>
+        <w:spacing w:line="336" w:lineRule="auto" w:after="180"/>
+      </w:pPr>
+      <w:r>
+        <w:rPr>
+          <w:b w:val="0"/>
+        </w:rPr>
+        <w:t>Use 6/8 as a classroom checkpoint, with 2 required for both Result and Reasoning. This is a proposed teaching rule, not a validated certification threshold.</w:t>
+      </w:r>
+    </w:p>
+    <w:p>
+      <w:pPr>
+        <w:spacing w:line="336" w:lineRule="auto" w:after="180"/>
+      </w:pPr>
+      <w:r>
+        <w:rPr>
+          <w:b w:val="0"/>
+        </w:rPr>
+        <w:t>Do not count a coached answer as independent mastery; correct unsafe or unsupported claims regardless of total.</w:t>
       </w:r>
     </w:p>
     <w:p>
@@ -2519,8 +4795,26 @@
       </w:r>
     </w:p>
     <w:p>
-      <w:r>
-        <w:t>Ask the learner to find the evidence that challenges this claim: “Remembering teaching examples proves learning works everywhere.” Keep the first attempt and an uncoached retry separate.</w:t>
+      <w:pPr>
+        <w:spacing w:line="336" w:lineRule="auto" w:after="180"/>
+      </w:pPr>
+      <w:r>
+        <w:rPr>
+          <w:b w:val="0"/>
+        </w:rPr>
+        <w:t xml:space="preserve">Ask the learner to find the </w:t>
+      </w:r>
+      <w:r>
+        <w:rPr>
+          <w:b/>
+        </w:rPr>
+        <w:t>evidence</w:t>
+      </w:r>
+      <w:r>
+        <w:rPr>
+          <w:b w:val="0"/>
+        </w:rPr>
+        <w:t xml:space="preserve"> that challenges this claim: “Remembering teaching examples proves learning works everywhere.” Keep the first attempt and an uncoached retry separate.</w:t>
       </w:r>
     </w:p>
     <w:p>
@@ -2532,15 +4826,48 @@
       </w:r>
     </w:p>
     <w:p>
-      <w:r>
-        <w:t>A card of length 5 or 6 receives L under the first rule and S under the second. Its independently established label helps compare the rules. Training fit alone does not determine a unique rule; one extra label still does not settle all future cases.</w:t>
-      </w:r>
-    </w:p>
-    <w:p>
       <w:pPr>
         <w:pStyle w:val="Heading3"/>
       </w:pPr>
       <w:r>
+        <w:t>Teacher key · Original transfer answer</w:t>
+      </w:r>
+    </w:p>
+    <w:p>
+      <w:pPr>
+        <w:spacing w:line="336" w:lineRule="auto" w:after="180"/>
+        <w:shd w:fill="F1F6FC"/>
+      </w:pPr>
+      <w:r>
+        <w:rPr>
+          <w:b w:val="0"/>
+        </w:rPr>
+        <w:t>A card of length 5 or 6 receives L under the first rule and S under the second. Its independently established label helps compare the rules.</w:t>
+      </w:r>
+    </w:p>
+    <w:p>
+      <w:pPr>
+        <w:spacing w:line="336" w:lineRule="auto" w:after="180"/>
+        <w:shd w:fill="F1F6FC"/>
+      </w:pPr>
+      <w:r>
+        <w:rPr>
+          <w:b/>
+        </w:rPr>
+        <w:t>Training</w:t>
+      </w:r>
+      <w:r>
+        <w:rPr>
+          <w:b w:val="0"/>
+        </w:rPr>
+        <w:t xml:space="preserve"> fit alone does not determine a unique rule; one extra label still does not settle all future cases.</w:t>
+      </w:r>
+    </w:p>
+    <w:p>
+      <w:pPr>
+        <w:pStyle w:val="Heading3"/>
+      </w:pPr>
+      <w:r>
         <w:t>Explanations for the additional workbook examples</w:t>
       </w:r>
     </w:p>
@@ -2553,12 +4880,54 @@
       </w:r>
     </w:p>
     <w:p>
-      <w:r>
-        <w:t>Heights 2, 4, 6 and 8 cm have labels short, short, tall and tall. Predict all four labels under threshold 3, then under threshold 7, using tall when height is at least the threshold. List the disagreeing examples and separate totals.</w:t>
-      </w:r>
-    </w:p>
-    <w:p>
-      <w:r>
+      <w:pPr>
+        <w:pStyle w:val="Heading3"/>
+      </w:pPr>
+      <w:r>
+        <w:t>Workbook question · W1</w:t>
+      </w:r>
+    </w:p>
+    <w:p>
+      <w:pPr>
+        <w:spacing w:line="336" w:lineRule="auto" w:after="180"/>
+        <w:shd w:fill="F5F1FB"/>
+      </w:pPr>
+      <w:r>
+        <w:rPr>
+          <w:b w:val="0"/>
+        </w:rPr>
+        <w:t>Heights 2, 4, 6 and 8 cm have labels short, short, tall and tall. Predict all four labels under threshold 3, then under threshold 7, using tall when height is at least the threshold.</w:t>
+      </w:r>
+    </w:p>
+    <w:p>
+      <w:pPr>
+        <w:spacing w:line="336" w:lineRule="auto" w:after="180"/>
+        <w:shd w:fill="F5F1FB"/>
+      </w:pPr>
+      <w:r>
+        <w:rPr>
+          <w:b w:val="0"/>
+        </w:rPr>
+        <w:t>List the disagreeing examples and separate totals.</w:t>
+      </w:r>
+    </w:p>
+    <w:p>
+      <w:pPr>
+        <w:pStyle w:val="Heading3"/>
+      </w:pPr>
+      <w:r>
+        <w:t>Teacher reasoning · W1</w:t>
+      </w:r>
+    </w:p>
+    <w:p>
+      <w:pPr>
+        <w:spacing w:line="336" w:lineRule="auto" w:after="180"/>
+        <w:shd w:fill="F1F6FC"/>
+      </w:pPr>
+      <w:r>
+        <w:rPr>
+          <w:b w:val="0"/>
+        </w:rPr>
         <w:t>Threshold 3 predicts short, tall, tall, tall, disagreeing only at 4 cm: count 1. Threshold 7 predicts short, short, short, tall, disagreeing only at 6 cm: count 1. Reset the tally for each candidate.</w:t>
       </w:r>
     </w:p>
@@ -2571,93 +4940,543 @@
       </w:r>
     </w:p>
     <w:p>
-      <w:r>
-        <w:t>Thresholds 5 and 6 both have zero disagreements on the W1 fitting set. The tie rule chooses the smaller threshold. Which is selected? Give a whole-number height where the two candidates disagree and both predictions. Explain what the tie rule does not prove.</w:t>
-      </w:r>
-    </w:p>
-    <w:p>
-      <w:r>
-        <w:t>Select 5. At height 5 cm, threshold 5 predicts tall and threshold 6 predicts short. Choosing the smaller threshold makes the procedure definite; it does not prove which prediction matches a label not supplied by the fitting set.</w:t>
-      </w:r>
-    </w:p>
-    <w:p>
       <w:pPr>
         <w:pStyle w:val="Heading3"/>
       </w:pPr>
       <w:r>
+        <w:t>Workbook question · W2</w:t>
+      </w:r>
+    </w:p>
+    <w:p>
+      <w:pPr>
+        <w:spacing w:line="336" w:lineRule="auto" w:after="180"/>
+        <w:shd w:fill="F5F1FB"/>
+      </w:pPr>
+      <w:r>
+        <w:rPr>
+          <w:b w:val="0"/>
+        </w:rPr>
+        <w:t xml:space="preserve">Thresholds 5 and 6 both have zero disagreements on the W1 </w:t>
+      </w:r>
+      <w:r>
+        <w:rPr>
+          <w:b/>
+        </w:rPr>
+        <w:t>fitting set</w:t>
+      </w:r>
+      <w:r>
+        <w:rPr>
+          <w:b w:val="0"/>
+        </w:rPr>
+        <w:t xml:space="preserve">. The </w:t>
+      </w:r>
+      <w:r>
+        <w:rPr>
+          <w:b/>
+        </w:rPr>
+        <w:t>tie rule</w:t>
+      </w:r>
+      <w:r>
+        <w:rPr>
+          <w:b w:val="0"/>
+        </w:rPr>
+        <w:t xml:space="preserve"> chooses the smaller threshold. Which is selected? Give a whole-number height where the two candidates disagree and both </w:t>
+      </w:r>
+      <w:r>
+        <w:rPr>
+          <w:b/>
+        </w:rPr>
+        <w:t>prediction</w:t>
+      </w:r>
+      <w:r>
+        <w:rPr>
+          <w:b w:val="0"/>
+        </w:rPr>
+        <w:t>s.</w:t>
+      </w:r>
+    </w:p>
+    <w:p>
+      <w:pPr>
+        <w:spacing w:line="336" w:lineRule="auto" w:after="180"/>
+        <w:shd w:fill="F5F1FB"/>
+      </w:pPr>
+      <w:r>
+        <w:rPr>
+          <w:b w:val="0"/>
+        </w:rPr>
+        <w:t xml:space="preserve">Explain what the </w:t>
+      </w:r>
+      <w:r>
+        <w:rPr>
+          <w:b/>
+        </w:rPr>
+        <w:t>tie rule</w:t>
+      </w:r>
+      <w:r>
+        <w:rPr>
+          <w:b w:val="0"/>
+        </w:rPr>
+        <w:t xml:space="preserve"> does not prove.</w:t>
+      </w:r>
+    </w:p>
+    <w:p>
+      <w:pPr>
+        <w:pStyle w:val="Heading3"/>
+      </w:pPr>
+      <w:r>
+        <w:t>Teacher reasoning · W2</w:t>
+      </w:r>
+    </w:p>
+    <w:p>
+      <w:pPr>
+        <w:spacing w:line="336" w:lineRule="auto" w:after="180"/>
+        <w:shd w:fill="F1F6FC"/>
+      </w:pPr>
+      <w:r>
+        <w:rPr>
+          <w:b w:val="0"/>
+        </w:rPr>
+        <w:t>Select 5. At height 5 cm, threshold 5 predicts tall and threshold 6 predicts short.</w:t>
+      </w:r>
+    </w:p>
+    <w:p>
+      <w:pPr>
+        <w:spacing w:line="336" w:lineRule="auto" w:after="180"/>
+        <w:shd w:fill="F1F6FC"/>
+      </w:pPr>
+      <w:r>
+        <w:rPr>
+          <w:b w:val="0"/>
+        </w:rPr>
+        <w:t xml:space="preserve">Choosing the smaller threshold makes the procedure definite; it does not prove which </w:t>
+      </w:r>
+      <w:r>
+        <w:rPr>
+          <w:b/>
+        </w:rPr>
+        <w:t>prediction</w:t>
+      </w:r>
+      <w:r>
+        <w:rPr>
+          <w:b w:val="0"/>
+        </w:rPr>
+        <w:t xml:space="preserve"> matches a label not supplied by the </w:t>
+      </w:r>
+      <w:r>
+        <w:rPr>
+          <w:b/>
+        </w:rPr>
+        <w:t>fitting set</w:t>
+      </w:r>
+      <w:r>
+        <w:rPr>
+          <w:b w:val="0"/>
+        </w:rPr>
+        <w:t>.</w:t>
+      </w:r>
+    </w:p>
+    <w:p>
+      <w:pPr>
+        <w:pStyle w:val="Heading3"/>
+      </w:pPr>
+      <w:r>
         <w:t>W3 Update with an added example</w:t>
       </w:r>
     </w:p>
     <w:p>
-      <w:r>
-        <w:t>Add height 5 cm labelled short to the four fitting examples. Recompute the disagreement totals for thresholds 3, 5, 6 and 7. Select the candidate with the fewest disagreements, keeping the smaller-threshold tie rule. Explain why the new label is part of fitting.</w:t>
-      </w:r>
-    </w:p>
-    <w:p>
-      <w:r>
-        <w:t>Totals are 2, 1, 0 and 1 respectively. Threshold 3 now disagrees at 4 and 5; threshold 5 at 5; threshold 6 nowhere; threshold 7 at 6. Select 6. The new label influenced selection, so it is fitting evidence.</w:t>
-      </w:r>
-    </w:p>
-    <w:p>
       <w:pPr>
         <w:pStyle w:val="Heading3"/>
       </w:pPr>
       <w:r>
+        <w:t>Workbook question · W3</w:t>
+      </w:r>
+    </w:p>
+    <w:p>
+      <w:pPr>
+        <w:spacing w:line="336" w:lineRule="auto" w:after="180"/>
+        <w:shd w:fill="F5F1FB"/>
+      </w:pPr>
+      <w:r>
+        <w:rPr>
+          <w:b w:val="0"/>
+        </w:rPr>
+        <w:t xml:space="preserve">Add height 5 cm labelled short to the four </w:t>
+      </w:r>
+      <w:r>
+        <w:rPr>
+          <w:b/>
+        </w:rPr>
+        <w:t>fitting</w:t>
+      </w:r>
+      <w:r>
+        <w:rPr>
+          <w:b w:val="0"/>
+        </w:rPr>
+        <w:t xml:space="preserve"> examples. Recompute the disagreement totals for thresholds 3, 5, 6 and 7. Select the candidate with the fewest disagreements, keeping the smaller-threshold </w:t>
+      </w:r>
+      <w:r>
+        <w:rPr>
+          <w:b/>
+        </w:rPr>
+        <w:t>tie rule</w:t>
+      </w:r>
+      <w:r>
+        <w:rPr>
+          <w:b w:val="0"/>
+        </w:rPr>
+        <w:t>.</w:t>
+      </w:r>
+    </w:p>
+    <w:p>
+      <w:pPr>
+        <w:spacing w:line="336" w:lineRule="auto" w:after="180"/>
+        <w:shd w:fill="F5F1FB"/>
+      </w:pPr>
+      <w:r>
+        <w:rPr>
+          <w:b w:val="0"/>
+        </w:rPr>
+        <w:t xml:space="preserve">Explain why the new label is part of </w:t>
+      </w:r>
+      <w:r>
+        <w:rPr>
+          <w:b/>
+        </w:rPr>
+        <w:t>fitting</w:t>
+      </w:r>
+      <w:r>
+        <w:rPr>
+          <w:b w:val="0"/>
+        </w:rPr>
+        <w:t>.</w:t>
+      </w:r>
+    </w:p>
+    <w:p>
+      <w:pPr>
+        <w:pStyle w:val="Heading3"/>
+      </w:pPr>
+      <w:r>
+        <w:t>Teacher reasoning · W3</w:t>
+      </w:r>
+    </w:p>
+    <w:p>
+      <w:pPr>
+        <w:spacing w:line="336" w:lineRule="auto" w:after="180"/>
+        <w:shd w:fill="F1F6FC"/>
+      </w:pPr>
+      <w:r>
+        <w:rPr>
+          <w:b w:val="0"/>
+        </w:rPr>
+        <w:t xml:space="preserve">Totals are 2, 1, 0 and 1 respectively. Threshold 3 now disagrees at 4 and 5; threshold 5 at 5; threshold 6 nowhere; threshold 7 at 6. Select 6. The new label influenced selection, so it is </w:t>
+      </w:r>
+      <w:r>
+        <w:rPr>
+          <w:b/>
+        </w:rPr>
+        <w:t>fitting</w:t>
+      </w:r>
+      <w:r>
+        <w:rPr>
+          <w:b w:val="0"/>
+        </w:rPr>
+        <w:t xml:space="preserve"> </w:t>
+      </w:r>
+      <w:r>
+        <w:rPr>
+          <w:b/>
+        </w:rPr>
+        <w:t>evidence</w:t>
+      </w:r>
+      <w:r>
+        <w:rPr>
+          <w:b w:val="0"/>
+        </w:rPr>
+        <w:t>.</w:t>
+      </w:r>
+    </w:p>
+    <w:p>
+      <w:pPr>
+        <w:pStyle w:val="Heading3"/>
+      </w:pPr>
+      <w:r>
         <w:t>W4 Fit a new distance task</w:t>
       </w:r>
     </w:p>
     <w:p>
-      <w:r>
-        <w:t>Imaginary map markers have distances 1, 3, 5 and 7 units, with supplied labels near, far, far and far. Compare candidates that predict far when distance is at least 2, 4 or 6 units. List every prediction and error count, select the lowest-error candidate, then predict at distance 2 before any comparison label is supplied. Limit your conclusion.</w:t>
-      </w:r>
-    </w:p>
-    <w:p>
-      <w:r>
-        <w:t>Threshold 2 predicts near, far, far, far with 0 errors. Threshold 4 predicts near, near, far, far with 1 error at 3. Threshold 6 predicts near, near, near, far with 2 errors at 3 and 5. Select 2 and predict far at exactly 2. This fits the four labels among these candidates; it does not establish the unknown label at 2 or all future distances.</w:t>
-      </w:r>
-    </w:p>
-    <w:p>
       <w:pPr>
         <w:pStyle w:val="Heading3"/>
       </w:pPr>
       <w:r>
+        <w:t>Workbook question · W4</w:t>
+      </w:r>
+    </w:p>
+    <w:p>
+      <w:pPr>
+        <w:spacing w:line="336" w:lineRule="auto" w:after="180"/>
+        <w:shd w:fill="F5F1FB"/>
+      </w:pPr>
+      <w:r>
+        <w:rPr>
+          <w:b w:val="0"/>
+        </w:rPr>
+        <w:t>Imaginary map markers have distances 1, 3, 5 and 7 units, with supplied labels near, far, far and far. Compare candidates that predict far when distance is at least 2, 4 or 6 units.</w:t>
+      </w:r>
+    </w:p>
+    <w:p>
+      <w:pPr>
+        <w:spacing w:line="336" w:lineRule="auto" w:after="180"/>
+        <w:shd w:fill="F5F1FB"/>
+      </w:pPr>
+      <w:r>
+        <w:rPr>
+          <w:b w:val="0"/>
+        </w:rPr>
+        <w:t xml:space="preserve">List every </w:t>
+      </w:r>
+      <w:r>
+        <w:rPr>
+          <w:b/>
+        </w:rPr>
+        <w:t>prediction</w:t>
+      </w:r>
+      <w:r>
+        <w:rPr>
+          <w:b w:val="0"/>
+        </w:rPr>
+        <w:t xml:space="preserve"> and error count, select the lowest-error candidate, then predict at distance 2 before any comparison label is supplied. Limit your conclusion.</w:t>
+      </w:r>
+    </w:p>
+    <w:p>
+      <w:pPr>
+        <w:pStyle w:val="Heading3"/>
+      </w:pPr>
+      <w:r>
+        <w:t>Teacher reasoning · W4</w:t>
+      </w:r>
+    </w:p>
+    <w:p>
+      <w:pPr>
+        <w:spacing w:line="336" w:lineRule="auto" w:after="180"/>
+        <w:shd w:fill="F1F6FC"/>
+      </w:pPr>
+      <w:r>
+        <w:rPr>
+          <w:b w:val="0"/>
+        </w:rPr>
+        <w:t>Threshold 2 predicts near, far, far, far with 0 errors. Threshold 4 predicts near, near, far, far with 1 error at 3. Threshold 6 predicts near, near, near, far with 2 errors at 3 and 5. Select 2 and predict far at exactly 2.</w:t>
+      </w:r>
+    </w:p>
+    <w:p>
+      <w:pPr>
+        <w:spacing w:line="336" w:lineRule="auto" w:after="180"/>
+        <w:shd w:fill="F1F6FC"/>
+      </w:pPr>
+      <w:r>
+        <w:rPr>
+          <w:b w:val="0"/>
+        </w:rPr>
+        <w:t>This fits the four labels among these candidates; it does not establish the unknown label at 2 or all future distances.</w:t>
+      </w:r>
+    </w:p>
+    <w:p>
+      <w:pPr>
+        <w:pStyle w:val="Heading3"/>
+      </w:pPr>
+      <w:r>
         <w:t>W5 Keep conflicting records visible</w:t>
       </w:r>
     </w:p>
     <w:p>
-      <w:r>
-        <w:t>Two fitting records both have height 6 cm. One is labelled short and the other tall. A learner says a clever height-only rule can agree with both on every run. Explain the problem for a deterministic rule and name two checks to make before changing either record.</w:t>
-      </w:r>
-    </w:p>
-    <w:p>
-      <w:r>
-        <w:t>The same input must receive the same prediction from this deterministic height-only rule, so at least one of the two labels disagrees. Check the original measurements and units, and check whether both labels used the same task policy; also investigate an omitted relevant feature. Do not edit a label merely to improve the score.</w:t>
-      </w:r>
-    </w:p>
-    <w:p>
       <w:pPr>
         <w:pStyle w:val="Heading3"/>
       </w:pPr>
       <w:r>
+        <w:t>Workbook question · W5</w:t>
+      </w:r>
+    </w:p>
+    <w:p>
+      <w:pPr>
+        <w:spacing w:line="336" w:lineRule="auto" w:after="180"/>
+        <w:shd w:fill="F5F1FB"/>
+      </w:pPr>
+      <w:r>
+        <w:rPr>
+          <w:b w:val="0"/>
+        </w:rPr>
+        <w:t xml:space="preserve">Two </w:t>
+      </w:r>
+      <w:r>
+        <w:rPr>
+          <w:b/>
+        </w:rPr>
+        <w:t>fitting</w:t>
+      </w:r>
+      <w:r>
+        <w:rPr>
+          <w:b w:val="0"/>
+        </w:rPr>
+        <w:t xml:space="preserve"> records both have height 6 cm. One is labelled short and the other tall. A learner says a clever height-only rule can agree with both on every run.</w:t>
+      </w:r>
+    </w:p>
+    <w:p>
+      <w:pPr>
+        <w:spacing w:line="336" w:lineRule="auto" w:after="180"/>
+        <w:shd w:fill="F5F1FB"/>
+      </w:pPr>
+      <w:r>
+        <w:rPr>
+          <w:b w:val="0"/>
+        </w:rPr>
+        <w:t>Explain the problem for a deterministic rule and name two checks to make before changing either record.</w:t>
+      </w:r>
+    </w:p>
+    <w:p>
+      <w:pPr>
+        <w:pStyle w:val="Heading3"/>
+      </w:pPr>
+      <w:r>
+        <w:t>Teacher reasoning · W5</w:t>
+      </w:r>
+    </w:p>
+    <w:p>
+      <w:pPr>
+        <w:spacing w:line="336" w:lineRule="auto" w:after="180"/>
+        <w:shd w:fill="F1F6FC"/>
+      </w:pPr>
+      <w:r>
+        <w:rPr>
+          <w:b w:val="0"/>
+        </w:rPr>
+        <w:t xml:space="preserve">The same </w:t>
+      </w:r>
+      <w:r>
+        <w:rPr>
+          <w:b/>
+        </w:rPr>
+        <w:t>input</w:t>
+      </w:r>
+      <w:r>
+        <w:rPr>
+          <w:b w:val="0"/>
+        </w:rPr>
+        <w:t xml:space="preserve"> must receive the same </w:t>
+      </w:r>
+      <w:r>
+        <w:rPr>
+          <w:b/>
+        </w:rPr>
+        <w:t>prediction</w:t>
+      </w:r>
+      <w:r>
+        <w:rPr>
+          <w:b w:val="0"/>
+        </w:rPr>
+        <w:t xml:space="preserve"> from this deterministic height-only rule, so at least one of the two labels disagrees.</w:t>
+      </w:r>
+    </w:p>
+    <w:p>
+      <w:pPr>
+        <w:spacing w:line="336" w:lineRule="auto" w:after="180"/>
+        <w:shd w:fill="F1F6FC"/>
+      </w:pPr>
+      <w:r>
+        <w:rPr>
+          <w:b w:val="0"/>
+        </w:rPr>
+        <w:t>Check the original measurements and units, and check whether both labels used the same task policy; also investigate an omitted relevant feature. Do not edit a label merely to improve the score.</w:t>
+      </w:r>
+    </w:p>
+    <w:p>
+      <w:pPr>
+        <w:pStyle w:val="Heading3"/>
+      </w:pPr>
+      <w:r>
         <w:t>Assess independent transfer</w:t>
       </w:r>
     </w:p>
     <w:p>
-      <w:r>
-        <w:t>Selected case: Imaginary map markers have distances 1, 3, 5 and 7 units, with supplied labels near, far, far and far. Compare candidates that predict far when distance is at least 2, 4 or 6 units. List every prediction and error count, select the lowest-error candidate, then predict at distance 2 before any comparison label is supplied. Limit your conclusion.</w:t>
-      </w:r>
-    </w:p>
-    <w:p>
       <w:pPr>
         <w:pStyle w:val="Heading3"/>
       </w:pPr>
       <w:r>
+        <w:t>Independent question · withhold the key</w:t>
+      </w:r>
+    </w:p>
+    <w:p>
+      <w:pPr>
+        <w:spacing w:line="336" w:lineRule="auto" w:after="180"/>
+        <w:shd w:fill="F5F1FB"/>
+      </w:pPr>
+      <w:r>
+        <w:rPr>
+          <w:b w:val="0"/>
+        </w:rPr>
+        <w:t>Selected case: Imaginary map markers have distances 1, 3, 5 and 7 units, with supplied labels near, far, far and far. Compare candidates that predict far when distance is at least 2, 4 or 6 units.</w:t>
+      </w:r>
+    </w:p>
+    <w:p>
+      <w:pPr>
+        <w:spacing w:line="336" w:lineRule="auto" w:after="180"/>
+        <w:shd w:fill="F5F1FB"/>
+      </w:pPr>
+      <w:r>
+        <w:rPr>
+          <w:b w:val="0"/>
+        </w:rPr>
+        <w:t xml:space="preserve">List every </w:t>
+      </w:r>
+      <w:r>
+        <w:rPr>
+          <w:b/>
+        </w:rPr>
+        <w:t>prediction</w:t>
+      </w:r>
+      <w:r>
+        <w:rPr>
+          <w:b w:val="0"/>
+        </w:rPr>
+        <w:t xml:space="preserve"> and error count, select the lowest-error candidate, then predict at distance 2 before any comparison label is supplied. Limit your conclusion.</w:t>
+      </w:r>
+    </w:p>
+    <w:p>
+      <w:pPr>
+        <w:pStyle w:val="Heading3"/>
+      </w:pPr>
+      <w:r>
         <w:t>Selected case answer</w:t>
       </w:r>
     </w:p>
     <w:p>
-      <w:r>
-        <w:t>Threshold 2 predicts near, far, far, far with 0 errors. Threshold 4 predicts near, near, far, far with 1 error at 3. Threshold 6 predicts near, near, near, far with 2 errors at 3 and 5. Select 2 and predict far at exactly 2. This fits the four labels among these candidates; it does not establish the unknown label at 2 or all future distances.</w:t>
+      <w:pPr>
+        <w:pStyle w:val="Heading3"/>
+      </w:pPr>
+      <w:r>
+        <w:t>Teacher key · Selected case answer</w:t>
+      </w:r>
+    </w:p>
+    <w:p>
+      <w:pPr>
+        <w:spacing w:line="336" w:lineRule="auto" w:after="180"/>
+        <w:shd w:fill="F1F6FC"/>
+      </w:pPr>
+      <w:r>
+        <w:rPr>
+          <w:b w:val="0"/>
+        </w:rPr>
+        <w:t>Threshold 2 predicts near, far, far, far with 0 errors. Threshold 4 predicts near, near, far, far with 1 error at 3. Threshold 6 predicts near, near, near, far with 2 errors at 3 and 5. Select 2 and predict far at exactly 2.</w:t>
+      </w:r>
+    </w:p>
+    <w:p>
+      <w:pPr>
+        <w:spacing w:line="336" w:lineRule="auto" w:after="180"/>
+        <w:shd w:fill="F1F6FC"/>
+      </w:pPr>
+      <w:r>
+        <w:rPr>
+          <w:b w:val="0"/>
+        </w:rPr>
+        <w:t>This fits the four labels among these candidates; it does not establish the unknown label at 2 or all future distances.</w:t>
       </w:r>
     </w:p>
     <w:tbl>
@@ -2763,21 +5582,77 @@
       </w:tr>
     </w:tbl>
     <w:p>
-      <w:r>
-        <w:t>Record each dimension as not yet, with support, or independent. Accept a valid alternative procedure with a defensible trace. Do not penalise an honestly recorded model failure if the learner correctly explains its evidence and limits.</w:t>
-      </w:r>
-    </w:p>
-    <w:p>
       <w:pPr>
         <w:pStyle w:val="Heading3"/>
       </w:pPr>
       <w:r>
+        <w:t>Teacher key · Selected case answer</w:t>
+      </w:r>
+    </w:p>
+    <w:p>
+      <w:pPr>
+        <w:spacing w:line="336" w:lineRule="auto" w:after="180"/>
+        <w:shd w:fill="F1F6FC"/>
+      </w:pPr>
+      <w:r>
+        <w:rPr>
+          <w:b w:val="0"/>
+        </w:rPr>
+        <w:t>Record each dimension as not yet, with support, or independent. Accept a valid alternative procedure with a defensible trace.</w:t>
+      </w:r>
+    </w:p>
+    <w:p>
+      <w:pPr>
+        <w:spacing w:line="336" w:lineRule="auto" w:after="180"/>
+        <w:shd w:fill="F1F6FC"/>
+      </w:pPr>
+      <w:r>
+        <w:rPr>
+          <w:b w:val="0"/>
+        </w:rPr>
+        <w:t xml:space="preserve">Do not penalise an honestly recorded model failure if the learner correctly explains its </w:t>
+      </w:r>
+      <w:r>
+        <w:rPr>
+          <w:b/>
+        </w:rPr>
+        <w:t>evidence</w:t>
+      </w:r>
+      <w:r>
+        <w:rPr>
+          <w:b w:val="0"/>
+        </w:rPr>
+        <w:t xml:space="preserve"> and limits.</w:t>
+      </w:r>
+    </w:p>
+    <w:p>
+      <w:pPr>
+        <w:pStyle w:val="Heading3"/>
+      </w:pPr>
+      <w:r>
         <w:t>Feedback that the learner uses</w:t>
       </w:r>
     </w:p>
     <w:p>
-      <w:r>
-        <w:t>Name the earliest unsupported step and give one action to repair it. Have the learner make that repair now and explain why. Then assess the relevant skill on a fresh, fully specified case. Confirm it was not previously practised with feedback; solve and check the new case before assigning it. A follow-up design prompt is a starting brief, not automatically an equivalent test.</w:t>
+      <w:pPr>
+        <w:spacing w:line="336" w:lineRule="auto" w:after="180"/>
+      </w:pPr>
+      <w:r>
+        <w:rPr>
+          <w:b w:val="0"/>
+        </w:rPr>
+        <w:t>Name the earliest unsupported step and give one action to repair it. Have the learner make that repair now and explain why. Then assess the relevant skill on a fresh, fully specified case.</w:t>
+      </w:r>
+    </w:p>
+    <w:p>
+      <w:pPr>
+        <w:spacing w:line="336" w:lineRule="auto" w:after="180"/>
+      </w:pPr>
+      <w:r>
+        <w:rPr>
+          <w:b w:val="0"/>
+        </w:rPr>
+        <w:t>Confirm it was not previously practised with feedback; solve and check the new case before assigning it. A follow-up design prompt is a starting brief, not automatically an equivalent test.</w:t>
       </w:r>
     </w:p>
     <w:p>
@@ -2789,11 +5664,62 @@
       </w:r>
     </w:p>
     <w:p>
+      <w:r>
+        <w:t>Connect Learning from Examples to Helpful Classroom Sorter, adapt support and plan a later changed-case check.</w:t>
+      </w:r>
+    </w:p>
+    <w:p>
       <w:pPr>
         <w:pStyle w:val="Heading3"/>
       </w:pPr>
       <w:r>
-        <w:t>Connect and extend learning</w:t>
+        <w:t>Helpful Classroom Sorter</w:t>
+      </w:r>
+    </w:p>
+    <w:p>
+      <w:pPr>
+        <w:spacing w:line="336" w:lineRule="auto" w:after="180"/>
+      </w:pPr>
+      <w:r>
+        <w:rPr>
+          <w:b w:val="0"/>
+        </w:rPr>
+        <w:t>Create the first small labeled example set for the sorter and explain which visual differences it covers.</w:t>
+      </w:r>
+    </w:p>
+    <w:p>
+      <w:pPr>
+        <w:spacing w:line="336" w:lineRule="auto" w:after="180"/>
+      </w:pPr>
+      <w:r>
+        <w:rPr>
+          <w:b w:val="0"/>
+        </w:rPr>
+        <w:t xml:space="preserve">Keep the decision, </w:t>
+      </w:r>
+      <w:r>
+        <w:rPr>
+          <w:b/>
+        </w:rPr>
+        <w:t>input</w:t>
+      </w:r>
+      <w:r>
+        <w:rPr>
+          <w:b w:val="0"/>
+        </w:rPr>
+        <w:t xml:space="preserve">, result, explanation and remaining limitation in the project </w:t>
+      </w:r>
+      <w:r>
+        <w:rPr>
+          <w:b/>
+        </w:rPr>
+        <w:t>evidence</w:t>
+      </w:r>
+      <w:r>
+        <w:rPr>
+          <w:b w:val="0"/>
+        </w:rPr>
+        <w:t xml:space="preserve"> record. Retrieve this record next week rather than restarting the project.</w:t>
       </w:r>
     </w:p>
     <w:p>
@@ -2801,17 +5727,54 @@
         <w:pStyle w:val="Heading3"/>
       </w:pPr>
       <w:r>
-        <w:t>Helpful Classroom Sorter</w:t>
-      </w:r>
-    </w:p>
-    <w:p>
-      <w:r>
-        <w:t>Create the first small labeled example set for the sorter and explain which visual differences it covers.</w:t>
-      </w:r>
-    </w:p>
-    <w:p>
-      <w:r>
-        <w:t>Keep the decision, input, result, explanation and remaining limitation in the project evidence record. Retrieve this record next week rather than restarting the project.</w:t>
+        <w:t>Support and stretch</w:t>
+      </w:r>
+    </w:p>
+    <w:p>
+      <w:pPr>
+        <w:spacing w:line="336" w:lineRule="auto" w:after="180"/>
+      </w:pPr>
+      <w:r>
+        <w:rPr>
+          <w:b w:val="0"/>
+        </w:rPr>
+        <w:t xml:space="preserve">Use physical cards, spoken explanations and a three-stage drawing. Read aloud without giving the answer. Stretch: compare two </w:t>
+      </w:r>
+      <w:r>
+        <w:rPr>
+          <w:b/>
+        </w:rPr>
+        <w:t>mechanism</w:t>
+      </w:r>
+      <w:r>
+        <w:rPr>
+          <w:b w:val="0"/>
+        </w:rPr>
+        <w:t xml:space="preserve">s with the same visible </w:t>
+      </w:r>
+      <w:r>
+        <w:rPr>
+          <w:b/>
+        </w:rPr>
+        <w:t>output</w:t>
+      </w:r>
+      <w:r>
+        <w:rPr>
+          <w:b w:val="0"/>
+        </w:rPr>
+        <w:t xml:space="preserve"> and explain what </w:t>
+      </w:r>
+      <w:r>
+        <w:rPr>
+          <w:b/>
+        </w:rPr>
+        <w:t>evidence</w:t>
+      </w:r>
+      <w:r>
+        <w:rPr>
+          <w:b w:val="0"/>
+        </w:rPr>
+        <w:t xml:space="preserve"> distinguishes them.</w:t>
       </w:r>
     </w:p>
     <w:p>
@@ -2819,12 +5782,30 @@
         <w:pStyle w:val="Heading3"/>
       </w:pPr>
       <w:r>
-        <w:t>Support and stretch</w:t>
-      </w:r>
-    </w:p>
-    <w:p>
-      <w:r>
-        <w:t>Use physical cards, spoken explanations and a three-stage drawing. Read aloud without giving the answer. Stretch: compare two mechanisms with the same visible output and explain what evidence distinguishes them.</w:t>
+        <w:t>Exit reflection</w:t>
+      </w:r>
+    </w:p>
+    <w:p>
+      <w:pPr>
+        <w:spacing w:line="336" w:lineRule="auto" w:after="180"/>
+      </w:pPr>
+      <w:r>
+        <w:rPr>
+          <w:b w:val="0"/>
+        </w:rPr>
+        <w:t xml:space="preserve">Ask for one decision the learner can now justify and one situation requiring more </w:t>
+      </w:r>
+      <w:r>
+        <w:rPr>
+          <w:b/>
+        </w:rPr>
+        <w:t>evidence</w:t>
+      </w:r>
+      <w:r>
+        <w:rPr>
+          <w:b w:val="0"/>
+        </w:rPr>
+        <w:t xml:space="preserve"> or human review. Confidence ratings are separate from correct independent performance.</w:t>
       </w:r>
     </w:p>
     <w:p>
@@ -2832,12 +5813,30 @@
         <w:pStyle w:val="Heading3"/>
       </w:pPr>
       <w:r>
-        <w:t>Exit reflection</w:t>
-      </w:r>
-    </w:p>
-    <w:p>
-      <w:r>
-        <w:t>Ask for one decision the learner can now justify and one situation requiring more evidence or human review. Confidence ratings are separate from correct independent performance.</w:t>
+        <w:t>Bridge to the next week</w:t>
+      </w:r>
+    </w:p>
+    <w:p>
+      <w:pPr>
+        <w:spacing w:line="336" w:lineRule="auto" w:after="180"/>
+      </w:pPr>
+      <w:r>
+        <w:rPr>
+          <w:b w:val="0"/>
+        </w:rPr>
+        <w:t xml:space="preserve">Next: Week 14: Build a Human Classifier. Retrieve today’s </w:t>
+      </w:r>
+      <w:r>
+        <w:rPr>
+          <w:b/>
+        </w:rPr>
+        <w:t>evidence</w:t>
+      </w:r>
+      <w:r>
+        <w:rPr>
+          <w:b w:val="0"/>
+        </w:rPr>
+        <w:t xml:space="preserve"> and identify what carries forward and what is new.</w:t>
       </w:r>
     </w:p>
     <w:p>
@@ -2845,12 +5844,122 @@
         <w:pStyle w:val="Heading3"/>
       </w:pPr>
       <w:r>
-        <w:t>Bridge to the next week</w:t>
-      </w:r>
-    </w:p>
-    <w:p>
-      <w:r>
-        <w:t>Next: Week 14: Build a Human Classifier. Retrieve today’s evidence and identify what carries forward and what is new.</w:t>
+        <w:t>Support and fresh reassessment</w:t>
+      </w:r>
+    </w:p>
+    <w:p>
+      <w:pPr>
+        <w:spacing w:line="336" w:lineRule="auto" w:after="180"/>
+      </w:pPr>
+      <w:r>
+        <w:rPr>
+          <w:b w:val="0"/>
+        </w:rPr>
+        <w:t xml:space="preserve">Use counters for disagreements and a number line with a closed threshold dot. Let students read labels aloud after committing </w:t>
+      </w:r>
+      <w:r>
+        <w:rPr>
+          <w:b/>
+        </w:rPr>
+        <w:t>prediction</w:t>
+      </w:r>
+      <w:r>
+        <w:rPr>
+          <w:b w:val="0"/>
+        </w:rPr>
+        <w:t>s.</w:t>
+      </w:r>
+    </w:p>
+    <w:p>
+      <w:pPr>
+        <w:spacing w:line="336" w:lineRule="auto" w:after="180"/>
+      </w:pPr>
+      <w:r>
+        <w:rPr>
+          <w:b w:val="0"/>
+        </w:rPr>
+        <w:t>Extension: identify all positive whole-number thresholds with zero disagreements on the original tower set and explain why the available labels do not select uniquely between them.</w:t>
+      </w:r>
+    </w:p>
+    <w:p>
+      <w:pPr>
+        <w:spacing w:line="336" w:lineRule="auto" w:after="180"/>
+      </w:pPr>
+      <w:r>
+        <w:rPr>
+          <w:b w:val="0"/>
+        </w:rPr>
+        <w:t xml:space="preserve">W4 is secure when the learner lists the three </w:t>
+      </w:r>
+      <w:r>
+        <w:rPr>
+          <w:b/>
+        </w:rPr>
+        <w:t>prediction</w:t>
+      </w:r>
+      <w:r>
+        <w:rPr>
+          <w:b w:val="0"/>
+        </w:rPr>
+        <w:t xml:space="preserve"> sequences, obtains counts 0, 1, 2, selects 2, includes equality in the new </w:t>
+      </w:r>
+      <w:r>
+        <w:rPr>
+          <w:b/>
+        </w:rPr>
+        <w:t>prediction</w:t>
+      </w:r>
+      <w:r>
+        <w:rPr>
+          <w:b w:val="0"/>
+        </w:rPr>
+        <w:t xml:space="preserve"> and limits the claim.</w:t>
+      </w:r>
+    </w:p>
+    <w:p>
+      <w:pPr>
+        <w:spacing w:line="336" w:lineRule="auto" w:after="180"/>
+      </w:pPr>
+      <w:r>
+        <w:rPr>
+          <w:b w:val="0"/>
+        </w:rPr>
+        <w:t xml:space="preserve">After support, retry values 2, 4, 6, 8 labelled near, near, far, far with thresholds 4 and 6: counts 1 and 0, select 6. Ask about an unseen distance 5 to check that </w:t>
+      </w:r>
+      <w:r>
+        <w:rPr>
+          <w:b/>
+        </w:rPr>
+        <w:t>prediction</w:t>
+      </w:r>
+      <w:r>
+        <w:rPr>
+          <w:b w:val="0"/>
+        </w:rPr>
+        <w:t xml:space="preserve"> is not confused with verified correctness.</w:t>
+      </w:r>
+    </w:p>
+    <w:p>
+      <w:pPr>
+        <w:spacing w:line="336" w:lineRule="auto" w:after="180"/>
+      </w:pPr>
+      <w:r>
+        <w:rPr>
+          <w:b w:val="0"/>
+        </w:rPr>
+        <w:t xml:space="preserve">Week 14 constructs a classifier as a complete procedure with defined </w:t>
+      </w:r>
+      <w:r>
+        <w:rPr>
+          <w:b/>
+        </w:rPr>
+        <w:t>input</w:t>
+      </w:r>
+      <w:r>
+        <w:rPr>
+          <w:b w:val="0"/>
+        </w:rPr>
+        <w:t>s, a selected model and explicit handling of invalid or missing records.</w:t>
       </w:r>
     </w:p>
     <w:p>
@@ -2858,40 +5967,40 @@
         <w:pStyle w:val="Heading3"/>
       </w:pPr>
       <w:r>
-        <w:t>Support and fresh reassessment</w:t>
-      </w:r>
-    </w:p>
-    <w:p>
-      <w:r>
-        <w:t>Use counters for disagreements and a number line with a closed threshold dot. Let students read labels aloud after committing predictions. Extension: identify all positive whole-number thresholds with zero disagreements on the original tower set and explain why the available labels do not select uniquely between them.</w:t>
-      </w:r>
-    </w:p>
-    <w:p>
-      <w:r>
-        <w:t>W4 is secure when the learner lists the three prediction sequences, obtains counts 0, 1, 2, selects 2, includes equality in the new prediction and limits the claim. After support, retry values 2, 4, 6, 8 labelled near, near, far, far with thresholds 4 and 6: counts 1 and 0, select 6. Ask about an unseen distance 5 to check that prediction is not confused with verified correctness.</w:t>
-      </w:r>
-    </w:p>
-    <w:p>
-      <w:r>
-        <w:t>Week 14 constructs a classifier as a complete procedure with defined inputs, a selected model and explicit handling of invalid or missing records.</w:t>
-      </w:r>
-    </w:p>
-    <w:p>
-      <w:pPr>
-        <w:pStyle w:val="Heading3"/>
-      </w:pPr>
-      <w:r>
         <w:t>Plan the delayed return</w:t>
       </w:r>
     </w:p>
     <w:p>
-      <w:r>
+      <w:pPr>
+        <w:spacing w:line="336" w:lineRule="auto" w:after="180"/>
+      </w:pPr>
+      <w:r>
+        <w:rPr>
+          <w:b w:val="0"/>
+        </w:rPr>
         <w:t>Suggested return points in this level: ai-1/14, ai-1/16, ai-1/19. Use actual classroom dates, adjusting for holidays and gaps. One, three and six teaching weeks are scheduling choices, not a claimed optimal spacing.</w:t>
       </w:r>
     </w:p>
     <w:p>
-      <w:r>
-        <w:t>At a delayed check, ask for the idea from memory and a changed application. Compare with the earlier independent response and record support used. For a new level, revisit the previous capstone before checking the new prerequisites.</w:t>
+      <w:pPr>
+        <w:spacing w:line="336" w:lineRule="auto" w:after="180"/>
+      </w:pPr>
+      <w:r>
+        <w:rPr>
+          <w:b w:val="0"/>
+        </w:rPr>
+        <w:t>At a delayed check, ask for the idea from memory and a changed application. Compare with the earlier independent response and record support used.</w:t>
+      </w:r>
+    </w:p>
+    <w:p>
+      <w:pPr>
+        <w:spacing w:line="336" w:lineRule="auto" w:after="180"/>
+      </w:pPr>
+      <w:r>
+        <w:rPr>
+          <w:b w:val="0"/>
+        </w:rPr>
+        <w:t>For a new level, revisit the previous capstone before checking the new prerequisites.</w:t>
       </w:r>
     </w:p>
     <w:tbl>
@@ -3051,8 +6160,26 @@
       </w:tr>
     </w:tbl>
     <w:p>
-      <w:r>
-        <w:t>Use the evidence to choose reteaching or the next step. A completed page, confidence rating or attractive project does not by itself demonstrate understanding.</w:t>
+      <w:pPr>
+        <w:spacing w:line="336" w:lineRule="auto" w:after="180"/>
+      </w:pPr>
+      <w:r>
+        <w:rPr>
+          <w:b w:val="0"/>
+        </w:rPr>
+        <w:t xml:space="preserve">Use the </w:t>
+      </w:r>
+      <w:r>
+        <w:rPr>
+          <w:b/>
+        </w:rPr>
+        <w:t>evidence</w:t>
+      </w:r>
+      <w:r>
+        <w:rPr>
+          <w:b w:val="0"/>
+        </w:rPr>
+        <w:t xml:space="preserve"> to choose reteaching or the next step. A completed page, confidence rating or attractive project does not by itself demonstrate understanding.</w:t>
       </w:r>
     </w:p>
     <w:p>
@@ -3064,8 +6191,26 @@
       </w:r>
     </w:p>
     <w:p>
-      <w:r>
-        <w:t>Save candidate definitions, training errors and tie policy with any sorter model version.</w:t>
+      <w:pPr>
+        <w:spacing w:line="336" w:lineRule="auto" w:after="180"/>
+      </w:pPr>
+      <w:r>
+        <w:rPr>
+          <w:b w:val="0"/>
+        </w:rPr>
+        <w:t xml:space="preserve">Save candidate definitions, </w:t>
+      </w:r>
+      <w:r>
+        <w:rPr>
+          <w:b/>
+        </w:rPr>
+        <w:t>training</w:t>
+      </w:r>
+      <w:r>
+        <w:rPr>
+          <w:b w:val="0"/>
+        </w:rPr>
+        <w:t xml:space="preserve"> errors and tie policy with any sorter model version.</w:t>
       </w:r>
     </w:p>
     <w:p>
@@ -3078,12 +6223,62 @@
     </w:p>
     <w:p>
       <w:r>
-        <w:t>Teaching target: Fit a threshold by tracing predictions and counting disagreements for every candidate</w:t>
-      </w:r>
-    </w:p>
-    <w:p>
-      <w:r>
-        <w:t>Prepare the labelled worked-case picture, the matching workbook, fictional input cards and a place for individual responses. No paid AI account is required for the paper reasoning activities.</w:t>
+        <w:t>Use this preparation summary alongside the detailed Learning from Examples lesson; it is a checklist rather than a replacement for the full sequence.</w:t>
+      </w:r>
+    </w:p>
+    <w:p>
+      <w:pPr>
+        <w:pStyle w:val="Heading3"/>
+      </w:pPr>
+      <w:r>
+        <w:t>Teaching target</w:t>
+      </w:r>
+    </w:p>
+    <w:p>
+      <w:pPr>
+        <w:spacing w:line="336" w:lineRule="auto" w:after="180"/>
+        <w:shd w:fill="EDF7F3"/>
+      </w:pPr>
+      <w:r>
+        <w:rPr>
+          <w:b w:val="0"/>
+        </w:rPr>
+        <w:t xml:space="preserve">Teaching target: Fit a threshold by tracing </w:t>
+      </w:r>
+      <w:r>
+        <w:rPr>
+          <w:b/>
+        </w:rPr>
+        <w:t>prediction</w:t>
+      </w:r>
+      <w:r>
+        <w:rPr>
+          <w:b w:val="0"/>
+        </w:rPr>
+        <w:t>s and counting disagreements for every candidate</w:t>
+      </w:r>
+    </w:p>
+    <w:p>
+      <w:pPr>
+        <w:spacing w:line="336" w:lineRule="auto" w:after="180"/>
+      </w:pPr>
+      <w:r>
+        <w:rPr>
+          <w:b w:val="0"/>
+        </w:rPr>
+        <w:t xml:space="preserve">Prepare the labelled worked-case picture, the matching workbook, fictional </w:t>
+      </w:r>
+      <w:r>
+        <w:rPr>
+          <w:b/>
+        </w:rPr>
+        <w:t>input</w:t>
+      </w:r>
+      <w:r>
+        <w:rPr>
+          <w:b w:val="0"/>
+        </w:rPr>
+        <w:t xml:space="preserve"> cards and a place for individual responses. No paid AI account is required for the paper reasoning activities.</w:t>
       </w:r>
     </w:p>
     <w:tbl>
@@ -3230,37 +6425,302 @@
       </w:tr>
     </w:tbl>
     <w:p>
-      <w:r>
-        <w:t>Before class, solve the supported practice: Thresholds 5 and 6 both have zero disagreements on the W1 fitting set. The tie rule chooses the smaller threshold. Which is selected? Give a whole-number height where the two candidates disagree and both predictions. Explain what the tie rule does not prove.</w:t>
-      </w:r>
-    </w:p>
-    <w:p>
-      <w:r>
-        <w:t>Reasoned practice answer: Select 5. At height 5 cm, threshold 5 predicts tall and threshold 6 predicts short. Choosing the smaller threshold makes the procedure definite; it does not prove which prediction matches a label not supplied by the fitting set.</w:t>
-      </w:r>
-    </w:p>
-    <w:p>
-      <w:r>
-        <w:t>Check every learner before discussion: Use the worked case for Fitting a pattern from examples. Proposed explanation: “The lowest error count is added across candidates”. Decide whether this explanation is supported. Point to the step or supplied fact that decides; explain your repair if needed.</w:t>
-      </w:r>
-    </w:p>
-    <w:p>
-      <w:r>
+      <w:pPr>
+        <w:spacing w:line="336" w:lineRule="auto" w:after="180"/>
+      </w:pPr>
+      <w:r>
+        <w:rPr>
+          <w:b w:val="0"/>
+        </w:rPr>
+        <w:t xml:space="preserve">Before class, solve the supported practice: Thresholds 5 and 6 both have zero disagreements on the W1 </w:t>
+      </w:r>
+      <w:r>
+        <w:rPr>
+          <w:b/>
+        </w:rPr>
+        <w:t>fitting set</w:t>
+      </w:r>
+      <w:r>
+        <w:rPr>
+          <w:b w:val="0"/>
+        </w:rPr>
+        <w:t xml:space="preserve">. The </w:t>
+      </w:r>
+      <w:r>
+        <w:rPr>
+          <w:b/>
+        </w:rPr>
+        <w:t>tie rule</w:t>
+      </w:r>
+      <w:r>
+        <w:rPr>
+          <w:b w:val="0"/>
+        </w:rPr>
+        <w:t xml:space="preserve"> chooses the smaller threshold. Which is selected?</w:t>
+      </w:r>
+    </w:p>
+    <w:p>
+      <w:pPr>
+        <w:spacing w:line="336" w:lineRule="auto" w:after="180"/>
+      </w:pPr>
+      <w:r>
+        <w:rPr>
+          <w:b w:val="0"/>
+        </w:rPr>
+        <w:t xml:space="preserve">Give a whole-number height where the two candidates disagree and both </w:t>
+      </w:r>
+      <w:r>
+        <w:rPr>
+          <w:b/>
+        </w:rPr>
+        <w:t>prediction</w:t>
+      </w:r>
+      <w:r>
+        <w:rPr>
+          <w:b w:val="0"/>
+        </w:rPr>
+        <w:t xml:space="preserve">s. Explain what the </w:t>
+      </w:r>
+      <w:r>
+        <w:rPr>
+          <w:b/>
+        </w:rPr>
+        <w:t>tie rule</w:t>
+      </w:r>
+      <w:r>
+        <w:rPr>
+          <w:b w:val="0"/>
+        </w:rPr>
+        <w:t xml:space="preserve"> does not prove.</w:t>
+      </w:r>
+    </w:p>
+    <w:p>
+      <w:pPr>
+        <w:pStyle w:val="Heading3"/>
+      </w:pPr>
+      <w:r>
+        <w:t>Supported practice answer</w:t>
+      </w:r>
+    </w:p>
+    <w:p>
+      <w:pPr>
+        <w:spacing w:line="336" w:lineRule="auto" w:after="180"/>
+        <w:shd w:fill="F1F6FC"/>
+      </w:pPr>
+      <w:r>
+        <w:rPr>
+          <w:b w:val="0"/>
+        </w:rPr>
+        <w:t>Reasoned practice answer: Select 5. At height 5 cm, threshold 5 predicts tall and threshold 6 predicts short.</w:t>
+      </w:r>
+    </w:p>
+    <w:p>
+      <w:pPr>
+        <w:spacing w:line="336" w:lineRule="auto" w:after="180"/>
+        <w:shd w:fill="F1F6FC"/>
+      </w:pPr>
+      <w:r>
+        <w:rPr>
+          <w:b w:val="0"/>
+        </w:rPr>
+        <w:t xml:space="preserve">Choosing the smaller threshold makes the procedure definite; it does not prove which </w:t>
+      </w:r>
+      <w:r>
+        <w:rPr>
+          <w:b/>
+        </w:rPr>
+        <w:t>prediction</w:t>
+      </w:r>
+      <w:r>
+        <w:rPr>
+          <w:b w:val="0"/>
+        </w:rPr>
+        <w:t xml:space="preserve"> matches a label not supplied by the </w:t>
+      </w:r>
+      <w:r>
+        <w:rPr>
+          <w:b/>
+        </w:rPr>
+        <w:t>fitting set</w:t>
+      </w:r>
+      <w:r>
+        <w:rPr>
+          <w:b w:val="0"/>
+        </w:rPr>
+        <w:t>.</w:t>
+      </w:r>
+    </w:p>
+    <w:p>
+      <w:pPr>
+        <w:spacing w:line="336" w:lineRule="auto" w:after="180"/>
+      </w:pPr>
+      <w:r>
+        <w:rPr>
+          <w:b w:val="0"/>
+        </w:rPr>
+        <w:t xml:space="preserve">Check every learner before discussion: Use the worked case for </w:t>
+      </w:r>
+      <w:r>
+        <w:rPr>
+          <w:b/>
+        </w:rPr>
+        <w:t>Fitting</w:t>
+      </w:r>
+      <w:r>
+        <w:rPr>
+          <w:b w:val="0"/>
+        </w:rPr>
+        <w:t xml:space="preserve"> a </w:t>
+      </w:r>
+      <w:r>
+        <w:rPr>
+          <w:b/>
+        </w:rPr>
+        <w:t>pattern</w:t>
+      </w:r>
+      <w:r>
+        <w:rPr>
+          <w:b w:val="0"/>
+        </w:rPr>
+        <w:t xml:space="preserve"> from examples. Proposed explanation: “The lowest error count is added across candidates”. Decide whether this explanation is supported.</w:t>
+      </w:r>
+    </w:p>
+    <w:p>
+      <w:pPr>
+        <w:spacing w:line="336" w:lineRule="auto" w:after="180"/>
+      </w:pPr>
+      <w:r>
+        <w:rPr>
+          <w:b w:val="0"/>
+        </w:rPr>
+        <w:t>Point to the step or supplied fact that decides; explain your repair if needed.</w:t>
+      </w:r>
+    </w:p>
+    <w:p>
+      <w:pPr>
+        <w:pStyle w:val="Heading3"/>
+      </w:pPr>
+      <w:r>
+        <w:t>Repair the misconception</w:t>
+      </w:r>
+    </w:p>
+    <w:p>
+      <w:pPr>
+        <w:spacing w:line="336" w:lineRule="auto" w:after="180"/>
+        <w:shd w:fill="FFF5E6"/>
+      </w:pPr>
+      <w:r>
+        <w:rPr>
+          <w:b w:val="0"/>
+        </w:rPr>
         <w:t>Misconception repair: Reset to zero for each candidate so all totals describe the same examples under one rule.</w:t>
       </w:r>
     </w:p>
     <w:p>
-      <w:r>
-        <w:t>Support: read the exact case aloud, enlarge the labelled picture, supply input cards and model only the first deciding step. Accept a spoken explanation or drawing; retain the reasoning goal.</w:t>
-      </w:r>
-    </w:p>
-    <w:p>
-      <w:r>
-        <w:t>Extension: Reverse the tie policy to prefer the larger boundary. Require a prediction and a reason before comparing. Expected result: Boundary 7 is selected and predicts short at 6. Reason: The training fit is unchanged; only the explicit choice between tied candidates changes.</w:t>
-      </w:r>
-    </w:p>
-    <w:p>
-      <w:r>
+      <w:pPr>
+        <w:pStyle w:val="Heading3"/>
+      </w:pPr>
+      <w:r>
+        <w:t>Support without giving away the answer</w:t>
+      </w:r>
+    </w:p>
+    <w:p>
+      <w:pPr>
+        <w:spacing w:line="336" w:lineRule="auto" w:after="180"/>
+        <w:shd w:fill="F1F6F8"/>
+      </w:pPr>
+      <w:r>
+        <w:rPr>
+          <w:b w:val="0"/>
+        </w:rPr>
+        <w:t xml:space="preserve">Support: read the exact case aloud, enlarge the labelled picture, supply </w:t>
+      </w:r>
+      <w:r>
+        <w:rPr>
+          <w:b/>
+        </w:rPr>
+        <w:t>input</w:t>
+      </w:r>
+      <w:r>
+        <w:rPr>
+          <w:b w:val="0"/>
+        </w:rPr>
+        <w:t xml:space="preserve"> cards and model only the first deciding step. Accept a spoken explanation or drawing; retain the reasoning goal.</w:t>
+      </w:r>
+    </w:p>
+    <w:p>
+      <w:pPr>
+        <w:pStyle w:val="Heading3"/>
+      </w:pPr>
+      <w:r>
+        <w:t>Extend the reasoning</w:t>
+      </w:r>
+    </w:p>
+    <w:p>
+      <w:pPr>
+        <w:spacing w:line="336" w:lineRule="auto" w:after="180"/>
+        <w:shd w:fill="F5F1FB"/>
+      </w:pPr>
+      <w:r>
+        <w:rPr>
+          <w:b w:val="0"/>
+        </w:rPr>
+        <w:t xml:space="preserve">Extension: Reverse the tie policy to prefer the larger boundary. Require a </w:t>
+      </w:r>
+      <w:r>
+        <w:rPr>
+          <w:b/>
+        </w:rPr>
+        <w:t>prediction</w:t>
+      </w:r>
+      <w:r>
+        <w:rPr>
+          <w:b w:val="0"/>
+        </w:rPr>
+        <w:t xml:space="preserve"> and a reason before comparing. Expected result: Boundary 7 is selected and predicts short at 6.</w:t>
+      </w:r>
+    </w:p>
+    <w:p>
+      <w:pPr>
+        <w:spacing w:line="336" w:lineRule="auto" w:after="180"/>
+        <w:shd w:fill="F5F1FB"/>
+      </w:pPr>
+      <w:r>
+        <w:rPr>
+          <w:b w:val="0"/>
+        </w:rPr>
+        <w:t xml:space="preserve">Reason: The </w:t>
+      </w:r>
+      <w:r>
+        <w:rPr>
+          <w:b/>
+        </w:rPr>
+        <w:t>training</w:t>
+      </w:r>
+      <w:r>
+        <w:rPr>
+          <w:b w:val="0"/>
+        </w:rPr>
+        <w:t xml:space="preserve"> fit is unchanged; only the explicit choice between tied candidates changes.</w:t>
+      </w:r>
+    </w:p>
+    <w:p>
+      <w:pPr>
+        <w:pStyle w:val="Heading3"/>
+      </w:pPr>
+      <w:r>
+        <w:t>Protect the independent attempt</w:t>
+      </w:r>
+    </w:p>
+    <w:p>
+      <w:pPr>
+        <w:spacing w:line="336" w:lineRule="auto" w:after="180"/>
+        <w:shd w:fill="FFF5E6"/>
+      </w:pPr>
+      <w:r>
+        <w:rPr>
+          <w:b w:val="0"/>
+        </w:rPr>
         <w:t>Independent assessment: withhold the reserved answer until the learner has attempted the new case. Record support separately from correctness.</w:t>
       </w:r>
     </w:p>
@@ -3449,13 +6909,46 @@
       </w:tr>
     </w:tbl>
     <w:p>
-      <w:r>
+      <w:pPr>
+        <w:pStyle w:val="Heading3"/>
+      </w:pPr>
+      <w:r>
+        <w:t>Project checkpoint</w:t>
+      </w:r>
+    </w:p>
+    <w:p>
+      <w:pPr>
+        <w:spacing w:line="336" w:lineRule="auto" w:after="180"/>
+        <w:shd w:fill="EDF7F3"/>
+      </w:pPr>
+      <w:r>
+        <w:rPr>
+          <w:b w:val="0"/>
+        </w:rPr>
         <w:t>Project checkpoint: Test changed cases. Keep normal, boundary and failure cases; compare expected and observed results.</w:t>
       </w:r>
     </w:p>
     <w:p>
-      <w:r>
-        <w:t>Use the weekly teacher answer for topic-specific reasoning. A saved progress tick is an activity record; judge mastery from the learner’s explanation and evidence.</w:t>
+      <w:pPr>
+        <w:spacing w:line="336" w:lineRule="auto" w:after="180"/>
+      </w:pPr>
+      <w:r>
+        <w:rPr>
+          <w:b w:val="0"/>
+        </w:rPr>
+        <w:t xml:space="preserve">Use the weekly teacher answer for topic-specific reasoning. A saved progress tick is an activity record; judge mastery from the learner’s explanation and </w:t>
+      </w:r>
+      <w:r>
+        <w:rPr>
+          <w:b/>
+        </w:rPr>
+        <w:t>evidence</w:t>
+      </w:r>
+      <w:r>
+        <w:rPr>
+          <w:b w:val="0"/>
+        </w:rPr>
+        <w:t>.</w:t>
       </w:r>
     </w:p>
     <w:p>
@@ -3468,27 +6961,1058 @@
     </w:p>
     <w:p>
       <w:r>
-        <w:t>Use the two formative questions as supported practice, not as independent mastery scores. Discuss the deciding evidence rather than accepting a guessed selection.</w:t>
-      </w:r>
-    </w:p>
-    <w:p>
-      <w:r>
+        <w:t>Use feedback, earlier review and portfolios purposefully. Apply the coding routine only when this lesson has an executable lab.</w:t>
+      </w:r>
+    </w:p>
+    <w:p>
+      <w:pPr>
+        <w:spacing w:line="336" w:lineRule="auto" w:after="180"/>
+      </w:pPr>
+      <w:r>
+        <w:rPr>
+          <w:b w:val="0"/>
+        </w:rPr>
+        <w:t xml:space="preserve">Use the two formative questions as supported practice, not as independent mastery scores. Discuss the deciding </w:t>
+      </w:r>
+      <w:r>
+        <w:rPr>
+          <w:b/>
+        </w:rPr>
+        <w:t>evidence</w:t>
+      </w:r>
+      <w:r>
+        <w:rPr>
+          <w:b w:val="0"/>
+        </w:rPr>
+        <w:t xml:space="preserve"> rather than accepting a guessed selection.</w:t>
+      </w:r>
+    </w:p>
+    <w:p>
+      <w:pPr>
+        <w:spacing w:line="336" w:lineRule="auto" w:after="180"/>
+      </w:pPr>
+      <w:r>
+        <w:rPr>
+          <w:b w:val="0"/>
+        </w:rPr>
         <w:t>The feedback comes from the reviewed public worked case. Do not reveal the separately reserved independent teacher answer until the learner has attempted that case.</w:t>
       </w:r>
     </w:p>
     <w:p>
-      <w:r>
-        <w:t>Ask students to predict before running code. Preserve errors and actual outputs; collect a changed test and an explanation. The branch-boundary and indexing lessons deliberately include failure cases.</w:t>
-      </w:r>
-    </w:p>
-    <w:p>
-      <w:r>
+      <w:pPr>
+        <w:pStyle w:val="Heading3"/>
+      </w:pPr>
+      <w:r>
+        <w:t>For later coding lessons</w:t>
+      </w:r>
+    </w:p>
+    <w:p>
+      <w:r>
+        <w:t>This week has no code block. Use this routine when a later lesson includes an executable lab.</w:t>
+      </w:r>
+    </w:p>
+    <w:p>
+      <w:pPr>
+        <w:spacing w:line="336" w:lineRule="auto" w:after="180"/>
+        <w:shd w:fill="F1F6F8"/>
+      </w:pPr>
+      <w:r>
+        <w:rPr>
+          <w:b w:val="0"/>
+        </w:rPr>
+        <w:t xml:space="preserve">Ask students to predict before running code. Preserve errors and actual </w:t>
+      </w:r>
+      <w:r>
+        <w:rPr>
+          <w:b/>
+        </w:rPr>
+        <w:t>output</w:t>
+      </w:r>
+      <w:r>
+        <w:rPr>
+          <w:b w:val="0"/>
+        </w:rPr>
+        <w:t>s; collect a changed test and an explanation. The branch-boundary and indexing lessons deliberately include failure cases.</w:t>
+      </w:r>
+    </w:p>
+    <w:p>
+      <w:pPr>
+        <w:spacing w:line="336" w:lineRule="auto" w:after="180"/>
+      </w:pPr>
+      <w:r>
+        <w:rPr>
+          <w:b w:val="0"/>
+        </w:rPr>
         <w:t>Use the earlier worked-explanation links to address a specific missing building block, then return to the current question. Adapt this suggestion after observing the learner; it is not an automatic diagnosis.</w:t>
       </w:r>
     </w:p>
     <w:p>
-      <w:r>
-        <w:t>Collect the completed-work portfolio as evidence. Record support separately from correctness, and assess explanation, trace/test and limitations. Progress ticks and quiz selections alone do not establish mastery.</w:t>
+      <w:pPr>
+        <w:spacing w:line="336" w:lineRule="auto" w:after="180"/>
+      </w:pPr>
+      <w:r>
+        <w:rPr>
+          <w:b w:val="0"/>
+        </w:rPr>
+        <w:t xml:space="preserve">Collect the completed-work portfolio as </w:t>
+      </w:r>
+      <w:r>
+        <w:rPr>
+          <w:b/>
+        </w:rPr>
+        <w:t>evidence</w:t>
+      </w:r>
+      <w:r>
+        <w:rPr>
+          <w:b w:val="0"/>
+        </w:rPr>
+        <w:t>. Record support separately from correctness, and assess explanation, trace/test and limitations. Progress ticks and quiz selections alone do not establish mastery.</w:t>
+      </w:r>
+    </w:p>
+    <w:p>
+      <w:pPr>
+        <w:pStyle w:val="Heading1"/>
+      </w:pPr>
+      <w:r>
+        <w:t>09. Visual concept journey</w:t>
+      </w:r>
+    </w:p>
+    <w:p>
+      <w:r>
+        <w:t>Show one Learning from Examples graphic at a time, request a prediction and discuss its trace before the independent assessment.</w:t>
+      </w:r>
+    </w:p>
+    <w:p>
+      <w:pPr>
+        <w:spacing w:line="336" w:lineRule="auto" w:after="180"/>
+      </w:pPr>
+      <w:r>
+        <w:rPr>
+          <w:b w:val="0"/>
+        </w:rPr>
+        <w:t xml:space="preserve">Use one picture at a time. Hide a worked result before asking for a </w:t>
+      </w:r>
+      <w:r>
+        <w:rPr>
+          <w:b/>
+        </w:rPr>
+        <w:t>prediction</w:t>
+      </w:r>
+      <w:r>
+        <w:rPr>
+          <w:b w:val="0"/>
+        </w:rPr>
+        <w:t>, then reveal it for feedback. These are supported teaching cases; retain the separate independent assessment for a fresh first attempt.</w:t>
+      </w:r>
+    </w:p>
+    <w:p>
+      <w:pPr>
+        <w:pStyle w:val="Heading3"/>
+      </w:pPr>
+      <w:r>
+        <w:t>01. Learning from Examples: the case</w:t>
+      </w:r>
+    </w:p>
+    <w:p>
+      <w:r>
+        <w:drawing>
+          <wp:inline xmlns:a="http://schemas.openxmlformats.org/drawingml/2006/main" xmlns:pic="http://schemas.openxmlformats.org/drawingml/2006/picture">
+            <wp:extent cx="5486400" cy="2990088"/>
+            <wp:docPr id="3" name="Picture 3" descr="A fictional classifier learns whether measured sticks are short or long. Supplied facts: Training lengths 2,4,8,10 cm have labels short,short,long,long. Candidate boundaries: long at least 5 or at least 7. Lowest errors wins; tie chooses smaller boundary."/>
+            <wp:cNvGraphicFramePr>
+              <a:graphicFrameLocks noChangeAspect="1"/>
+            </wp:cNvGraphicFramePr>
+            <a:graphic>
+              <a:graphicData uri="http://schemas.openxmlformats.org/drawingml/2006/picture">
+                <pic:pic>
+                  <pic:nvPicPr>
+                    <pic:cNvPr id="0" name="academy-story-ai-1-13-01.png"/>
+                    <pic:cNvPicPr/>
+                  </pic:nvPicPr>
+                  <pic:blipFill>
+                    <a:blip r:embed="rId11"/>
+                    <a:stretch>
+                      <a:fillRect/>
+                    </a:stretch>
+                  </pic:blipFill>
+                  <pic:spPr>
+                    <a:xfrm>
+                      <a:off x="0" y="0"/>
+                      <a:ext cx="5486400" cy="2990088"/>
+                    </a:xfrm>
+                    <a:prstGeom prst="rect"/>
+                  </pic:spPr>
+                </pic:pic>
+              </a:graphicData>
+            </a:graphic>
+          </wp:inline>
+        </w:drawing>
+      </w:r>
+    </w:p>
+    <w:p>
+      <w:pPr>
+        <w:spacing w:line="336" w:lineRule="auto" w:after="180"/>
+      </w:pPr>
+      <w:r>
+        <w:rPr>
+          <w:b w:val="0"/>
+        </w:rPr>
+        <w:t xml:space="preserve">A fictional classifier learns whether measured sticks are short or long. Supplied facts: </w:t>
+      </w:r>
+      <w:r>
+        <w:rPr>
+          <w:b/>
+        </w:rPr>
+        <w:t>Training</w:t>
+      </w:r>
+      <w:r>
+        <w:rPr>
+          <w:b w:val="0"/>
+        </w:rPr>
+        <w:t xml:space="preserve"> lengths 2,4,8,10 cm have labels short,short,long,long. Candidate boundaries: long at least 5 or at least 7.</w:t>
+      </w:r>
+    </w:p>
+    <w:p>
+      <w:pPr>
+        <w:spacing w:line="336" w:lineRule="auto" w:after="180"/>
+      </w:pPr>
+      <w:r>
+        <w:rPr>
+          <w:b w:val="0"/>
+        </w:rPr>
+        <w:t>Lowest errors wins; tie chooses smaller boundary.</w:t>
+      </w:r>
+    </w:p>
+    <w:p>
+      <w:pPr>
+        <w:spacing w:line="336" w:lineRule="auto" w:after="180"/>
+        <w:shd w:fill="F5F1FB"/>
+      </w:pPr>
+      <w:r>
+        <w:rPr>
+          <w:b w:val="0"/>
+        </w:rPr>
+        <w:t>Point to the given fact that matters most. Explain why it matters.</w:t>
+      </w:r>
+    </w:p>
+    <w:p>
+      <w:pPr>
+        <w:pStyle w:val="Heading3"/>
+      </w:pPr>
+      <w:r>
+        <w:t>Discuss while showing the picture</w:t>
+      </w:r>
+    </w:p>
+    <w:p>
+      <w:pPr>
+        <w:spacing w:line="336" w:lineRule="auto" w:after="180"/>
+        <w:shd w:fill="F1F6F8"/>
+      </w:pPr>
+      <w:r>
+        <w:rPr>
+          <w:b w:val="0"/>
+        </w:rPr>
+        <w:t>Teacher prompt: Point to the given fact that matters most. Explain why it matters. Ask learners to describe one label or arrow in ordinary words. Use the adjacent transcript if the image is difficult to see.</w:t>
+      </w:r>
+    </w:p>
+    <w:p>
+      <w:pPr>
+        <w:pStyle w:val="Heading3"/>
+      </w:pPr>
+      <w:r>
+        <w:t>02. Follow the deciding steps</w:t>
+      </w:r>
+    </w:p>
+    <w:p>
+      <w:r>
+        <w:drawing>
+          <wp:inline xmlns:a="http://schemas.openxmlformats.org/drawingml/2006/main" xmlns:pic="http://schemas.openxmlformats.org/drawingml/2006/picture">
+            <wp:extent cx="5486400" cy="4005072"/>
+            <wp:docPr id="4" name="Picture 4" descr="Training rows: 2 and 4 are short; 8 and 10 are long. → Candidate checks: Boundaries 5 and 7 both predict S,S,L,L: zero errors each. → Tie policy: Choose boundary 5 because the declared tie rule prefers the smaller value. → New prediction: Length 6 is predicted long by the selected rule."/>
+            <wp:cNvGraphicFramePr>
+              <a:graphicFrameLocks noChangeAspect="1"/>
+            </wp:cNvGraphicFramePr>
+            <a:graphic>
+              <a:graphicData uri="http://schemas.openxmlformats.org/drawingml/2006/picture">
+                <pic:pic>
+                  <pic:nvPicPr>
+                    <pic:cNvPr id="0" name="academy-story-ai-1-13-02.png"/>
+                    <pic:cNvPicPr/>
+                  </pic:nvPicPr>
+                  <pic:blipFill>
+                    <a:blip r:embed="rId12"/>
+                    <a:stretch>
+                      <a:fillRect/>
+                    </a:stretch>
+                  </pic:blipFill>
+                  <pic:spPr>
+                    <a:xfrm>
+                      <a:off x="0" y="0"/>
+                      <a:ext cx="5486400" cy="4005072"/>
+                    </a:xfrm>
+                    <a:prstGeom prst="rect"/>
+                  </pic:spPr>
+                </pic:pic>
+              </a:graphicData>
+            </a:graphic>
+          </wp:inline>
+        </w:drawing>
+      </w:r>
+    </w:p>
+    <w:p>
+      <w:pPr>
+        <w:spacing w:line="336" w:lineRule="auto" w:after="180"/>
+      </w:pPr>
+      <w:r>
+        <w:rPr>
+          <w:b/>
+        </w:rPr>
+        <w:t>Training</w:t>
+      </w:r>
+      <w:r>
+        <w:rPr>
+          <w:b w:val="0"/>
+        </w:rPr>
+        <w:t xml:space="preserve"> rows: 2 and 4 are short; 8 and 10 are long. → Candidate checks: Boundaries 5 and 7 both predict S,S,L,L: zero errors each. → Tie policy: Choose boundary 5 because the declared </w:t>
+      </w:r>
+      <w:r>
+        <w:rPr>
+          <w:b/>
+        </w:rPr>
+        <w:t>tie rule</w:t>
+      </w:r>
+      <w:r>
+        <w:rPr>
+          <w:b w:val="0"/>
+        </w:rPr>
+        <w:t xml:space="preserve"> prefers the smaller value. → New </w:t>
+      </w:r>
+      <w:r>
+        <w:rPr>
+          <w:b/>
+        </w:rPr>
+        <w:t>prediction</w:t>
+      </w:r>
+      <w:r>
+        <w:rPr>
+          <w:b w:val="0"/>
+        </w:rPr>
+        <w:t>: Length 6 is predicted long by the selected rule.</w:t>
+      </w:r>
+    </w:p>
+    <w:p>
+      <w:pPr>
+        <w:spacing w:line="336" w:lineRule="auto" w:after="180"/>
+        <w:shd w:fill="F5F1FB"/>
+      </w:pPr>
+      <w:r>
+        <w:rPr>
+          <w:b w:val="0"/>
+        </w:rPr>
+        <w:t xml:space="preserve">Point to each numbered stage and explain which recorded </w:t>
+      </w:r>
+      <w:r>
+        <w:rPr>
+          <w:b/>
+        </w:rPr>
+        <w:t>input</w:t>
+      </w:r>
+      <w:r>
+        <w:rPr>
+          <w:b w:val="0"/>
+        </w:rPr>
+        <w:t xml:space="preserve"> it uses.</w:t>
+      </w:r>
+    </w:p>
+    <w:p>
+      <w:pPr>
+        <w:pStyle w:val="Heading3"/>
+      </w:pPr>
+      <w:r>
+        <w:t>Discuss while showing the picture</w:t>
+      </w:r>
+    </w:p>
+    <w:p>
+      <w:pPr>
+        <w:spacing w:line="336" w:lineRule="auto" w:after="180"/>
+        <w:shd w:fill="F1F6F8"/>
+      </w:pPr>
+      <w:r>
+        <w:rPr>
+          <w:b w:val="0"/>
+        </w:rPr>
+        <w:t xml:space="preserve">Teacher prompt: Point to each numbered stage and explain which recorded </w:t>
+      </w:r>
+      <w:r>
+        <w:rPr>
+          <w:b/>
+        </w:rPr>
+        <w:t>input</w:t>
+      </w:r>
+      <w:r>
+        <w:rPr>
+          <w:b w:val="0"/>
+        </w:rPr>
+        <w:t xml:space="preserve"> it uses. Ask learners to describe one label or arrow in ordinary words. Use the adjacent transcript if the image is difficult to see.</w:t>
+      </w:r>
+    </w:p>
+    <w:p>
+      <w:pPr>
+        <w:pStyle w:val="Heading3"/>
+      </w:pPr>
+      <w:r>
+        <w:t>03. Same training errors, different new prediction</w:t>
+      </w:r>
+    </w:p>
+    <w:p>
+      <w:r>
+        <w:drawing>
+          <wp:inline xmlns:a="http://schemas.openxmlformats.org/drawingml/2006/main" xmlns:pic="http://schemas.openxmlformats.org/drawingml/2006/picture">
+            <wp:extent cx="5486400" cy="3096768"/>
+            <wp:docPr id="5" name="Picture 5" descr="Same training errors, different new prediction. Candidate 5: Boundary = 5, Training errors = 0, Prediction at 6 = long. Candidate 7: Boundary = 7, Training errors = 0, Prediction at 6 = short."/>
+            <wp:cNvGraphicFramePr>
+              <a:graphicFrameLocks noChangeAspect="1"/>
+            </wp:cNvGraphicFramePr>
+            <a:graphic>
+              <a:graphicData uri="http://schemas.openxmlformats.org/drawingml/2006/picture">
+                <pic:pic>
+                  <pic:nvPicPr>
+                    <pic:cNvPr id="0" name="academy-story-ai-1-13-03.png"/>
+                    <pic:cNvPicPr/>
+                  </pic:nvPicPr>
+                  <pic:blipFill>
+                    <a:blip r:embed="rId13"/>
+                    <a:stretch>
+                      <a:fillRect/>
+                    </a:stretch>
+                  </pic:blipFill>
+                  <pic:spPr>
+                    <a:xfrm>
+                      <a:off x="0" y="0"/>
+                      <a:ext cx="5486400" cy="3096768"/>
+                    </a:xfrm>
+                    <a:prstGeom prst="rect"/>
+                  </pic:spPr>
+                </pic:pic>
+              </a:graphicData>
+            </a:graphic>
+          </wp:inline>
+        </w:drawing>
+      </w:r>
+    </w:p>
+    <w:p>
+      <w:pPr>
+        <w:spacing w:line="336" w:lineRule="auto" w:after="180"/>
+      </w:pPr>
+      <w:r>
+        <w:rPr>
+          <w:b w:val="0"/>
+        </w:rPr>
+        <w:t xml:space="preserve">Same </w:t>
+      </w:r>
+      <w:r>
+        <w:rPr>
+          <w:b/>
+        </w:rPr>
+        <w:t>training</w:t>
+      </w:r>
+      <w:r>
+        <w:rPr>
+          <w:b w:val="0"/>
+        </w:rPr>
+        <w:t xml:space="preserve"> errors, different new </w:t>
+      </w:r>
+      <w:r>
+        <w:rPr>
+          <w:b/>
+        </w:rPr>
+        <w:t>prediction</w:t>
+      </w:r>
+      <w:r>
+        <w:rPr>
+          <w:b w:val="0"/>
+        </w:rPr>
+        <w:t xml:space="preserve">. Candidate 5: Boundary = 5, </w:t>
+      </w:r>
+      <w:r>
+        <w:rPr>
+          <w:b/>
+        </w:rPr>
+        <w:t>Training</w:t>
+      </w:r>
+      <w:r>
+        <w:rPr>
+          <w:b w:val="0"/>
+        </w:rPr>
+        <w:t xml:space="preserve"> errors = 0, </w:t>
+      </w:r>
+      <w:r>
+        <w:rPr>
+          <w:b/>
+        </w:rPr>
+        <w:t>Prediction</w:t>
+      </w:r>
+      <w:r>
+        <w:rPr>
+          <w:b w:val="0"/>
+        </w:rPr>
+        <w:t xml:space="preserve"> at 6 = long. Candidate 7: Boundary = 7, </w:t>
+      </w:r>
+      <w:r>
+        <w:rPr>
+          <w:b/>
+        </w:rPr>
+        <w:t>Training</w:t>
+      </w:r>
+      <w:r>
+        <w:rPr>
+          <w:b w:val="0"/>
+        </w:rPr>
+        <w:t xml:space="preserve"> errors = 0, </w:t>
+      </w:r>
+      <w:r>
+        <w:rPr>
+          <w:b/>
+        </w:rPr>
+        <w:t>Prediction</w:t>
+      </w:r>
+      <w:r>
+        <w:rPr>
+          <w:b w:val="0"/>
+        </w:rPr>
+        <w:t xml:space="preserve"> at 6 = short.</w:t>
+      </w:r>
+    </w:p>
+    <w:p>
+      <w:pPr>
+        <w:spacing w:line="336" w:lineRule="auto" w:after="180"/>
+        <w:shd w:fill="F5F1FB"/>
+      </w:pPr>
+      <w:r>
+        <w:rPr>
+          <w:b w:val="0"/>
+        </w:rPr>
+        <w:t>Read the labels and values. Explain the relationship the model shows.</w:t>
+      </w:r>
+    </w:p>
+    <w:p>
+      <w:pPr>
+        <w:pStyle w:val="Heading3"/>
+      </w:pPr>
+      <w:r>
+        <w:t>Discuss while showing the picture</w:t>
+      </w:r>
+    </w:p>
+    <w:p>
+      <w:pPr>
+        <w:spacing w:line="336" w:lineRule="auto" w:after="180"/>
+        <w:shd w:fill="F1F6F8"/>
+      </w:pPr>
+      <w:r>
+        <w:rPr>
+          <w:b w:val="0"/>
+        </w:rPr>
+        <w:t>Teacher prompt: Read the labels and values. Explain the relationship the model shows. Ask learners to describe one label or arrow in ordinary words. Use the adjacent transcript if the image is difficult to see.</w:t>
+      </w:r>
+    </w:p>
+    <w:p>
+      <w:pPr>
+        <w:spacing w:line="336" w:lineRule="auto" w:after="180"/>
+        <w:shd w:fill="F1F6F8"/>
+      </w:pPr>
+      <w:r>
+        <w:rPr>
+          <w:b w:val="0"/>
+        </w:rPr>
+        <w:t>Check row/column meanings, units and denominators before discussing a difference. Supplied toy values are not real class or model results.</w:t>
+      </w:r>
+    </w:p>
+    <w:p>
+      <w:pPr>
+        <w:pStyle w:val="Heading3"/>
+      </w:pPr>
+      <w:r>
+        <w:t>04. Change one thing. Trace what follows.</w:t>
+      </w:r>
+    </w:p>
+    <w:p>
+      <w:r>
+        <w:drawing>
+          <wp:inline xmlns:a="http://schemas.openxmlformats.org/drawingml/2006/main" xmlns:pic="http://schemas.openxmlformats.org/drawingml/2006/picture">
+            <wp:extent cx="5486400" cy="3026664"/>
+            <wp:docPr id="6" name="Picture 6" descr="Original case: Length 6 is predicted long by the selected rule. Changed condition: Reverse the tie policy to prefer the larger boundary. Expected result: Boundary 7 is selected and predicts short at 6. Reason: The training fit is unchanged; only the explicit choice between tied candidates changes."/>
+            <wp:cNvGraphicFramePr>
+              <a:graphicFrameLocks noChangeAspect="1"/>
+            </wp:cNvGraphicFramePr>
+            <a:graphic>
+              <a:graphicData uri="http://schemas.openxmlformats.org/drawingml/2006/picture">
+                <pic:pic>
+                  <pic:nvPicPr>
+                    <pic:cNvPr id="0" name="academy-story-ai-1-13-04.png"/>
+                    <pic:cNvPicPr/>
+                  </pic:nvPicPr>
+                  <pic:blipFill>
+                    <a:blip r:embed="rId14"/>
+                    <a:stretch>
+                      <a:fillRect/>
+                    </a:stretch>
+                  </pic:blipFill>
+                  <pic:spPr>
+                    <a:xfrm>
+                      <a:off x="0" y="0"/>
+                      <a:ext cx="5486400" cy="3026664"/>
+                    </a:xfrm>
+                    <a:prstGeom prst="rect"/>
+                  </pic:spPr>
+                </pic:pic>
+              </a:graphicData>
+            </a:graphic>
+          </wp:inline>
+        </w:drawing>
+      </w:r>
+    </w:p>
+    <w:p>
+      <w:pPr>
+        <w:spacing w:line="336" w:lineRule="auto" w:after="180"/>
+      </w:pPr>
+      <w:r>
+        <w:rPr>
+          <w:b w:val="0"/>
+        </w:rPr>
+        <w:t>Original case: Length 6 is predicted long by the selected rule. Changed condition: Reverse the tie policy to prefer the larger boundary. Expected result: Boundary 7 is selected and predicts short at 6.</w:t>
+      </w:r>
+    </w:p>
+    <w:p>
+      <w:pPr>
+        <w:spacing w:line="336" w:lineRule="auto" w:after="180"/>
+      </w:pPr>
+      <w:r>
+        <w:rPr>
+          <w:b w:val="0"/>
+        </w:rPr>
+        <w:t xml:space="preserve">Reason: The </w:t>
+      </w:r>
+      <w:r>
+        <w:rPr>
+          <w:b/>
+        </w:rPr>
+        <w:t>training</w:t>
+      </w:r>
+      <w:r>
+        <w:rPr>
+          <w:b w:val="0"/>
+        </w:rPr>
+        <w:t xml:space="preserve"> fit is unchanged; only the explicit choice between tied candidates changes.</w:t>
+      </w:r>
+    </w:p>
+    <w:p>
+      <w:pPr>
+        <w:spacing w:line="336" w:lineRule="auto" w:after="180"/>
+        <w:shd w:fill="F5F1FB"/>
+      </w:pPr>
+      <w:r>
+        <w:rPr>
+          <w:b w:val="0"/>
+        </w:rPr>
+        <w:t>Predict before checking the worked changed-case result. Name what changed and what the supplied facts allow you to conclude.</w:t>
+      </w:r>
+    </w:p>
+    <w:p>
+      <w:pPr>
+        <w:pStyle w:val="Heading3"/>
+      </w:pPr>
+      <w:r>
+        <w:t>Discuss while showing the picture</w:t>
+      </w:r>
+    </w:p>
+    <w:p>
+      <w:pPr>
+        <w:spacing w:line="336" w:lineRule="auto" w:after="180"/>
+        <w:shd w:fill="F1F6F8"/>
+      </w:pPr>
+      <w:r>
+        <w:rPr>
+          <w:b w:val="0"/>
+        </w:rPr>
+        <w:t>Teacher prompt: Predict before checking the worked changed-case result. Name what changed and what the supplied facts allow you to conclude. Ask learners to describe one label or arrow in ordinary words.</w:t>
+      </w:r>
+    </w:p>
+    <w:p>
+      <w:pPr>
+        <w:spacing w:line="336" w:lineRule="auto" w:after="180"/>
+        <w:shd w:fill="F1F6F8"/>
+      </w:pPr>
+      <w:r>
+        <w:rPr>
+          <w:b w:val="0"/>
+        </w:rPr>
+        <w:t xml:space="preserve">Use the adjacent transcript if the image is difficult to see. Changed-case reasoning: The </w:t>
+      </w:r>
+      <w:r>
+        <w:rPr>
+          <w:b/>
+        </w:rPr>
+        <w:t>training</w:t>
+      </w:r>
+      <w:r>
+        <w:rPr>
+          <w:b w:val="0"/>
+        </w:rPr>
+        <w:t xml:space="preserve"> fit is unchanged; only the explicit choice between tied candidates changes.</w:t>
+      </w:r>
+    </w:p>
+    <w:p>
+      <w:pPr>
+        <w:pStyle w:val="Heading3"/>
+      </w:pPr>
+      <w:r>
+        <w:t>05. Connect the explanation to its limit</w:t>
+      </w:r>
+    </w:p>
+    <w:p>
+      <w:r>
+        <w:drawing>
+          <wp:inline xmlns:a="http://schemas.openxmlformats.org/drawingml/2006/main" xmlns:pic="http://schemas.openxmlformats.org/drawingml/2006/picture">
+            <wp:extent cx="5486400" cy="2834640"/>
+            <wp:docPr id="7" name="Picture 7" descr="There is no training stick between 4 and 8 to distinguish these candidates. The tie policy chooses one consistently; it is not additional evidence that its prediction at 6 is true. Label-free prediction applies the selected boundary, while evaluation would require an appropriate new reference label. Limit: Zero training errors for both rules cannot determine the correct label of every unobserved stick."/>
+            <wp:cNvGraphicFramePr>
+              <a:graphicFrameLocks noChangeAspect="1"/>
+            </wp:cNvGraphicFramePr>
+            <a:graphic>
+              <a:graphicData uri="http://schemas.openxmlformats.org/drawingml/2006/picture">
+                <pic:pic>
+                  <pic:nvPicPr>
+                    <pic:cNvPr id="0" name="academy-story-ai-1-13-05.png"/>
+                    <pic:cNvPicPr/>
+                  </pic:nvPicPr>
+                  <pic:blipFill>
+                    <a:blip r:embed="rId15"/>
+                    <a:stretch>
+                      <a:fillRect/>
+                    </a:stretch>
+                  </pic:blipFill>
+                  <pic:spPr>
+                    <a:xfrm>
+                      <a:off x="0" y="0"/>
+                      <a:ext cx="5486400" cy="2834640"/>
+                    </a:xfrm>
+                    <a:prstGeom prst="rect"/>
+                  </pic:spPr>
+                </pic:pic>
+              </a:graphicData>
+            </a:graphic>
+          </wp:inline>
+        </w:drawing>
+      </w:r>
+    </w:p>
+    <w:p>
+      <w:pPr>
+        <w:spacing w:line="336" w:lineRule="auto" w:after="180"/>
+      </w:pPr>
+      <w:r>
+        <w:rPr>
+          <w:b w:val="0"/>
+        </w:rPr>
+        <w:t xml:space="preserve">There is no </w:t>
+      </w:r>
+      <w:r>
+        <w:rPr>
+          <w:b/>
+        </w:rPr>
+        <w:t>training</w:t>
+      </w:r>
+      <w:r>
+        <w:rPr>
+          <w:b w:val="0"/>
+        </w:rPr>
+        <w:t xml:space="preserve"> stick between 4 and 8 to distinguish these candidates. The tie policy chooses one consistently; it is not additional </w:t>
+      </w:r>
+      <w:r>
+        <w:rPr>
+          <w:b/>
+        </w:rPr>
+        <w:t>evidence</w:t>
+      </w:r>
+      <w:r>
+        <w:rPr>
+          <w:b w:val="0"/>
+        </w:rPr>
+        <w:t xml:space="preserve"> that its </w:t>
+      </w:r>
+      <w:r>
+        <w:rPr>
+          <w:b/>
+        </w:rPr>
+        <w:t>prediction</w:t>
+      </w:r>
+      <w:r>
+        <w:rPr>
+          <w:b w:val="0"/>
+        </w:rPr>
+        <w:t xml:space="preserve"> at 6 is true.</w:t>
+      </w:r>
+    </w:p>
+    <w:p>
+      <w:pPr>
+        <w:spacing w:line="336" w:lineRule="auto" w:after="180"/>
+      </w:pPr>
+      <w:r>
+        <w:rPr>
+          <w:b w:val="0"/>
+        </w:rPr>
+        <w:t xml:space="preserve">Label-free </w:t>
+      </w:r>
+      <w:r>
+        <w:rPr>
+          <w:b/>
+        </w:rPr>
+        <w:t>prediction</w:t>
+      </w:r>
+      <w:r>
+        <w:rPr>
+          <w:b w:val="0"/>
+        </w:rPr>
+        <w:t xml:space="preserve"> applies the selected boundary, while evaluation would require an appropriate new reference label. Limit: Zero </w:t>
+      </w:r>
+      <w:r>
+        <w:rPr>
+          <w:b/>
+        </w:rPr>
+        <w:t>training</w:t>
+      </w:r>
+      <w:r>
+        <w:rPr>
+          <w:b w:val="0"/>
+        </w:rPr>
+        <w:t xml:space="preserve"> errors for both rules cannot determine the correct label of every unobserved stick.</w:t>
+      </w:r>
+    </w:p>
+    <w:p>
+      <w:pPr>
+        <w:spacing w:line="336" w:lineRule="auto" w:after="180"/>
+        <w:shd w:fill="F5F1FB"/>
+      </w:pPr>
+      <w:r>
+        <w:rPr>
+          <w:b w:val="0"/>
+        </w:rPr>
+        <w:t>Explain the case, then point to a limit on the claim.</w:t>
+      </w:r>
+    </w:p>
+    <w:p>
+      <w:pPr>
+        <w:pStyle w:val="Heading3"/>
+      </w:pPr>
+      <w:r>
+        <w:t>Discuss while showing the picture</w:t>
+      </w:r>
+    </w:p>
+    <w:p>
+      <w:pPr>
+        <w:spacing w:line="336" w:lineRule="auto" w:after="180"/>
+        <w:shd w:fill="F1F6F8"/>
+      </w:pPr>
+      <w:r>
+        <w:rPr>
+          <w:b w:val="0"/>
+        </w:rPr>
+        <w:t>Teacher prompt: Explain the case, then point to a limit on the claim. Ask learners to describe one label or arrow in ordinary words. Use the adjacent transcript if the image is difficult to see.</w:t>
+      </w:r>
+    </w:p>
+    <w:p>
+      <w:pPr>
+        <w:spacing w:line="336" w:lineRule="auto" w:after="180"/>
+        <w:shd w:fill="F1F6F8"/>
+      </w:pPr>
+      <w:r>
+        <w:rPr>
+          <w:b w:val="0"/>
+        </w:rPr>
+        <w:t xml:space="preserve">Keep the stated scope: Zero </w:t>
+      </w:r>
+      <w:r>
+        <w:rPr>
+          <w:b/>
+        </w:rPr>
+        <w:t>training</w:t>
+      </w:r>
+      <w:r>
+        <w:rPr>
+          <w:b w:val="0"/>
+        </w:rPr>
+        <w:t xml:space="preserve"> errors for both rules cannot determine the correct label of every unobserved stick.</w:t>
+      </w:r>
+    </w:p>
+    <w:p>
+      <w:pPr>
+        <w:pStyle w:val="Heading3"/>
+      </w:pPr>
+      <w:r>
+        <w:t>06. Make the idea visible in your project</w:t>
+      </w:r>
+    </w:p>
+    <w:p>
+      <w:r>
+        <w:drawing>
+          <wp:inline xmlns:a="http://schemas.openxmlformats.org/drawingml/2006/main" xmlns:pic="http://schemas.openxmlformats.org/drawingml/2006/picture">
+            <wp:extent cx="5486400" cy="3233928"/>
+            <wp:docPr id="8" name="Picture 8" descr="Save candidate definitions, training errors and tie policy with any sorter model version. Draw your input, deciding step, result and limit. Supported question: Which new measured length would reveal disagreement between the candidates?"/>
+            <wp:cNvGraphicFramePr>
+              <a:graphicFrameLocks noChangeAspect="1"/>
+            </wp:cNvGraphicFramePr>
+            <a:graphic>
+              <a:graphicData uri="http://schemas.openxmlformats.org/drawingml/2006/picture">
+                <pic:pic>
+                  <pic:nvPicPr>
+                    <pic:cNvPr id="0" name="academy-story-ai-1-13-06.png"/>
+                    <pic:cNvPicPr/>
+                  </pic:nvPicPr>
+                  <pic:blipFill>
+                    <a:blip r:embed="rId16"/>
+                    <a:stretch>
+                      <a:fillRect/>
+                    </a:stretch>
+                  </pic:blipFill>
+                  <pic:spPr>
+                    <a:xfrm>
+                      <a:off x="0" y="0"/>
+                      <a:ext cx="5486400" cy="3233928"/>
+                    </a:xfrm>
+                    <a:prstGeom prst="rect"/>
+                  </pic:spPr>
+                </pic:pic>
+              </a:graphicData>
+            </a:graphic>
+          </wp:inline>
+        </w:drawing>
+      </w:r>
+    </w:p>
+    <w:p>
+      <w:pPr>
+        <w:spacing w:line="336" w:lineRule="auto" w:after="180"/>
+        <w:shd w:fill="F5F1FB"/>
+      </w:pPr>
+      <w:r>
+        <w:rPr>
+          <w:b w:val="0"/>
+        </w:rPr>
+        <w:t xml:space="preserve">Save candidate definitions, </w:t>
+      </w:r>
+      <w:r>
+        <w:rPr>
+          <w:b/>
+        </w:rPr>
+        <w:t>training</w:t>
+      </w:r>
+      <w:r>
+        <w:rPr>
+          <w:b w:val="0"/>
+        </w:rPr>
+        <w:t xml:space="preserve"> errors and tie policy with any sorter model version. Draw your </w:t>
+      </w:r>
+      <w:r>
+        <w:rPr>
+          <w:b/>
+        </w:rPr>
+        <w:t>input</w:t>
+      </w:r>
+      <w:r>
+        <w:rPr>
+          <w:b w:val="0"/>
+        </w:rPr>
+        <w:t>, deciding step, result and limit.</w:t>
+      </w:r>
+    </w:p>
+    <w:p>
+      <w:pPr>
+        <w:spacing w:line="336" w:lineRule="auto" w:after="180"/>
+        <w:shd w:fill="F5F1FB"/>
+      </w:pPr>
+      <w:r>
+        <w:rPr>
+          <w:b w:val="0"/>
+        </w:rPr>
+        <w:t>Supported question: Which new measured length would reveal disagreement between the candidates?</w:t>
+      </w:r>
+    </w:p>
+    <w:p>
+      <w:pPr>
+        <w:spacing w:line="336" w:lineRule="auto" w:after="180"/>
+        <w:shd w:fill="F5F1FB"/>
+      </w:pPr>
+      <w:r>
+        <w:rPr>
+          <w:b w:val="0"/>
+        </w:rPr>
+        <w:t xml:space="preserve">Draw your project trace and justify the deciding step using </w:t>
+      </w:r>
+      <w:r>
+        <w:rPr>
+          <w:b/>
+        </w:rPr>
+        <w:t>evidence</w:t>
+      </w:r>
+      <w:r>
+        <w:rPr>
+          <w:b w:val="0"/>
+        </w:rPr>
+        <w:t>.</w:t>
+      </w:r>
+    </w:p>
+    <w:p>
+      <w:pPr>
+        <w:pStyle w:val="Heading3"/>
+      </w:pPr>
+      <w:r>
+        <w:t>Discuss while showing the picture</w:t>
+      </w:r>
+    </w:p>
+    <w:p>
+      <w:pPr>
+        <w:spacing w:line="336" w:lineRule="auto" w:after="180"/>
+        <w:shd w:fill="F1F6F8"/>
+      </w:pPr>
+      <w:r>
+        <w:rPr>
+          <w:b w:val="0"/>
+        </w:rPr>
+        <w:t xml:space="preserve">Teacher prompt: Draw your project trace and justify the deciding step using </w:t>
+      </w:r>
+      <w:r>
+        <w:rPr>
+          <w:b/>
+        </w:rPr>
+        <w:t>evidence</w:t>
+      </w:r>
+      <w:r>
+        <w:rPr>
+          <w:b w:val="0"/>
+        </w:rPr>
+        <w:t>. Ask learners to describe one label or arrow in ordinary words. Use the adjacent transcript if the image is difficult to see.</w:t>
+      </w:r>
+    </w:p>
+    <w:p>
+      <w:pPr>
+        <w:spacing w:line="336" w:lineRule="auto" w:after="180"/>
+        <w:shd w:fill="F1F6F8"/>
+      </w:pPr>
+      <w:r>
+        <w:rPr>
+          <w:b w:val="0"/>
+        </w:rPr>
+        <w:t xml:space="preserve">Supported practice key: Length 6 does: boundary 5 predicts long and boundary 7 predicts short. A checked label would then provide new </w:t>
+      </w:r>
+      <w:r>
+        <w:rPr>
+          <w:b/>
+        </w:rPr>
+        <w:t>evidence</w:t>
+      </w:r>
+      <w:r>
+        <w:rPr>
+          <w:b w:val="0"/>
+        </w:rPr>
+        <w:t>.</w:t>
       </w:r>
     </w:p>
     <w:sectPr>

--- a/downloads/teacher/ai-1-week-13.docx
+++ b/downloads/teacher/ai-1-week-13.docx
@@ -137,7 +137,7 @@
           </w:tcPr>
           <w:p>
             <w:r>
-              <w:t>Sections 1–6; record the brief recall in the workbook.</w:t>
+              <w:t>Use Your mission, Notice the evidence, See how it works, Compare the cases, Words that unlock the idea and Follow a worked example; record the brief recall in the workbook.</w:t>
             </w:r>
           </w:p>
         </w:tc>
@@ -169,7 +169,7 @@
           </w:tcPr>
           <w:p>
             <w:r>
-              <w:t>Sections 7–10; use the matching workbook W2 and misconception check.</w:t>
+              <w:t>Use Find and repair a mistake, Practise together, Run the investigation and Build your understanding; use the matching workbook W2 and misconception check.</w:t>
             </w:r>
           </w:p>
         </w:tc>
@@ -201,7 +201,7 @@
           </w:tcPr>
           <w:p>
             <w:r>
-              <w:t>Sections 9 and 11–14. Give extra time to finish the full task set; use Section 15 when the week includes a coding lab.</w:t>
+              <w:t>Use Run the investigation, Connect your project, Show what you know, Study a complete case and Try a new case independently. Allow extra time for the full task set. Use a coding lab only when this week actually provides one; Your lesson route is the planning section.</w:t>
             </w:r>
           </w:p>
         </w:tc>
@@ -6354,7 +6354,7 @@
           </w:tcPr>
           <w:p>
             <w:r>
-              <w:t>Sections 1–6; record the brief recall in the workbook.</w:t>
+              <w:t>Use Your mission, Notice the evidence, See how it works, Compare the cases, Words that unlock the idea and Follow a worked example; record the brief recall in the workbook.</w:t>
             </w:r>
           </w:p>
         </w:tc>
@@ -6386,7 +6386,7 @@
           </w:tcPr>
           <w:p>
             <w:r>
-              <w:t>Sections 7–10; use the matching workbook W2 and misconception check.</w:t>
+              <w:t>Use Find and repair a mistake, Practise together, Run the investigation and Build your understanding; use the matching workbook W2 and misconception check.</w:t>
             </w:r>
           </w:p>
         </w:tc>
@@ -6418,7 +6418,7 @@
           </w:tcPr>
           <w:p>
             <w:r>
-              <w:t>Sections 9 and 11–14. Give extra time to finish the full task set; use Section 15 when the week includes a coding lab.</w:t>
+              <w:t>Use Run the investigation, Connect your project, Show what you know, Study a complete case and Try a new case independently. Allow extra time for the full task set. Use a coding lab only when this week actually provides one; Your lesson route is the planning section.</w:t>
             </w:r>
           </w:p>
         </w:tc>

--- a/downloads/teacher/ai-1-week-13.docx
+++ b/downloads/teacher/ai-1-week-13.docx
@@ -25,20 +25,38 @@
         <w:pStyle w:val="Heading1"/>
       </w:pPr>
       <w:r>
-        <w:t>01. Learning from Examples</w:t>
-      </w:r>
-    </w:p>
-    <w:p>
-      <w:r>
-        <w:t>Prepare Learning from Examples: check the target, prerequisites, resources and adaptable teaching schedule.</w:t>
-      </w:r>
-    </w:p>
-    <w:p>
-      <w:pPr>
-        <w:pStyle w:val="Heading3"/>
-      </w:pPr>
-      <w:r>
-        <w:t>Teach the learning cycle</w:t>
+        <w:t>Teach model selection with explicit policy and limits.</w:t>
+      </w:r>
+    </w:p>
+    <w:p>
+      <w:r>
+        <w:t>Model separate error counts, preserve tied alternatives and reserve the new distance task for independent evidence.</w:t>
+      </w:r>
+    </w:p>
+    <w:p>
+      <w:r>
+        <w:t>Look for full prediction lists, a reproducible tie choice and a defensible limit.</w:t>
+      </w:r>
+    </w:p>
+    <w:p>
+      <w:pPr>
+        <w:pStyle w:val="Heading1"/>
+      </w:pPr>
+      <w:r>
+        <w:t>01. Prepare this connected week</w:t>
+      </w:r>
+    </w:p>
+    <w:p>
+      <w:r>
+        <w:t>Use one main plan and keep practice separate from the independent first attempt.</w:t>
+      </w:r>
+    </w:p>
+    <w:p>
+      <w:pPr>
+        <w:pStyle w:val="Heading2"/>
+      </w:pPr>
+      <w:r>
+        <w:t>Learning goal and precision</w:t>
       </w:r>
     </w:p>
     <w:p>
@@ -62,6 +80,135 @@
           <w:b w:val="0"/>
         </w:rPr>
         <w:t>s and counting disagreements for every candidate</w:t>
+      </w:r>
+    </w:p>
+    <w:p>
+      <w:pPr>
+        <w:spacing w:line="336" w:lineRule="auto" w:after="180"/>
+      </w:pPr>
+      <w:r>
+        <w:rPr>
+          <w:b w:val="0"/>
+        </w:rPr>
+        <w:t xml:space="preserve">Extend Week 4 from a small candidate comparison to an explicit </w:t>
+      </w:r>
+      <w:r>
+        <w:rPr>
+          <w:b/>
+        </w:rPr>
+        <w:t>fitting</w:t>
+      </w:r>
+      <w:r>
+        <w:rPr>
+          <w:b w:val="0"/>
+        </w:rPr>
+        <w:t xml:space="preserve"> algorithm, recorded tie handling and a changed </w:t>
+      </w:r>
+      <w:r>
+        <w:rPr>
+          <w:b/>
+        </w:rPr>
+        <w:t>fitting set</w:t>
+      </w:r>
+      <w:r>
+        <w:rPr>
+          <w:b w:val="0"/>
+        </w:rPr>
+        <w:t>. Use the same examples for every candidate and reset counts.</w:t>
+      </w:r>
+    </w:p>
+    <w:p>
+      <w:pPr>
+        <w:spacing w:line="336" w:lineRule="auto" w:after="180"/>
+      </w:pPr>
+      <w:r>
+        <w:rPr>
+          <w:b w:val="0"/>
+        </w:rPr>
+        <w:t>The chart deliberately includes zero errors and a tie. Do not present the supplied classroom labels as natural truth or the selected threshold as a discovered universal law.</w:t>
+      </w:r>
+    </w:p>
+    <w:p>
+      <w:pPr>
+        <w:spacing w:line="336" w:lineRule="auto" w:after="180"/>
+      </w:pPr>
+      <w:r>
+        <w:rPr>
+          <w:b w:val="0"/>
+        </w:rPr>
+        <w:t xml:space="preserve">By the end, I can compare </w:t>
+      </w:r>
+      <w:r>
+        <w:rPr>
+          <w:b/>
+        </w:rPr>
+        <w:t>candidate model</w:t>
+      </w:r>
+      <w:r>
+        <w:rPr>
+          <w:b w:val="0"/>
+        </w:rPr>
+        <w:t xml:space="preserve">s, resolve a tie explicitly and separate fit from </w:t>
+      </w:r>
+      <w:r>
+        <w:rPr>
+          <w:b/>
+        </w:rPr>
+        <w:t>prediction</w:t>
+      </w:r>
+      <w:r>
+        <w:rPr>
+          <w:b w:val="0"/>
+        </w:rPr>
+        <w:t>.</w:t>
+      </w:r>
+    </w:p>
+    <w:p>
+      <w:pPr>
+        <w:pStyle w:val="Heading2"/>
+      </w:pPr>
+      <w:r>
+        <w:t>What to prepare</w:t>
+      </w:r>
+    </w:p>
+    <w:p>
+      <w:pPr>
+        <w:pStyle w:val="ListBullet"/>
+      </w:pPr>
+      <w:r>
+        <w:t>Use the supplied scenario, student illustrations and blank paper. For numeric work, offer counters or a calculator after learners show the setup. Fictional records are supplied; personal data and paid accounts are unnecessary.</w:t>
+      </w:r>
+    </w:p>
+    <w:p>
+      <w:pPr>
+        <w:pStyle w:val="ListBullet"/>
+      </w:pPr>
+      <w:r>
+        <w:t>Four tower cards showing height on the front and supplied label on the back</w:t>
+      </w:r>
+    </w:p>
+    <w:p>
+      <w:pPr>
+        <w:pStyle w:val="ListBullet"/>
+      </w:pPr>
+      <w:r>
+        <w:t>Candidate cards 3, 5, 6 and 7, a separate tally for each, and the smaller-threshold tie rule</w:t>
+      </w:r>
+    </w:p>
+    <w:p>
+      <w:pPr>
+        <w:pStyle w:val="ListBullet"/>
+      </w:pPr>
+      <w:r>
+        <w:t>An additional 5 cm short card, the independent distance examples and two conflicting 6 cm records</w:t>
+      </w:r>
+    </w:p>
+    <w:p>
+      <w:pPr>
+        <w:pStyle w:val="Heading2"/>
+      </w:pPr>
+      <w:r>
+        <w:t>Main teaching plan</w:t>
       </w:r>
     </w:p>
     <w:tbl>
@@ -243,9 +390,206 @@
     </w:p>
     <w:p>
       <w:pPr>
+        <w:pStyle w:val="Heading2"/>
+      </w:pPr>
+      <w:r>
+        <w:t>Opening retrieval and readiness</w:t>
+      </w:r>
+    </w:p>
+    <w:p>
+      <w:pPr>
+        <w:spacing w:line="336" w:lineRule="auto" w:after="180"/>
+      </w:pPr>
+      <w:r>
+        <w:rPr>
+          <w:b w:val="0"/>
+        </w:rPr>
+        <w:t>Without opening the old lesson, explain one key idea from Debug the Cause. Give an example and a mistake that the idea helps you avoid.</w:t>
+      </w:r>
+    </w:p>
+    <w:p>
+      <w:pPr>
+        <w:spacing w:line="336" w:lineRule="auto" w:after="180"/>
+      </w:pPr>
+      <w:r>
+        <w:rPr>
+          <w:b w:val="0"/>
+        </w:rPr>
+        <w:t>Look for: Compare expected and observed traces to locate the first difference</w:t>
+      </w:r>
+    </w:p>
+    <w:p>
+      <w:pPr>
+        <w:spacing w:line="336" w:lineRule="auto" w:after="180"/>
+      </w:pPr>
+      <w:r>
+        <w:rPr>
+          <w:b w:val="0"/>
+        </w:rPr>
+        <w:t>Reference example, not the only acceptable wording: Expected trace: 3, 5, 10, 9. First difference is the doubling checkpoint: 10 expected versus 8 observed.</w:t>
+      </w:r>
+    </w:p>
+    <w:p>
+      <w:pPr>
+        <w:spacing w:line="336" w:lineRule="auto" w:after="180"/>
+      </w:pPr>
+      <w:r>
+        <w:rPr>
+          <w:b w:val="0"/>
+        </w:rPr>
+        <w:t xml:space="preserve">The later 8 minus 1 equals 7, so the observed subtraction is consistent with its </w:t>
+      </w:r>
+      <w:r>
+        <w:rPr>
+          <w:b/>
+        </w:rPr>
+        <w:t>input</w:t>
+      </w:r>
+      <w:r>
+        <w:rPr>
+          <w:b w:val="0"/>
+        </w:rPr>
+        <w:t>. Investigate the earlier step before claiming another fault.</w:t>
+      </w:r>
+    </w:p>
+    <w:p>
+      <w:pPr>
+        <w:spacing w:line="336" w:lineRule="auto" w:after="180"/>
+      </w:pPr>
+      <w:r>
+        <w:rPr>
+          <w:b w:val="0"/>
+        </w:rPr>
+        <w:t>Without opening the old lesson, explain one key idea from If/Then Decisions. Give an example and a mistake that the idea helps you avoid.</w:t>
+      </w:r>
+    </w:p>
+    <w:p>
+      <w:pPr>
+        <w:spacing w:line="336" w:lineRule="auto" w:after="180"/>
+      </w:pPr>
+      <w:r>
+        <w:rPr>
+          <w:b w:val="0"/>
+        </w:rPr>
+        <w:t>Look for: Evaluate a condition using the current state and trace only the selected branch</w:t>
+      </w:r>
+    </w:p>
+    <w:p>
+      <w:pPr>
+        <w:spacing w:line="336" w:lineRule="auto" w:after="180"/>
+      </w:pPr>
+      <w:r>
+        <w:rPr>
+          <w:b w:val="0"/>
+        </w:rPr>
+        <w:t>Reference example, not the only acceptable wording: Start 2: after adding 2 score is 4; at least 6 is false; add 4 and report 8. Start 5: after adding 2 score is 7; at least 6 is true; subtract 3 and report 4.</w:t>
+      </w:r>
+    </w:p>
+    <w:p>
+      <w:pPr>
+        <w:spacing w:line="336" w:lineRule="auto" w:after="180"/>
+      </w:pPr>
+      <w:r>
+        <w:rPr>
+          <w:b w:val="0"/>
+        </w:rPr>
+        <w:t>Each run starts fresh and executes only its selected branch.</w:t>
+      </w:r>
+    </w:p>
+    <w:p>
+      <w:pPr>
+        <w:spacing w:line="336" w:lineRule="auto" w:after="180"/>
+      </w:pPr>
+      <w:r>
+        <w:rPr>
+          <w:b w:val="0"/>
+        </w:rPr>
+        <w:t>Without opening the old lesson, explain one key idea from Categories and Labels. Give an example and a mistake that the idea helps you avoid.</w:t>
+      </w:r>
+    </w:p>
+    <w:p>
+      <w:pPr>
+        <w:spacing w:line="336" w:lineRule="auto" w:after="180"/>
+      </w:pPr>
+      <w:r>
+        <w:rPr>
+          <w:b w:val="0"/>
+        </w:rPr>
+        <w:t xml:space="preserve">Look for: Apply a category definition using explicit </w:t>
+      </w:r>
+      <w:r>
+        <w:rPr>
+          <w:b/>
+        </w:rPr>
+        <w:t>evidence</w:t>
+      </w:r>
+      <w:r>
+        <w:rPr>
+          <w:b w:val="0"/>
+        </w:rPr>
+        <w:t xml:space="preserve"> and boundary rules</w:t>
+      </w:r>
+    </w:p>
+    <w:p>
+      <w:pPr>
+        <w:spacing w:line="336" w:lineRule="auto" w:after="180"/>
+      </w:pPr>
+      <w:r>
+        <w:rPr>
+          <w:b w:val="0"/>
+        </w:rPr>
+        <w:t>Reference example, not the only acceptable wording: In order: ready because both known fields pass; revise because 31 exceeds 30; review because the known day passes but the room is unknown; revise because the known day failure has priority over the unknown room.</w:t>
+      </w:r>
+    </w:p>
+    <w:p>
+      <w:pPr>
+        <w:spacing w:line="336" w:lineRule="auto" w:after="180"/>
+      </w:pPr>
+      <w:r>
+        <w:rPr>
+          <w:b w:val="0"/>
+        </w:rPr>
+        <w:t>Equality at 30 is accepted.</w:t>
+      </w:r>
+    </w:p>
+    <w:p>
+      <w:pPr>
+        <w:spacing w:line="336" w:lineRule="auto" w:after="180"/>
+      </w:pPr>
+      <w:r>
+        <w:rPr>
+          <w:b/>
+        </w:rPr>
+        <w:t>Prediction</w:t>
+      </w:r>
+      <w:r>
+        <w:rPr>
+          <w:b w:val="0"/>
+        </w:rPr>
+        <w:t>s are short, tall and tall. At 5 the at least rule includes equality; an accidental greater than rule would instead predict short.</w:t>
+      </w:r>
+    </w:p>
+    <w:p>
+      <w:pPr>
+        <w:pStyle w:val="Heading2"/>
+      </w:pPr>
+      <w:r>
+        <w:t>Earlier wording, alternatives and picture transcripts · reference / check after trying</w:t>
+      </w:r>
+    </w:p>
+    <w:p>
+      <w:pPr>
         <w:pStyle w:val="Heading3"/>
       </w:pPr>
       <w:r>
+        <w:t>Teach the learning cycle</w:t>
+      </w:r>
+    </w:p>
+    <w:p>
+      <w:pPr>
+        <w:pStyle w:val="Heading3"/>
+      </w:pPr>
+      <w:r>
         <w:t>Retrieval answer guidance</w:t>
       </w:r>
     </w:p>
@@ -259,62 +603,6 @@
     </w:p>
     <w:p>
       <w:pPr>
-        <w:spacing w:line="336" w:lineRule="auto" w:after="180"/>
-      </w:pPr>
-      <w:r>
-        <w:rPr>
-          <w:b w:val="0"/>
-        </w:rPr>
-        <w:t>Without opening the old lesson, explain one key idea from Debug the Cause. Give an example and a mistake that the idea helps you avoid.</w:t>
-      </w:r>
-    </w:p>
-    <w:p>
-      <w:pPr>
-        <w:spacing w:line="336" w:lineRule="auto" w:after="180"/>
-      </w:pPr>
-      <w:r>
-        <w:rPr>
-          <w:b w:val="0"/>
-        </w:rPr>
-        <w:t>Look for: Compare expected and observed traces to locate the first difference</w:t>
-      </w:r>
-    </w:p>
-    <w:p>
-      <w:pPr>
-        <w:spacing w:line="336" w:lineRule="auto" w:after="180"/>
-      </w:pPr>
-      <w:r>
-        <w:rPr>
-          <w:b w:val="0"/>
-        </w:rPr>
-        <w:t>Reference example, not the only acceptable wording: Expected trace: 3, 5, 10, 9. First difference is the doubling checkpoint: 10 expected versus 8 observed.</w:t>
-      </w:r>
-    </w:p>
-    <w:p>
-      <w:pPr>
-        <w:spacing w:line="336" w:lineRule="auto" w:after="180"/>
-      </w:pPr>
-      <w:r>
-        <w:rPr>
-          <w:b w:val="0"/>
-        </w:rPr>
-        <w:t xml:space="preserve">The later 8 minus 1 equals 7, so the observed subtraction is consistent with its </w:t>
-      </w:r>
-      <w:r>
-        <w:rPr>
-          <w:b/>
-        </w:rPr>
-        <w:t>input</w:t>
-      </w:r>
-      <w:r>
-        <w:rPr>
-          <w:b w:val="0"/>
-        </w:rPr>
-        <w:t>. Investigate the earlier step before claiming another fault.</w:t>
-      </w:r>
-    </w:p>
-    <w:p>
-      <w:pPr>
         <w:pStyle w:val="Heading3"/>
       </w:pPr>
       <w:r>
@@ -323,110 +611,10 @@
     </w:p>
     <w:p>
       <w:pPr>
-        <w:spacing w:line="336" w:lineRule="auto" w:after="180"/>
-      </w:pPr>
-      <w:r>
-        <w:rPr>
-          <w:b w:val="0"/>
-        </w:rPr>
-        <w:t>Without opening the old lesson, explain one key idea from If/Then Decisions. Give an example and a mistake that the idea helps you avoid.</w:t>
-      </w:r>
-    </w:p>
-    <w:p>
-      <w:pPr>
-        <w:spacing w:line="336" w:lineRule="auto" w:after="180"/>
-      </w:pPr>
-      <w:r>
-        <w:rPr>
-          <w:b w:val="0"/>
-        </w:rPr>
-        <w:t>Look for: Evaluate a condition using the current state and trace only the selected branch</w:t>
-      </w:r>
-    </w:p>
-    <w:p>
-      <w:pPr>
-        <w:spacing w:line="336" w:lineRule="auto" w:after="180"/>
-      </w:pPr>
-      <w:r>
-        <w:rPr>
-          <w:b w:val="0"/>
-        </w:rPr>
-        <w:t>Reference example, not the only acceptable wording: Start 2: after adding 2 score is 4; at least 6 is false; add 4 and report 8. Start 5: after adding 2 score is 7; at least 6 is true; subtract 3 and report 4.</w:t>
-      </w:r>
-    </w:p>
-    <w:p>
-      <w:pPr>
-        <w:spacing w:line="336" w:lineRule="auto" w:after="180"/>
-      </w:pPr>
-      <w:r>
-        <w:rPr>
-          <w:b w:val="0"/>
-        </w:rPr>
-        <w:t>Each run starts fresh and executes only its selected branch.</w:t>
-      </w:r>
-    </w:p>
-    <w:p>
-      <w:pPr>
         <w:pStyle w:val="Heading3"/>
       </w:pPr>
       <w:r>
         <w:t>Categories and Labels</w:t>
-      </w:r>
-    </w:p>
-    <w:p>
-      <w:pPr>
-        <w:spacing w:line="336" w:lineRule="auto" w:after="180"/>
-      </w:pPr>
-      <w:r>
-        <w:rPr>
-          <w:b w:val="0"/>
-        </w:rPr>
-        <w:t>Without opening the old lesson, explain one key idea from Categories and Labels. Give an example and a mistake that the idea helps you avoid.</w:t>
-      </w:r>
-    </w:p>
-    <w:p>
-      <w:pPr>
-        <w:spacing w:line="336" w:lineRule="auto" w:after="180"/>
-      </w:pPr>
-      <w:r>
-        <w:rPr>
-          <w:b w:val="0"/>
-        </w:rPr>
-        <w:t xml:space="preserve">Look for: Apply a category definition using explicit </w:t>
-      </w:r>
-      <w:r>
-        <w:rPr>
-          <w:b/>
-        </w:rPr>
-        <w:t>evidence</w:t>
-      </w:r>
-      <w:r>
-        <w:rPr>
-          <w:b w:val="0"/>
-        </w:rPr>
-        <w:t xml:space="preserve"> and boundary rules</w:t>
-      </w:r>
-    </w:p>
-    <w:p>
-      <w:pPr>
-        <w:spacing w:line="336" w:lineRule="auto" w:after="180"/>
-      </w:pPr>
-      <w:r>
-        <w:rPr>
-          <w:b w:val="0"/>
-        </w:rPr>
-        <w:t>Reference example, not the only acceptable wording: In order: ready because both known fields pass; revise because 31 exceeds 30; review because the known day passes but the room is unknown; revise because the known day failure has priority over the unknown room.</w:t>
-      </w:r>
-    </w:p>
-    <w:p>
-      <w:pPr>
-        <w:spacing w:line="336" w:lineRule="auto" w:after="180"/>
-      </w:pPr>
-      <w:r>
-        <w:rPr>
-          <w:b w:val="0"/>
-        </w:rPr>
-        <w:t>Equality at 30 is accepted.</w:t>
       </w:r>
     </w:p>
     <w:p>
@@ -658,6 +846,11 @@
       </w:r>
     </w:p>
     <w:p>
+      <w:r>
+        <w:t>This compact option is not the full-week schedule. Use the main teaching cycle and allow extra sessions for the investigation, independent work and project.</w:t>
+      </w:r>
+    </w:p>
+    <w:p>
       <w:pPr>
         <w:spacing w:line="336" w:lineRule="auto" w:after="180"/>
       </w:pPr>
@@ -665,7 +858,7 @@
         <w:rPr>
           <w:b w:val="0"/>
         </w:rPr>
-        <w:t>Use the supplied scenario, student illustrations and blank paper. For numeric work, offer counters or a calculator after learners show the setup. Fictional records are supplied; personal data and paid accounts are unnecessary.</w:t>
+        <w:t>Allow 80 minutes: recall 8; explanation 12; worked demonstration 15; guided practice 20; independent assessment 15; project and reflection 10. Extend the lab into a second session when needed.</w:t>
       </w:r>
     </w:p>
     <w:p>
@@ -673,32 +866,55 @@
         <w:pStyle w:val="Heading3"/>
       </w:pPr>
       <w:r>
-        <w:t>Alternative compact allocation</w:t>
-      </w:r>
-    </w:p>
-    <w:p>
-      <w:r>
-        <w:t>This compact option is not the full-week schedule. Use the main teaching cycle and allow extra sessions for the investigation, independent work and project.</w:t>
+        <w:t>Preparation for the connected explanation</w:t>
+      </w:r>
+    </w:p>
+    <w:p>
+      <w:pPr>
+        <w:pStyle w:val="Heading3"/>
+      </w:pPr>
+      <w:r>
+        <w:t>Readiness answer</w:t>
+      </w:r>
+    </w:p>
+    <w:p>
+      <w:pPr>
+        <w:pStyle w:val="Heading3"/>
+      </w:pPr>
+      <w:r>
+        <w:t>End goal for the pictorial case</w:t>
       </w:r>
     </w:p>
     <w:p>
       <w:pPr>
         <w:spacing w:line="336" w:lineRule="auto" w:after="180"/>
-        <w:shd w:fill="F1F6F8"/>
-      </w:pPr>
-      <w:r>
-        <w:rPr>
-          <w:b w:val="0"/>
-        </w:rPr>
-        <w:t>Allow 80 minutes: recall 8; explanation 12; worked demonstration 15; guided practice 20; independent assessment 15; project and reflection 10. Extend the lab into a second session when needed.</w:t>
-      </w:r>
-    </w:p>
-    <w:p>
-      <w:pPr>
-        <w:pStyle w:val="Heading3"/>
-      </w:pPr>
-      <w:r>
-        <w:t>Preparation for the connected explanation</w:t>
+      </w:pPr>
+      <w:r>
+        <w:rPr>
+          <w:b w:val="0"/>
+        </w:rPr>
+        <w:t>This added worked case illustrates the week’s main idea. Retain all original and connected topics; schedule its practice within the teaching cycle.</w:t>
+      </w:r>
+    </w:p>
+    <w:p>
+      <w:pPr>
+        <w:pStyle w:val="Heading1"/>
+      </w:pPr>
+      <w:r>
+        <w:t>02. Teach fitting as repeated, inspectable comparisons</w:t>
+      </w:r>
+    </w:p>
+    <w:p>
+      <w:r>
+        <w:t>Record per-candidate errors, apply the declared tie policy and preserve the unresolved prediction.</w:t>
+      </w:r>
+    </w:p>
+    <w:p>
+      <w:pPr>
+        <w:pStyle w:val="Heading2"/>
+      </w:pPr>
+      <w:r>
+        <w:t>Begin with the tower fitting procedure</w:t>
       </w:r>
     </w:p>
     <w:p>
@@ -709,31 +925,159 @@
         <w:rPr>
           <w:b w:val="0"/>
         </w:rPr>
-        <w:t xml:space="preserve">Extend Week 4 from a small candidate comparison to an explicit </w:t>
+        <w:t>Four imaginary paper towers have heights 2, 4, 6 and 8 centimetres. Their supplied labels are short, short, tall and tall. These labels belong to this classroom task; they are not a universal definition of tall.</w:t>
+      </w:r>
+    </w:p>
+    <w:p>
+      <w:pPr>
+        <w:spacing w:line="336" w:lineRule="auto" w:after="180"/>
+      </w:pPr>
+      <w:r>
+        <w:rPr>
+          <w:b w:val="0"/>
+        </w:rPr>
+        <w:t xml:space="preserve">We will fit a rule using height as its only </w:t>
       </w:r>
       <w:r>
         <w:rPr>
           <w:b/>
         </w:rPr>
+        <w:t>input</w:t>
+      </w:r>
+      <w:r>
+        <w:rPr>
+          <w:b w:val="0"/>
+        </w:rPr>
+        <w:t>.</w:t>
+      </w:r>
+    </w:p>
+    <w:p>
+      <w:pPr>
+        <w:spacing w:line="336" w:lineRule="auto" w:after="180"/>
+      </w:pPr>
+      <w:r>
+        <w:rPr>
+          <w:b w:val="0"/>
+        </w:rPr>
+        <w:t xml:space="preserve">Every candidate predicts tall when height is at least its threshold and short otherwise. Compare thresholds 3, 5, 6 and 7 centimetres. The </w:t>
+      </w:r>
+      <w:r>
+        <w:rPr>
+          <w:b/>
+        </w:rPr>
         <w:t>fitting</w:t>
       </w:r>
       <w:r>
         <w:rPr>
           <w:b w:val="0"/>
         </w:rPr>
-        <w:t xml:space="preserve"> algorithm, recorded tie handling and a changed </w:t>
+        <w:t xml:space="preserve"> procedure chooses the fewest disagreements with the four labels.</w:t>
+      </w:r>
+    </w:p>
+    <w:p>
+      <w:pPr>
+        <w:spacing w:line="336" w:lineRule="auto" w:after="180"/>
+      </w:pPr>
+      <w:r>
+        <w:rPr>
+          <w:b w:val="0"/>
+        </w:rPr>
+        <w:t>If candidates tie, choose the smaller threshold. Write these choices before comparing results.</w:t>
+      </w:r>
+    </w:p>
+    <w:p>
+      <w:pPr>
+        <w:spacing w:line="336" w:lineRule="auto" w:after="180"/>
+      </w:pPr>
+      <w:r>
+        <w:rPr>
+          <w:b w:val="0"/>
+        </w:rPr>
+        <w:t>For each candidate, start its count at zero. For each example, predict with that candidate, compare with the supplied label, and add one only for a disagreement. After all four examples, record the count.</w:t>
+      </w:r>
+    </w:p>
+    <w:p>
+      <w:pPr>
+        <w:spacing w:line="336" w:lineRule="auto" w:after="180"/>
+      </w:pPr>
+      <w:r>
+        <w:rPr>
+          <w:b w:val="0"/>
+        </w:rPr>
+        <w:t>Then move to the next candidate with a fresh count. This uses the conditions and repetition you have already traced.</w:t>
+      </w:r>
+    </w:p>
+    <w:p>
+      <w:pPr>
+        <w:pStyle w:val="Heading2"/>
+      </w:pPr>
+      <w:r>
+        <w:t>Read errors with their example-level evidence</w:t>
+      </w:r>
+    </w:p>
+    <w:p>
+      <w:pPr>
+        <w:spacing w:line="336" w:lineRule="auto" w:after="180"/>
+      </w:pPr>
+      <w:r>
+        <w:rPr>
+          <w:b w:val="0"/>
+        </w:rPr>
+        <w:t>Threshold 3 incorrectly calls the height 4 tower tall. Threshold 7 incorrectly calls the height 6 tower short. Thresholds 5 and 6 agree with all four supplied labels.</w:t>
+      </w:r>
+    </w:p>
+    <w:p>
+      <w:pPr>
+        <w:spacing w:line="336" w:lineRule="auto" w:after="180"/>
+      </w:pPr>
+      <w:r>
+        <w:rPr>
+          <w:b w:val="0"/>
+        </w:rPr>
+        <w:t>Check each disagreement against the individual example instead of trusting a total without its trace.</w:t>
+      </w:r>
+    </w:p>
+    <w:p>
+      <w:pPr>
+        <w:spacing w:line="336" w:lineRule="auto" w:after="180"/>
+      </w:pPr>
+      <w:r>
+        <w:rPr>
+          <w:b w:val="0"/>
+        </w:rPr>
+        <w:t xml:space="preserve">The bar chart compares </w:t>
       </w:r>
       <w:r>
         <w:rPr>
           <w:b/>
         </w:rPr>
+        <w:t>disagreement count</w:t>
+      </w:r>
+      <w:r>
+        <w:rPr>
+          <w:b w:val="0"/>
+        </w:rPr>
+        <w:t xml:space="preserve">s, so a shorter bar is better on this </w:t>
+      </w:r>
+      <w:r>
+        <w:rPr>
+          <w:b/>
+        </w:rPr>
         <w:t>fitting set</w:t>
       </w:r>
       <w:r>
         <w:rPr>
           <w:b w:val="0"/>
         </w:rPr>
-        <w:t>. Use the same examples for every candidate and reset counts.</w:t>
+        <w:t>. Zero is a measured count here, not missing data. This chart says nothing yet about the error count on new towers.</w:t>
+      </w:r>
+    </w:p>
+    <w:p>
+      <w:pPr>
+        <w:pStyle w:val="Heading2"/>
+      </w:pPr>
+      <w:r>
+        <w:t>Model the tied stick classifiers</w:t>
       </w:r>
     </w:p>
     <w:p>
@@ -744,15 +1088,7 @@
         <w:rPr>
           <w:b w:val="0"/>
         </w:rPr>
-        <w:t>The chart deliberately includes zero errors and a tie. Do not present the supplied classroom labels as natural truth or the selected threshold as a discovered universal law.</w:t>
-      </w:r>
-    </w:p>
-    <w:p>
-      <w:pPr>
-        <w:pStyle w:val="Heading3"/>
-      </w:pPr>
-      <w:r>
-        <w:t>Readiness answer</w:t>
+        <w:t>A fictional classifier learns whether measured sticks are short or long.</w:t>
       </w:r>
     </w:p>
     <w:p>
@@ -763,13 +1099,13 @@
         <w:rPr>
           <w:b/>
         </w:rPr>
-        <w:t>Prediction</w:t>
-      </w:r>
-      <w:r>
-        <w:rPr>
-          <w:b w:val="0"/>
-        </w:rPr>
-        <w:t>s are short, tall and tall. At 5 the at least rule includes equality; an accidental greater than rule would instead predict short.</w:t>
+        <w:t>Training</w:t>
+      </w:r>
+      <w:r>
+        <w:rPr>
+          <w:b w:val="0"/>
+        </w:rPr>
+        <w:t xml:space="preserve"> lengths 2,4,8,10 cm have labels short,short,long,long.</w:t>
       </w:r>
     </w:p>
     <w:p>
@@ -780,7 +1116,79 @@
         <w:rPr>
           <w:b w:val="0"/>
         </w:rPr>
-        <w:t>Four tower cards showing height on the front and supplied label on the back</w:t>
+        <w:t>Candidate boundaries: long at least 5 or at least 7. Lowest errors wins; tie chooses smaller boundary.</w:t>
+      </w:r>
+    </w:p>
+    <w:p>
+      <w:r>
+        <w:drawing>
+          <wp:inline xmlns:a="http://schemas.openxmlformats.org/drawingml/2006/main" xmlns:pic="http://schemas.openxmlformats.org/drawingml/2006/picture">
+            <wp:extent cx="5486400" cy="3096768"/>
+            <wp:docPr id="1" name="Picture 1" descr="Same training errors, different new prediction. Candidate 5: Boundary = 5, Training errors = 0, Prediction at 6 = long. Candidate 7: Boundary = 7, Training errors = 0, Prediction at 6 = short."/>
+            <wp:cNvGraphicFramePr>
+              <a:graphicFrameLocks noChangeAspect="1"/>
+            </wp:cNvGraphicFramePr>
+            <a:graphic>
+              <a:graphicData uri="http://schemas.openxmlformats.org/drawingml/2006/picture">
+                <pic:pic>
+                  <pic:nvPicPr>
+                    <pic:cNvPr id="0" name="academy-story-ai-1-13-03.png"/>
+                    <pic:cNvPicPr/>
+                  </pic:nvPicPr>
+                  <pic:blipFill>
+                    <a:blip r:embed="rId9"/>
+                    <a:stretch>
+                      <a:fillRect/>
+                    </a:stretch>
+                  </pic:blipFill>
+                  <pic:spPr>
+                    <a:xfrm>
+                      <a:off x="0" y="0"/>
+                      <a:ext cx="5486400" cy="3096768"/>
+                    </a:xfrm>
+                    <a:prstGeom prst="rect"/>
+                  </pic:spPr>
+                </pic:pic>
+              </a:graphicData>
+            </a:graphic>
+          </wp:inline>
+        </w:drawing>
+      </w:r>
+    </w:p>
+    <w:p>
+      <w:r>
+        <w:drawing>
+          <wp:inline xmlns:a="http://schemas.openxmlformats.org/drawingml/2006/main" xmlns:pic="http://schemas.openxmlformats.org/drawingml/2006/picture">
+            <wp:extent cx="5486400" cy="4005072"/>
+            <wp:docPr id="2" name="Picture 2" descr="Training rows: 2 and 4 are short; 8 and 10 are long. → Candidate checks: Boundaries 5 and 7 both predict S,S,L,L: zero errors each. → Tie policy: Choose boundary 5 because the declared tie rule prefers the smaller value. → New prediction: Length 6 is predicted long by the selected rule."/>
+            <wp:cNvGraphicFramePr>
+              <a:graphicFrameLocks noChangeAspect="1"/>
+            </wp:cNvGraphicFramePr>
+            <a:graphic>
+              <a:graphicData uri="http://schemas.openxmlformats.org/drawingml/2006/picture">
+                <pic:pic>
+                  <pic:nvPicPr>
+                    <pic:cNvPr id="0" name="academy-story-ai-1-13-02.png"/>
+                    <pic:cNvPicPr/>
+                  </pic:nvPicPr>
+                  <pic:blipFill>
+                    <a:blip r:embed="rId10"/>
+                    <a:stretch>
+                      <a:fillRect/>
+                    </a:stretch>
+                  </pic:blipFill>
+                  <pic:spPr>
+                    <a:xfrm>
+                      <a:off x="0" y="0"/>
+                      <a:ext cx="5486400" cy="4005072"/>
+                    </a:xfrm>
+                    <a:prstGeom prst="rect"/>
+                  </pic:spPr>
+                </pic:pic>
+              </a:graphicData>
+            </a:graphic>
+          </wp:inline>
+        </w:drawing>
       </w:r>
     </w:p>
     <w:p>
@@ -791,13 +1199,43 @@
         <w:rPr>
           <w:b w:val="0"/>
         </w:rPr>
-        <w:t xml:space="preserve">Candidate cards 3, 5, 6 and 7, a separate tally for each, and the smaller-threshold </w:t>
+        <w:t xml:space="preserve">There is no </w:t>
       </w:r>
       <w:r>
         <w:rPr>
           <w:b/>
         </w:rPr>
-        <w:t>tie rule</w:t>
+        <w:t>training</w:t>
+      </w:r>
+      <w:r>
+        <w:rPr>
+          <w:b w:val="0"/>
+        </w:rPr>
+        <w:t xml:space="preserve"> stick between 4 and 8 to distinguish these candidates. The tie policy chooses one consistently; it is not additional </w:t>
+      </w:r>
+      <w:r>
+        <w:rPr>
+          <w:b/>
+        </w:rPr>
+        <w:t>evidence</w:t>
+      </w:r>
+      <w:r>
+        <w:rPr>
+          <w:b w:val="0"/>
+        </w:rPr>
+        <w:t xml:space="preserve"> that its </w:t>
+      </w:r>
+      <w:r>
+        <w:rPr>
+          <w:b/>
+        </w:rPr>
+        <w:t>prediction</w:t>
+      </w:r>
+      <w:r>
+        <w:rPr>
+          <w:b w:val="0"/>
+        </w:rPr>
+        <w:t xml:space="preserve"> at 6 is true.</w:t>
       </w:r>
     </w:p>
     <w:p>
@@ -808,15 +1246,59 @@
         <w:rPr>
           <w:b w:val="0"/>
         </w:rPr>
-        <w:t>An additional 5 cm short card, the independent distance examples and two conflicting 6 cm records</w:t>
-      </w:r>
-    </w:p>
-    <w:p>
-      <w:pPr>
-        <w:pStyle w:val="Heading3"/>
-      </w:pPr>
-      <w:r>
-        <w:t>End goal for the pictorial case</w:t>
+        <w:t xml:space="preserve">Label-free </w:t>
+      </w:r>
+      <w:r>
+        <w:rPr>
+          <w:b/>
+        </w:rPr>
+        <w:t>prediction</w:t>
+      </w:r>
+      <w:r>
+        <w:rPr>
+          <w:b w:val="0"/>
+        </w:rPr>
+        <w:t xml:space="preserve"> applies the selected boundary, while evaluation would require an appropriate new reference label.</w:t>
+      </w:r>
+    </w:p>
+    <w:p>
+      <w:pPr>
+        <w:pStyle w:val="Heading2"/>
+      </w:pPr>
+      <w:r>
+        <w:t>Change only the tie policy</w:t>
+      </w:r>
+    </w:p>
+    <w:p>
+      <w:pPr>
+        <w:pStyle w:val="ListNumber"/>
+      </w:pPr>
+      <w:r>
+        <w:t>Change: Reverse the tie policy to prefer the larger boundary.</w:t>
+      </w:r>
+    </w:p>
+    <w:p>
+      <w:pPr>
+        <w:pStyle w:val="ListNumber"/>
+      </w:pPr>
+      <w:r>
+        <w:t>Prediction: Boundary 7 is selected and predicts short at 6.</w:t>
+      </w:r>
+    </w:p>
+    <w:p>
+      <w:pPr>
+        <w:pStyle w:val="ListNumber"/>
+      </w:pPr>
+      <w:r>
+        <w:t>Reason: The training fit is unchanged; only the explicit choice between tied candidates changes.</w:t>
+      </w:r>
+    </w:p>
+    <w:p>
+      <w:pPr>
+        <w:pStyle w:val="Heading2"/>
+      </w:pPr>
+      <w:r>
+        <w:t>Limit the future-correctness claim</w:t>
       </w:r>
     </w:p>
     <w:p>
@@ -827,967 +1309,27 @@
         <w:rPr>
           <w:b w:val="0"/>
         </w:rPr>
-        <w:t xml:space="preserve">By the end, I can compare </w:t>
+        <w:t xml:space="preserve">Zero </w:t>
       </w:r>
       <w:r>
         <w:rPr>
           <w:b/>
         </w:rPr>
-        <w:t>candidate model</w:t>
-      </w:r>
-      <w:r>
-        <w:rPr>
-          <w:b w:val="0"/>
-        </w:rPr>
-        <w:t xml:space="preserve">s, resolve a tie explicitly and separate fit from </w:t>
-      </w:r>
-      <w:r>
-        <w:rPr>
-          <w:b/>
-        </w:rPr>
-        <w:t>prediction</w:t>
-      </w:r>
-      <w:r>
-        <w:rPr>
-          <w:b w:val="0"/>
-        </w:rPr>
-        <w:t>.</w:t>
-      </w:r>
-    </w:p>
-    <w:p>
-      <w:pPr>
-        <w:spacing w:line="336" w:lineRule="auto" w:after="180"/>
-      </w:pPr>
-      <w:r>
-        <w:rPr>
-          <w:b w:val="0"/>
-        </w:rPr>
-        <w:t>This added worked case illustrates the week’s main idea. Retain all original and connected topics; schedule its practice within the teaching cycle.</w:t>
-      </w:r>
-    </w:p>
-    <w:p>
-      <w:pPr>
-        <w:pStyle w:val="Heading1"/>
-      </w:pPr>
-      <w:r>
-        <w:t>02. Explain the mechanism</w:t>
-      </w:r>
-    </w:p>
-    <w:p>
-      <w:r>
-        <w:t>Model Learning from Examples using the supplied case, labelled mechanism and reasoning. Make the scope of each conclusion explicit.</w:t>
-      </w:r>
-    </w:p>
-    <w:p>
-      <w:pPr>
-        <w:spacing w:line="336" w:lineRule="auto" w:after="180"/>
-      </w:pPr>
-      <w:r>
-        <w:rPr>
-          <w:b w:val="0"/>
-        </w:rPr>
-        <w:t>Follow the information instead of imagining magic inside the machine.</w:t>
-      </w:r>
-    </w:p>
-    <w:p>
-      <w:pPr>
-        <w:pStyle w:val="Heading3"/>
-      </w:pPr>
-      <w:r>
-        <w:t>1. Input — information entering</w:t>
-      </w:r>
-    </w:p>
-    <w:p>
-      <w:pPr>
-        <w:spacing w:line="336" w:lineRule="auto" w:after="180"/>
-        <w:shd w:fill="F4F9FC"/>
-      </w:pPr>
-      <w:r>
-        <w:rPr>
-          <w:b/>
-        </w:rPr>
-        <w:t>INPUT</w:t>
-      </w:r>
-      <w:r>
-        <w:rPr>
-          <w:b w:val="0"/>
-        </w:rPr>
-        <w:t xml:space="preserve"> labeled example cards</w:t>
-      </w:r>
-    </w:p>
-    <w:p>
-      <w:pPr>
-        <w:pStyle w:val="Heading3"/>
-      </w:pPr>
-      <w:r>
-        <w:t>2. Process — the deciding step</w:t>
-      </w:r>
-    </w:p>
-    <w:p>
-      <w:pPr>
-        <w:spacing w:line="336" w:lineRule="auto" w:after="180"/>
-        <w:shd w:fill="F4F9FC"/>
-      </w:pPr>
-      <w:r>
-        <w:rPr>
-          <w:b/>
-        </w:rPr>
-        <w:t>PROCESS</w:t>
-      </w:r>
-      <w:r>
-        <w:rPr>
-          <w:b w:val="0"/>
-        </w:rPr>
-        <w:t xml:space="preserve"> adjust a decision </w:t>
-      </w:r>
-      <w:r>
-        <w:rPr>
-          <w:b/>
-        </w:rPr>
-        <w:t>pattern</w:t>
-      </w:r>
-      <w:r>
-        <w:rPr>
-          <w:b w:val="0"/>
-        </w:rPr>
-        <w:t xml:space="preserve"> from recurring clues</w:t>
-      </w:r>
-    </w:p>
-    <w:p>
-      <w:pPr>
-        <w:pStyle w:val="Heading3"/>
-      </w:pPr>
-      <w:r>
-        <w:t>3. Output — the result</w:t>
-      </w:r>
-    </w:p>
-    <w:p>
-      <w:pPr>
-        <w:spacing w:line="336" w:lineRule="auto" w:after="180"/>
-        <w:shd w:fill="F4F9FC"/>
-      </w:pPr>
-      <w:r>
-        <w:rPr>
-          <w:b/>
-        </w:rPr>
-        <w:t>OUTPUT</w:t>
-      </w:r>
-      <w:r>
-        <w:rPr>
-          <w:b w:val="0"/>
-        </w:rPr>
-        <w:t xml:space="preserve"> </w:t>
-      </w:r>
-      <w:r>
-        <w:rPr>
-          <w:b/>
-        </w:rPr>
-        <w:t>prediction</w:t>
-      </w:r>
-      <w:r>
-        <w:rPr>
-          <w:b w:val="0"/>
-        </w:rPr>
-        <w:t xml:space="preserve"> for a new card</w:t>
-      </w:r>
-    </w:p>
-    <w:p>
-      <w:pPr>
-        <w:pStyle w:val="Heading3"/>
-      </w:pPr>
-      <w:r>
-        <w:t>Key idea</w:t>
-      </w:r>
-    </w:p>
-    <w:p>
-      <w:pPr>
-        <w:spacing w:line="336" w:lineRule="auto" w:after="180"/>
-        <w:shd w:fill="EDF7F3"/>
-      </w:pPr>
-      <w:r>
-        <w:rPr>
-          <w:b w:val="0"/>
-        </w:rPr>
-        <w:t xml:space="preserve">CORE IDEA </w:t>
-      </w:r>
-      <w:r>
-        <w:rPr>
-          <w:b/>
-        </w:rPr>
-        <w:t>Training example</w:t>
-      </w:r>
-      <w:r>
-        <w:rPr>
-          <w:b w:val="0"/>
-        </w:rPr>
-        <w:t xml:space="preserve">s influence how a model handles later </w:t>
-      </w:r>
-      <w:r>
-        <w:rPr>
-          <w:b/>
-        </w:rPr>
-        <w:t>input</w:t>
-      </w:r>
-      <w:r>
-        <w:rPr>
-          <w:b w:val="0"/>
-        </w:rPr>
-        <w:t>s.</w:t>
-      </w:r>
-    </w:p>
-    <w:p>
-      <w:pPr>
-        <w:pStyle w:val="Heading3"/>
-      </w:pPr>
-      <w:r>
-        <w:t>How the mechanism works</w:t>
-      </w:r>
-    </w:p>
-    <w:p>
-      <w:pPr>
-        <w:spacing w:line="336" w:lineRule="auto" w:after="180"/>
-        <w:shd w:fill="F1F6F8"/>
-      </w:pPr>
-      <w:r>
-        <w:rPr>
-          <w:b w:val="0"/>
-        </w:rPr>
-        <w:t xml:space="preserve">UNDER THE HOOD Supervised learning uses labeled examples to fit a mapping from represented </w:t>
-      </w:r>
-      <w:r>
-        <w:rPr>
-          <w:b/>
-        </w:rPr>
-        <w:t>input</w:t>
-      </w:r>
-      <w:r>
-        <w:rPr>
-          <w:b w:val="0"/>
-        </w:rPr>
-        <w:t xml:space="preserve">s to </w:t>
-      </w:r>
-      <w:r>
-        <w:rPr>
-          <w:b/>
-        </w:rPr>
-        <w:t>output</w:t>
-      </w:r>
-      <w:r>
-        <w:rPr>
-          <w:b w:val="0"/>
-        </w:rPr>
-        <w:t>s.</w:t>
-      </w:r>
-    </w:p>
-    <w:p>
-      <w:pPr>
-        <w:spacing w:line="336" w:lineRule="auto" w:after="180"/>
-        <w:shd w:fill="F1F6F8"/>
-      </w:pPr>
-      <w:r>
-        <w:rPr>
-          <w:b w:val="0"/>
-        </w:rPr>
-        <w:t>The model does not store a human rule automatically; its fitted behavior reflects correlations, coverage, labels, and optimization choices.</w:t>
-      </w:r>
-    </w:p>
-    <w:p>
-      <w:pPr>
-        <w:spacing w:line="336" w:lineRule="auto" w:after="180"/>
-      </w:pPr>
-      <w:r>
-        <w:rPr>
-          <w:b w:val="0"/>
-        </w:rPr>
-        <w:t>Draw a fresh example with all three stages:</w:t>
-      </w:r>
-    </w:p>
-    <w:p>
-      <w:pPr>
-        <w:spacing w:line="336" w:lineRule="auto" w:after="180"/>
-      </w:pPr>
-      <w:r>
-        <w:rPr>
-          <w:b w:val="0"/>
-        </w:rPr>
-        <w:t xml:space="preserve">Every step connects a claim to observable </w:t>
-      </w:r>
-      <w:r>
-        <w:rPr>
-          <w:b/>
-        </w:rPr>
-        <w:t>evidence</w:t>
-      </w:r>
-      <w:r>
-        <w:rPr>
-          <w:b w:val="0"/>
-        </w:rPr>
-        <w:t>.</w:t>
-      </w:r>
-    </w:p>
-    <w:p>
-      <w:pPr>
-        <w:pStyle w:val="Heading3"/>
-      </w:pPr>
-      <w:r>
-        <w:t>The case to investigate</w:t>
-      </w:r>
-    </w:p>
-    <w:p>
-      <w:pPr>
-        <w:spacing w:line="336" w:lineRule="auto" w:after="180"/>
-        <w:shd w:fill="F1F6FC"/>
-      </w:pPr>
-      <w:r>
-        <w:rPr>
-          <w:b w:val="0"/>
-        </w:rPr>
-        <w:t>CASE A learner shown mostly striped triangles may wrongly treat stripes as the important clue for the triangle label.</w:t>
-      </w:r>
-    </w:p>
-    <w:p>
-      <w:pPr>
-        <w:pStyle w:val="Heading3"/>
-      </w:pPr>
-      <w:r>
-        <w:t>Step 1</w:t>
-      </w:r>
-    </w:p>
-    <w:p>
-      <w:pPr>
-        <w:spacing w:line="336" w:lineRule="auto" w:after="180"/>
-        <w:shd w:fill="F4F9FC"/>
-      </w:pPr>
-      <w:r>
-        <w:rPr>
-          <w:b w:val="0"/>
-        </w:rPr>
-        <w:t>STEP 1 — OBSERVE labeled example cards</w:t>
-      </w:r>
-    </w:p>
-    <w:p>
-      <w:pPr>
-        <w:pStyle w:val="Heading3"/>
-      </w:pPr>
-      <w:r>
-        <w:t>Step 2</w:t>
-      </w:r>
-    </w:p>
-    <w:p>
-      <w:pPr>
-        <w:spacing w:line="336" w:lineRule="auto" w:after="180"/>
-        <w:shd w:fill="F4F9FC"/>
-      </w:pPr>
-      <w:r>
-        <w:rPr>
-          <w:b w:val="0"/>
-        </w:rPr>
-        <w:t xml:space="preserve">STEP 2 — TRACE adjust a decision </w:t>
-      </w:r>
-      <w:r>
-        <w:rPr>
-          <w:b/>
-        </w:rPr>
-        <w:t>pattern</w:t>
-      </w:r>
-      <w:r>
-        <w:rPr>
-          <w:b w:val="0"/>
-        </w:rPr>
-        <w:t xml:space="preserve"> from recurring clues</w:t>
-      </w:r>
-    </w:p>
-    <w:p>
-      <w:pPr>
-        <w:pStyle w:val="Heading3"/>
-      </w:pPr>
-      <w:r>
-        <w:t>Step 3</w:t>
-      </w:r>
-    </w:p>
-    <w:p>
-      <w:pPr>
-        <w:spacing w:line="336" w:lineRule="auto" w:after="180"/>
-        <w:shd w:fill="F4F9FC"/>
-      </w:pPr>
-      <w:r>
-        <w:rPr>
-          <w:b w:val="0"/>
-        </w:rPr>
-        <w:t xml:space="preserve">STEP 3 — CONCLUDE </w:t>
-      </w:r>
-      <w:r>
-        <w:rPr>
-          <w:b/>
-        </w:rPr>
-        <w:t>prediction</w:t>
-      </w:r>
-      <w:r>
-        <w:rPr>
-          <w:b w:val="0"/>
-        </w:rPr>
-        <w:t xml:space="preserve"> for a new card</w:t>
-      </w:r>
-    </w:p>
-    <w:p>
-      <w:pPr>
-        <w:pStyle w:val="Heading3"/>
-      </w:pPr>
-      <w:r>
-        <w:t>Model answer</w:t>
-      </w:r>
-    </w:p>
-    <w:p>
-      <w:pPr>
-        <w:spacing w:line="336" w:lineRule="auto" w:after="180"/>
-        <w:shd w:fill="F1F6FC"/>
-      </w:pPr>
-      <w:r>
-        <w:rPr>
-          <w:b w:val="0"/>
-        </w:rPr>
-        <w:t xml:space="preserve">MODEL REASONING Early examples may support several rules. New examples eliminate some possibilities and may change the decision boundary. Record each revision as </w:t>
-      </w:r>
-      <w:r>
-        <w:rPr>
-          <w:b/>
-        </w:rPr>
-        <w:t>evidence</w:t>
-      </w:r>
-      <w:r>
-        <w:rPr>
-          <w:b w:val="0"/>
-        </w:rPr>
-        <w:t xml:space="preserve"> that </w:t>
-      </w:r>
-      <w:r>
-        <w:rPr>
-          <w:b/>
-        </w:rPr>
         <w:t>training</w:t>
       </w:r>
       <w:r>
         <w:rPr>
           <w:b w:val="0"/>
         </w:rPr>
-        <w:t xml:space="preserve"> data shapes later behavior.</w:t>
-      </w:r>
-    </w:p>
-    <w:p>
-      <w:pPr>
-        <w:pStyle w:val="Heading3"/>
-      </w:pPr>
-      <w:r>
-        <w:t>A claim to avoid</w:t>
-      </w:r>
-    </w:p>
-    <w:p>
-      <w:pPr>
-        <w:spacing w:line="336" w:lineRule="auto" w:after="180"/>
-        <w:shd w:fill="FFF5E6"/>
-      </w:pPr>
-      <w:r>
-        <w:rPr>
-          <w:b w:val="0"/>
-        </w:rPr>
-        <w:t>DO NOT OVERCLAIM Learning from examples is not the same as memorizing every example or understanding the concept like a person.</w:t>
-      </w:r>
-    </w:p>
-    <w:p>
-      <w:pPr>
-        <w:spacing w:line="336" w:lineRule="auto" w:after="180"/>
-        <w:shd w:fill="F5F1FB"/>
-      </w:pPr>
-      <w:r>
-        <w:rPr>
-          <w:b w:val="0"/>
-        </w:rPr>
-        <w:t xml:space="preserve">What new </w:t>
-      </w:r>
-      <w:r>
-        <w:rPr>
-          <w:b/>
-        </w:rPr>
-        <w:t>evidence</w:t>
-      </w:r>
-      <w:r>
-        <w:rPr>
-          <w:b w:val="0"/>
-        </w:rPr>
-        <w:t xml:space="preserve"> could change this answer?</w:t>
-      </w:r>
-    </w:p>
-    <w:p>
-      <w:pPr>
-        <w:pStyle w:val="Heading3"/>
-      </w:pPr>
-      <w:r>
-        <w:t>Concrete teaching case</w:t>
-      </w:r>
-    </w:p>
-    <w:p>
-      <w:pPr>
-        <w:pStyle w:val="Heading3"/>
-      </w:pPr>
-      <w:r>
-        <w:t>The teaching case</w:t>
-      </w:r>
-    </w:p>
-    <w:p>
-      <w:pPr>
-        <w:spacing w:line="336" w:lineRule="auto" w:after="180"/>
-        <w:shd w:fill="F1F6FC"/>
-      </w:pPr>
-      <w:r>
-        <w:rPr>
-          <w:b/>
-        </w:rPr>
-        <w:t>Training example</w:t>
-      </w:r>
-      <w:r>
-        <w:rPr>
-          <w:b w:val="0"/>
-        </w:rPr>
-        <w:t>s label smooth leaves S and toothed leaves T. A new leaf is toothed.</w:t>
-      </w:r>
-    </w:p>
-    <w:p>
-      <w:pPr>
-        <w:pStyle w:val="Heading3"/>
-      </w:pPr>
-      <w:r>
-        <w:t>The teaching case</w:t>
-      </w:r>
-    </w:p>
-    <w:p>
-      <w:pPr>
-        <w:spacing w:line="336" w:lineRule="auto" w:after="180"/>
-        <w:shd w:fill="F1F6FC"/>
-      </w:pPr>
-      <w:r>
-        <w:rPr>
-          <w:b w:val="0"/>
-        </w:rPr>
-        <w:t xml:space="preserve">Predict and state the </w:t>
-      </w:r>
-      <w:r>
-        <w:rPr>
-          <w:b/>
-        </w:rPr>
-        <w:t>evidence</w:t>
-      </w:r>
-      <w:r>
-        <w:rPr>
-          <w:b w:val="0"/>
-        </w:rPr>
-        <w:t xml:space="preserve"> limit.</w:t>
-      </w:r>
-    </w:p>
-    <w:p>
-      <w:pPr>
-        <w:pStyle w:val="Heading3"/>
-      </w:pPr>
-      <w:r>
-        <w:t>Exact explanation to model</w:t>
-      </w:r>
-    </w:p>
-    <w:p>
-      <w:pPr>
-        <w:pStyle w:val="Heading3"/>
-      </w:pPr>
-      <w:r>
-        <w:t>Why the result follows</w:t>
-      </w:r>
-    </w:p>
-    <w:p>
-      <w:pPr>
-        <w:spacing w:line="336" w:lineRule="auto" w:after="180"/>
-        <w:shd w:fill="F1F6FC"/>
-      </w:pPr>
-      <w:r>
-        <w:rPr>
-          <w:b w:val="0"/>
-        </w:rPr>
-        <w:t xml:space="preserve">Predict T from the demonstrated edge </w:t>
-      </w:r>
-      <w:r>
-        <w:rPr>
-          <w:b/>
-        </w:rPr>
-        <w:t>pattern</w:t>
-      </w:r>
-      <w:r>
-        <w:rPr>
-          <w:b w:val="0"/>
-        </w:rPr>
-        <w:t>. One success does not establish broad reliability; use fresh labelled tests including ambiguous cases.</w:t>
-      </w:r>
-    </w:p>
-    <w:p>
-      <w:pPr>
-        <w:pStyle w:val="Heading3"/>
-      </w:pPr>
-      <w:r>
-        <w:t>Explain the added worked example</w:t>
-      </w:r>
-    </w:p>
-    <w:p>
-      <w:pPr>
-        <w:spacing w:line="336" w:lineRule="auto" w:after="180"/>
-      </w:pPr>
-      <w:r>
-        <w:rPr>
-          <w:b w:val="0"/>
-        </w:rPr>
-        <w:t>Four imaginary paper towers have heights 2, 4, 6 and 8 centimetres. Their supplied labels are short, short, tall and tall. These labels belong to this classroom task; they are not a universal definition of tall.</w:t>
-      </w:r>
-    </w:p>
-    <w:p>
-      <w:pPr>
-        <w:spacing w:line="336" w:lineRule="auto" w:after="180"/>
-      </w:pPr>
-      <w:r>
-        <w:rPr>
-          <w:b w:val="0"/>
-        </w:rPr>
-        <w:t xml:space="preserve">We will fit a rule using height as its only </w:t>
-      </w:r>
-      <w:r>
-        <w:rPr>
-          <w:b/>
-        </w:rPr>
-        <w:t>input</w:t>
-      </w:r>
-      <w:r>
-        <w:rPr>
-          <w:b w:val="0"/>
-        </w:rPr>
-        <w:t>.</w:t>
-      </w:r>
-    </w:p>
-    <w:p>
-      <w:pPr>
-        <w:pStyle w:val="Heading3"/>
-      </w:pPr>
-      <w:r>
-        <w:t>Explain the added worked example · 1</w:t>
-      </w:r>
-    </w:p>
-    <w:p>
-      <w:pPr>
-        <w:spacing w:line="336" w:lineRule="auto" w:after="180"/>
-      </w:pPr>
-      <w:r>
-        <w:rPr>
-          <w:b w:val="0"/>
-        </w:rPr>
-        <w:t xml:space="preserve">Every candidate predicts tall when height is at least its threshold and short otherwise. Compare thresholds 3, 5, 6 and 7 centimetres. The </w:t>
-      </w:r>
-      <w:r>
-        <w:rPr>
-          <w:b/>
-        </w:rPr>
-        <w:t>fitting</w:t>
-      </w:r>
-      <w:r>
-        <w:rPr>
-          <w:b w:val="0"/>
-        </w:rPr>
-        <w:t xml:space="preserve"> procedure chooses the fewest disagreements with the four labels.</w:t>
-      </w:r>
-    </w:p>
-    <w:p>
-      <w:pPr>
-        <w:spacing w:line="336" w:lineRule="auto" w:after="180"/>
-      </w:pPr>
-      <w:r>
-        <w:rPr>
-          <w:b w:val="0"/>
-        </w:rPr>
-        <w:t>If candidates tie, choose the smaller threshold. Write these choices before comparing results.</w:t>
-      </w:r>
-    </w:p>
-    <w:p>
-      <w:pPr>
-        <w:pStyle w:val="Heading3"/>
-      </w:pPr>
-      <w:r>
-        <w:t>Explain the added worked example · 2</w:t>
-      </w:r>
-    </w:p>
-    <w:p>
-      <w:pPr>
-        <w:spacing w:line="336" w:lineRule="auto" w:after="180"/>
-      </w:pPr>
-      <w:r>
-        <w:rPr>
-          <w:b w:val="0"/>
-        </w:rPr>
-        <w:t>For each candidate, start its count at zero. For each example, predict with that candidate, compare with the supplied label, and add one only for a disagreement. After all four examples, record the count.</w:t>
-      </w:r>
-    </w:p>
-    <w:p>
-      <w:pPr>
-        <w:spacing w:line="336" w:lineRule="auto" w:after="180"/>
-      </w:pPr>
-      <w:r>
-        <w:rPr>
-          <w:b w:val="0"/>
-        </w:rPr>
-        <w:t>Then move to the next candidate with a fresh count. This uses the conditions and repetition you have already traced.</w:t>
-      </w:r>
-    </w:p>
-    <w:p>
-      <w:pPr>
-        <w:spacing w:line="336" w:lineRule="auto" w:after="180"/>
-      </w:pPr>
-      <w:r>
-        <w:rPr>
-          <w:b w:val="0"/>
-        </w:rPr>
-        <w:t>Threshold 3 incorrectly calls the height 4 tower tall. Threshold 7 incorrectly calls the height 6 tower short. Thresholds 5 and 6 agree with all four supplied labels.</w:t>
-      </w:r>
-    </w:p>
-    <w:p>
-      <w:pPr>
-        <w:spacing w:line="336" w:lineRule="auto" w:after="180"/>
-      </w:pPr>
-      <w:r>
-        <w:rPr>
-          <w:b w:val="0"/>
-        </w:rPr>
-        <w:t>Check each disagreement against the individual example instead of trusting a total without its trace.</w:t>
-      </w:r>
-    </w:p>
-    <w:p>
-      <w:pPr>
-        <w:spacing w:line="336" w:lineRule="auto" w:after="180"/>
-      </w:pPr>
-      <w:r>
-        <w:rPr>
-          <w:b w:val="0"/>
-        </w:rPr>
-        <w:t xml:space="preserve">The bar chart compares </w:t>
-      </w:r>
-      <w:r>
-        <w:rPr>
-          <w:b/>
-        </w:rPr>
-        <w:t>disagreement count</w:t>
-      </w:r>
-      <w:r>
-        <w:rPr>
-          <w:b w:val="0"/>
-        </w:rPr>
-        <w:t xml:space="preserve">s, so a shorter bar is better on this </w:t>
-      </w:r>
-      <w:r>
-        <w:rPr>
-          <w:b/>
-        </w:rPr>
-        <w:t>fitting set</w:t>
-      </w:r>
-      <w:r>
-        <w:rPr>
-          <w:b w:val="0"/>
-        </w:rPr>
-        <w:t>. Zero is a measured count here, not missing data. This chart says nothing yet about the error count on new towers.</w:t>
-      </w:r>
-    </w:p>
-    <w:p>
-      <w:pPr>
-        <w:pStyle w:val="Heading3"/>
-      </w:pPr>
-      <w:r>
-        <w:t>Key terms</w:t>
-      </w:r>
-    </w:p>
-    <w:tbl>
-      <w:tblPr>
-        <w:tblStyle w:val="LightShading-Accent1"/>
-        <w:tblW w:type="auto" w:w="0"/>
-        <w:tblLook w:firstColumn="1" w:firstRow="1" w:lastColumn="0" w:lastRow="0" w:noHBand="0" w:noVBand="1" w:val="04A0"/>
-      </w:tblPr>
-      <w:tblGrid>
-        <w:gridCol w:w="5112"/>
-        <w:gridCol w:w="5112"/>
-      </w:tblGrid>
-      <w:tr>
-        <w:trPr>
-          <w:tblHeader/>
-        </w:trPr>
-        <w:tc>
-          <w:tcPr>
-            <w:tcW w:type="dxa" w:w="5112"/>
-          </w:tcPr>
-          <w:p>
-            <w:r>
-              <w:t>Term</w:t>
-            </w:r>
-          </w:p>
-        </w:tc>
-        <w:tc>
-          <w:tcPr>
-            <w:tcW w:type="dxa" w:w="5112"/>
-          </w:tcPr>
-          <w:p>
-            <w:r>
-              <w:t>Meaning</w:t>
-            </w:r>
-          </w:p>
-        </w:tc>
-      </w:tr>
-      <w:tr>
-        <w:tc>
-          <w:tcPr>
-            <w:tcW w:type="dxa" w:w="5112"/>
-          </w:tcPr>
-          <w:p>
-            <w:r>
-              <w:t>Candidate model</w:t>
-            </w:r>
-          </w:p>
-        </w:tc>
-        <w:tc>
-          <w:tcPr>
-            <w:tcW w:type="dxa" w:w="5112"/>
-          </w:tcPr>
-          <w:p>
-            <w:r>
-              <w:t>One possible rule being compared during fitting</w:t>
-            </w:r>
-          </w:p>
-        </w:tc>
-      </w:tr>
-      <w:tr>
-        <w:tc>
-          <w:tcPr>
-            <w:tcW w:type="dxa" w:w="5112"/>
-          </w:tcPr>
-          <w:p>
-            <w:r>
-              <w:t>Fitting set</w:t>
-            </w:r>
-          </w:p>
-        </w:tc>
-        <w:tc>
-          <w:tcPr>
-            <w:tcW w:type="dxa" w:w="5112"/>
-          </w:tcPr>
-          <w:p>
-            <w:r>
-              <w:t>The examples used to choose or adjust a model</w:t>
-            </w:r>
-          </w:p>
-        </w:tc>
-      </w:tr>
-      <w:tr>
-        <w:tc>
-          <w:tcPr>
-            <w:tcW w:type="dxa" w:w="5112"/>
-          </w:tcPr>
-          <w:p>
-            <w:r>
-              <w:t>Disagreement count</w:t>
-            </w:r>
-          </w:p>
-        </w:tc>
-        <w:tc>
-          <w:tcPr>
-            <w:tcW w:type="dxa" w:w="5112"/>
-          </w:tcPr>
-          <w:p>
-            <w:r>
-              <w:t>The number of predictions that differ from their comparison labels</w:t>
-            </w:r>
-          </w:p>
-        </w:tc>
-      </w:tr>
-      <w:tr>
-        <w:tc>
-          <w:tcPr>
-            <w:tcW w:type="dxa" w:w="5112"/>
-          </w:tcPr>
-          <w:p>
-            <w:r>
-              <w:t>Tie rule</w:t>
-            </w:r>
-          </w:p>
-        </w:tc>
-        <w:tc>
-          <w:tcPr>
-            <w:tcW w:type="dxa" w:w="5112"/>
-          </w:tcPr>
-          <w:p>
-            <w:r>
-              <w:t>An explicit method for choosing between equally scoring candidates</w:t>
-            </w:r>
-          </w:p>
-        </w:tc>
-      </w:tr>
-      <w:tr>
-        <w:tc>
-          <w:tcPr>
-            <w:tcW w:type="dxa" w:w="5112"/>
-          </w:tcPr>
-          <w:p>
-            <w:r>
-              <w:t>Generalisation</w:t>
-            </w:r>
-          </w:p>
-        </w:tc>
-        <w:tc>
-          <w:tcPr>
-            <w:tcW w:type="dxa" w:w="5112"/>
-          </w:tcPr>
-          <w:p>
-            <w:r>
-              <w:t>How well a fitted model works on new cases beyond its fitting examples</w:t>
-            </w:r>
-          </w:p>
-        </w:tc>
-      </w:tr>
-    </w:tbl>
-    <w:p>
-      <w:pPr>
-        <w:pStyle w:val="Heading3"/>
-      </w:pPr>
-      <w:r>
-        <w:t>Model the reasoning aloud</w:t>
-      </w:r>
-    </w:p>
-    <w:p>
-      <w:pPr>
-        <w:spacing w:line="336" w:lineRule="auto" w:after="180"/>
-      </w:pPr>
-      <w:r>
-        <w:rPr>
-          <w:b w:val="0"/>
-        </w:rPr>
-        <w:t xml:space="preserve">Use the complete worked example below before asking learners to complete W2. Reveal a small part, invite a </w:t>
-      </w:r>
-      <w:r>
-        <w:rPr>
-          <w:b/>
-        </w:rPr>
-        <w:t>prediction</w:t>
-      </w:r>
-      <w:r>
-        <w:rPr>
-          <w:b w:val="0"/>
-        </w:rPr>
-        <w:t>, then explain the deciding step.</w:t>
-      </w:r>
-    </w:p>
-    <w:p>
-      <w:pPr>
-        <w:spacing w:line="336" w:lineRule="auto" w:after="180"/>
-      </w:pPr>
-      <w:r>
-        <w:rPr>
-          <w:b w:val="0"/>
-        </w:rPr>
-        <w:t>These teacher notes contain solutions; do not reveal the independent case answer during modelling.</w:t>
+        <w:t xml:space="preserve"> errors for both rules cannot determine the correct label of every unobserved stick.</w:t>
+      </w:r>
+    </w:p>
+    <w:p>
+      <w:pPr>
+        <w:pStyle w:val="Heading2"/>
+      </w:pPr>
+      <w:r>
+        <w:t>Extend to the tower tie and missing height 5</w:t>
       </w:r>
     </w:p>
     <w:tbl>
@@ -1999,68 +1541,303 @@
     </w:tbl>
     <w:p>
       <w:pPr>
+        <w:spacing w:line="336" w:lineRule="auto" w:after="180"/>
+      </w:pPr>
+      <w:r>
+        <w:rPr>
+          <w:b w:val="0"/>
+        </w:rPr>
+        <w:t xml:space="preserve">The first four rows are </w:t>
+      </w:r>
+      <w:r>
+        <w:rPr>
+          <w:b/>
+        </w:rPr>
+        <w:t>fitting</w:t>
+      </w:r>
+      <w:r>
+        <w:rPr>
+          <w:b w:val="0"/>
+        </w:rPr>
+        <w:t xml:space="preserve"> examples. The final row asks what the two tied candidates predict at a height missing from that set. Our </w:t>
+      </w:r>
+      <w:r>
+        <w:rPr>
+          <w:b/>
+        </w:rPr>
+        <w:t>tie rule</w:t>
+      </w:r>
+      <w:r>
+        <w:rPr>
+          <w:b w:val="0"/>
+        </w:rPr>
+        <w:t xml:space="preserve"> selects 5, so the selected model predicts tall at 5.</w:t>
+      </w:r>
+    </w:p>
+    <w:p>
+      <w:pPr>
+        <w:spacing w:line="336" w:lineRule="auto" w:after="180"/>
+      </w:pPr>
+      <w:r>
+        <w:rPr>
+          <w:b w:val="0"/>
+        </w:rPr>
+        <w:t xml:space="preserve">The </w:t>
+      </w:r>
+      <w:r>
+        <w:rPr>
+          <w:b/>
+        </w:rPr>
+        <w:t>fitting</w:t>
+      </w:r>
+      <w:r>
+        <w:rPr>
+          <w:b w:val="0"/>
+        </w:rPr>
+        <w:t xml:space="preserve"> examples alone do not tell us whether that new </w:t>
+      </w:r>
+      <w:r>
+        <w:rPr>
+          <w:b/>
+        </w:rPr>
+        <w:t>prediction</w:t>
+      </w:r>
+      <w:r>
+        <w:rPr>
+          <w:b w:val="0"/>
+        </w:rPr>
+        <w:t xml:space="preserve"> matches the task label.</w:t>
+      </w:r>
+    </w:p>
+    <w:p>
+      <w:pPr>
+        <w:spacing w:line="336" w:lineRule="auto" w:after="180"/>
+      </w:pPr>
+      <w:r>
+        <w:rPr>
+          <w:b w:val="0"/>
+        </w:rPr>
+        <w:t xml:space="preserve">A </w:t>
+      </w:r>
+      <w:r>
+        <w:rPr>
+          <w:b/>
+        </w:rPr>
+        <w:t>tie rule</w:t>
+      </w:r>
+      <w:r>
+        <w:rPr>
+          <w:b w:val="0"/>
+        </w:rPr>
+        <w:t xml:space="preserve"> makes the selection reproducible. It does not prove that the chosen threshold is the true boundary. Record that 6 tied with 5 and that they disagree at height 5.</w:t>
+      </w:r>
+    </w:p>
+    <w:p>
+      <w:pPr>
+        <w:spacing w:line="336" w:lineRule="auto" w:after="180"/>
+      </w:pPr>
+      <w:r>
+        <w:rPr>
+          <w:b w:val="0"/>
+        </w:rPr>
+        <w:t xml:space="preserve">Hiding the tie would hide a real limitation of the available </w:t>
+      </w:r>
+      <w:r>
+        <w:rPr>
+          <w:b/>
+        </w:rPr>
+        <w:t>evidence</w:t>
+      </w:r>
+      <w:r>
+        <w:rPr>
+          <w:b w:val="0"/>
+        </w:rPr>
+        <w:t>.</w:t>
+      </w:r>
+    </w:p>
+    <w:p>
+      <w:pPr>
+        <w:pStyle w:val="Heading2"/>
+      </w:pPr>
+      <w:r>
+        <w:t>Use the picture deliberately</w:t>
+      </w:r>
+    </w:p>
+    <w:p>
+      <w:pPr>
+        <w:spacing w:line="336" w:lineRule="auto" w:after="180"/>
+      </w:pPr>
+      <w:r>
+        <w:rPr>
+          <w:b w:val="0"/>
+        </w:rPr>
+        <w:t>Use the diagram and verbal explanation together. Ask learners to match a sentence to a specific visual step; do not assign learners fixed visual or auditory learning styles.</w:t>
+      </w:r>
+    </w:p>
+    <w:p>
+      <w:pPr>
+        <w:spacing w:line="336" w:lineRule="auto" w:after="180"/>
+      </w:pPr>
+      <w:r>
+        <w:rPr>
+          <w:b w:val="0"/>
+        </w:rPr>
+        <w:t xml:space="preserve">Cover the result. Ask learners to name the </w:t>
+      </w:r>
+      <w:r>
+        <w:rPr>
+          <w:b/>
+        </w:rPr>
+        <w:t>input</w:t>
+      </w:r>
+      <w:r>
+        <w:rPr>
+          <w:b w:val="0"/>
+        </w:rPr>
+        <w:t xml:space="preserve">s and predict the next step. Uncover one step, connect the icon to the actual procedure, and explain its </w:t>
+      </w:r>
+      <w:r>
+        <w:rPr>
+          <w:b/>
+        </w:rPr>
+        <w:t>evidence</w:t>
+      </w:r>
+      <w:r>
+        <w:rPr>
+          <w:b w:val="0"/>
+        </w:rPr>
+        <w:t>. Then change the supplied condition and compare.</w:t>
+      </w:r>
+    </w:p>
+    <w:p>
+      <w:pPr>
+        <w:spacing w:line="336" w:lineRule="auto" w:after="180"/>
+      </w:pPr>
+      <w:r>
+        <w:rPr>
+          <w:b w:val="0"/>
+        </w:rPr>
+        <w:t>The picture is a representation; it does not document execution of a real AI model.</w:t>
+      </w:r>
+    </w:p>
+    <w:p>
+      <w:pPr>
+        <w:pStyle w:val="Heading2"/>
+      </w:pPr>
+      <w:r>
+        <w:t>Earlier wording, alternatives and picture transcripts · reference / check after trying</w:t>
+      </w:r>
+    </w:p>
+    <w:p>
+      <w:pPr>
+        <w:spacing w:line="336" w:lineRule="auto" w:after="180"/>
+      </w:pPr>
+      <w:r>
+        <w:rPr>
+          <w:b w:val="0"/>
+        </w:rPr>
+        <w:t>Explain the mechanism</w:t>
+      </w:r>
+    </w:p>
+    <w:p>
+      <w:pPr>
+        <w:spacing w:line="336" w:lineRule="auto" w:after="180"/>
+      </w:pPr>
+      <w:r>
+        <w:rPr>
+          <w:b w:val="0"/>
+        </w:rPr>
+        <w:t>Follow the information instead of imagining magic inside the machine.</w:t>
+      </w:r>
+    </w:p>
+    <w:p>
+      <w:pPr>
         <w:pStyle w:val="Heading3"/>
       </w:pPr>
       <w:r>
-        <w:t>Model the reasoning aloud · 3</w:t>
+        <w:t>1. Input — information entering</w:t>
       </w:r>
     </w:p>
     <w:p>
       <w:pPr>
         <w:spacing w:line="336" w:lineRule="auto" w:after="180"/>
-      </w:pPr>
-      <w:r>
-        <w:rPr>
-          <w:b w:val="0"/>
-        </w:rPr>
-        <w:t xml:space="preserve">The first four rows are </w:t>
-      </w:r>
+        <w:shd w:fill="F4F9FC"/>
+      </w:pPr>
       <w:r>
         <w:rPr>
           <w:b/>
         </w:rPr>
-        <w:t>fitting</w:t>
-      </w:r>
-      <w:r>
-        <w:rPr>
-          <w:b w:val="0"/>
-        </w:rPr>
-        <w:t xml:space="preserve"> examples. The final row asks what the two tied candidates predict at a height missing from that set. Our </w:t>
-      </w:r>
+        <w:t>INPUT</w:t>
+      </w:r>
+      <w:r>
+        <w:rPr>
+          <w:b w:val="0"/>
+        </w:rPr>
+        <w:t xml:space="preserve"> labeled example cards</w:t>
+      </w:r>
+    </w:p>
+    <w:p>
+      <w:pPr>
+        <w:pStyle w:val="Heading3"/>
+      </w:pPr>
+      <w:r>
+        <w:t>2. Process — the deciding step</w:t>
+      </w:r>
+    </w:p>
+    <w:p>
+      <w:pPr>
+        <w:spacing w:line="336" w:lineRule="auto" w:after="180"/>
+        <w:shd w:fill="F4F9FC"/>
+      </w:pPr>
       <w:r>
         <w:rPr>
           <w:b/>
         </w:rPr>
-        <w:t>tie rule</w:t>
-      </w:r>
-      <w:r>
-        <w:rPr>
-          <w:b w:val="0"/>
-        </w:rPr>
-        <w:t xml:space="preserve"> selects 5, so the selected model predicts tall at 5.</w:t>
+        <w:t>PROCESS</w:t>
+      </w:r>
+      <w:r>
+        <w:rPr>
+          <w:b w:val="0"/>
+        </w:rPr>
+        <w:t xml:space="preserve"> adjust a decision </w:t>
+      </w:r>
+      <w:r>
+        <w:rPr>
+          <w:b/>
+        </w:rPr>
+        <w:t>pattern</w:t>
+      </w:r>
+      <w:r>
+        <w:rPr>
+          <w:b w:val="0"/>
+        </w:rPr>
+        <w:t xml:space="preserve"> from recurring clues</w:t>
+      </w:r>
+    </w:p>
+    <w:p>
+      <w:pPr>
+        <w:pStyle w:val="Heading3"/>
+      </w:pPr>
+      <w:r>
+        <w:t>3. Output — the result</w:t>
       </w:r>
     </w:p>
     <w:p>
       <w:pPr>
         <w:spacing w:line="336" w:lineRule="auto" w:after="180"/>
-      </w:pPr>
-      <w:r>
-        <w:rPr>
-          <w:b w:val="0"/>
-        </w:rPr>
-        <w:t xml:space="preserve">The </w:t>
-      </w:r>
+        <w:shd w:fill="F4F9FC"/>
+      </w:pPr>
       <w:r>
         <w:rPr>
           <w:b/>
         </w:rPr>
-        <w:t>fitting</w:t>
-      </w:r>
-      <w:r>
-        <w:rPr>
-          <w:b w:val="0"/>
-        </w:rPr>
-        <w:t xml:space="preserve"> examples alone do not tell us whether that new </w:t>
+        <w:t>OUTPUT</w:t>
+      </w:r>
+      <w:r>
+        <w:rPr>
+          <w:b w:val="0"/>
+        </w:rPr>
+        <w:t xml:space="preserve"> </w:t>
       </w:r>
       <w:r>
         <w:rPr>
@@ -2072,7 +1849,7 @@
         <w:rPr>
           <w:b w:val="0"/>
         </w:rPr>
-        <w:t xml:space="preserve"> matches the task label.</w:t>
+        <w:t xml:space="preserve"> for a new card</w:t>
       </w:r>
     </w:p>
     <w:p>
@@ -2083,19 +1860,31 @@
         <w:rPr>
           <w:b w:val="0"/>
         </w:rPr>
-        <w:t xml:space="preserve">A </w:t>
+        <w:t xml:space="preserve">CORE IDEA </w:t>
       </w:r>
       <w:r>
         <w:rPr>
           <w:b/>
         </w:rPr>
-        <w:t>tie rule</w:t>
-      </w:r>
-      <w:r>
-        <w:rPr>
-          <w:b w:val="0"/>
-        </w:rPr>
-        <w:t xml:space="preserve"> makes the selection reproducible. It does not prove that the chosen threshold is the true boundary. Record that 6 tied with 5 and that they disagree at height 5.</w:t>
+        <w:t>Training example</w:t>
+      </w:r>
+      <w:r>
+        <w:rPr>
+          <w:b w:val="0"/>
+        </w:rPr>
+        <w:t xml:space="preserve">s influence how a model handles later </w:t>
+      </w:r>
+      <w:r>
+        <w:rPr>
+          <w:b/>
+        </w:rPr>
+        <w:t>input</w:t>
+      </w:r>
+      <w:r>
+        <w:rPr>
+          <w:b w:val="0"/>
+        </w:rPr>
+        <w:t>s.</w:t>
       </w:r>
     </w:p>
     <w:p>
@@ -2106,12 +1895,69 @@
         <w:rPr>
           <w:b w:val="0"/>
         </w:rPr>
-        <w:t xml:space="preserve">Hiding the tie would hide a real limitation of the available </w:t>
+        <w:t xml:space="preserve">UNDER THE HOOD Supervised learning uses labeled examples to fit a mapping from represented </w:t>
       </w:r>
       <w:r>
         <w:rPr>
           <w:b/>
         </w:rPr>
+        <w:t>input</w:t>
+      </w:r>
+      <w:r>
+        <w:rPr>
+          <w:b w:val="0"/>
+        </w:rPr>
+        <w:t xml:space="preserve">s to </w:t>
+      </w:r>
+      <w:r>
+        <w:rPr>
+          <w:b/>
+        </w:rPr>
+        <w:t>output</w:t>
+      </w:r>
+      <w:r>
+        <w:rPr>
+          <w:b w:val="0"/>
+        </w:rPr>
+        <w:t>s.</w:t>
+      </w:r>
+    </w:p>
+    <w:p>
+      <w:pPr>
+        <w:spacing w:line="336" w:lineRule="auto" w:after="180"/>
+      </w:pPr>
+      <w:r>
+        <w:rPr>
+          <w:b w:val="0"/>
+        </w:rPr>
+        <w:t>The model does not store a human rule automatically; its fitted behavior reflects correlations, coverage, labels, and optimization choices.</w:t>
+      </w:r>
+    </w:p>
+    <w:p>
+      <w:pPr>
+        <w:spacing w:line="336" w:lineRule="auto" w:after="180"/>
+      </w:pPr>
+      <w:r>
+        <w:rPr>
+          <w:b w:val="0"/>
+        </w:rPr>
+        <w:t>Draw a fresh example with all three stages:</w:t>
+      </w:r>
+    </w:p>
+    <w:p>
+      <w:pPr>
+        <w:spacing w:line="336" w:lineRule="auto" w:after="180"/>
+      </w:pPr>
+      <w:r>
+        <w:rPr>
+          <w:b w:val="0"/>
+        </w:rPr>
+        <w:t xml:space="preserve">Every step connects a claim to observable </w:t>
+      </w:r>
+      <w:r>
+        <w:rPr>
+          <w:b/>
+        </w:rPr>
         <w:t>evidence</w:t>
       </w:r>
       <w:r>
@@ -2119,6 +1965,426 @@
           <w:b w:val="0"/>
         </w:rPr>
         <w:t>.</w:t>
+      </w:r>
+    </w:p>
+    <w:p>
+      <w:pPr>
+        <w:spacing w:line="336" w:lineRule="auto" w:after="180"/>
+      </w:pPr>
+      <w:r>
+        <w:rPr>
+          <w:b w:val="0"/>
+        </w:rPr>
+        <w:t>CASE A learner shown mostly striped triangles may wrongly treat stripes as the important clue for the triangle label.</w:t>
+      </w:r>
+    </w:p>
+    <w:p>
+      <w:pPr>
+        <w:spacing w:line="336" w:lineRule="auto" w:after="180"/>
+      </w:pPr>
+      <w:r>
+        <w:rPr>
+          <w:b w:val="0"/>
+        </w:rPr>
+        <w:t>STEP 1 — OBSERVE labeled example cards</w:t>
+      </w:r>
+    </w:p>
+    <w:p>
+      <w:pPr>
+        <w:spacing w:line="336" w:lineRule="auto" w:after="180"/>
+      </w:pPr>
+      <w:r>
+        <w:rPr>
+          <w:b w:val="0"/>
+        </w:rPr>
+        <w:t xml:space="preserve">STEP 2 — TRACE adjust a decision </w:t>
+      </w:r>
+      <w:r>
+        <w:rPr>
+          <w:b/>
+        </w:rPr>
+        <w:t>pattern</w:t>
+      </w:r>
+      <w:r>
+        <w:rPr>
+          <w:b w:val="0"/>
+        </w:rPr>
+        <w:t xml:space="preserve"> from recurring clues</w:t>
+      </w:r>
+    </w:p>
+    <w:p>
+      <w:pPr>
+        <w:spacing w:line="336" w:lineRule="auto" w:after="180"/>
+      </w:pPr>
+      <w:r>
+        <w:rPr>
+          <w:b w:val="0"/>
+        </w:rPr>
+        <w:t xml:space="preserve">STEP 3 — CONCLUDE </w:t>
+      </w:r>
+      <w:r>
+        <w:rPr>
+          <w:b/>
+        </w:rPr>
+        <w:t>prediction</w:t>
+      </w:r>
+      <w:r>
+        <w:rPr>
+          <w:b w:val="0"/>
+        </w:rPr>
+        <w:t xml:space="preserve"> for a new card</w:t>
+      </w:r>
+    </w:p>
+    <w:p>
+      <w:pPr>
+        <w:spacing w:line="336" w:lineRule="auto" w:after="180"/>
+      </w:pPr>
+      <w:r>
+        <w:rPr>
+          <w:b w:val="0"/>
+        </w:rPr>
+        <w:t xml:space="preserve">MODEL REASONING Early examples may support several rules. New examples eliminate some possibilities and may change the decision boundary. Record each revision as </w:t>
+      </w:r>
+      <w:r>
+        <w:rPr>
+          <w:b/>
+        </w:rPr>
+        <w:t>evidence</w:t>
+      </w:r>
+      <w:r>
+        <w:rPr>
+          <w:b w:val="0"/>
+        </w:rPr>
+        <w:t xml:space="preserve"> that </w:t>
+      </w:r>
+      <w:r>
+        <w:rPr>
+          <w:b/>
+        </w:rPr>
+        <w:t>training</w:t>
+      </w:r>
+      <w:r>
+        <w:rPr>
+          <w:b w:val="0"/>
+        </w:rPr>
+        <w:t xml:space="preserve"> data shapes later behavior.</w:t>
+      </w:r>
+    </w:p>
+    <w:p>
+      <w:pPr>
+        <w:spacing w:line="336" w:lineRule="auto" w:after="180"/>
+      </w:pPr>
+      <w:r>
+        <w:rPr>
+          <w:b w:val="0"/>
+        </w:rPr>
+        <w:t>DO NOT OVERCLAIM Learning from examples is not the same as memorizing every example or understanding the concept like a person.</w:t>
+      </w:r>
+    </w:p>
+    <w:p>
+      <w:pPr>
+        <w:spacing w:line="336" w:lineRule="auto" w:after="180"/>
+      </w:pPr>
+      <w:r>
+        <w:rPr>
+          <w:b w:val="0"/>
+        </w:rPr>
+        <w:t xml:space="preserve">What new </w:t>
+      </w:r>
+      <w:r>
+        <w:rPr>
+          <w:b/>
+        </w:rPr>
+        <w:t>evidence</w:t>
+      </w:r>
+      <w:r>
+        <w:rPr>
+          <w:b w:val="0"/>
+        </w:rPr>
+        <w:t xml:space="preserve"> could change this answer?</w:t>
+      </w:r>
+    </w:p>
+    <w:p>
+      <w:pPr>
+        <w:pStyle w:val="Heading3"/>
+      </w:pPr>
+      <w:r>
+        <w:t>Concrete teaching case</w:t>
+      </w:r>
+    </w:p>
+    <w:p>
+      <w:pPr>
+        <w:spacing w:line="336" w:lineRule="auto" w:after="180"/>
+      </w:pPr>
+      <w:r>
+        <w:rPr>
+          <w:b/>
+        </w:rPr>
+        <w:t>Training example</w:t>
+      </w:r>
+      <w:r>
+        <w:rPr>
+          <w:b w:val="0"/>
+        </w:rPr>
+        <w:t>s label smooth leaves S and toothed leaves T. A new leaf is toothed.</w:t>
+      </w:r>
+    </w:p>
+    <w:p>
+      <w:pPr>
+        <w:spacing w:line="336" w:lineRule="auto" w:after="180"/>
+      </w:pPr>
+      <w:r>
+        <w:rPr>
+          <w:b w:val="0"/>
+        </w:rPr>
+        <w:t xml:space="preserve">Predict and state the </w:t>
+      </w:r>
+      <w:r>
+        <w:rPr>
+          <w:b/>
+        </w:rPr>
+        <w:t>evidence</w:t>
+      </w:r>
+      <w:r>
+        <w:rPr>
+          <w:b w:val="0"/>
+        </w:rPr>
+        <w:t xml:space="preserve"> limit.</w:t>
+      </w:r>
+    </w:p>
+    <w:p>
+      <w:pPr>
+        <w:pStyle w:val="Heading3"/>
+      </w:pPr>
+      <w:r>
+        <w:t>Exact explanation to model</w:t>
+      </w:r>
+    </w:p>
+    <w:p>
+      <w:pPr>
+        <w:spacing w:line="336" w:lineRule="auto" w:after="180"/>
+      </w:pPr>
+      <w:r>
+        <w:rPr>
+          <w:b w:val="0"/>
+        </w:rPr>
+        <w:t xml:space="preserve">Predict T from the demonstrated edge </w:t>
+      </w:r>
+      <w:r>
+        <w:rPr>
+          <w:b/>
+        </w:rPr>
+        <w:t>pattern</w:t>
+      </w:r>
+      <w:r>
+        <w:rPr>
+          <w:b w:val="0"/>
+        </w:rPr>
+        <w:t>. One success does not establish broad reliability; use fresh labelled tests including ambiguous cases.</w:t>
+      </w:r>
+    </w:p>
+    <w:p>
+      <w:pPr>
+        <w:pStyle w:val="Heading3"/>
+      </w:pPr>
+      <w:r>
+        <w:t>Explain the added worked example</w:t>
+      </w:r>
+    </w:p>
+    <w:p>
+      <w:pPr>
+        <w:pStyle w:val="Heading3"/>
+      </w:pPr>
+      <w:r>
+        <w:t>Key terms</w:t>
+      </w:r>
+    </w:p>
+    <w:tbl>
+      <w:tblPr>
+        <w:tblStyle w:val="LightShading-Accent1"/>
+        <w:tblW w:type="auto" w:w="0"/>
+        <w:tblLook w:firstColumn="1" w:firstRow="1" w:lastColumn="0" w:lastRow="0" w:noHBand="0" w:noVBand="1" w:val="04A0"/>
+      </w:tblPr>
+      <w:tblGrid>
+        <w:gridCol w:w="5112"/>
+        <w:gridCol w:w="5112"/>
+      </w:tblGrid>
+      <w:tr>
+        <w:trPr>
+          <w:tblHeader/>
+        </w:trPr>
+        <w:tc>
+          <w:tcPr>
+            <w:tcW w:type="dxa" w:w="5112"/>
+          </w:tcPr>
+          <w:p>
+            <w:r>
+              <w:t>Term</w:t>
+            </w:r>
+          </w:p>
+        </w:tc>
+        <w:tc>
+          <w:tcPr>
+            <w:tcW w:type="dxa" w:w="5112"/>
+          </w:tcPr>
+          <w:p>
+            <w:r>
+              <w:t>Meaning</w:t>
+            </w:r>
+          </w:p>
+        </w:tc>
+      </w:tr>
+      <w:tr>
+        <w:tc>
+          <w:tcPr>
+            <w:tcW w:type="dxa" w:w="5112"/>
+          </w:tcPr>
+          <w:p>
+            <w:r>
+              <w:t>Candidate model</w:t>
+            </w:r>
+          </w:p>
+        </w:tc>
+        <w:tc>
+          <w:tcPr>
+            <w:tcW w:type="dxa" w:w="5112"/>
+          </w:tcPr>
+          <w:p>
+            <w:r>
+              <w:t>One possible rule being compared during fitting</w:t>
+            </w:r>
+          </w:p>
+        </w:tc>
+      </w:tr>
+      <w:tr>
+        <w:tc>
+          <w:tcPr>
+            <w:tcW w:type="dxa" w:w="5112"/>
+          </w:tcPr>
+          <w:p>
+            <w:r>
+              <w:t>Fitting set</w:t>
+            </w:r>
+          </w:p>
+        </w:tc>
+        <w:tc>
+          <w:tcPr>
+            <w:tcW w:type="dxa" w:w="5112"/>
+          </w:tcPr>
+          <w:p>
+            <w:r>
+              <w:t>The examples used to choose or adjust a model</w:t>
+            </w:r>
+          </w:p>
+        </w:tc>
+      </w:tr>
+      <w:tr>
+        <w:tc>
+          <w:tcPr>
+            <w:tcW w:type="dxa" w:w="5112"/>
+          </w:tcPr>
+          <w:p>
+            <w:r>
+              <w:t>Disagreement count</w:t>
+            </w:r>
+          </w:p>
+        </w:tc>
+        <w:tc>
+          <w:tcPr>
+            <w:tcW w:type="dxa" w:w="5112"/>
+          </w:tcPr>
+          <w:p>
+            <w:r>
+              <w:t>The number of predictions that differ from their comparison labels</w:t>
+            </w:r>
+          </w:p>
+        </w:tc>
+      </w:tr>
+      <w:tr>
+        <w:tc>
+          <w:tcPr>
+            <w:tcW w:type="dxa" w:w="5112"/>
+          </w:tcPr>
+          <w:p>
+            <w:r>
+              <w:t>Tie rule</w:t>
+            </w:r>
+          </w:p>
+        </w:tc>
+        <w:tc>
+          <w:tcPr>
+            <w:tcW w:type="dxa" w:w="5112"/>
+          </w:tcPr>
+          <w:p>
+            <w:r>
+              <w:t>An explicit method for choosing between equally scoring candidates</w:t>
+            </w:r>
+          </w:p>
+        </w:tc>
+      </w:tr>
+      <w:tr>
+        <w:tc>
+          <w:tcPr>
+            <w:tcW w:type="dxa" w:w="5112"/>
+          </w:tcPr>
+          <w:p>
+            <w:r>
+              <w:t>Generalisation</w:t>
+            </w:r>
+          </w:p>
+        </w:tc>
+        <w:tc>
+          <w:tcPr>
+            <w:tcW w:type="dxa" w:w="5112"/>
+          </w:tcPr>
+          <w:p>
+            <w:r>
+              <w:t>How well a fitted model works on new cases beyond its fitting examples</w:t>
+            </w:r>
+          </w:p>
+        </w:tc>
+      </w:tr>
+    </w:tbl>
+    <w:p>
+      <w:pPr>
+        <w:pStyle w:val="Heading3"/>
+      </w:pPr>
+      <w:r>
+        <w:t>Model the reasoning aloud</w:t>
+      </w:r>
+    </w:p>
+    <w:p>
+      <w:pPr>
+        <w:spacing w:line="336" w:lineRule="auto" w:after="180"/>
+      </w:pPr>
+      <w:r>
+        <w:rPr>
+          <w:b w:val="0"/>
+        </w:rPr>
+        <w:t xml:space="preserve">Use the complete worked example below before asking learners to complete W2. Reveal a small part, invite a </w:t>
+      </w:r>
+      <w:r>
+        <w:rPr>
+          <w:b/>
+        </w:rPr>
+        <w:t>prediction</w:t>
+      </w:r>
+      <w:r>
+        <w:rPr>
+          <w:b w:val="0"/>
+        </w:rPr>
+        <w:t>, then explain the deciding step.</w:t>
+      </w:r>
+    </w:p>
+    <w:p>
+      <w:pPr>
+        <w:spacing w:line="336" w:lineRule="auto" w:after="180"/>
+      </w:pPr>
+      <w:r>
+        <w:rPr>
+          <w:b w:val="0"/>
+        </w:rPr>
+        <w:t>These teacher notes contain solutions; do not reveal the independent case answer during modelling.</w:t>
       </w:r>
     </w:p>
     <w:tbl>
@@ -2225,17 +2491,6 @@
     </w:tbl>
     <w:p>
       <w:pPr>
-        <w:spacing w:line="336" w:lineRule="auto" w:after="180"/>
-      </w:pPr>
-      <w:r>
-        <w:rPr>
-          <w:b w:val="0"/>
-        </w:rPr>
-        <w:t>Use the diagram and verbal explanation together. Ask learners to match a sentence to a specific visual step; do not assign learners fixed visual or auditory learning styles.</w:t>
-      </w:r>
-    </w:p>
-    <w:p>
-      <w:pPr>
         <w:pStyle w:val="Heading3"/>
       </w:pPr>
       <w:r>
@@ -2244,67 +2499,10 @@
     </w:p>
     <w:p>
       <w:pPr>
-        <w:spacing w:line="336" w:lineRule="auto" w:after="180"/>
-      </w:pPr>
-      <w:r>
-        <w:rPr>
-          <w:b w:val="0"/>
-        </w:rPr>
-        <w:t>A fictional classifier learns whether measured sticks are short or long.</w:t>
-      </w:r>
-    </w:p>
-    <w:p>
-      <w:pPr>
         <w:pStyle w:val="Heading3"/>
       </w:pPr>
       <w:r>
         <w:t>The facts we will use</w:t>
-      </w:r>
-    </w:p>
-    <w:p>
-      <w:pPr>
-        <w:pStyle w:val="Heading3"/>
-      </w:pPr>
-      <w:r>
-        <w:t>Supplied facts</w:t>
-      </w:r>
-    </w:p>
-    <w:p>
-      <w:pPr>
-        <w:spacing w:line="336" w:lineRule="auto" w:after="180"/>
-        <w:shd w:fill="F1F6FC"/>
-      </w:pPr>
-      <w:r>
-        <w:rPr>
-          <w:b/>
-        </w:rPr>
-        <w:t>Training</w:t>
-      </w:r>
-      <w:r>
-        <w:rPr>
-          <w:b w:val="0"/>
-        </w:rPr>
-        <w:t xml:space="preserve"> lengths 2,4,8,10 cm have labels short,short,long,long.</w:t>
-      </w:r>
-    </w:p>
-    <w:p>
-      <w:pPr>
-        <w:pStyle w:val="Heading3"/>
-      </w:pPr>
-      <w:r>
-        <w:t>Supplied facts</w:t>
-      </w:r>
-    </w:p>
-    <w:p>
-      <w:pPr>
-        <w:spacing w:line="336" w:lineRule="auto" w:after="180"/>
-        <w:shd w:fill="F1F6FC"/>
-      </w:pPr>
-      <w:r>
-        <w:rPr>
-          <w:b w:val="0"/>
-        </w:rPr>
-        <w:t>Candidate boundaries: long at least 5 or at least 7. Lowest errors wins; tie chooses smaller boundary.</w:t>
       </w:r>
     </w:p>
     <w:p>
@@ -2312,7 +2510,7 @@
         <w:drawing>
           <wp:inline xmlns:a="http://schemas.openxmlformats.org/drawingml/2006/main" xmlns:pic="http://schemas.openxmlformats.org/drawingml/2006/picture">
             <wp:extent cx="5486400" cy="3077029"/>
-            <wp:docPr id="1" name="Picture 1" descr="Same training errors, different new prediction"/>
+            <wp:docPr id="3" name="Picture 3" descr="Same training errors, different new prediction"/>
             <wp:cNvGraphicFramePr>
               <a:graphicFrameLocks noChangeAspect="1"/>
             </wp:cNvGraphicFramePr>
@@ -2324,7 +2522,7 @@
                     <pic:cNvPicPr/>
                   </pic:nvPicPr>
                   <pic:blipFill>
-                    <a:blip r:embed="rId9"/>
+                    <a:blip r:embed="rId11"/>
                     <a:stretch>
                       <a:fillRect/>
                     </a:stretch>
@@ -2348,7 +2546,7 @@
         <w:drawing>
           <wp:inline xmlns:a="http://schemas.openxmlformats.org/drawingml/2006/main" xmlns:pic="http://schemas.openxmlformats.org/drawingml/2006/picture">
             <wp:extent cx="5346057" cy="5943599"/>
-            <wp:docPr id="2" name="Picture 2" descr="Learning from Examples. Training rows: 2 and 4 are short; 8 and 10 are long.. Candidate checks: Boundaries 5 and 7 both predict S,S,L,L: zero errors each.. Tie policy: Choose boundary 5 because the declared tie rule prefers the smaller value.. New prediction: Length 6 is predicted long by the selected rule."/>
+            <wp:docPr id="4" name="Picture 4" descr="Learning from Examples. Training rows: 2 and 4 are short; 8 and 10 are long.. Candidate checks: Boundaries 5 and 7 both predict S,S,L,L: zero errors each.. Tie policy: Choose boundary 5 because the declared tie rule prefers the smaller value.. New prediction: Length 6 is predicted long by the selected rule."/>
             <wp:cNvGraphicFramePr>
               <a:graphicFrameLocks noChangeAspect="1"/>
             </wp:cNvGraphicFramePr>
@@ -2360,7 +2558,7 @@
                     <pic:cNvPicPr/>
                   </pic:nvPicPr>
                   <pic:blipFill>
-                    <a:blip r:embed="rId10"/>
+                    <a:blip r:embed="rId12"/>
                     <a:stretch>
                       <a:fillRect/>
                     </a:stretch>
@@ -2529,79 +2727,540 @@
         <w:pStyle w:val="Heading3"/>
       </w:pPr>
       <w:r>
-        <w:t>Why the result follows</w:t>
+        <w:t>What this example does not establish</w:t>
+      </w:r>
+    </w:p>
+    <w:p>
+      <w:pPr>
+        <w:pStyle w:val="Heading3"/>
+      </w:pPr>
+      <w:r>
+        <w:t>Change one thing in the pictured case</w:t>
+      </w:r>
+    </w:p>
+    <w:p>
+      <w:pPr>
+        <w:pStyle w:val="Heading3"/>
+      </w:pPr>
+      <w:r>
+        <w:t>Ask while showing the picture</w:t>
+      </w:r>
+    </w:p>
+    <w:p>
+      <w:pPr>
+        <w:pStyle w:val="Heading1"/>
+      </w:pPr>
+      <w:r>
+        <w:t>03. Guide the reasoning, then remove help</w:t>
+      </w:r>
+    </w:p>
+    <w:p>
+      <w:r>
+        <w:t>Collect a response from each learner before discussing the worked key.</w:t>
+      </w:r>
+    </w:p>
+    <w:p>
+      <w:pPr>
+        <w:pStyle w:val="Heading2"/>
+      </w:pPr>
+      <w:r>
+        <w:t>Prompt before revealing</w:t>
       </w:r>
     </w:p>
     <w:p>
       <w:pPr>
         <w:spacing w:line="336" w:lineRule="auto" w:after="180"/>
-        <w:shd w:fill="F1F6FC"/>
-      </w:pPr>
-      <w:r>
-        <w:rPr>
-          <w:b w:val="0"/>
-        </w:rPr>
-        <w:t xml:space="preserve">There is no </w:t>
+      </w:pPr>
+      <w:r>
+        <w:rPr>
+          <w:b w:val="0"/>
+        </w:rPr>
+        <w:t xml:space="preserve">Completion task: Thresholds 5 and 6 both have zero disagreements on the W1 </w:t>
       </w:r>
       <w:r>
         <w:rPr>
           <w:b/>
         </w:rPr>
+        <w:t>fitting set</w:t>
+      </w:r>
+      <w:r>
+        <w:rPr>
+          <w:b w:val="0"/>
+        </w:rPr>
+        <w:t xml:space="preserve">. The </w:t>
+      </w:r>
+      <w:r>
+        <w:rPr>
+          <w:b/>
+        </w:rPr>
+        <w:t>tie rule</w:t>
+      </w:r>
+      <w:r>
+        <w:rPr>
+          <w:b w:val="0"/>
+        </w:rPr>
+        <w:t xml:space="preserve"> chooses the smaller threshold. Which is selected?</w:t>
+      </w:r>
+    </w:p>
+    <w:p>
+      <w:pPr>
+        <w:spacing w:line="336" w:lineRule="auto" w:after="180"/>
+      </w:pPr>
+      <w:r>
+        <w:rPr>
+          <w:b w:val="0"/>
+        </w:rPr>
+        <w:t xml:space="preserve">Give a whole-number height where the two candidates disagree and both </w:t>
+      </w:r>
+      <w:r>
+        <w:rPr>
+          <w:b/>
+        </w:rPr>
+        <w:t>prediction</w:t>
+      </w:r>
+      <w:r>
+        <w:rPr>
+          <w:b w:val="0"/>
+        </w:rPr>
+        <w:t xml:space="preserve">s. Explain what the </w:t>
+      </w:r>
+      <w:r>
+        <w:rPr>
+          <w:b/>
+        </w:rPr>
+        <w:t>tie rule</w:t>
+      </w:r>
+      <w:r>
+        <w:rPr>
+          <w:b w:val="0"/>
+        </w:rPr>
+        <w:t xml:space="preserve"> does not prove.</w:t>
+      </w:r>
+    </w:p>
+    <w:p>
+      <w:pPr>
+        <w:pStyle w:val="Heading2"/>
+      </w:pPr>
+      <w:r>
+        <w:t>Expected reasoning and fading help</w:t>
+      </w:r>
+    </w:p>
+    <w:p>
+      <w:pPr>
+        <w:spacing w:line="336" w:lineRule="auto" w:after="180"/>
+      </w:pPr>
+      <w:r>
+        <w:rPr>
+          <w:b w:val="0"/>
+        </w:rPr>
+        <w:t>Teacher check: Select 5. At height 5 cm, threshold 5 predicts tall and threshold 6 predicts short.</w:t>
+      </w:r>
+    </w:p>
+    <w:p>
+      <w:pPr>
+        <w:spacing w:line="336" w:lineRule="auto" w:after="180"/>
+      </w:pPr>
+      <w:r>
+        <w:rPr>
+          <w:b w:val="0"/>
+        </w:rPr>
+        <w:t xml:space="preserve">Choosing the smaller threshold makes the procedure definite; it does not prove which </w:t>
+      </w:r>
+      <w:r>
+        <w:rPr>
+          <w:b/>
+        </w:rPr>
+        <w:t>prediction</w:t>
+      </w:r>
+      <w:r>
+        <w:rPr>
+          <w:b w:val="0"/>
+        </w:rPr>
+        <w:t xml:space="preserve"> matches a label not supplied by the </w:t>
+      </w:r>
+      <w:r>
+        <w:rPr>
+          <w:b/>
+        </w:rPr>
+        <w:t>fitting set</w:t>
+      </w:r>
+      <w:r>
+        <w:rPr>
+          <w:b w:val="0"/>
+        </w:rPr>
+        <w:t>.</w:t>
+      </w:r>
+    </w:p>
+    <w:p>
+      <w:pPr>
+        <w:spacing w:line="336" w:lineRule="auto" w:after="180"/>
+      </w:pPr>
+      <w:r>
+        <w:rPr>
+          <w:b w:val="0"/>
+        </w:rPr>
+        <w:t xml:space="preserve">Start by identifying the given </w:t>
+      </w:r>
+      <w:r>
+        <w:rPr>
+          <w:b/>
+        </w:rPr>
+        <w:t>input</w:t>
+      </w:r>
+      <w:r>
+        <w:rPr>
+          <w:b w:val="0"/>
+        </w:rPr>
+        <w:t>s together. Leave the intermediate steps blank. If needed, model one step, then withdraw that help on the next step. Move to a full trace only when the partial trace is understood.</w:t>
+      </w:r>
+    </w:p>
+    <w:p>
+      <w:pPr>
+        <w:spacing w:line="336" w:lineRule="auto" w:after="180"/>
+      </w:pPr>
+      <w:r>
+        <w:rPr>
+          <w:b w:val="0"/>
+        </w:rPr>
+        <w:t>For partners, alternate explainer and checker; collect a response from every learner before discussion.</w:t>
+      </w:r>
+    </w:p>
+    <w:p>
+      <w:pPr>
+        <w:pStyle w:val="Heading2"/>
+      </w:pPr>
+      <w:r>
+        <w:t>Check the misconception before discussion</w:t>
+      </w:r>
+    </w:p>
+    <w:p>
+      <w:pPr>
+        <w:spacing w:line="336" w:lineRule="auto" w:after="180"/>
+      </w:pPr>
+      <w:r>
+        <w:rPr>
+          <w:b w:val="0"/>
+        </w:rPr>
+        <w:t xml:space="preserve">Use the worked case for </w:t>
+      </w:r>
+      <w:r>
+        <w:rPr>
+          <w:b/>
+        </w:rPr>
+        <w:t>Fitting</w:t>
+      </w:r>
+      <w:r>
+        <w:rPr>
+          <w:b w:val="0"/>
+        </w:rPr>
+        <w:t xml:space="preserve"> a </w:t>
+      </w:r>
+      <w:r>
+        <w:rPr>
+          <w:b/>
+        </w:rPr>
+        <w:t>pattern</w:t>
+      </w:r>
+      <w:r>
+        <w:rPr>
+          <w:b w:val="0"/>
+        </w:rPr>
+        <w:t xml:space="preserve"> from examples. Proposed explanation: “The lowest error count is added across candidates”. Decide whether this explanation is supported.</w:t>
+      </w:r>
+    </w:p>
+    <w:p>
+      <w:pPr>
+        <w:spacing w:line="336" w:lineRule="auto" w:after="180"/>
+      </w:pPr>
+      <w:r>
+        <w:rPr>
+          <w:b w:val="0"/>
+        </w:rPr>
+        <w:t>Point to the step or supplied fact that decides; explain your repair if needed.</w:t>
+      </w:r>
+    </w:p>
+    <w:p>
+      <w:pPr>
+        <w:spacing w:line="336" w:lineRule="auto" w:after="180"/>
+      </w:pPr>
+      <w:r>
+        <w:rPr>
+          <w:b w:val="0"/>
+        </w:rPr>
+        <w:t>Expected correction: Reset to zero for each candidate so all totals describe the same examples under one rule.</w:t>
+      </w:r>
+    </w:p>
+    <w:p>
+      <w:pPr>
+        <w:spacing w:line="336" w:lineRule="auto" w:after="180"/>
+      </w:pPr>
+      <w:r>
+        <w:rPr>
+          <w:b w:val="0"/>
+        </w:rPr>
+        <w:t>Collect explanations, not only yes/no votes. If a misunderstanding is common, re-model the relevant step for the class.</w:t>
+      </w:r>
+    </w:p>
+    <w:p>
+      <w:pPr>
+        <w:spacing w:line="336" w:lineRule="auto" w:after="180"/>
+      </w:pPr>
+      <w:r>
+        <w:rPr>
+          <w:b w:val="0"/>
+        </w:rPr>
+        <w:t>If it affects a few learners, give a short targeted group explanation while others solve a more demanding variation.</w:t>
+      </w:r>
+    </w:p>
+    <w:p>
+      <w:pPr>
+        <w:pStyle w:val="Heading2"/>
+      </w:pPr>
+      <w:r>
+        <w:t>Use the pictorial check</w:t>
+      </w:r>
+    </w:p>
+    <w:p>
+      <w:pPr>
+        <w:spacing w:line="336" w:lineRule="auto" w:after="180"/>
+      </w:pPr>
+      <w:r>
+        <w:rPr>
+          <w:b w:val="0"/>
+        </w:rPr>
+        <w:t>Which new measured length would reveal disagreement between the candidates?</w:t>
+      </w:r>
+    </w:p>
+    <w:p>
+      <w:pPr>
+        <w:spacing w:line="336" w:lineRule="auto" w:after="180"/>
+      </w:pPr>
+      <w:r>
+        <w:rPr>
+          <w:b w:val="0"/>
+        </w:rPr>
+        <w:t xml:space="preserve">Length 6 does: boundary 5 predicts long and boundary 7 predicts short. A checked label would then provide new </w:t>
+      </w:r>
+      <w:r>
+        <w:rPr>
+          <w:b/>
+        </w:rPr>
+        <w:t>evidence</w:t>
+      </w:r>
+      <w:r>
+        <w:rPr>
+          <w:b w:val="0"/>
+        </w:rPr>
+        <w:t>.</w:t>
+      </w:r>
+    </w:p>
+    <w:p>
+      <w:pPr>
+        <w:spacing w:line="336" w:lineRule="auto" w:after="180"/>
+      </w:pPr>
+      <w:r>
+        <w:rPr>
+          <w:b w:val="0"/>
+        </w:rPr>
+        <w:t xml:space="preserve">Changed-case reasoning: Boundary 7 is selected and predicts short at 6. The </w:t>
+      </w:r>
+      <w:r>
+        <w:rPr>
+          <w:b/>
+        </w:rPr>
         <w:t>training</w:t>
       </w:r>
       <w:r>
         <w:rPr>
           <w:b w:val="0"/>
         </w:rPr>
-        <w:t xml:space="preserve"> stick between 4 and 8 to distinguish these candidates. The tie policy chooses one consistently; it is not additional </w:t>
+        <w:t xml:space="preserve"> fit is unchanged; only the explicit choice between tied candidates changes.</w:t>
+      </w:r>
+    </w:p>
+    <w:p>
+      <w:pPr>
+        <w:spacing w:line="336" w:lineRule="auto" w:after="180"/>
+      </w:pPr>
+      <w:r>
+        <w:rPr>
+          <w:b w:val="0"/>
+        </w:rPr>
+        <w:t xml:space="preserve">Collect each learner’s explanation before discussion. Use the first missing connection between </w:t>
       </w:r>
       <w:r>
         <w:rPr>
           <w:b/>
         </w:rPr>
+        <w:t>input</w:t>
+      </w:r>
+      <w:r>
+        <w:rPr>
+          <w:b w:val="0"/>
+        </w:rPr>
+        <w:t xml:space="preserve">, deciding step and result to choose support. This question is worked-case practice, not fresh mastery </w:t>
+      </w:r>
+      <w:r>
+        <w:rPr>
+          <w:b/>
+        </w:rPr>
         <w:t>evidence</w:t>
       </w:r>
       <w:r>
         <w:rPr>
           <w:b w:val="0"/>
         </w:rPr>
-        <w:t xml:space="preserve"> that its </w:t>
+        <w:t>.</w:t>
+      </w:r>
+    </w:p>
+    <w:p>
+      <w:pPr>
+        <w:pStyle w:val="Heading2"/>
+      </w:pPr>
+      <w:r>
+        <w:t>Keep each learner explaining</w:t>
+      </w:r>
+    </w:p>
+    <w:p>
+      <w:pPr>
+        <w:pStyle w:val="ListBullet"/>
+      </w:pPr>
+      <w:r>
+        <w:t>Ask: Which facts are given, and which would we have to assume? Learners mark relevant details before discussing answers.</w:t>
+      </w:r>
+    </w:p>
+    <w:p>
+      <w:pPr>
+        <w:pStyle w:val="ListBullet"/>
+      </w:pPr>
+      <w:r>
+        <w:t>Say: Predict first. Show the rule, information path or calculation that would produce the result. A correct guess is not yet an explanation.</w:t>
+      </w:r>
+    </w:p>
+    <w:p>
+      <w:pPr>
+        <w:pStyle w:val="ListBullet"/>
+      </w:pPr>
+      <w:r>
+        <w:t>In pairs, one learner solves while the other checks evidence; exchange roles. Remove the worked answer before independent assessment.</w:t>
+      </w:r>
+    </w:p>
+    <w:p>
+      <w:pPr>
+        <w:pStyle w:val="Heading2"/>
+      </w:pPr>
+      <w:r>
+        <w:t>Earlier wording, alternatives and picture transcripts · reference / check after trying</w:t>
+      </w:r>
+    </w:p>
+    <w:p>
+      <w:pPr>
+        <w:spacing w:line="336" w:lineRule="auto" w:after="180"/>
+      </w:pPr>
+      <w:r>
+        <w:rPr>
+          <w:b w:val="0"/>
+        </w:rPr>
+        <w:t>Demonstrate and guide practice</w:t>
+      </w:r>
+    </w:p>
+    <w:p>
+      <w:pPr>
+        <w:pStyle w:val="Heading3"/>
+      </w:pPr>
+      <w:r>
+        <w:t>Board sequence</w:t>
+      </w:r>
+    </w:p>
+    <w:p>
+      <w:pPr>
+        <w:spacing w:line="336" w:lineRule="auto" w:after="180"/>
+      </w:pPr>
+      <w:r>
+        <w:rPr>
+          <w:b w:val="0"/>
+        </w:rPr>
+        <w:t xml:space="preserve">Write the given facts: </w:t>
       </w:r>
       <w:r>
         <w:rPr>
           <w:b/>
         </w:rPr>
+        <w:t>Training example</w:t>
+      </w:r>
+      <w:r>
+        <w:rPr>
+          <w:b w:val="0"/>
+        </w:rPr>
+        <w:t>s label smooth leaves S and toothed leaves T. A new leaf is toothed.</w:t>
+      </w:r>
+    </w:p>
+    <w:p>
+      <w:pPr>
+        <w:spacing w:line="336" w:lineRule="auto" w:after="180"/>
+      </w:pPr>
+      <w:r>
+        <w:rPr>
+          <w:b w:val="0"/>
+        </w:rPr>
+        <w:t xml:space="preserve">Write the question to explain: Predict and state the </w:t>
+      </w:r>
+      <w:r>
+        <w:rPr>
+          <w:b/>
+        </w:rPr>
+        <w:t>evidence</w:t>
+      </w:r>
+      <w:r>
+        <w:rPr>
+          <w:b w:val="0"/>
+        </w:rPr>
+        <w:t xml:space="preserve"> limit.</w:t>
+      </w:r>
+    </w:p>
+    <w:p>
+      <w:pPr>
+        <w:spacing w:line="336" w:lineRule="auto" w:after="180"/>
+      </w:pPr>
+      <w:r>
+        <w:rPr>
+          <w:b w:val="0"/>
+        </w:rPr>
+        <w:t xml:space="preserve">Reveal after </w:t>
+      </w:r>
+      <w:r>
+        <w:rPr>
+          <w:b/>
+        </w:rPr>
         <w:t>prediction</w:t>
       </w:r>
       <w:r>
         <w:rPr>
           <w:b w:val="0"/>
         </w:rPr>
-        <w:t xml:space="preserve"> at 6 is true.</w:t>
+        <w:t xml:space="preserve">s: Predict T from the demonstrated edge </w:t>
+      </w:r>
+      <w:r>
+        <w:rPr>
+          <w:b/>
+        </w:rPr>
+        <w:t>pattern</w:t>
+      </w:r>
+      <w:r>
+        <w:rPr>
+          <w:b w:val="0"/>
+        </w:rPr>
+        <w:t>. One success does not establish broad reliability; use fresh labelled tests including ambiguous cases.</w:t>
       </w:r>
     </w:p>
     <w:p>
       <w:pPr>
         <w:spacing w:line="336" w:lineRule="auto" w:after="180"/>
-        <w:shd w:fill="F1F6FC"/>
-      </w:pPr>
-      <w:r>
-        <w:rPr>
-          <w:b w:val="0"/>
-        </w:rPr>
-        <w:t xml:space="preserve">Label-free </w:t>
-      </w:r>
-      <w:r>
-        <w:rPr>
-          <w:b/>
-        </w:rPr>
-        <w:t>prediction</w:t>
-      </w:r>
-      <w:r>
-        <w:rPr>
-          <w:b w:val="0"/>
-        </w:rPr>
-        <w:t xml:space="preserve"> applies the selected boundary, while evaluation would require an appropriate new reference label.</w:t>
+      </w:pPr>
+      <w:r>
+        <w:rPr>
+          <w:b w:val="0"/>
+        </w:rPr>
+        <w:t>Use the earlier changed question as optional later practice. Reserve Fit a new distance task for the first independent attempt before hints or feedback.</w:t>
       </w:r>
     </w:p>
     <w:p>
@@ -2609,430 +3268,18 @@
         <w:pStyle w:val="Heading3"/>
       </w:pPr>
       <w:r>
-        <w:t>What this example does not establish</w:t>
-      </w:r>
-    </w:p>
-    <w:p>
-      <w:pPr>
-        <w:pStyle w:val="Heading3"/>
-      </w:pPr>
-      <w:r>
-        <w:t>Keep the stated limit</w:t>
+        <w:t>Classroom dialogue</w:t>
       </w:r>
     </w:p>
     <w:p>
       <w:pPr>
         <w:spacing w:line="336" w:lineRule="auto" w:after="180"/>
-        <w:shd w:fill="FFF5E6"/>
-      </w:pPr>
-      <w:r>
-        <w:rPr>
-          <w:b w:val="0"/>
-        </w:rPr>
-        <w:t xml:space="preserve">Zero </w:t>
-      </w:r>
-      <w:r>
-        <w:rPr>
-          <w:b/>
-        </w:rPr>
-        <w:t>training</w:t>
-      </w:r>
-      <w:r>
-        <w:rPr>
-          <w:b w:val="0"/>
-        </w:rPr>
-        <w:t xml:space="preserve"> errors for both rules cannot determine the correct label of every unobserved stick.</w:t>
-      </w:r>
-    </w:p>
-    <w:p>
-      <w:pPr>
-        <w:pStyle w:val="Heading3"/>
-      </w:pPr>
-      <w:r>
-        <w:t>Change one thing in the pictured case</w:t>
-      </w:r>
-    </w:p>
-    <w:p>
-      <w:pPr>
-        <w:pStyle w:val="Heading3"/>
-      </w:pPr>
-      <w:r>
-        <w:t>Change one thing</w:t>
-      </w:r>
-    </w:p>
-    <w:p>
-      <w:pPr>
-        <w:spacing w:line="336" w:lineRule="auto" w:after="180"/>
-        <w:shd w:fill="F5F1FB"/>
-      </w:pPr>
-      <w:r>
-        <w:rPr>
-          <w:b w:val="0"/>
-        </w:rPr>
-        <w:t>Change: Reverse the tie policy to prefer the larger boundary.</w:t>
-      </w:r>
-    </w:p>
-    <w:p>
-      <w:pPr>
-        <w:pStyle w:val="Heading3"/>
-      </w:pPr>
-      <w:r>
-        <w:t>Predicted result</w:t>
-      </w:r>
-    </w:p>
-    <w:p>
-      <w:pPr>
-        <w:spacing w:line="336" w:lineRule="auto" w:after="180"/>
-        <w:shd w:fill="F1F6FC"/>
-      </w:pPr>
-      <w:r>
-        <w:rPr>
-          <w:b/>
-        </w:rPr>
-        <w:t>Prediction</w:t>
-      </w:r>
-      <w:r>
-        <w:rPr>
-          <w:b w:val="0"/>
-        </w:rPr>
-        <w:t>: Boundary 7 is selected and predicts short at 6.</w:t>
-      </w:r>
-    </w:p>
-    <w:p>
-      <w:pPr>
-        <w:pStyle w:val="Heading3"/>
-      </w:pPr>
-      <w:r>
-        <w:t>Why the result follows</w:t>
-      </w:r>
-    </w:p>
-    <w:p>
-      <w:pPr>
-        <w:spacing w:line="336" w:lineRule="auto" w:after="180"/>
-        <w:shd w:fill="F1F6FC"/>
-      </w:pPr>
-      <w:r>
-        <w:rPr>
-          <w:b w:val="0"/>
-        </w:rPr>
-        <w:t xml:space="preserve">Reason: The </w:t>
-      </w:r>
-      <w:r>
-        <w:rPr>
-          <w:b/>
-        </w:rPr>
-        <w:t>training</w:t>
-      </w:r>
-      <w:r>
-        <w:rPr>
-          <w:b w:val="0"/>
-        </w:rPr>
-        <w:t xml:space="preserve"> fit is unchanged; only the explicit choice between tied candidates changes.</w:t>
-      </w:r>
-    </w:p>
-    <w:p>
-      <w:pPr>
-        <w:pStyle w:val="Heading3"/>
-      </w:pPr>
-      <w:r>
-        <w:t>Ask while showing the picture</w:t>
-      </w:r>
-    </w:p>
-    <w:p>
-      <w:pPr>
-        <w:pStyle w:val="Heading3"/>
-      </w:pPr>
-      <w:r>
-        <w:t>Ask while showing the picture · 4</w:t>
-      </w:r>
-    </w:p>
-    <w:p>
-      <w:pPr>
-        <w:spacing w:line="336" w:lineRule="auto" w:after="180"/>
-      </w:pPr>
-      <w:r>
-        <w:rPr>
-          <w:b w:val="0"/>
-        </w:rPr>
-        <w:t xml:space="preserve">Cover the result. Ask learners to name the </w:t>
-      </w:r>
-      <w:r>
-        <w:rPr>
-          <w:b/>
-        </w:rPr>
-        <w:t>input</w:t>
-      </w:r>
-      <w:r>
-        <w:rPr>
-          <w:b w:val="0"/>
-        </w:rPr>
-        <w:t xml:space="preserve">s and predict the next step. Uncover one step, connect the icon to the actual procedure, and explain its </w:t>
-      </w:r>
-      <w:r>
-        <w:rPr>
-          <w:b/>
-        </w:rPr>
-        <w:t>evidence</w:t>
-      </w:r>
-      <w:r>
-        <w:rPr>
-          <w:b w:val="0"/>
-        </w:rPr>
-        <w:t>. Then change the supplied condition and compare.</w:t>
-      </w:r>
-    </w:p>
-    <w:p>
-      <w:pPr>
-        <w:spacing w:line="336" w:lineRule="auto" w:after="180"/>
-      </w:pPr>
-      <w:r>
-        <w:rPr>
-          <w:b w:val="0"/>
-        </w:rPr>
-        <w:t>The picture is a representation; it does not document execution of a real AI model.</w:t>
-      </w:r>
-    </w:p>
-    <w:p>
-      <w:pPr>
-        <w:pStyle w:val="Heading1"/>
-      </w:pPr>
-      <w:r>
-        <w:t>03. Demonstrate and guide practice</w:t>
-      </w:r>
-    </w:p>
-    <w:p>
-      <w:r>
-        <w:t>Demonstrate Learning from Examples, reduce support deliberately and check individual reasoning before discussing answers.</w:t>
-      </w:r>
-    </w:p>
-    <w:p>
-      <w:pPr>
-        <w:pStyle w:val="Heading3"/>
-      </w:pPr>
-      <w:r>
-        <w:t>Board sequence</w:t>
-      </w:r>
-    </w:p>
-    <w:p>
-      <w:pPr>
-        <w:pStyle w:val="Heading3"/>
-      </w:pPr>
-      <w:r>
-        <w:t>1. Put the facts on the board</w:t>
-      </w:r>
-    </w:p>
-    <w:p>
-      <w:pPr>
-        <w:spacing w:line="336" w:lineRule="auto" w:after="180"/>
-        <w:shd w:fill="F4F9FC"/>
-      </w:pPr>
-      <w:r>
-        <w:rPr>
-          <w:b w:val="0"/>
-        </w:rPr>
-        <w:t xml:space="preserve">Write the given facts: </w:t>
-      </w:r>
-      <w:r>
-        <w:rPr>
-          <w:b/>
-        </w:rPr>
-        <w:t>Training example</w:t>
-      </w:r>
-      <w:r>
-        <w:rPr>
-          <w:b w:val="0"/>
-        </w:rPr>
-        <w:t>s label smooth leaves S and toothed leaves T. A new leaf is toothed.</w:t>
-      </w:r>
-    </w:p>
-    <w:p>
-      <w:pPr>
-        <w:pStyle w:val="Heading3"/>
-      </w:pPr>
-      <w:r>
-        <w:t>2. State the decision to explain</w:t>
-      </w:r>
-    </w:p>
-    <w:p>
-      <w:pPr>
-        <w:spacing w:line="336" w:lineRule="auto" w:after="180"/>
-        <w:shd w:fill="F4F9FC"/>
-      </w:pPr>
-      <w:r>
-        <w:rPr>
-          <w:b w:val="0"/>
-        </w:rPr>
-        <w:t xml:space="preserve">Write the question to explain: Predict and state the </w:t>
-      </w:r>
-      <w:r>
-        <w:rPr>
-          <w:b/>
-        </w:rPr>
-        <w:t>evidence</w:t>
-      </w:r>
-      <w:r>
-        <w:rPr>
-          <w:b w:val="0"/>
-        </w:rPr>
-        <w:t xml:space="preserve"> limit.</w:t>
-      </w:r>
-    </w:p>
-    <w:p>
-      <w:pPr>
-        <w:pStyle w:val="Heading3"/>
-      </w:pPr>
-      <w:r>
-        <w:t>3. Reveal the worked reasoning</w:t>
-      </w:r>
-    </w:p>
-    <w:p>
-      <w:pPr>
-        <w:spacing w:line="336" w:lineRule="auto" w:after="180"/>
-        <w:shd w:fill="F1F6FC"/>
-      </w:pPr>
-      <w:r>
-        <w:rPr>
-          <w:b w:val="0"/>
-        </w:rPr>
-        <w:t xml:space="preserve">Reveal after </w:t>
-      </w:r>
-      <w:r>
-        <w:rPr>
-          <w:b/>
-        </w:rPr>
-        <w:t>prediction</w:t>
-      </w:r>
-      <w:r>
-        <w:rPr>
-          <w:b w:val="0"/>
-        </w:rPr>
-        <w:t xml:space="preserve">s: Predict T from the demonstrated edge </w:t>
-      </w:r>
-      <w:r>
-        <w:rPr>
-          <w:b/>
-        </w:rPr>
-        <w:t>pattern</w:t>
-      </w:r>
-      <w:r>
-        <w:rPr>
-          <w:b w:val="0"/>
-        </w:rPr>
-        <w:t>. One success does not establish broad reliability; use fresh labelled tests including ambiguous cases.</w:t>
-      </w:r>
-    </w:p>
-    <w:p>
-      <w:pPr>
-        <w:pStyle w:val="Heading3"/>
-      </w:pPr>
-      <w:r>
-        <w:t>Hold back the independent task</w:t>
-      </w:r>
-    </w:p>
-    <w:p>
-      <w:pPr>
-        <w:spacing w:line="336" w:lineRule="auto" w:after="180"/>
-        <w:shd w:fill="F5F1FB"/>
-      </w:pPr>
-      <w:r>
-        <w:rPr>
-          <w:b w:val="0"/>
-        </w:rPr>
-        <w:t xml:space="preserve">Keep for an independent attempt: A learner sees three red apples and no green apples, then calls a green apple not an apple. What missing </w:t>
-      </w:r>
-      <w:r>
-        <w:rPr>
-          <w:b/>
-        </w:rPr>
-        <w:t>evidence</w:t>
-      </w:r>
-      <w:r>
-        <w:rPr>
-          <w:b w:val="0"/>
-        </w:rPr>
-        <w:t xml:space="preserve"> could help? How would you check improvement?</w:t>
-      </w:r>
-    </w:p>
-    <w:p>
-      <w:pPr>
-        <w:pStyle w:val="Heading3"/>
-      </w:pPr>
-      <w:r>
-        <w:t>Classroom dialogue</w:t>
-      </w:r>
-    </w:p>
-    <w:p>
-      <w:pPr>
-        <w:pStyle w:val="Heading3"/>
-      </w:pPr>
-      <w:r>
-        <w:t>Ask the class</w:t>
-      </w:r>
-    </w:p>
-    <w:p>
-      <w:pPr>
-        <w:spacing w:line="336" w:lineRule="auto" w:after="180"/>
-        <w:shd w:fill="F5F1FB"/>
-      </w:pPr>
-      <w:r>
-        <w:rPr>
-          <w:b w:val="0"/>
-        </w:rPr>
-        <w:t>Ask: Which facts are given, and which would we have to assume? Learners mark relevant details before discussing answers.</w:t>
-      </w:r>
-    </w:p>
-    <w:p>
-      <w:pPr>
-        <w:pStyle w:val="Heading3"/>
-      </w:pPr>
-      <w:r>
-        <w:t>Language to model</w:t>
-      </w:r>
-    </w:p>
-    <w:p>
-      <w:pPr>
-        <w:spacing w:line="336" w:lineRule="auto" w:after="180"/>
-        <w:shd w:fill="F1F6F8"/>
-      </w:pPr>
-      <w:r>
-        <w:rPr>
-          <w:b w:val="0"/>
-        </w:rPr>
-        <w:t>Say: Predict first. Show the rule, information path or calculation that would produce the result. A correct guess is not yet an explanation.</w:t>
-      </w:r>
-    </w:p>
-    <w:p>
-      <w:pPr>
-        <w:spacing w:line="336" w:lineRule="auto" w:after="180"/>
       </w:pPr>
       <w:r>
         <w:rPr>
           <w:b w:val="0"/>
         </w:rPr>
         <w:t>Reveal reasoning one step at a time. Explain why a tempting alternative fails. Write units and denominators for arithmetic, trace conditions for decisions, and identify supporting sources for claims.</w:t>
-      </w:r>
-    </w:p>
-    <w:p>
-      <w:pPr>
-        <w:spacing w:line="336" w:lineRule="auto" w:after="180"/>
-      </w:pPr>
-      <w:r>
-        <w:rPr>
-          <w:b w:val="0"/>
-        </w:rPr>
-        <w:t xml:space="preserve">In pairs, one learner solves while the other checks </w:t>
-      </w:r>
-      <w:r>
-        <w:rPr>
-          <w:b/>
-        </w:rPr>
-        <w:t>evidence</w:t>
-      </w:r>
-      <w:r>
-        <w:rPr>
-          <w:b w:val="0"/>
-        </w:rPr>
-        <w:t>; exchange roles. Remove the worked answer before independent assessment.</w:t>
       </w:r>
     </w:p>
     <w:p>
@@ -3345,584 +3592,103 @@
         <w:pStyle w:val="Heading3"/>
       </w:pPr>
       <w:r>
-        <w:t>Completion practice</w:t>
+        <w:t>Individual reasoning check</w:t>
+      </w:r>
+    </w:p>
+    <w:p>
+      <w:pPr>
+        <w:pStyle w:val="Heading3"/>
+      </w:pPr>
+      <w:r>
+        <w:t>Pictorial practice question</w:t>
+      </w:r>
+    </w:p>
+    <w:p>
+      <w:pPr>
+        <w:pStyle w:val="Heading3"/>
+      </w:pPr>
+      <w:r>
+        <w:t>Reasoned teacher answer</w:t>
+      </w:r>
+    </w:p>
+    <w:p>
+      <w:pPr>
+        <w:pStyle w:val="Heading1"/>
+      </w:pPr>
+      <w:r>
+        <w:t>04. Run the supplied investigation</w:t>
+      </w:r>
+    </w:p>
+    <w:p>
+      <w:r>
+        <w:t>Keep expected results, observed paper traces and remaining limits distinguishable.</w:t>
+      </w:r>
+    </w:p>
+    <w:p>
+      <w:pPr>
+        <w:pStyle w:val="Heading2"/>
+      </w:pPr>
+      <w:r>
+        <w:t>Supplied materials and answer guidance</w:t>
       </w:r>
     </w:p>
     <w:p>
       <w:pPr>
         <w:spacing w:line="336" w:lineRule="auto" w:after="180"/>
-        <w:shd w:fill="F5F1FB"/>
-      </w:pPr>
-      <w:r>
-        <w:rPr>
-          <w:b w:val="0"/>
-        </w:rPr>
-        <w:t xml:space="preserve">Completion task: Thresholds 5 and 6 both have zero disagreements on the W1 </w:t>
-      </w:r>
-      <w:r>
-        <w:rPr>
-          <w:b/>
-        </w:rPr>
-        <w:t>fitting set</w:t>
-      </w:r>
-      <w:r>
-        <w:rPr>
-          <w:b w:val="0"/>
-        </w:rPr>
-        <w:t xml:space="preserve">. The </w:t>
-      </w:r>
-      <w:r>
-        <w:rPr>
-          <w:b/>
-        </w:rPr>
-        <w:t>tie rule</w:t>
-      </w:r>
-      <w:r>
-        <w:rPr>
-          <w:b w:val="0"/>
-        </w:rPr>
-        <w:t xml:space="preserve"> chooses the smaller threshold. Which is selected?</w:t>
-      </w:r>
-    </w:p>
-    <w:p>
-      <w:pPr>
-        <w:spacing w:line="336" w:lineRule="auto" w:after="180"/>
-        <w:shd w:fill="F5F1FB"/>
-      </w:pPr>
-      <w:r>
-        <w:rPr>
-          <w:b w:val="0"/>
-        </w:rPr>
-        <w:t xml:space="preserve">Give a whole-number height where the two candidates disagree and both </w:t>
-      </w:r>
-      <w:r>
-        <w:rPr>
-          <w:b/>
-        </w:rPr>
-        <w:t>prediction</w:t>
-      </w:r>
-      <w:r>
-        <w:rPr>
-          <w:b w:val="0"/>
-        </w:rPr>
-        <w:t xml:space="preserve">s. Explain what the </w:t>
-      </w:r>
-      <w:r>
-        <w:rPr>
-          <w:b/>
-        </w:rPr>
-        <w:t>tie rule</w:t>
-      </w:r>
-      <w:r>
-        <w:rPr>
-          <w:b w:val="0"/>
-        </w:rPr>
-        <w:t xml:space="preserve"> does not prove.</w:t>
-      </w:r>
-    </w:p>
-    <w:p>
-      <w:pPr>
-        <w:pStyle w:val="Heading3"/>
-      </w:pPr>
-      <w:r>
-        <w:t>Reasoning to listen for</w:t>
-      </w:r>
-    </w:p>
-    <w:p>
-      <w:pPr>
-        <w:spacing w:line="336" w:lineRule="auto" w:after="180"/>
-        <w:shd w:fill="F1F6FC"/>
-      </w:pPr>
-      <w:r>
-        <w:rPr>
-          <w:b w:val="0"/>
-        </w:rPr>
-        <w:t>Teacher check: Select 5. At height 5 cm, threshold 5 predicts tall and threshold 6 predicts short.</w:t>
-      </w:r>
-    </w:p>
-    <w:p>
-      <w:pPr>
-        <w:spacing w:line="336" w:lineRule="auto" w:after="180"/>
-        <w:shd w:fill="F1F6FC"/>
-      </w:pPr>
-      <w:r>
-        <w:rPr>
-          <w:b w:val="0"/>
-        </w:rPr>
-        <w:t xml:space="preserve">Choosing the smaller threshold makes the procedure definite; it does not prove which </w:t>
-      </w:r>
-      <w:r>
-        <w:rPr>
-          <w:b/>
-        </w:rPr>
-        <w:t>prediction</w:t>
-      </w:r>
-      <w:r>
-        <w:rPr>
-          <w:b w:val="0"/>
-        </w:rPr>
-        <w:t xml:space="preserve"> matches a label not supplied by the </w:t>
-      </w:r>
-      <w:r>
-        <w:rPr>
-          <w:b/>
-        </w:rPr>
-        <w:t>fitting set</w:t>
-      </w:r>
-      <w:r>
-        <w:rPr>
-          <w:b w:val="0"/>
-        </w:rPr>
-        <w:t>.</w:t>
-      </w:r>
-    </w:p>
-    <w:p>
-      <w:pPr>
-        <w:spacing w:line="336" w:lineRule="auto" w:after="180"/>
-      </w:pPr>
-      <w:r>
-        <w:rPr>
-          <w:b w:val="0"/>
-        </w:rPr>
-        <w:t xml:space="preserve">Start by identifying the given </w:t>
-      </w:r>
-      <w:r>
-        <w:rPr>
-          <w:b/>
-        </w:rPr>
-        <w:t>input</w:t>
-      </w:r>
-      <w:r>
-        <w:rPr>
-          <w:b w:val="0"/>
-        </w:rPr>
-        <w:t>s together. Leave the intermediate steps blank. If needed, model one step, then withdraw that help on the next step. Move to a full trace only when the partial trace is understood.</w:t>
-      </w:r>
-    </w:p>
-    <w:p>
-      <w:pPr>
-        <w:spacing w:line="336" w:lineRule="auto" w:after="180"/>
-      </w:pPr>
-      <w:r>
-        <w:rPr>
-          <w:b w:val="0"/>
-        </w:rPr>
-        <w:t>For partners, alternate explainer and checker; collect a response from every learner before discussion.</w:t>
-      </w:r>
-    </w:p>
-    <w:p>
-      <w:pPr>
-        <w:pStyle w:val="Heading3"/>
-      </w:pPr>
-      <w:r>
-        <w:t>Individual reasoning check</w:t>
-      </w:r>
-    </w:p>
-    <w:p>
-      <w:pPr>
-        <w:spacing w:line="336" w:lineRule="auto" w:after="180"/>
-      </w:pPr>
-      <w:r>
-        <w:rPr>
-          <w:b w:val="0"/>
-        </w:rPr>
-        <w:t xml:space="preserve">Use the worked case for </w:t>
-      </w:r>
-      <w:r>
-        <w:rPr>
-          <w:b/>
-        </w:rPr>
-        <w:t>Fitting</w:t>
-      </w:r>
-      <w:r>
-        <w:rPr>
-          <w:b w:val="0"/>
-        </w:rPr>
-        <w:t xml:space="preserve"> a </w:t>
-      </w:r>
-      <w:r>
-        <w:rPr>
-          <w:b/>
-        </w:rPr>
-        <w:t>pattern</w:t>
-      </w:r>
-      <w:r>
-        <w:rPr>
-          <w:b w:val="0"/>
-        </w:rPr>
-        <w:t xml:space="preserve"> from examples. Proposed explanation: “The lowest error count is added across candidates”. Decide whether this explanation is supported.</w:t>
-      </w:r>
-    </w:p>
-    <w:p>
-      <w:pPr>
-        <w:spacing w:line="336" w:lineRule="auto" w:after="180"/>
-      </w:pPr>
-      <w:r>
-        <w:rPr>
-          <w:b w:val="0"/>
-        </w:rPr>
-        <w:t>Point to the step or supplied fact that decides; explain your repair if needed.</w:t>
-      </w:r>
-    </w:p>
-    <w:p>
-      <w:pPr>
-        <w:pStyle w:val="Heading3"/>
-      </w:pPr>
-      <w:r>
-        <w:t>Expected repair</w:t>
-      </w:r>
-    </w:p>
-    <w:p>
-      <w:pPr>
-        <w:spacing w:line="336" w:lineRule="auto" w:after="180"/>
-        <w:shd w:fill="F1F6FC"/>
-      </w:pPr>
-      <w:r>
-        <w:rPr>
-          <w:b w:val="0"/>
-        </w:rPr>
-        <w:t>Expected correction: Reset to zero for each candidate so all totals describe the same examples under one rule.</w:t>
-      </w:r>
-    </w:p>
-    <w:p>
-      <w:pPr>
-        <w:spacing w:line="336" w:lineRule="auto" w:after="180"/>
-      </w:pPr>
-      <w:r>
-        <w:rPr>
-          <w:b w:val="0"/>
-        </w:rPr>
-        <w:t>Collect explanations, not only yes/no votes. If a misunderstanding is common, re-model the relevant step for the class.</w:t>
-      </w:r>
-    </w:p>
-    <w:p>
-      <w:pPr>
-        <w:spacing w:line="336" w:lineRule="auto" w:after="180"/>
-      </w:pPr>
-      <w:r>
-        <w:rPr>
-          <w:b w:val="0"/>
-        </w:rPr>
-        <w:t>If it affects a few learners, give a short targeted group explanation while others solve a more demanding variation.</w:t>
-      </w:r>
-    </w:p>
-    <w:p>
-      <w:pPr>
-        <w:pStyle w:val="Heading3"/>
-      </w:pPr>
-      <w:r>
-        <w:t>Pictorial practice question</w:t>
-      </w:r>
-    </w:p>
-    <w:p>
-      <w:pPr>
-        <w:spacing w:line="336" w:lineRule="auto" w:after="180"/>
-        <w:shd w:fill="F5F1FB"/>
-      </w:pPr>
-      <w:r>
-        <w:rPr>
-          <w:b w:val="0"/>
-        </w:rPr>
-        <w:t>Which new measured length would reveal disagreement between the candidates?</w:t>
-      </w:r>
-    </w:p>
-    <w:p>
-      <w:pPr>
-        <w:pStyle w:val="Heading3"/>
-      </w:pPr>
-      <w:r>
-        <w:t>Reasoned teacher answer</w:t>
-      </w:r>
-    </w:p>
-    <w:p>
-      <w:pPr>
-        <w:spacing w:line="336" w:lineRule="auto" w:after="180"/>
-      </w:pPr>
-      <w:r>
-        <w:rPr>
-          <w:b w:val="0"/>
-        </w:rPr>
-        <w:t xml:space="preserve">Length 6 does: boundary 5 predicts long and boundary 7 predicts short. A checked label would then provide new </w:t>
-      </w:r>
-      <w:r>
-        <w:rPr>
-          <w:b/>
-        </w:rPr>
-        <w:t>evidence</w:t>
-      </w:r>
-      <w:r>
-        <w:rPr>
-          <w:b w:val="0"/>
-        </w:rPr>
-        <w:t>.</w:t>
-      </w:r>
-    </w:p>
-    <w:p>
-      <w:pPr>
-        <w:spacing w:line="336" w:lineRule="auto" w:after="180"/>
-      </w:pPr>
-      <w:r>
-        <w:rPr>
-          <w:b w:val="0"/>
-        </w:rPr>
-        <w:t xml:space="preserve">Changed-case reasoning: Boundary 7 is selected and predicts short at 6. The </w:t>
-      </w:r>
-      <w:r>
-        <w:rPr>
-          <w:b/>
-        </w:rPr>
-        <w:t>training</w:t>
-      </w:r>
-      <w:r>
-        <w:rPr>
-          <w:b w:val="0"/>
-        </w:rPr>
-        <w:t xml:space="preserve"> fit is unchanged; only the explicit choice between tied candidates changes.</w:t>
-      </w:r>
-    </w:p>
-    <w:p>
-      <w:pPr>
-        <w:spacing w:line="336" w:lineRule="auto" w:after="180"/>
-      </w:pPr>
-      <w:r>
-        <w:rPr>
-          <w:b w:val="0"/>
-        </w:rPr>
-        <w:t xml:space="preserve">Collect each learner’s explanation before discussion. Use the first missing connection between </w:t>
-      </w:r>
-      <w:r>
-        <w:rPr>
-          <w:b/>
-        </w:rPr>
-        <w:t>input</w:t>
-      </w:r>
-      <w:r>
-        <w:rPr>
-          <w:b w:val="0"/>
-        </w:rPr>
-        <w:t xml:space="preserve">, deciding step and result to choose support. This question is worked-case practice, not fresh mastery </w:t>
-      </w:r>
-      <w:r>
-        <w:rPr>
-          <w:b/>
-        </w:rPr>
-        <w:t>evidence</w:t>
-      </w:r>
-      <w:r>
-        <w:rPr>
-          <w:b w:val="0"/>
-        </w:rPr>
-        <w:t>.</w:t>
-      </w:r>
-    </w:p>
-    <w:p>
-      <w:pPr>
-        <w:pStyle w:val="Heading1"/>
-      </w:pPr>
-      <w:r>
-        <w:t>04. Run the weekly evidence lab</w:t>
-      </w:r>
-    </w:p>
-    <w:p>
-      <w:r>
-        <w:t>Run the Learning from Examples investigation and use the first unsupported step to choose a teaching response.</w:t>
-      </w:r>
-    </w:p>
-    <w:p>
-      <w:pPr>
-        <w:spacing w:line="336" w:lineRule="auto" w:after="180"/>
-      </w:pPr>
-      <w:r>
-        <w:rPr>
-          <w:b w:val="0"/>
-        </w:rPr>
-        <w:t xml:space="preserve">Predict first, test honestly, and explain what the </w:t>
-      </w:r>
-      <w:r>
-        <w:rPr>
-          <w:b/>
-        </w:rPr>
-        <w:t>evidence</w:t>
-      </w:r>
-      <w:r>
-        <w:rPr>
-          <w:b w:val="0"/>
-        </w:rPr>
-        <w:t xml:space="preserve"> means.</w:t>
-      </w:r>
-    </w:p>
-    <w:p>
-      <w:pPr>
-        <w:pStyle w:val="Heading3"/>
-      </w:pPr>
-      <w:r>
-        <w:t>1. Predict</w:t>
-      </w:r>
-    </w:p>
-    <w:p>
-      <w:pPr>
-        <w:spacing w:line="336" w:lineRule="auto" w:after="180"/>
-        <w:shd w:fill="F4F9FC"/>
-      </w:pPr>
-      <w:r>
-        <w:rPr>
-          <w:b w:val="0"/>
-        </w:rPr>
-        <w:t xml:space="preserve">State your </w:t>
-      </w:r>
-      <w:r>
-        <w:rPr>
-          <w:b/>
-        </w:rPr>
-        <w:t>prediction</w:t>
-      </w:r>
-      <w:r>
-        <w:rPr>
-          <w:b w:val="0"/>
-        </w:rPr>
-        <w:t xml:space="preserve"> before the result is known.</w:t>
-      </w:r>
-    </w:p>
-    <w:p>
-      <w:pPr>
-        <w:pStyle w:val="Heading3"/>
-      </w:pPr>
-      <w:r>
-        <w:t>2. Investigate</w:t>
-      </w:r>
-    </w:p>
-    <w:p>
-      <w:pPr>
-        <w:spacing w:line="336" w:lineRule="auto" w:after="180"/>
-        <w:shd w:fill="F4F9FC"/>
-      </w:pPr>
-      <w:r>
-        <w:rPr>
-          <w:b w:val="0"/>
-        </w:rPr>
+      </w:pPr>
+      <w:r>
+        <w:rPr>
+          <w:b w:val="0"/>
+        </w:rPr>
+        <w:t>For the supplied shape task, candidates 4 and 5 both fit corner counts 3=FEW and 5=MANY with zero errors. The smaller tie rule chooses 4, which predicts MANY at 4. After revealing 4=FEW, candidate 4 has one error and candidate 5 has zero, so choose 5. The new label participated in selection and is fitting evidence, not an independent final test. Reserve Fit a new distance task for the individual first attempt.</w:t>
+      </w:r>
+    </w:p>
+    <w:p>
+      <w:pPr>
+        <w:pStyle w:val="Heading2"/>
+      </w:pPr>
+      <w:r>
+        <w:t>Run and record</w:t>
+      </w:r>
+    </w:p>
+    <w:p>
+      <w:pPr>
+        <w:pStyle w:val="ListNumber"/>
+      </w:pPr>
+      <w:r>
         <w:t>Complete the task: Act as a model trained on shape cards; record rule changes.</w:t>
       </w:r>
     </w:p>
     <w:p>
       <w:pPr>
-        <w:pStyle w:val="Heading3"/>
-      </w:pPr>
-      <w:r>
-        <w:t>3. Compare cases</w:t>
-      </w:r>
-    </w:p>
-    <w:p>
-      <w:pPr>
-        <w:spacing w:line="336" w:lineRule="auto" w:after="180"/>
-        <w:shd w:fill="F4F9FC"/>
-      </w:pPr>
-      <w:r>
-        <w:rPr>
-          <w:b w:val="0"/>
-        </w:rPr>
+        <w:pStyle w:val="ListNumber"/>
+      </w:pPr>
+      <w:r>
         <w:t>Keep a normal case and an edge case clearly separated.</w:t>
       </w:r>
     </w:p>
     <w:p>
       <w:pPr>
-        <w:pStyle w:val="Heading3"/>
-      </w:pPr>
-      <w:r>
-        <w:t>4. Record honestly</w:t>
-      </w:r>
-    </w:p>
-    <w:p>
-      <w:pPr>
-        <w:spacing w:line="336" w:lineRule="auto" w:after="180"/>
-        <w:shd w:fill="F4F9FC"/>
-      </w:pPr>
-      <w:r>
-        <w:rPr>
-          <w:b w:val="0"/>
-        </w:rPr>
-        <w:t xml:space="preserve">Record what happened—even when it does not match your </w:t>
-      </w:r>
-      <w:r>
-        <w:rPr>
-          <w:b/>
-        </w:rPr>
-        <w:t>prediction</w:t>
-      </w:r>
-      <w:r>
-        <w:rPr>
-          <w:b w:val="0"/>
-        </w:rPr>
-        <w:t>.</w:t>
-      </w:r>
-    </w:p>
-    <w:p>
-      <w:pPr>
-        <w:pStyle w:val="Heading3"/>
-      </w:pPr>
-      <w:r>
-        <w:t>5. Explain and plan the next test</w:t>
-      </w:r>
-    </w:p>
-    <w:p>
-      <w:pPr>
-        <w:spacing w:line="336" w:lineRule="auto" w:after="180"/>
-        <w:shd w:fill="F4F9FC"/>
-      </w:pPr>
-      <w:r>
-        <w:rPr>
-          <w:b w:val="0"/>
-        </w:rPr>
+        <w:pStyle w:val="ListNumber"/>
+      </w:pPr>
+      <w:r>
+        <w:t>Record what happened—even when it does not match your prediction.</w:t>
+      </w:r>
+    </w:p>
+    <w:p>
+      <w:pPr>
+        <w:pStyle w:val="ListNumber"/>
+      </w:pPr>
+      <w:r>
         <w:t>Explain the result, one limitation, and the next useful test.</w:t>
       </w:r>
     </w:p>
     <w:p>
       <w:pPr>
-        <w:pStyle w:val="Heading3"/>
-      </w:pPr>
-      <w:r>
-        <w:t>Use a fresh case after support</w:t>
-      </w:r>
-    </w:p>
-    <w:p>
-      <w:pPr>
-        <w:spacing w:line="336" w:lineRule="auto" w:after="180"/>
-        <w:shd w:fill="FFF5E6"/>
-      </w:pPr>
-      <w:r>
-        <w:rPr>
-          <w:b w:val="0"/>
-        </w:rPr>
-        <w:t>INDEPENDENCE After support is removed, repeat the proof with a fresh case.</w:t>
-      </w:r>
-    </w:p>
-    <w:p>
-      <w:pPr>
-        <w:pStyle w:val="Heading3"/>
-      </w:pPr>
-      <w:r>
-        <w:t>Make the lab runnable</w:t>
-      </w:r>
-    </w:p>
-    <w:p>
-      <w:pPr>
-        <w:spacing w:line="336" w:lineRule="auto" w:after="180"/>
-      </w:pPr>
-      <w:r>
-        <w:rPr>
-          <w:b w:val="0"/>
-        </w:rPr>
-        <w:t>Use the concrete case as the shared normal case and the independent question as a second case. Each pair creates a boundary or missing-information case and predicts its result before testing.</w:t>
-      </w:r>
-    </w:p>
-    <w:p>
-      <w:pPr>
-        <w:spacing w:line="336" w:lineRule="auto" w:after="180"/>
-      </w:pPr>
-      <w:r>
-        <w:rPr>
-          <w:b w:val="0"/>
-        </w:rPr>
-        <w:t>Keep the expected result separate from an observed mistake.</w:t>
+        <w:pStyle w:val="Heading2"/>
+      </w:pPr>
+      <w:r>
+        <w:t>Keep an inspectable record</w:t>
       </w:r>
     </w:p>
     <w:tbl>
@@ -4073,30 +3839,21 @@
     </w:tbl>
     <w:p>
       <w:pPr>
-        <w:pStyle w:val="Heading3"/>
-      </w:pPr>
-      <w:r>
-        <w:t>Diagnose and reteach</w:t>
-      </w:r>
-    </w:p>
-    <w:p>
-      <w:pPr>
-        <w:pStyle w:val="Heading3"/>
-      </w:pPr>
-      <w:r>
-        <w:t>Find the unsupported claim</w:t>
+        <w:pStyle w:val="Heading2"/>
+      </w:pPr>
+      <w:r>
+        <w:t>Diagnose the first misunderstanding</w:t>
       </w:r>
     </w:p>
     <w:p>
       <w:pPr>
         <w:spacing w:line="336" w:lineRule="auto" w:after="180"/>
-        <w:shd w:fill="F5F1FB"/>
-      </w:pPr>
-      <w:r>
-        <w:rPr>
-          <w:b w:val="0"/>
-        </w:rPr>
-        <w:t>CLAIM TO REPAIR Remembering teaching examples proves learning works everywhere.</w:t>
+      </w:pPr>
+      <w:r>
+        <w:rPr>
+          <w:b w:val="0"/>
+        </w:rPr>
+        <w:t>The lowest error count is added across candidates: Reset to zero for each candidate so all totals describe the same examples under one rule.</w:t>
       </w:r>
     </w:p>
     <w:p>
@@ -4107,7 +3864,31 @@
         <w:rPr>
           <w:b w:val="0"/>
         </w:rPr>
-        <w:t>For guessing, return to given facts and request a trace. For vocabulary without application, use one example and one non-example. For arithmetic errors, check the setup before the calculation.</w:t>
+        <w:t xml:space="preserve">A </w:t>
+      </w:r>
+      <w:r>
+        <w:rPr>
+          <w:b/>
+        </w:rPr>
+        <w:t>tie rule</w:t>
+      </w:r>
+      <w:r>
+        <w:rPr>
+          <w:b w:val="0"/>
+        </w:rPr>
+        <w:t xml:space="preserve"> proves the selected boundary is correct: Compare tied thresholds at height 5, which was absent from the original </w:t>
+      </w:r>
+      <w:r>
+        <w:rPr>
+          <w:b/>
+        </w:rPr>
+        <w:t>fitting set</w:t>
+      </w:r>
+      <w:r>
+        <w:rPr>
+          <w:b w:val="0"/>
+        </w:rPr>
+        <w:t>.</w:t>
       </w:r>
     </w:p>
     <w:p>
@@ -4118,89 +3899,24 @@
         <w:rPr>
           <w:b w:val="0"/>
         </w:rPr>
-        <w:t>Finish with a different uncoached case before recording mastery.</w:t>
-      </w:r>
-    </w:p>
-    <w:p>
-      <w:pPr>
-        <w:pStyle w:val="Heading3"/>
-      </w:pPr>
-      <w:r>
-        <w:t>Address these additional misconceptions</w:t>
-      </w:r>
-    </w:p>
-    <w:p>
-      <w:pPr>
-        <w:spacing w:line="336" w:lineRule="auto" w:after="180"/>
-      </w:pPr>
-      <w:r>
-        <w:rPr>
-          <w:b w:val="0"/>
-        </w:rPr>
-        <w:t>The lowest error count is added across candidates: Reset to zero for each candidate so all totals describe the same examples under one rule.</w:t>
-      </w:r>
-    </w:p>
-    <w:p>
-      <w:pPr>
-        <w:spacing w:line="336" w:lineRule="auto" w:after="180"/>
-      </w:pPr>
-      <w:r>
-        <w:rPr>
-          <w:b w:val="0"/>
-        </w:rPr>
-        <w:t xml:space="preserve">A </w:t>
+        <w:t xml:space="preserve">Zero </w:t>
       </w:r>
       <w:r>
         <w:rPr>
           <w:b/>
         </w:rPr>
-        <w:t>tie rule</w:t>
-      </w:r>
-      <w:r>
-        <w:rPr>
-          <w:b w:val="0"/>
-        </w:rPr>
-        <w:t xml:space="preserve"> proves the selected boundary is correct: Compare tied thresholds at height 5, which was absent from the original </w:t>
+        <w:t>fitting</w:t>
+      </w:r>
+      <w:r>
+        <w:rPr>
+          <w:b w:val="0"/>
+        </w:rPr>
+        <w:t xml:space="preserve"> errors guarantee future correctness: Separate the </w:t>
       </w:r>
       <w:r>
         <w:rPr>
           <w:b/>
         </w:rPr>
-        <w:t>fitting set</w:t>
-      </w:r>
-      <w:r>
-        <w:rPr>
-          <w:b w:val="0"/>
-        </w:rPr>
-        <w:t>.</w:t>
-      </w:r>
-    </w:p>
-    <w:p>
-      <w:pPr>
-        <w:spacing w:line="336" w:lineRule="auto" w:after="180"/>
-      </w:pPr>
-      <w:r>
-        <w:rPr>
-          <w:b w:val="0"/>
-        </w:rPr>
-        <w:t xml:space="preserve">Zero </w:t>
-      </w:r>
-      <w:r>
-        <w:rPr>
-          <w:b/>
-        </w:rPr>
-        <w:t>fitting</w:t>
-      </w:r>
-      <w:r>
-        <w:rPr>
-          <w:b w:val="0"/>
-        </w:rPr>
-        <w:t xml:space="preserve"> errors guarantee future correctness: Separate the </w:t>
-      </w:r>
-      <w:r>
-        <w:rPr>
-          <w:b/>
-        </w:rPr>
         <w:t>evidence</w:t>
       </w:r>
       <w:r>
@@ -4212,13 +3928,10 @@
     </w:p>
     <w:p>
       <w:pPr>
-        <w:spacing w:line="336" w:lineRule="auto" w:after="180"/>
-      </w:pPr>
-      <w:r>
-        <w:rPr>
-          <w:b w:val="0"/>
-        </w:rPr>
-        <w:t>Disagreeing labels should be changed to match the model: Inspect original measurements, units, omitted information and label definitions; model agreement is not sufficient grounds for editing a record.</w:t>
+        <w:pStyle w:val="Heading2"/>
+      </w:pPr>
+      <w:r>
+        <w:t>Choose support from the response</w:t>
       </w:r>
     </w:p>
     <w:p>
@@ -4377,12 +4090,167 @@
     </w:tbl>
     <w:p>
       <w:pPr>
+        <w:pStyle w:val="Heading2"/>
+      </w:pPr>
+      <w:r>
+        <w:t>Earlier wording, alternatives and picture transcripts · reference / check after trying</w:t>
+      </w:r>
+    </w:p>
+    <w:p>
+      <w:pPr>
         <w:spacing w:line="336" w:lineRule="auto" w:after="180"/>
       </w:pPr>
       <w:r>
         <w:rPr>
           <w:b w:val="0"/>
         </w:rPr>
+        <w:t>Run the weekly evidence lab</w:t>
+      </w:r>
+    </w:p>
+    <w:p>
+      <w:pPr>
+        <w:spacing w:line="336" w:lineRule="auto" w:after="180"/>
+      </w:pPr>
+      <w:r>
+        <w:rPr>
+          <w:b w:val="0"/>
+        </w:rPr>
+        <w:t xml:space="preserve">Predict first, test honestly, and explain what the </w:t>
+      </w:r>
+      <w:r>
+        <w:rPr>
+          <w:b/>
+        </w:rPr>
+        <w:t>evidence</w:t>
+      </w:r>
+      <w:r>
+        <w:rPr>
+          <w:b w:val="0"/>
+        </w:rPr>
+        <w:t xml:space="preserve"> means.</w:t>
+      </w:r>
+    </w:p>
+    <w:p>
+      <w:pPr>
+        <w:spacing w:line="336" w:lineRule="auto" w:after="180"/>
+      </w:pPr>
+      <w:r>
+        <w:rPr>
+          <w:b w:val="0"/>
+        </w:rPr>
+        <w:t xml:space="preserve">State your </w:t>
+      </w:r>
+      <w:r>
+        <w:rPr>
+          <w:b/>
+        </w:rPr>
+        <w:t>prediction</w:t>
+      </w:r>
+      <w:r>
+        <w:rPr>
+          <w:b w:val="0"/>
+        </w:rPr>
+        <w:t xml:space="preserve"> before the result is known.</w:t>
+      </w:r>
+    </w:p>
+    <w:p>
+      <w:pPr>
+        <w:spacing w:line="336" w:lineRule="auto" w:after="180"/>
+      </w:pPr>
+      <w:r>
+        <w:rPr>
+          <w:b w:val="0"/>
+        </w:rPr>
+        <w:t>INDEPENDENCE After support is removed, repeat the proof with a fresh case.</w:t>
+      </w:r>
+    </w:p>
+    <w:p>
+      <w:pPr>
+        <w:pStyle w:val="Heading3"/>
+      </w:pPr>
+      <w:r>
+        <w:t>Make the lab runnable</w:t>
+      </w:r>
+    </w:p>
+    <w:p>
+      <w:pPr>
+        <w:spacing w:line="336" w:lineRule="auto" w:after="180"/>
+      </w:pPr>
+      <w:r>
+        <w:rPr>
+          <w:b w:val="0"/>
+        </w:rPr>
+        <w:t>Use the supplied investigation for shared practice. Keep predictions and observed paper-trace results separate. Reserve Fit a new distance task for the individual first attempt before feedback; do not use the reserved case as a paired lab task.</w:t>
+      </w:r>
+    </w:p>
+    <w:p>
+      <w:pPr>
+        <w:pStyle w:val="Heading3"/>
+      </w:pPr>
+      <w:r>
+        <w:t>Diagnose and reteach</w:t>
+      </w:r>
+    </w:p>
+    <w:p>
+      <w:pPr>
+        <w:spacing w:line="336" w:lineRule="auto" w:after="180"/>
+      </w:pPr>
+      <w:r>
+        <w:rPr>
+          <w:b w:val="0"/>
+        </w:rPr>
+        <w:t>CLAIM TO REPAIR Remembering teaching examples proves learning works everywhere.</w:t>
+      </w:r>
+    </w:p>
+    <w:p>
+      <w:pPr>
+        <w:spacing w:line="336" w:lineRule="auto" w:after="180"/>
+      </w:pPr>
+      <w:r>
+        <w:rPr>
+          <w:b w:val="0"/>
+        </w:rPr>
+        <w:t>For guessing, return to given facts and request a trace. For vocabulary without application, use one example and one non-example. For arithmetic errors, check the setup before the calculation.</w:t>
+      </w:r>
+    </w:p>
+    <w:p>
+      <w:pPr>
+        <w:spacing w:line="336" w:lineRule="auto" w:after="180"/>
+      </w:pPr>
+      <w:r>
+        <w:rPr>
+          <w:b w:val="0"/>
+        </w:rPr>
+        <w:t>Finish with a different uncoached case before recording mastery.</w:t>
+      </w:r>
+    </w:p>
+    <w:p>
+      <w:pPr>
+        <w:pStyle w:val="Heading3"/>
+      </w:pPr>
+      <w:r>
+        <w:t>Address these additional misconceptions</w:t>
+      </w:r>
+    </w:p>
+    <w:p>
+      <w:pPr>
+        <w:spacing w:line="336" w:lineRule="auto" w:after="180"/>
+      </w:pPr>
+      <w:r>
+        <w:rPr>
+          <w:b w:val="0"/>
+        </w:rPr>
+        <w:t>Disagreeing labels should be changed to match the model: Inspect original measurements, units, omitted information and label definitions; model agreement is not sufficient grounds for editing a record.</w:t>
+      </w:r>
+    </w:p>
+    <w:p>
+      <w:pPr>
+        <w:spacing w:line="336" w:lineRule="auto" w:after="180"/>
+      </w:pPr>
+      <w:r>
+        <w:rPr>
+          <w:b w:val="0"/>
+        </w:rPr>
         <w:t>Offer an oral explanation, drawing, enlarged visual or fewer examples when that removes a reading/writing barrier. Keep the same reasoning goal.</w:t>
       </w:r>
     </w:p>
@@ -4402,12 +4270,623 @@
         <w:pStyle w:val="Heading1"/>
       </w:pPr>
       <w:r>
-        <w:t>05. Assess and explain the answers</w:t>
-      </w:r>
-    </w:p>
-    <w:p>
-      <w:r>
-        <w:t>Use the Learning from Examples questions, teacher keys and criteria after the relevant attempts. Previously discussed cases are practice; protect the separately selected independent task.</w:t>
+        <w:t>05. Assess the selected new case</w:t>
+      </w:r>
+    </w:p>
+    <w:p>
+      <w:r>
+        <w:t>Keep this key until after the first attempt; accept valid alternatives with defensible reasoning.</w:t>
+      </w:r>
+    </w:p>
+    <w:p>
+      <w:pPr>
+        <w:pStyle w:val="Heading2"/>
+      </w:pPr>
+      <w:r>
+        <w:t>Selected independent question and key</w:t>
+      </w:r>
+    </w:p>
+    <w:p>
+      <w:pPr>
+        <w:spacing w:line="336" w:lineRule="auto" w:after="180"/>
+      </w:pPr>
+      <w:r>
+        <w:rPr>
+          <w:b w:val="0"/>
+        </w:rPr>
+        <w:t>Selected case: Imaginary map markers have distances 1, 3, 5 and 7 units, with supplied labels near, far, far and far. Compare candidates that predict far when distance is at least 2, 4 or 6 units.</w:t>
+      </w:r>
+    </w:p>
+    <w:p>
+      <w:pPr>
+        <w:spacing w:line="336" w:lineRule="auto" w:after="180"/>
+      </w:pPr>
+      <w:r>
+        <w:rPr>
+          <w:b w:val="0"/>
+        </w:rPr>
+        <w:t xml:space="preserve">List every </w:t>
+      </w:r>
+      <w:r>
+        <w:rPr>
+          <w:b/>
+        </w:rPr>
+        <w:t>prediction</w:t>
+      </w:r>
+      <w:r>
+        <w:rPr>
+          <w:b w:val="0"/>
+        </w:rPr>
+        <w:t xml:space="preserve"> and error count, select the lowest-error candidate, then predict at distance 2 before any comparison label is supplied. Limit your conclusion.</w:t>
+      </w:r>
+    </w:p>
+    <w:p>
+      <w:pPr>
+        <w:spacing w:line="336" w:lineRule="auto" w:after="180"/>
+      </w:pPr>
+      <w:r>
+        <w:rPr>
+          <w:b w:val="0"/>
+        </w:rPr>
+        <w:t>Threshold 2 predicts near, far, far, far with 0 errors. Threshold 4 predicts near, near, far, far with 1 error at 3. Threshold 6 predicts near, near, near, far with 2 errors at 3 and 5. Select 2 and predict far at exactly 2.</w:t>
+      </w:r>
+    </w:p>
+    <w:p>
+      <w:pPr>
+        <w:spacing w:line="336" w:lineRule="auto" w:after="180"/>
+      </w:pPr>
+      <w:r>
+        <w:rPr>
+          <w:b w:val="0"/>
+        </w:rPr>
+        <w:t>This fits the four labels among these candidates; it does not establish the unknown label at 2 or all future distances.</w:t>
+      </w:r>
+    </w:p>
+    <w:p>
+      <w:pPr>
+        <w:pStyle w:val="Heading2"/>
+      </w:pPr>
+      <w:r>
+        <w:t>Judge explanation, trace and limits</w:t>
+      </w:r>
+    </w:p>
+    <w:tbl>
+      <w:tblPr>
+        <w:tblStyle w:val="LightShading-Accent1"/>
+        <w:tblW w:type="auto" w:w="0"/>
+        <w:tblLook w:firstColumn="1" w:firstRow="1" w:lastColumn="0" w:lastRow="0" w:noHBand="0" w:noVBand="1" w:val="04A0"/>
+      </w:tblPr>
+      <w:tblGrid>
+        <w:gridCol w:w="5112"/>
+        <w:gridCol w:w="5112"/>
+      </w:tblGrid>
+      <w:tr>
+        <w:trPr>
+          <w:tblHeader/>
+        </w:trPr>
+        <w:tc>
+          <w:tcPr>
+            <w:tcW w:type="dxa" w:w="5112"/>
+          </w:tcPr>
+          <w:p>
+            <w:r>
+              <w:t>Dimension</w:t>
+            </w:r>
+          </w:p>
+        </w:tc>
+        <w:tc>
+          <w:tcPr>
+            <w:tcW w:type="dxa" w:w="5112"/>
+          </w:tcPr>
+          <w:p>
+            <w:r>
+              <w:t>Evidence required</w:t>
+            </w:r>
+          </w:p>
+        </w:tc>
+      </w:tr>
+      <w:tr>
+        <w:tc>
+          <w:tcPr>
+            <w:tcW w:type="dxa" w:w="5112"/>
+          </w:tcPr>
+          <w:p>
+            <w:r>
+              <w:t>Explanation</w:t>
+            </w:r>
+          </w:p>
+        </w:tc>
+        <w:tc>
+          <w:tcPr>
+            <w:tcW w:type="dxa" w:w="5112"/>
+          </w:tcPr>
+          <w:p>
+            <w:r>
+              <w:t>Names the applicable idea or procedure and ties it to the supplied facts.</w:t>
+            </w:r>
+          </w:p>
+        </w:tc>
+      </w:tr>
+      <w:tr>
+        <w:tc>
+          <w:tcPr>
+            <w:tcW w:type="dxa" w:w="5112"/>
+          </w:tcPr>
+          <w:p>
+            <w:r>
+              <w:t>Trace and result</w:t>
+            </w:r>
+          </w:p>
+        </w:tc>
+        <w:tc>
+          <w:tcPr>
+            <w:tcW w:type="dxa" w:w="5112"/>
+          </w:tcPr>
+          <w:p>
+            <w:r>
+              <w:t>Preserves the given inputs and shows the relevant intermediate steps; distinguishes a prediction from an observed execution.</w:t>
+            </w:r>
+          </w:p>
+        </w:tc>
+      </w:tr>
+      <w:tr>
+        <w:tc>
+          <w:tcPr>
+            <w:tcW w:type="dxa" w:w="5112"/>
+          </w:tcPr>
+          <w:p>
+            <w:r>
+              <w:t>Limits</w:t>
+            </w:r>
+          </w:p>
+        </w:tc>
+        <w:tc>
+          <w:tcPr>
+            <w:tcW w:type="dxa" w:w="5112"/>
+          </w:tcPr>
+          <w:p>
+            <w:r>
+              <w:t>States the assumptions, missing evidence or conditions under which the result would change.</w:t>
+            </w:r>
+          </w:p>
+        </w:tc>
+      </w:tr>
+    </w:tbl>
+    <w:p>
+      <w:pPr>
+        <w:spacing w:line="336" w:lineRule="auto" w:after="180"/>
+      </w:pPr>
+      <w:r>
+        <w:rPr>
+          <w:b w:val="0"/>
+        </w:rPr>
+        <w:t>Record each dimension as not yet, with support, or independent. Accept a valid alternative procedure with a defensible trace.</w:t>
+      </w:r>
+    </w:p>
+    <w:p>
+      <w:pPr>
+        <w:spacing w:line="336" w:lineRule="auto" w:after="180"/>
+      </w:pPr>
+      <w:r>
+        <w:rPr>
+          <w:b w:val="0"/>
+        </w:rPr>
+        <w:t xml:space="preserve">Do not penalise an honestly recorded model failure if the learner correctly explains its </w:t>
+      </w:r>
+      <w:r>
+        <w:rPr>
+          <w:b/>
+        </w:rPr>
+        <w:t>evidence</w:t>
+      </w:r>
+      <w:r>
+        <w:rPr>
+          <w:b w:val="0"/>
+        </w:rPr>
+        <w:t xml:space="preserve"> and limits.</w:t>
+      </w:r>
+    </w:p>
+    <w:p>
+      <w:pPr>
+        <w:pStyle w:val="Heading2"/>
+      </w:pPr>
+      <w:r>
+        <w:t>Give one usable repair action</w:t>
+      </w:r>
+    </w:p>
+    <w:p>
+      <w:pPr>
+        <w:spacing w:line="336" w:lineRule="auto" w:after="180"/>
+      </w:pPr>
+      <w:r>
+        <w:rPr>
+          <w:b w:val="0"/>
+        </w:rPr>
+        <w:t>Name the earliest unsupported step and give one action to repair it. Have the learner make that repair now and explain why. Then assess the relevant skill on a fresh, fully specified case.</w:t>
+      </w:r>
+    </w:p>
+    <w:p>
+      <w:pPr>
+        <w:spacing w:line="336" w:lineRule="auto" w:after="180"/>
+      </w:pPr>
+      <w:r>
+        <w:rPr>
+          <w:b w:val="0"/>
+        </w:rPr>
+        <w:t>Confirm it was not previously practised with feedback; solve and check the new case before assigning it. A follow-up design prompt is a starting brief, not automatically an equivalent test.</w:t>
+      </w:r>
+    </w:p>
+    <w:p>
+      <w:pPr>
+        <w:pStyle w:val="Heading2"/>
+      </w:pPr>
+      <w:r>
+        <w:t>W1 Count each candidate from zero</w:t>
+      </w:r>
+    </w:p>
+    <w:p>
+      <w:pPr>
+        <w:spacing w:line="336" w:lineRule="auto" w:after="180"/>
+      </w:pPr>
+      <w:r>
+        <w:rPr>
+          <w:b w:val="0"/>
+        </w:rPr>
+        <w:t>Heights 2, 4, 6 and 8 cm have labels short, short, tall and tall. Predict all four labels under threshold 3, then under threshold 7, using tall when height is at least the threshold.</w:t>
+      </w:r>
+    </w:p>
+    <w:p>
+      <w:pPr>
+        <w:spacing w:line="336" w:lineRule="auto" w:after="180"/>
+      </w:pPr>
+      <w:r>
+        <w:rPr>
+          <w:b w:val="0"/>
+        </w:rPr>
+        <w:t>List the disagreeing examples and separate totals.</w:t>
+      </w:r>
+    </w:p>
+    <w:p>
+      <w:pPr>
+        <w:spacing w:line="336" w:lineRule="auto" w:after="180"/>
+      </w:pPr>
+      <w:r>
+        <w:rPr>
+          <w:b w:val="0"/>
+        </w:rPr>
+        <w:t>Threshold 3 predicts short, tall, tall, tall, disagreeing only at 4 cm: count 1. Threshold 7 predicts short, short, short, tall, disagreeing only at 6 cm: count 1. Reset the tally for each candidate.</w:t>
+      </w:r>
+    </w:p>
+    <w:p>
+      <w:pPr>
+        <w:pStyle w:val="Heading2"/>
+      </w:pPr>
+      <w:r>
+        <w:t>W2 Explain a tied fit</w:t>
+      </w:r>
+    </w:p>
+    <w:p>
+      <w:pPr>
+        <w:spacing w:line="336" w:lineRule="auto" w:after="180"/>
+      </w:pPr>
+      <w:r>
+        <w:rPr>
+          <w:b w:val="0"/>
+        </w:rPr>
+        <w:t xml:space="preserve">Thresholds 5 and 6 both have zero disagreements on the W1 </w:t>
+      </w:r>
+      <w:r>
+        <w:rPr>
+          <w:b/>
+        </w:rPr>
+        <w:t>fitting set</w:t>
+      </w:r>
+      <w:r>
+        <w:rPr>
+          <w:b w:val="0"/>
+        </w:rPr>
+        <w:t xml:space="preserve">. The </w:t>
+      </w:r>
+      <w:r>
+        <w:rPr>
+          <w:b/>
+        </w:rPr>
+        <w:t>tie rule</w:t>
+      </w:r>
+      <w:r>
+        <w:rPr>
+          <w:b w:val="0"/>
+        </w:rPr>
+        <w:t xml:space="preserve"> chooses the smaller threshold. Which is selected? Give a whole-number height where the two candidates disagree and both </w:t>
+      </w:r>
+      <w:r>
+        <w:rPr>
+          <w:b/>
+        </w:rPr>
+        <w:t>prediction</w:t>
+      </w:r>
+      <w:r>
+        <w:rPr>
+          <w:b w:val="0"/>
+        </w:rPr>
+        <w:t>s.</w:t>
+      </w:r>
+    </w:p>
+    <w:p>
+      <w:pPr>
+        <w:spacing w:line="336" w:lineRule="auto" w:after="180"/>
+      </w:pPr>
+      <w:r>
+        <w:rPr>
+          <w:b w:val="0"/>
+        </w:rPr>
+        <w:t xml:space="preserve">Explain what the </w:t>
+      </w:r>
+      <w:r>
+        <w:rPr>
+          <w:b/>
+        </w:rPr>
+        <w:t>tie rule</w:t>
+      </w:r>
+      <w:r>
+        <w:rPr>
+          <w:b w:val="0"/>
+        </w:rPr>
+        <w:t xml:space="preserve"> does not prove.</w:t>
+      </w:r>
+    </w:p>
+    <w:p>
+      <w:pPr>
+        <w:spacing w:line="336" w:lineRule="auto" w:after="180"/>
+      </w:pPr>
+      <w:r>
+        <w:rPr>
+          <w:b w:val="0"/>
+        </w:rPr>
+        <w:t>Select 5. At height 5 cm, threshold 5 predicts tall and threshold 6 predicts short.</w:t>
+      </w:r>
+    </w:p>
+    <w:p>
+      <w:pPr>
+        <w:spacing w:line="336" w:lineRule="auto" w:after="180"/>
+      </w:pPr>
+      <w:r>
+        <w:rPr>
+          <w:b w:val="0"/>
+        </w:rPr>
+        <w:t xml:space="preserve">Choosing the smaller threshold makes the procedure definite; it does not prove which </w:t>
+      </w:r>
+      <w:r>
+        <w:rPr>
+          <w:b/>
+        </w:rPr>
+        <w:t>prediction</w:t>
+      </w:r>
+      <w:r>
+        <w:rPr>
+          <w:b w:val="0"/>
+        </w:rPr>
+        <w:t xml:space="preserve"> matches a label not supplied by the </w:t>
+      </w:r>
+      <w:r>
+        <w:rPr>
+          <w:b/>
+        </w:rPr>
+        <w:t>fitting set</w:t>
+      </w:r>
+      <w:r>
+        <w:rPr>
+          <w:b w:val="0"/>
+        </w:rPr>
+        <w:t>.</w:t>
+      </w:r>
+    </w:p>
+    <w:p>
+      <w:pPr>
+        <w:pStyle w:val="Heading2"/>
+      </w:pPr>
+      <w:r>
+        <w:t>W3 Update with an added example</w:t>
+      </w:r>
+    </w:p>
+    <w:p>
+      <w:pPr>
+        <w:spacing w:line="336" w:lineRule="auto" w:after="180"/>
+      </w:pPr>
+      <w:r>
+        <w:rPr>
+          <w:b w:val="0"/>
+        </w:rPr>
+        <w:t xml:space="preserve">Add height 5 cm labelled short to the four </w:t>
+      </w:r>
+      <w:r>
+        <w:rPr>
+          <w:b/>
+        </w:rPr>
+        <w:t>fitting</w:t>
+      </w:r>
+      <w:r>
+        <w:rPr>
+          <w:b w:val="0"/>
+        </w:rPr>
+        <w:t xml:space="preserve"> examples. Recompute the disagreement totals for thresholds 3, 5, 6 and 7. Select the candidate with the fewest disagreements, keeping the smaller-threshold </w:t>
+      </w:r>
+      <w:r>
+        <w:rPr>
+          <w:b/>
+        </w:rPr>
+        <w:t>tie rule</w:t>
+      </w:r>
+      <w:r>
+        <w:rPr>
+          <w:b w:val="0"/>
+        </w:rPr>
+        <w:t>.</w:t>
+      </w:r>
+    </w:p>
+    <w:p>
+      <w:pPr>
+        <w:spacing w:line="336" w:lineRule="auto" w:after="180"/>
+      </w:pPr>
+      <w:r>
+        <w:rPr>
+          <w:b w:val="0"/>
+        </w:rPr>
+        <w:t xml:space="preserve">Explain why the new label is part of </w:t>
+      </w:r>
+      <w:r>
+        <w:rPr>
+          <w:b/>
+        </w:rPr>
+        <w:t>fitting</w:t>
+      </w:r>
+      <w:r>
+        <w:rPr>
+          <w:b w:val="0"/>
+        </w:rPr>
+        <w:t>.</w:t>
+      </w:r>
+    </w:p>
+    <w:p>
+      <w:pPr>
+        <w:spacing w:line="336" w:lineRule="auto" w:after="180"/>
+      </w:pPr>
+      <w:r>
+        <w:rPr>
+          <w:b w:val="0"/>
+        </w:rPr>
+        <w:t xml:space="preserve">Totals are 2, 1, 0 and 1 respectively. Threshold 3 now disagrees at 4 and 5; threshold 5 at 5; threshold 6 nowhere; threshold 7 at 6. Select 6. The new label influenced selection, so it is </w:t>
+      </w:r>
+      <w:r>
+        <w:rPr>
+          <w:b/>
+        </w:rPr>
+        <w:t>fitting</w:t>
+      </w:r>
+      <w:r>
+        <w:rPr>
+          <w:b w:val="0"/>
+        </w:rPr>
+        <w:t xml:space="preserve"> </w:t>
+      </w:r>
+      <w:r>
+        <w:rPr>
+          <w:b/>
+        </w:rPr>
+        <w:t>evidence</w:t>
+      </w:r>
+      <w:r>
+        <w:rPr>
+          <w:b w:val="0"/>
+        </w:rPr>
+        <w:t>.</w:t>
+      </w:r>
+    </w:p>
+    <w:p>
+      <w:pPr>
+        <w:pStyle w:val="Heading2"/>
+      </w:pPr>
+      <w:r>
+        <w:t>W5 Keep conflicting records visible</w:t>
+      </w:r>
+    </w:p>
+    <w:p>
+      <w:pPr>
+        <w:spacing w:line="336" w:lineRule="auto" w:after="180"/>
+      </w:pPr>
+      <w:r>
+        <w:rPr>
+          <w:b w:val="0"/>
+        </w:rPr>
+        <w:t xml:space="preserve">Two </w:t>
+      </w:r>
+      <w:r>
+        <w:rPr>
+          <w:b/>
+        </w:rPr>
+        <w:t>fitting</w:t>
+      </w:r>
+      <w:r>
+        <w:rPr>
+          <w:b w:val="0"/>
+        </w:rPr>
+        <w:t xml:space="preserve"> records both have height 6 cm. One is labelled short and the other tall. A learner says a clever height-only rule can agree with both on every run.</w:t>
+      </w:r>
+    </w:p>
+    <w:p>
+      <w:pPr>
+        <w:spacing w:line="336" w:lineRule="auto" w:after="180"/>
+      </w:pPr>
+      <w:r>
+        <w:rPr>
+          <w:b w:val="0"/>
+        </w:rPr>
+        <w:t>Explain the problem for a deterministic rule and name two checks to make before changing either record.</w:t>
+      </w:r>
+    </w:p>
+    <w:p>
+      <w:pPr>
+        <w:spacing w:line="336" w:lineRule="auto" w:after="180"/>
+      </w:pPr>
+      <w:r>
+        <w:rPr>
+          <w:b w:val="0"/>
+        </w:rPr>
+        <w:t xml:space="preserve">The same </w:t>
+      </w:r>
+      <w:r>
+        <w:rPr>
+          <w:b/>
+        </w:rPr>
+        <w:t>input</w:t>
+      </w:r>
+      <w:r>
+        <w:rPr>
+          <w:b w:val="0"/>
+        </w:rPr>
+        <w:t xml:space="preserve"> must receive the same </w:t>
+      </w:r>
+      <w:r>
+        <w:rPr>
+          <w:b/>
+        </w:rPr>
+        <w:t>prediction</w:t>
+      </w:r>
+      <w:r>
+        <w:rPr>
+          <w:b w:val="0"/>
+        </w:rPr>
+        <w:t xml:space="preserve"> from this deterministic height-only rule, so at least one of the two labels disagrees.</w:t>
+      </w:r>
+    </w:p>
+    <w:p>
+      <w:pPr>
+        <w:spacing w:line="336" w:lineRule="auto" w:after="180"/>
+      </w:pPr>
+      <w:r>
+        <w:rPr>
+          <w:b w:val="0"/>
+        </w:rPr>
+        <w:t>Check the original measurements and units, and check whether both labels used the same task policy; also investigate an omitted relevant feature. Do not edit a label merely to improve the score.</w:t>
+      </w:r>
+    </w:p>
+    <w:p>
+      <w:pPr>
+        <w:pStyle w:val="Heading2"/>
+      </w:pPr>
+      <w:r>
+        <w:t>Earlier wording, alternatives and picture transcripts · reference / check after trying</w:t>
+      </w:r>
+    </w:p>
+    <w:p>
+      <w:pPr>
+        <w:spacing w:line="336" w:lineRule="auto" w:after="180"/>
+      </w:pPr>
+      <w:r>
+        <w:rPr>
+          <w:b w:val="0"/>
+        </w:rPr>
+        <w:t>Assess and explain the answers</w:t>
       </w:r>
     </w:p>
     <w:p>
@@ -4420,34 +4899,56 @@
     </w:p>
     <w:p>
       <w:pPr>
+        <w:spacing w:line="336" w:lineRule="auto" w:after="180"/>
+      </w:pPr>
+      <w:r>
+        <w:rPr>
+          <w:b w:val="0"/>
+        </w:rPr>
+        <w:t xml:space="preserve">Predict T from the demonstrated edge </w:t>
+      </w:r>
+      <w:r>
+        <w:rPr>
+          <w:b/>
+        </w:rPr>
+        <w:t>pattern</w:t>
+      </w:r>
+      <w:r>
+        <w:rPr>
+          <w:b w:val="0"/>
+        </w:rPr>
+        <w:t>. One success does not establish broad reliability; use fresh labelled tests including ambiguous cases.</w:t>
+      </w:r>
+    </w:p>
+    <w:p>
+      <w:pPr>
         <w:pStyle w:val="Heading3"/>
       </w:pPr>
       <w:r>
-        <w:t>Teacher key · Worked case answer</w:t>
+        <w:t>Additional transfer practice question</w:t>
       </w:r>
     </w:p>
     <w:p>
       <w:pPr>
         <w:spacing w:line="336" w:lineRule="auto" w:after="180"/>
-        <w:shd w:fill="F1F6FC"/>
-      </w:pPr>
-      <w:r>
-        <w:rPr>
-          <w:b w:val="0"/>
-        </w:rPr>
-        <w:t xml:space="preserve">Predict T from the demonstrated edge </w:t>
+      </w:pPr>
+      <w:r>
+        <w:rPr>
+          <w:b w:val="0"/>
+        </w:rPr>
+        <w:t xml:space="preserve">A learner sees three red apples and no green apples, then calls a green apple not an apple. What missing </w:t>
       </w:r>
       <w:r>
         <w:rPr>
           <w:b/>
         </w:rPr>
-        <w:t>pattern</w:t>
-      </w:r>
-      <w:r>
-        <w:rPr>
-          <w:b w:val="0"/>
-        </w:rPr>
-        <w:t>. One success does not establish broad reliability; use fresh labelled tests including ambiguous cases.</w:t>
+        <w:t>evidence</w:t>
+      </w:r>
+      <w:r>
+        <w:rPr>
+          <w:b w:val="0"/>
+        </w:rPr>
+        <w:t xml:space="preserve"> could help? How would you check improvement?</w:t>
       </w:r>
     </w:p>
     <w:p>
@@ -4455,61 +4956,12 @@
         <w:pStyle w:val="Heading3"/>
       </w:pPr>
       <w:r>
-        <w:t>Independent question</w:t>
-      </w:r>
-    </w:p>
-    <w:p>
-      <w:pPr>
-        <w:pStyle w:val="Heading3"/>
-      </w:pPr>
-      <w:r>
-        <w:t>Independent question · withhold the key</w:t>
+        <w:t>Reasoned practice answer</w:t>
       </w:r>
     </w:p>
     <w:p>
       <w:pPr>
         <w:spacing w:line="336" w:lineRule="auto" w:after="180"/>
-        <w:shd w:fill="F5F1FB"/>
-      </w:pPr>
-      <w:r>
-        <w:rPr>
-          <w:b w:val="0"/>
-        </w:rPr>
-        <w:t xml:space="preserve">A learner sees three red apples and no green apples, then calls a green apple not an apple. What missing </w:t>
-      </w:r>
-      <w:r>
-        <w:rPr>
-          <w:b/>
-        </w:rPr>
-        <w:t>evidence</w:t>
-      </w:r>
-      <w:r>
-        <w:rPr>
-          <w:b w:val="0"/>
-        </w:rPr>
-        <w:t xml:space="preserve"> could help? How would you check improvement?</w:t>
-      </w:r>
-    </w:p>
-    <w:p>
-      <w:pPr>
-        <w:pStyle w:val="Heading3"/>
-      </w:pPr>
-      <w:r>
-        <w:t>Expected independent answer</w:t>
-      </w:r>
-    </w:p>
-    <w:p>
-      <w:pPr>
-        <w:pStyle w:val="Heading3"/>
-      </w:pPr>
-      <w:r>
-        <w:t>Teacher key · Expected independent answer</w:t>
-      </w:r>
-    </w:p>
-    <w:p>
-      <w:pPr>
-        <w:spacing w:line="336" w:lineRule="auto" w:after="180"/>
-        <w:shd w:fill="F1F6FC"/>
       </w:pPr>
       <w:r>
         <w:rPr>
@@ -4827,40 +5279,126 @@
     </w:p>
     <w:p>
       <w:pPr>
+        <w:spacing w:line="336" w:lineRule="auto" w:after="180"/>
+      </w:pPr>
+      <w:r>
+        <w:rPr>
+          <w:b w:val="0"/>
+        </w:rPr>
+        <w:t>A card of length 5 or 6 receives L under the first rule and S under the second. Its independently established label helps compare the rules.</w:t>
+      </w:r>
+    </w:p>
+    <w:p>
+      <w:pPr>
+        <w:spacing w:line="336" w:lineRule="auto" w:after="180"/>
+      </w:pPr>
+      <w:r>
+        <w:rPr>
+          <w:b/>
+        </w:rPr>
+        <w:t>Training</w:t>
+      </w:r>
+      <w:r>
+        <w:rPr>
+          <w:b w:val="0"/>
+        </w:rPr>
+        <w:t xml:space="preserve"> fit alone does not determine a unique rule; one extra label still does not settle all future cases.</w:t>
+      </w:r>
+    </w:p>
+    <w:p>
+      <w:pPr>
         <w:pStyle w:val="Heading3"/>
       </w:pPr>
       <w:r>
-        <w:t>Teacher key · Original transfer answer</w:t>
+        <w:t>Explanations for the additional workbook examples</w:t>
+      </w:r>
+    </w:p>
+    <w:p>
+      <w:pPr>
+        <w:pStyle w:val="Heading3"/>
+      </w:pPr>
+      <w:r>
+        <w:t>W1 Count each candidate from zero</w:t>
+      </w:r>
+    </w:p>
+    <w:p>
+      <w:pPr>
+        <w:pStyle w:val="Heading3"/>
+      </w:pPr>
+      <w:r>
+        <w:t>W2 Explain a tied fit</w:t>
+      </w:r>
+    </w:p>
+    <w:p>
+      <w:pPr>
+        <w:pStyle w:val="Heading3"/>
+      </w:pPr>
+      <w:r>
+        <w:t>W3 Update with an added example</w:t>
+      </w:r>
+    </w:p>
+    <w:p>
+      <w:pPr>
+        <w:pStyle w:val="Heading3"/>
+      </w:pPr>
+      <w:r>
+        <w:t>W4 Fit a new distance task</w:t>
       </w:r>
     </w:p>
     <w:p>
       <w:pPr>
         <w:spacing w:line="336" w:lineRule="auto" w:after="180"/>
-        <w:shd w:fill="F1F6FC"/>
-      </w:pPr>
-      <w:r>
-        <w:rPr>
-          <w:b w:val="0"/>
-        </w:rPr>
-        <w:t>A card of length 5 or 6 receives L under the first rule and S under the second. Its independently established label helps compare the rules.</w:t>
+      </w:pPr>
+      <w:r>
+        <w:rPr>
+          <w:b w:val="0"/>
+        </w:rPr>
+        <w:t>Imaginary map markers have distances 1, 3, 5 and 7 units, with supplied labels near, far, far and far. Compare candidates that predict far when distance is at least 2, 4 or 6 units.</w:t>
       </w:r>
     </w:p>
     <w:p>
       <w:pPr>
         <w:spacing w:line="336" w:lineRule="auto" w:after="180"/>
-        <w:shd w:fill="F1F6FC"/>
-      </w:pPr>
+      </w:pPr>
+      <w:r>
+        <w:rPr>
+          <w:b w:val="0"/>
+        </w:rPr>
+        <w:t xml:space="preserve">List every </w:t>
+      </w:r>
       <w:r>
         <w:rPr>
           <w:b/>
         </w:rPr>
-        <w:t>Training</w:t>
-      </w:r>
-      <w:r>
-        <w:rPr>
-          <w:b w:val="0"/>
-        </w:rPr>
-        <w:t xml:space="preserve"> fit alone does not determine a unique rule; one extra label still does not settle all future cases.</w:t>
+        <w:t>prediction</w:t>
+      </w:r>
+      <w:r>
+        <w:rPr>
+          <w:b w:val="0"/>
+        </w:rPr>
+        <w:t xml:space="preserve"> and error count, select the lowest-error candidate, then predict at distance 2 before any comparison label is supplied. Limit your conclusion.</w:t>
+      </w:r>
+    </w:p>
+    <w:p>
+      <w:pPr>
+        <w:spacing w:line="336" w:lineRule="auto" w:after="180"/>
+      </w:pPr>
+      <w:r>
+        <w:rPr>
+          <w:b w:val="0"/>
+        </w:rPr>
+        <w:t>Threshold 2 predicts near, far, far, far with 0 errors. Threshold 4 predicts near, near, far, far with 1 error at 3. Threshold 6 predicts near, near, near, far with 2 errors at 3 and 5. Select 2 and predict far at exactly 2.</w:t>
+      </w:r>
+    </w:p>
+    <w:p>
+      <w:pPr>
+        <w:spacing w:line="336" w:lineRule="auto" w:after="180"/>
+      </w:pPr>
+      <w:r>
+        <w:rPr>
+          <w:b w:val="0"/>
+        </w:rPr>
+        <w:t>This fits the four labels among these candidates; it does not establish the unknown label at 2 or all future distances.</w:t>
       </w:r>
     </w:p>
     <w:p>
@@ -4868,7 +5406,7 @@
         <w:pStyle w:val="Heading3"/>
       </w:pPr>
       <w:r>
-        <w:t>Explanations for the additional workbook examples</w:t>
+        <w:t>W5 Keep conflicting records visible</w:t>
       </w:r>
     </w:p>
     <w:p>
@@ -4876,7 +5414,7 @@
         <w:pStyle w:val="Heading3"/>
       </w:pPr>
       <w:r>
-        <w:t>W1 Count each candidate from zero</w:t>
+        <w:t>Assess independent transfer</w:t>
       </w:r>
     </w:p>
     <w:p>
@@ -4884,108 +5422,176 @@
         <w:pStyle w:val="Heading3"/>
       </w:pPr>
       <w:r>
-        <w:t>Workbook question · W1</w:t>
+        <w:t>Selected case answer</w:t>
+      </w:r>
+    </w:p>
+    <w:p>
+      <w:pPr>
+        <w:pStyle w:val="Heading3"/>
+      </w:pPr>
+      <w:r>
+        <w:t>Feedback that the learner uses</w:t>
+      </w:r>
+    </w:p>
+    <w:p>
+      <w:pPr>
+        <w:pStyle w:val="Heading1"/>
+      </w:pPr>
+      <w:r>
+        <w:t>06. Connect, adapt and return</w:t>
+      </w:r>
+    </w:p>
+    <w:p>
+      <w:r>
+        <w:t>Retain the project evidence and revisit the reasoning on a changed case.</w:t>
+      </w:r>
+    </w:p>
+    <w:p>
+      <w:pPr>
+        <w:pStyle w:val="Heading2"/>
+      </w:pPr>
+      <w:r>
+        <w:t>Project evidence to keep</w:t>
       </w:r>
     </w:p>
     <w:p>
       <w:pPr>
         <w:spacing w:line="336" w:lineRule="auto" w:after="180"/>
-        <w:shd w:fill="F5F1FB"/>
-      </w:pPr>
-      <w:r>
-        <w:rPr>
-          <w:b w:val="0"/>
-        </w:rPr>
-        <w:t>Heights 2, 4, 6 and 8 cm have labels short, short, tall and tall. Predict all four labels under threshold 3, then under threshold 7, using tall when height is at least the threshold.</w:t>
+      </w:pPr>
+      <w:r>
+        <w:rPr>
+          <w:b w:val="0"/>
+        </w:rPr>
+        <w:t>Create the first small labeled example set for the sorter and explain which visual differences it covers.</w:t>
       </w:r>
     </w:p>
     <w:p>
       <w:pPr>
         <w:spacing w:line="336" w:lineRule="auto" w:after="180"/>
-        <w:shd w:fill="F5F1FB"/>
-      </w:pPr>
-      <w:r>
-        <w:rPr>
-          <w:b w:val="0"/>
-        </w:rPr>
-        <w:t>List the disagreeing examples and separate totals.</w:t>
-      </w:r>
-    </w:p>
-    <w:p>
-      <w:pPr>
-        <w:pStyle w:val="Heading3"/>
-      </w:pPr>
-      <w:r>
-        <w:t>Teacher reasoning · W1</w:t>
+      </w:pPr>
+      <w:r>
+        <w:rPr>
+          <w:b w:val="0"/>
+        </w:rPr>
+        <w:t xml:space="preserve">Keep the decision, </w:t>
+      </w:r>
+      <w:r>
+        <w:rPr>
+          <w:b/>
+        </w:rPr>
+        <w:t>input</w:t>
+      </w:r>
+      <w:r>
+        <w:rPr>
+          <w:b w:val="0"/>
+        </w:rPr>
+        <w:t xml:space="preserve">, result, explanation and remaining limitation in the project </w:t>
+      </w:r>
+      <w:r>
+        <w:rPr>
+          <w:b/>
+        </w:rPr>
+        <w:t>evidence</w:t>
+      </w:r>
+      <w:r>
+        <w:rPr>
+          <w:b w:val="0"/>
+        </w:rPr>
+        <w:t xml:space="preserve"> record. Retrieve this record next week rather than restarting the project.</w:t>
       </w:r>
     </w:p>
     <w:p>
       <w:pPr>
         <w:spacing w:line="336" w:lineRule="auto" w:after="180"/>
-        <w:shd w:fill="F1F6FC"/>
-      </w:pPr>
-      <w:r>
-        <w:rPr>
-          <w:b w:val="0"/>
-        </w:rPr>
-        <w:t>Threshold 3 predicts short, tall, tall, tall, disagreeing only at 4 cm: count 1. Threshold 7 predicts short, short, short, tall, disagreeing only at 6 cm: count 1. Reset the tally for each candidate.</w:t>
-      </w:r>
-    </w:p>
-    <w:p>
-      <w:pPr>
-        <w:pStyle w:val="Heading3"/>
-      </w:pPr>
-      <w:r>
-        <w:t>W2 Explain a tied fit</w:t>
-      </w:r>
-    </w:p>
-    <w:p>
-      <w:pPr>
-        <w:pStyle w:val="Heading3"/>
-      </w:pPr>
-      <w:r>
-        <w:t>Workbook question · W2</w:t>
+      </w:pPr>
+      <w:r>
+        <w:rPr>
+          <w:b w:val="0"/>
+        </w:rPr>
+        <w:t xml:space="preserve">Save candidate definitions, </w:t>
+      </w:r>
+      <w:r>
+        <w:rPr>
+          <w:b/>
+        </w:rPr>
+        <w:t>training</w:t>
+      </w:r>
+      <w:r>
+        <w:rPr>
+          <w:b w:val="0"/>
+        </w:rPr>
+        <w:t xml:space="preserve"> errors and tie policy with any sorter model version.</w:t>
+      </w:r>
+    </w:p>
+    <w:p>
+      <w:pPr>
+        <w:pStyle w:val="Heading2"/>
+      </w:pPr>
+      <w:r>
+        <w:t>Support while preserving the reasoning goal</w:t>
       </w:r>
     </w:p>
     <w:p>
       <w:pPr>
         <w:spacing w:line="336" w:lineRule="auto" w:after="180"/>
-        <w:shd w:fill="F5F1FB"/>
-      </w:pPr>
-      <w:r>
-        <w:rPr>
-          <w:b w:val="0"/>
-        </w:rPr>
-        <w:t xml:space="preserve">Thresholds 5 and 6 both have zero disagreements on the W1 </w:t>
+      </w:pPr>
+      <w:r>
+        <w:rPr>
+          <w:b w:val="0"/>
+        </w:rPr>
+        <w:t xml:space="preserve">Use physical cards, spoken explanations and a three-stage drawing. Read aloud without giving the answer. Stretch: compare two </w:t>
       </w:r>
       <w:r>
         <w:rPr>
           <w:b/>
         </w:rPr>
-        <w:t>fitting set</w:t>
-      </w:r>
-      <w:r>
-        <w:rPr>
-          <w:b w:val="0"/>
-        </w:rPr>
-        <w:t xml:space="preserve">. The </w:t>
+        <w:t>mechanism</w:t>
+      </w:r>
+      <w:r>
+        <w:rPr>
+          <w:b w:val="0"/>
+        </w:rPr>
+        <w:t xml:space="preserve">s with the same visible </w:t>
       </w:r>
       <w:r>
         <w:rPr>
           <w:b/>
         </w:rPr>
-        <w:t>tie rule</w:t>
-      </w:r>
-      <w:r>
-        <w:rPr>
-          <w:b w:val="0"/>
-        </w:rPr>
-        <w:t xml:space="preserve"> chooses the smaller threshold. Which is selected? Give a whole-number height where the two candidates disagree and both </w:t>
+        <w:t>output</w:t>
+      </w:r>
+      <w:r>
+        <w:rPr>
+          <w:b w:val="0"/>
+        </w:rPr>
+        <w:t xml:space="preserve"> and explain what </w:t>
       </w:r>
       <w:r>
         <w:rPr>
           <w:b/>
         </w:rPr>
+        <w:t>evidence</w:t>
+      </w:r>
+      <w:r>
+        <w:rPr>
+          <w:b w:val="0"/>
+        </w:rPr>
+        <w:t xml:space="preserve"> distinguishes them.</w:t>
+      </w:r>
+    </w:p>
+    <w:p>
+      <w:pPr>
+        <w:spacing w:line="336" w:lineRule="auto" w:after="180"/>
+      </w:pPr>
+      <w:r>
+        <w:rPr>
+          <w:b w:val="0"/>
+        </w:rPr>
+        <w:t xml:space="preserve">Use counters for disagreements and a number line with a closed threshold dot. Let students read labels aloud after committing </w:t>
+      </w:r>
+      <w:r>
+        <w:rPr>
+          <w:b/>
+        </w:rPr>
         <w:t>prediction</w:t>
       </w:r>
       <w:r>
@@ -4998,57 +5604,58 @@
     <w:p>
       <w:pPr>
         <w:spacing w:line="336" w:lineRule="auto" w:after="180"/>
-        <w:shd w:fill="F5F1FB"/>
-      </w:pPr>
-      <w:r>
-        <w:rPr>
-          <w:b w:val="0"/>
-        </w:rPr>
-        <w:t xml:space="preserve">Explain what the </w:t>
+      </w:pPr>
+      <w:r>
+        <w:rPr>
+          <w:b w:val="0"/>
+        </w:rPr>
+        <w:t>Extension: identify all positive whole-number thresholds with zero disagreements on the original tower set and explain why the available labels do not select uniquely between them.</w:t>
+      </w:r>
+    </w:p>
+    <w:p>
+      <w:pPr>
+        <w:spacing w:line="336" w:lineRule="auto" w:after="180"/>
+      </w:pPr>
+      <w:r>
+        <w:rPr>
+          <w:b w:val="0"/>
+        </w:rPr>
+        <w:t xml:space="preserve">W4 is secure when the learner lists the three </w:t>
       </w:r>
       <w:r>
         <w:rPr>
           <w:b/>
         </w:rPr>
-        <w:t>tie rule</w:t>
-      </w:r>
-      <w:r>
-        <w:rPr>
-          <w:b w:val="0"/>
-        </w:rPr>
-        <w:t xml:space="preserve"> does not prove.</w:t>
-      </w:r>
-    </w:p>
-    <w:p>
-      <w:pPr>
-        <w:pStyle w:val="Heading3"/>
-      </w:pPr>
-      <w:r>
-        <w:t>Teacher reasoning · W2</w:t>
+        <w:t>prediction</w:t>
+      </w:r>
+      <w:r>
+        <w:rPr>
+          <w:b w:val="0"/>
+        </w:rPr>
+        <w:t xml:space="preserve"> sequences, obtains counts 0, 1, 2, selects 2, includes equality in the new </w:t>
+      </w:r>
+      <w:r>
+        <w:rPr>
+          <w:b/>
+        </w:rPr>
+        <w:t>prediction</w:t>
+      </w:r>
+      <w:r>
+        <w:rPr>
+          <w:b w:val="0"/>
+        </w:rPr>
+        <w:t xml:space="preserve"> and limits the claim.</w:t>
       </w:r>
     </w:p>
     <w:p>
       <w:pPr>
         <w:spacing w:line="336" w:lineRule="auto" w:after="180"/>
-        <w:shd w:fill="F1F6FC"/>
-      </w:pPr>
-      <w:r>
-        <w:rPr>
-          <w:b w:val="0"/>
-        </w:rPr>
-        <w:t>Select 5. At height 5 cm, threshold 5 predicts tall and threshold 6 predicts short.</w:t>
-      </w:r>
-    </w:p>
-    <w:p>
-      <w:pPr>
-        <w:spacing w:line="336" w:lineRule="auto" w:after="180"/>
-        <w:shd w:fill="F1F6FC"/>
-      </w:pPr>
-      <w:r>
-        <w:rPr>
-          <w:b w:val="0"/>
-        </w:rPr>
-        <w:t xml:space="preserve">Choosing the smaller threshold makes the procedure definite; it does not prove which </w:t>
+      </w:pPr>
+      <w:r>
+        <w:rPr>
+          <w:b w:val="0"/>
+        </w:rPr>
+        <w:t xml:space="preserve">After support, retry values 2, 4, 6, 8 labelled near, near, far, far with thresholds 4 and 6: counts 1 and 0, select 6. Ask about an unseen distance 5 to check that </w:t>
       </w:r>
       <w:r>
         <w:rPr>
@@ -5060,914 +5667,15 @@
         <w:rPr>
           <w:b w:val="0"/>
         </w:rPr>
-        <w:t xml:space="preserve"> matches a label not supplied by the </w:t>
-      </w:r>
-      <w:r>
-        <w:rPr>
-          <w:b/>
-        </w:rPr>
-        <w:t>fitting set</w:t>
-      </w:r>
-      <w:r>
-        <w:rPr>
-          <w:b w:val="0"/>
-        </w:rPr>
-        <w:t>.</w:t>
-      </w:r>
-    </w:p>
-    <w:p>
-      <w:pPr>
-        <w:pStyle w:val="Heading3"/>
-      </w:pPr>
-      <w:r>
-        <w:t>W3 Update with an added example</w:t>
-      </w:r>
-    </w:p>
-    <w:p>
-      <w:pPr>
-        <w:pStyle w:val="Heading3"/>
-      </w:pPr>
-      <w:r>
-        <w:t>Workbook question · W3</w:t>
-      </w:r>
-    </w:p>
-    <w:p>
-      <w:pPr>
-        <w:spacing w:line="336" w:lineRule="auto" w:after="180"/>
-        <w:shd w:fill="F5F1FB"/>
-      </w:pPr>
-      <w:r>
-        <w:rPr>
-          <w:b w:val="0"/>
-        </w:rPr>
-        <w:t xml:space="preserve">Add height 5 cm labelled short to the four </w:t>
-      </w:r>
-      <w:r>
-        <w:rPr>
-          <w:b/>
-        </w:rPr>
-        <w:t>fitting</w:t>
-      </w:r>
-      <w:r>
-        <w:rPr>
-          <w:b w:val="0"/>
-        </w:rPr>
-        <w:t xml:space="preserve"> examples. Recompute the disagreement totals for thresholds 3, 5, 6 and 7. Select the candidate with the fewest disagreements, keeping the smaller-threshold </w:t>
-      </w:r>
-      <w:r>
-        <w:rPr>
-          <w:b/>
-        </w:rPr>
-        <w:t>tie rule</w:t>
-      </w:r>
-      <w:r>
-        <w:rPr>
-          <w:b w:val="0"/>
-        </w:rPr>
-        <w:t>.</w:t>
-      </w:r>
-    </w:p>
-    <w:p>
-      <w:pPr>
-        <w:spacing w:line="336" w:lineRule="auto" w:after="180"/>
-        <w:shd w:fill="F5F1FB"/>
-      </w:pPr>
-      <w:r>
-        <w:rPr>
-          <w:b w:val="0"/>
-        </w:rPr>
-        <w:t xml:space="preserve">Explain why the new label is part of </w:t>
-      </w:r>
-      <w:r>
-        <w:rPr>
-          <w:b/>
-        </w:rPr>
-        <w:t>fitting</w:t>
-      </w:r>
-      <w:r>
-        <w:rPr>
-          <w:b w:val="0"/>
-        </w:rPr>
-        <w:t>.</w:t>
-      </w:r>
-    </w:p>
-    <w:p>
-      <w:pPr>
-        <w:pStyle w:val="Heading3"/>
-      </w:pPr>
-      <w:r>
-        <w:t>Teacher reasoning · W3</w:t>
-      </w:r>
-    </w:p>
-    <w:p>
-      <w:pPr>
-        <w:spacing w:line="336" w:lineRule="auto" w:after="180"/>
-        <w:shd w:fill="F1F6FC"/>
-      </w:pPr>
-      <w:r>
-        <w:rPr>
-          <w:b w:val="0"/>
-        </w:rPr>
-        <w:t xml:space="preserve">Totals are 2, 1, 0 and 1 respectively. Threshold 3 now disagrees at 4 and 5; threshold 5 at 5; threshold 6 nowhere; threshold 7 at 6. Select 6. The new label influenced selection, so it is </w:t>
-      </w:r>
-      <w:r>
-        <w:rPr>
-          <w:b/>
-        </w:rPr>
-        <w:t>fitting</w:t>
-      </w:r>
-      <w:r>
-        <w:rPr>
-          <w:b w:val="0"/>
-        </w:rPr>
-        <w:t xml:space="preserve"> </w:t>
-      </w:r>
-      <w:r>
-        <w:rPr>
-          <w:b/>
-        </w:rPr>
-        <w:t>evidence</w:t>
-      </w:r>
-      <w:r>
-        <w:rPr>
-          <w:b w:val="0"/>
-        </w:rPr>
-        <w:t>.</w:t>
-      </w:r>
-    </w:p>
-    <w:p>
-      <w:pPr>
-        <w:pStyle w:val="Heading3"/>
-      </w:pPr>
-      <w:r>
-        <w:t>W4 Fit a new distance task</w:t>
-      </w:r>
-    </w:p>
-    <w:p>
-      <w:pPr>
-        <w:pStyle w:val="Heading3"/>
-      </w:pPr>
-      <w:r>
-        <w:t>Workbook question · W4</w:t>
-      </w:r>
-    </w:p>
-    <w:p>
-      <w:pPr>
-        <w:spacing w:line="336" w:lineRule="auto" w:after="180"/>
-        <w:shd w:fill="F5F1FB"/>
-      </w:pPr>
-      <w:r>
-        <w:rPr>
-          <w:b w:val="0"/>
-        </w:rPr>
-        <w:t>Imaginary map markers have distances 1, 3, 5 and 7 units, with supplied labels near, far, far and far. Compare candidates that predict far when distance is at least 2, 4 or 6 units.</w:t>
-      </w:r>
-    </w:p>
-    <w:p>
-      <w:pPr>
-        <w:spacing w:line="336" w:lineRule="auto" w:after="180"/>
-        <w:shd w:fill="F5F1FB"/>
-      </w:pPr>
-      <w:r>
-        <w:rPr>
-          <w:b w:val="0"/>
-        </w:rPr>
-        <w:t xml:space="preserve">List every </w:t>
-      </w:r>
-      <w:r>
-        <w:rPr>
-          <w:b/>
-        </w:rPr>
-        <w:t>prediction</w:t>
-      </w:r>
-      <w:r>
-        <w:rPr>
-          <w:b w:val="0"/>
-        </w:rPr>
-        <w:t xml:space="preserve"> and error count, select the lowest-error candidate, then predict at distance 2 before any comparison label is supplied. Limit your conclusion.</w:t>
-      </w:r>
-    </w:p>
-    <w:p>
-      <w:pPr>
-        <w:pStyle w:val="Heading3"/>
-      </w:pPr>
-      <w:r>
-        <w:t>Teacher reasoning · W4</w:t>
-      </w:r>
-    </w:p>
-    <w:p>
-      <w:pPr>
-        <w:spacing w:line="336" w:lineRule="auto" w:after="180"/>
-        <w:shd w:fill="F1F6FC"/>
-      </w:pPr>
-      <w:r>
-        <w:rPr>
-          <w:b w:val="0"/>
-        </w:rPr>
-        <w:t>Threshold 2 predicts near, far, far, far with 0 errors. Threshold 4 predicts near, near, far, far with 1 error at 3. Threshold 6 predicts near, near, near, far with 2 errors at 3 and 5. Select 2 and predict far at exactly 2.</w:t>
-      </w:r>
-    </w:p>
-    <w:p>
-      <w:pPr>
-        <w:spacing w:line="336" w:lineRule="auto" w:after="180"/>
-        <w:shd w:fill="F1F6FC"/>
-      </w:pPr>
-      <w:r>
-        <w:rPr>
-          <w:b w:val="0"/>
-        </w:rPr>
-        <w:t>This fits the four labels among these candidates; it does not establish the unknown label at 2 or all future distances.</w:t>
-      </w:r>
-    </w:p>
-    <w:p>
-      <w:pPr>
-        <w:pStyle w:val="Heading3"/>
-      </w:pPr>
-      <w:r>
-        <w:t>W5 Keep conflicting records visible</w:t>
-      </w:r>
-    </w:p>
-    <w:p>
-      <w:pPr>
-        <w:pStyle w:val="Heading3"/>
-      </w:pPr>
-      <w:r>
-        <w:t>Workbook question · W5</w:t>
-      </w:r>
-    </w:p>
-    <w:p>
-      <w:pPr>
-        <w:spacing w:line="336" w:lineRule="auto" w:after="180"/>
-        <w:shd w:fill="F5F1FB"/>
-      </w:pPr>
-      <w:r>
-        <w:rPr>
-          <w:b w:val="0"/>
-        </w:rPr>
-        <w:t xml:space="preserve">Two </w:t>
-      </w:r>
-      <w:r>
-        <w:rPr>
-          <w:b/>
-        </w:rPr>
-        <w:t>fitting</w:t>
-      </w:r>
-      <w:r>
-        <w:rPr>
-          <w:b w:val="0"/>
-        </w:rPr>
-        <w:t xml:space="preserve"> records both have height 6 cm. One is labelled short and the other tall. A learner says a clever height-only rule can agree with both on every run.</w:t>
-      </w:r>
-    </w:p>
-    <w:p>
-      <w:pPr>
-        <w:spacing w:line="336" w:lineRule="auto" w:after="180"/>
-        <w:shd w:fill="F5F1FB"/>
-      </w:pPr>
-      <w:r>
-        <w:rPr>
-          <w:b w:val="0"/>
-        </w:rPr>
-        <w:t>Explain the problem for a deterministic rule and name two checks to make before changing either record.</w:t>
-      </w:r>
-    </w:p>
-    <w:p>
-      <w:pPr>
-        <w:pStyle w:val="Heading3"/>
-      </w:pPr>
-      <w:r>
-        <w:t>Teacher reasoning · W5</w:t>
-      </w:r>
-    </w:p>
-    <w:p>
-      <w:pPr>
-        <w:spacing w:line="336" w:lineRule="auto" w:after="180"/>
-        <w:shd w:fill="F1F6FC"/>
-      </w:pPr>
-      <w:r>
-        <w:rPr>
-          <w:b w:val="0"/>
-        </w:rPr>
-        <w:t xml:space="preserve">The same </w:t>
-      </w:r>
-      <w:r>
-        <w:rPr>
-          <w:b/>
-        </w:rPr>
-        <w:t>input</w:t>
-      </w:r>
-      <w:r>
-        <w:rPr>
-          <w:b w:val="0"/>
-        </w:rPr>
-        <w:t xml:space="preserve"> must receive the same </w:t>
-      </w:r>
-      <w:r>
-        <w:rPr>
-          <w:b/>
-        </w:rPr>
-        <w:t>prediction</w:t>
-      </w:r>
-      <w:r>
-        <w:rPr>
-          <w:b w:val="0"/>
-        </w:rPr>
-        <w:t xml:space="preserve"> from this deterministic height-only rule, so at least one of the two labels disagrees.</w:t>
-      </w:r>
-    </w:p>
-    <w:p>
-      <w:pPr>
-        <w:spacing w:line="336" w:lineRule="auto" w:after="180"/>
-        <w:shd w:fill="F1F6FC"/>
-      </w:pPr>
-      <w:r>
-        <w:rPr>
-          <w:b w:val="0"/>
-        </w:rPr>
-        <w:t>Check the original measurements and units, and check whether both labels used the same task policy; also investigate an omitted relevant feature. Do not edit a label merely to improve the score.</w:t>
-      </w:r>
-    </w:p>
-    <w:p>
-      <w:pPr>
-        <w:pStyle w:val="Heading3"/>
-      </w:pPr>
-      <w:r>
-        <w:t>Assess independent transfer</w:t>
-      </w:r>
-    </w:p>
-    <w:p>
-      <w:pPr>
-        <w:pStyle w:val="Heading3"/>
-      </w:pPr>
-      <w:r>
-        <w:t>Independent question · withhold the key</w:t>
-      </w:r>
-    </w:p>
-    <w:p>
-      <w:pPr>
-        <w:spacing w:line="336" w:lineRule="auto" w:after="180"/>
-        <w:shd w:fill="F5F1FB"/>
-      </w:pPr>
-      <w:r>
-        <w:rPr>
-          <w:b w:val="0"/>
-        </w:rPr>
-        <w:t>Selected case: Imaginary map markers have distances 1, 3, 5 and 7 units, with supplied labels near, far, far and far. Compare candidates that predict far when distance is at least 2, 4 or 6 units.</w:t>
-      </w:r>
-    </w:p>
-    <w:p>
-      <w:pPr>
-        <w:spacing w:line="336" w:lineRule="auto" w:after="180"/>
-        <w:shd w:fill="F5F1FB"/>
-      </w:pPr>
-      <w:r>
-        <w:rPr>
-          <w:b w:val="0"/>
-        </w:rPr>
-        <w:t xml:space="preserve">List every </w:t>
-      </w:r>
-      <w:r>
-        <w:rPr>
-          <w:b/>
-        </w:rPr>
-        <w:t>prediction</w:t>
-      </w:r>
-      <w:r>
-        <w:rPr>
-          <w:b w:val="0"/>
-        </w:rPr>
-        <w:t xml:space="preserve"> and error count, select the lowest-error candidate, then predict at distance 2 before any comparison label is supplied. Limit your conclusion.</w:t>
-      </w:r>
-    </w:p>
-    <w:p>
-      <w:pPr>
-        <w:pStyle w:val="Heading3"/>
-      </w:pPr>
-      <w:r>
-        <w:t>Selected case answer</w:t>
-      </w:r>
-    </w:p>
-    <w:p>
-      <w:pPr>
-        <w:pStyle w:val="Heading3"/>
-      </w:pPr>
-      <w:r>
-        <w:t>Teacher key · Selected case answer</w:t>
-      </w:r>
-    </w:p>
-    <w:p>
-      <w:pPr>
-        <w:spacing w:line="336" w:lineRule="auto" w:after="180"/>
-        <w:shd w:fill="F1F6FC"/>
-      </w:pPr>
-      <w:r>
-        <w:rPr>
-          <w:b w:val="0"/>
-        </w:rPr>
-        <w:t>Threshold 2 predicts near, far, far, far with 0 errors. Threshold 4 predicts near, near, far, far with 1 error at 3. Threshold 6 predicts near, near, near, far with 2 errors at 3 and 5. Select 2 and predict far at exactly 2.</w:t>
-      </w:r>
-    </w:p>
-    <w:p>
-      <w:pPr>
-        <w:spacing w:line="336" w:lineRule="auto" w:after="180"/>
-        <w:shd w:fill="F1F6FC"/>
-      </w:pPr>
-      <w:r>
-        <w:rPr>
-          <w:b w:val="0"/>
-        </w:rPr>
-        <w:t>This fits the four labels among these candidates; it does not establish the unknown label at 2 or all future distances.</w:t>
-      </w:r>
-    </w:p>
-    <w:tbl>
-      <w:tblPr>
-        <w:tblStyle w:val="LightShading-Accent1"/>
-        <w:tblW w:type="auto" w:w="0"/>
-        <w:tblLook w:firstColumn="1" w:firstRow="1" w:lastColumn="0" w:lastRow="0" w:noHBand="0" w:noVBand="1" w:val="04A0"/>
-      </w:tblPr>
-      <w:tblGrid>
-        <w:gridCol w:w="5112"/>
-        <w:gridCol w:w="5112"/>
-      </w:tblGrid>
-      <w:tr>
-        <w:trPr>
-          <w:tblHeader/>
-        </w:trPr>
-        <w:tc>
-          <w:tcPr>
-            <w:tcW w:type="dxa" w:w="5112"/>
-          </w:tcPr>
-          <w:p>
-            <w:r>
-              <w:t>Dimension</w:t>
-            </w:r>
-          </w:p>
-        </w:tc>
-        <w:tc>
-          <w:tcPr>
-            <w:tcW w:type="dxa" w:w="5112"/>
-          </w:tcPr>
-          <w:p>
-            <w:r>
-              <w:t>Evidence required</w:t>
-            </w:r>
-          </w:p>
-        </w:tc>
-      </w:tr>
-      <w:tr>
-        <w:tc>
-          <w:tcPr>
-            <w:tcW w:type="dxa" w:w="5112"/>
-          </w:tcPr>
-          <w:p>
-            <w:r>
-              <w:t>Explanation</w:t>
-            </w:r>
-          </w:p>
-        </w:tc>
-        <w:tc>
-          <w:tcPr>
-            <w:tcW w:type="dxa" w:w="5112"/>
-          </w:tcPr>
-          <w:p>
-            <w:r>
-              <w:t>Names the applicable idea or procedure and ties it to the supplied facts.</w:t>
-            </w:r>
-          </w:p>
-        </w:tc>
-      </w:tr>
-      <w:tr>
-        <w:tc>
-          <w:tcPr>
-            <w:tcW w:type="dxa" w:w="5112"/>
-          </w:tcPr>
-          <w:p>
-            <w:r>
-              <w:t>Trace and result</w:t>
-            </w:r>
-          </w:p>
-        </w:tc>
-        <w:tc>
-          <w:tcPr>
-            <w:tcW w:type="dxa" w:w="5112"/>
-          </w:tcPr>
-          <w:p>
-            <w:r>
-              <w:t>Preserves the given inputs and shows the relevant intermediate steps; distinguishes a prediction from an observed execution.</w:t>
-            </w:r>
-          </w:p>
-        </w:tc>
-      </w:tr>
-      <w:tr>
-        <w:tc>
-          <w:tcPr>
-            <w:tcW w:type="dxa" w:w="5112"/>
-          </w:tcPr>
-          <w:p>
-            <w:r>
-              <w:t>Limits</w:t>
-            </w:r>
-          </w:p>
-        </w:tc>
-        <w:tc>
-          <w:tcPr>
-            <w:tcW w:type="dxa" w:w="5112"/>
-          </w:tcPr>
-          <w:p>
-            <w:r>
-              <w:t>States the assumptions, missing evidence or conditions under which the result would change.</w:t>
-            </w:r>
-          </w:p>
-        </w:tc>
-      </w:tr>
-    </w:tbl>
-    <w:p>
-      <w:pPr>
-        <w:pStyle w:val="Heading3"/>
-      </w:pPr>
-      <w:r>
-        <w:t>Teacher key · Selected case answer</w:t>
-      </w:r>
-    </w:p>
-    <w:p>
-      <w:pPr>
-        <w:spacing w:line="336" w:lineRule="auto" w:after="180"/>
-        <w:shd w:fill="F1F6FC"/>
-      </w:pPr>
-      <w:r>
-        <w:rPr>
-          <w:b w:val="0"/>
-        </w:rPr>
-        <w:t>Record each dimension as not yet, with support, or independent. Accept a valid alternative procedure with a defensible trace.</w:t>
-      </w:r>
-    </w:p>
-    <w:p>
-      <w:pPr>
-        <w:spacing w:line="336" w:lineRule="auto" w:after="180"/>
-        <w:shd w:fill="F1F6FC"/>
-      </w:pPr>
-      <w:r>
-        <w:rPr>
-          <w:b w:val="0"/>
-        </w:rPr>
-        <w:t xml:space="preserve">Do not penalise an honestly recorded model failure if the learner correctly explains its </w:t>
-      </w:r>
-      <w:r>
-        <w:rPr>
-          <w:b/>
-        </w:rPr>
-        <w:t>evidence</w:t>
-      </w:r>
-      <w:r>
-        <w:rPr>
-          <w:b w:val="0"/>
-        </w:rPr>
-        <w:t xml:space="preserve"> and limits.</w:t>
-      </w:r>
-    </w:p>
-    <w:p>
-      <w:pPr>
-        <w:pStyle w:val="Heading3"/>
-      </w:pPr>
-      <w:r>
-        <w:t>Feedback that the learner uses</w:t>
-      </w:r>
-    </w:p>
-    <w:p>
-      <w:pPr>
-        <w:spacing w:line="336" w:lineRule="auto" w:after="180"/>
-      </w:pPr>
-      <w:r>
-        <w:rPr>
-          <w:b w:val="0"/>
-        </w:rPr>
-        <w:t>Name the earliest unsupported step and give one action to repair it. Have the learner make that repair now and explain why. Then assess the relevant skill on a fresh, fully specified case.</w:t>
-      </w:r>
-    </w:p>
-    <w:p>
-      <w:pPr>
-        <w:spacing w:line="336" w:lineRule="auto" w:after="180"/>
-      </w:pPr>
-      <w:r>
-        <w:rPr>
-          <w:b w:val="0"/>
-        </w:rPr>
-        <w:t>Confirm it was not previously practised with feedback; solve and check the new case before assigning it. A follow-up design prompt is a starting brief, not automatically an equivalent test.</w:t>
-      </w:r>
-    </w:p>
-    <w:p>
-      <w:pPr>
-        <w:pStyle w:val="Heading1"/>
-      </w:pPr>
-      <w:r>
-        <w:t>06. Connect and extend learning</w:t>
-      </w:r>
-    </w:p>
-    <w:p>
-      <w:r>
-        <w:t>Connect Learning from Examples to Helpful Classroom Sorter, adapt support and plan a later changed-case check.</w:t>
-      </w:r>
-    </w:p>
-    <w:p>
-      <w:pPr>
-        <w:pStyle w:val="Heading3"/>
-      </w:pPr>
-      <w:r>
-        <w:t>Helpful Classroom Sorter</w:t>
-      </w:r>
-    </w:p>
-    <w:p>
-      <w:pPr>
-        <w:spacing w:line="336" w:lineRule="auto" w:after="180"/>
-      </w:pPr>
-      <w:r>
-        <w:rPr>
-          <w:b w:val="0"/>
-        </w:rPr>
-        <w:t>Create the first small labeled example set for the sorter and explain which visual differences it covers.</w:t>
-      </w:r>
-    </w:p>
-    <w:p>
-      <w:pPr>
-        <w:spacing w:line="336" w:lineRule="auto" w:after="180"/>
-      </w:pPr>
-      <w:r>
-        <w:rPr>
-          <w:b w:val="0"/>
-        </w:rPr>
-        <w:t xml:space="preserve">Keep the decision, </w:t>
-      </w:r>
-      <w:r>
-        <w:rPr>
-          <w:b/>
-        </w:rPr>
-        <w:t>input</w:t>
-      </w:r>
-      <w:r>
-        <w:rPr>
-          <w:b w:val="0"/>
-        </w:rPr>
-        <w:t xml:space="preserve">, result, explanation and remaining limitation in the project </w:t>
-      </w:r>
-      <w:r>
-        <w:rPr>
-          <w:b/>
-        </w:rPr>
-        <w:t>evidence</w:t>
-      </w:r>
-      <w:r>
-        <w:rPr>
-          <w:b w:val="0"/>
-        </w:rPr>
-        <w:t xml:space="preserve"> record. Retrieve this record next week rather than restarting the project.</w:t>
-      </w:r>
-    </w:p>
-    <w:p>
-      <w:pPr>
-        <w:pStyle w:val="Heading3"/>
-      </w:pPr>
-      <w:r>
-        <w:t>Support and stretch</w:t>
-      </w:r>
-    </w:p>
-    <w:p>
-      <w:pPr>
-        <w:spacing w:line="336" w:lineRule="auto" w:after="180"/>
-      </w:pPr>
-      <w:r>
-        <w:rPr>
-          <w:b w:val="0"/>
-        </w:rPr>
-        <w:t xml:space="preserve">Use physical cards, spoken explanations and a three-stage drawing. Read aloud without giving the answer. Stretch: compare two </w:t>
-      </w:r>
-      <w:r>
-        <w:rPr>
-          <w:b/>
-        </w:rPr>
-        <w:t>mechanism</w:t>
-      </w:r>
-      <w:r>
-        <w:rPr>
-          <w:b w:val="0"/>
-        </w:rPr>
-        <w:t xml:space="preserve">s with the same visible </w:t>
-      </w:r>
-      <w:r>
-        <w:rPr>
-          <w:b/>
-        </w:rPr>
-        <w:t>output</w:t>
-      </w:r>
-      <w:r>
-        <w:rPr>
-          <w:b w:val="0"/>
-        </w:rPr>
-        <w:t xml:space="preserve"> and explain what </w:t>
-      </w:r>
-      <w:r>
-        <w:rPr>
-          <w:b/>
-        </w:rPr>
-        <w:t>evidence</w:t>
-      </w:r>
-      <w:r>
-        <w:rPr>
-          <w:b w:val="0"/>
-        </w:rPr>
-        <w:t xml:space="preserve"> distinguishes them.</w:t>
-      </w:r>
-    </w:p>
-    <w:p>
-      <w:pPr>
-        <w:pStyle w:val="Heading3"/>
-      </w:pPr>
-      <w:r>
-        <w:t>Exit reflection</w:t>
-      </w:r>
-    </w:p>
-    <w:p>
-      <w:pPr>
-        <w:spacing w:line="336" w:lineRule="auto" w:after="180"/>
-      </w:pPr>
-      <w:r>
-        <w:rPr>
-          <w:b w:val="0"/>
-        </w:rPr>
-        <w:t xml:space="preserve">Ask for one decision the learner can now justify and one situation requiring more </w:t>
-      </w:r>
-      <w:r>
-        <w:rPr>
-          <w:b/>
-        </w:rPr>
-        <w:t>evidence</w:t>
-      </w:r>
-      <w:r>
-        <w:rPr>
-          <w:b w:val="0"/>
-        </w:rPr>
-        <w:t xml:space="preserve"> or human review. Confidence ratings are separate from correct independent performance.</w:t>
-      </w:r>
-    </w:p>
-    <w:p>
-      <w:pPr>
-        <w:pStyle w:val="Heading3"/>
-      </w:pPr>
-      <w:r>
-        <w:t>Bridge to the next week</w:t>
-      </w:r>
-    </w:p>
-    <w:p>
-      <w:pPr>
-        <w:spacing w:line="336" w:lineRule="auto" w:after="180"/>
-      </w:pPr>
-      <w:r>
-        <w:rPr>
-          <w:b w:val="0"/>
-        </w:rPr>
-        <w:t xml:space="preserve">Next: Week 14: Build a Human Classifier. Retrieve today’s </w:t>
-      </w:r>
-      <w:r>
-        <w:rPr>
-          <w:b/>
-        </w:rPr>
-        <w:t>evidence</w:t>
-      </w:r>
-      <w:r>
-        <w:rPr>
-          <w:b w:val="0"/>
-        </w:rPr>
-        <w:t xml:space="preserve"> and identify what carries forward and what is new.</w:t>
-      </w:r>
-    </w:p>
-    <w:p>
-      <w:pPr>
-        <w:pStyle w:val="Heading3"/>
-      </w:pPr>
-      <w:r>
-        <w:t>Support and fresh reassessment</w:t>
-      </w:r>
-    </w:p>
-    <w:p>
-      <w:pPr>
-        <w:spacing w:line="336" w:lineRule="auto" w:after="180"/>
-      </w:pPr>
-      <w:r>
-        <w:rPr>
-          <w:b w:val="0"/>
-        </w:rPr>
-        <w:t xml:space="preserve">Use counters for disagreements and a number line with a closed threshold dot. Let students read labels aloud after committing </w:t>
-      </w:r>
-      <w:r>
-        <w:rPr>
-          <w:b/>
-        </w:rPr>
-        <w:t>prediction</w:t>
-      </w:r>
-      <w:r>
-        <w:rPr>
-          <w:b w:val="0"/>
-        </w:rPr>
-        <w:t>s.</w:t>
-      </w:r>
-    </w:p>
-    <w:p>
-      <w:pPr>
-        <w:spacing w:line="336" w:lineRule="auto" w:after="180"/>
-      </w:pPr>
-      <w:r>
-        <w:rPr>
-          <w:b w:val="0"/>
-        </w:rPr>
-        <w:t>Extension: identify all positive whole-number thresholds with zero disagreements on the original tower set and explain why the available labels do not select uniquely between them.</w:t>
-      </w:r>
-    </w:p>
-    <w:p>
-      <w:pPr>
-        <w:spacing w:line="336" w:lineRule="auto" w:after="180"/>
-      </w:pPr>
-      <w:r>
-        <w:rPr>
-          <w:b w:val="0"/>
-        </w:rPr>
-        <w:t xml:space="preserve">W4 is secure when the learner lists the three </w:t>
-      </w:r>
-      <w:r>
-        <w:rPr>
-          <w:b/>
-        </w:rPr>
-        <w:t>prediction</w:t>
-      </w:r>
-      <w:r>
-        <w:rPr>
-          <w:b w:val="0"/>
-        </w:rPr>
-        <w:t xml:space="preserve"> sequences, obtains counts 0, 1, 2, selects 2, includes equality in the new </w:t>
-      </w:r>
-      <w:r>
-        <w:rPr>
-          <w:b/>
-        </w:rPr>
-        <w:t>prediction</w:t>
-      </w:r>
-      <w:r>
-        <w:rPr>
-          <w:b w:val="0"/>
-        </w:rPr>
-        <w:t xml:space="preserve"> and limits the claim.</w:t>
-      </w:r>
-    </w:p>
-    <w:p>
-      <w:pPr>
-        <w:spacing w:line="336" w:lineRule="auto" w:after="180"/>
-      </w:pPr>
-      <w:r>
-        <w:rPr>
-          <w:b w:val="0"/>
-        </w:rPr>
-        <w:t xml:space="preserve">After support, retry values 2, 4, 6, 8 labelled near, near, far, far with thresholds 4 and 6: counts 1 and 0, select 6. Ask about an unseen distance 5 to check that </w:t>
-      </w:r>
-      <w:r>
-        <w:rPr>
-          <w:b/>
-        </w:rPr>
-        <w:t>prediction</w:t>
-      </w:r>
-      <w:r>
-        <w:rPr>
-          <w:b w:val="0"/>
-        </w:rPr>
         <w:t xml:space="preserve"> is not confused with verified correctness.</w:t>
       </w:r>
     </w:p>
     <w:p>
       <w:pPr>
-        <w:spacing w:line="336" w:lineRule="auto" w:after="180"/>
-      </w:pPr>
-      <w:r>
-        <w:rPr>
-          <w:b w:val="0"/>
-        </w:rPr>
-        <w:t xml:space="preserve">Week 14 constructs a classifier as a complete procedure with defined </w:t>
-      </w:r>
-      <w:r>
-        <w:rPr>
-          <w:b/>
-        </w:rPr>
-        <w:t>input</w:t>
-      </w:r>
-      <w:r>
-        <w:rPr>
-          <w:b w:val="0"/>
-        </w:rPr>
-        <w:t>s, a selected model and explicit handling of invalid or missing records.</w:t>
-      </w:r>
-    </w:p>
-    <w:p>
-      <w:pPr>
-        <w:pStyle w:val="Heading3"/>
-      </w:pPr>
-      <w:r>
-        <w:t>Plan the delayed return</w:t>
+        <w:pStyle w:val="Heading2"/>
+      </w:pPr>
+      <w:r>
+        <w:t>Plan the delayed check</w:t>
       </w:r>
     </w:p>
     <w:p>
@@ -6184,60 +5892,188 @@
     </w:p>
     <w:p>
       <w:pPr>
+        <w:pStyle w:val="Heading2"/>
+      </w:pPr>
+      <w:r>
+        <w:t>Bridge to next week</w:t>
+      </w:r>
+    </w:p>
+    <w:p>
+      <w:pPr>
+        <w:spacing w:line="336" w:lineRule="auto" w:after="180"/>
+      </w:pPr>
+      <w:r>
+        <w:rPr>
+          <w:b w:val="0"/>
+        </w:rPr>
+        <w:t xml:space="preserve">Ask for one decision the learner can now justify and one situation requiring more </w:t>
+      </w:r>
+      <w:r>
+        <w:rPr>
+          <w:b/>
+        </w:rPr>
+        <w:t>evidence</w:t>
+      </w:r>
+      <w:r>
+        <w:rPr>
+          <w:b w:val="0"/>
+        </w:rPr>
+        <w:t xml:space="preserve"> or human review. Confidence ratings are separate from correct independent performance.</w:t>
+      </w:r>
+    </w:p>
+    <w:p>
+      <w:pPr>
+        <w:spacing w:line="336" w:lineRule="auto" w:after="180"/>
+      </w:pPr>
+      <w:r>
+        <w:rPr>
+          <w:b w:val="0"/>
+        </w:rPr>
+        <w:t xml:space="preserve">Next: Week 14: Build a Human Classifier. Retrieve today’s </w:t>
+      </w:r>
+      <w:r>
+        <w:rPr>
+          <w:b/>
+        </w:rPr>
+        <w:t>evidence</w:t>
+      </w:r>
+      <w:r>
+        <w:rPr>
+          <w:b w:val="0"/>
+        </w:rPr>
+        <w:t xml:space="preserve"> and identify what carries forward and what is new.</w:t>
+      </w:r>
+    </w:p>
+    <w:p>
+      <w:pPr>
+        <w:spacing w:line="336" w:lineRule="auto" w:after="180"/>
+      </w:pPr>
+      <w:r>
+        <w:rPr>
+          <w:b w:val="0"/>
+        </w:rPr>
+        <w:t xml:space="preserve">Week 14 constructs a classifier as a complete procedure with defined </w:t>
+      </w:r>
+      <w:r>
+        <w:rPr>
+          <w:b/>
+        </w:rPr>
+        <w:t>input</w:t>
+      </w:r>
+      <w:r>
+        <w:rPr>
+          <w:b w:val="0"/>
+        </w:rPr>
+        <w:t>s, a selected model and explicit handling of invalid or missing records.</w:t>
+      </w:r>
+    </w:p>
+    <w:p>
+      <w:pPr>
+        <w:pStyle w:val="Heading2"/>
+      </w:pPr>
+      <w:r>
+        <w:t>Earlier wording, alternatives and picture transcripts · reference / check after trying</w:t>
+      </w:r>
+    </w:p>
+    <w:p>
+      <w:pPr>
+        <w:spacing w:line="336" w:lineRule="auto" w:after="180"/>
+      </w:pPr>
+      <w:r>
+        <w:rPr>
+          <w:b w:val="0"/>
+        </w:rPr>
+        <w:t>Connect and extend learning</w:t>
+      </w:r>
+    </w:p>
+    <w:p>
+      <w:pPr>
         <w:pStyle w:val="Heading3"/>
       </w:pPr>
       <w:r>
+        <w:t>Helpful Classroom Sorter</w:t>
+      </w:r>
+    </w:p>
+    <w:p>
+      <w:pPr>
+        <w:pStyle w:val="Heading3"/>
+      </w:pPr>
+      <w:r>
+        <w:t>Support and stretch</w:t>
+      </w:r>
+    </w:p>
+    <w:p>
+      <w:pPr>
+        <w:pStyle w:val="Heading3"/>
+      </w:pPr>
+      <w:r>
+        <w:t>Exit reflection</w:t>
+      </w:r>
+    </w:p>
+    <w:p>
+      <w:pPr>
+        <w:pStyle w:val="Heading3"/>
+      </w:pPr>
+      <w:r>
+        <w:t>Bridge to the next week</w:t>
+      </w:r>
+    </w:p>
+    <w:p>
+      <w:pPr>
+        <w:pStyle w:val="Heading3"/>
+      </w:pPr>
+      <w:r>
+        <w:t>Support and fresh reassessment</w:t>
+      </w:r>
+    </w:p>
+    <w:p>
+      <w:pPr>
+        <w:pStyle w:val="Heading3"/>
+      </w:pPr>
+      <w:r>
+        <w:t>Plan the delayed return</w:t>
+      </w:r>
+    </w:p>
+    <w:p>
+      <w:pPr>
+        <w:pStyle w:val="Heading3"/>
+      </w:pPr>
+      <w:r>
         <w:t>Project evidence from this case</w:t>
       </w:r>
     </w:p>
     <w:p>
       <w:pPr>
+        <w:pStyle w:val="Heading1"/>
+      </w:pPr>
+      <w:r>
+        <w:t>Reference bank and extra practice</w:t>
+      </w:r>
+    </w:p>
+    <w:p>
+      <w:pPr>
+        <w:pStyle w:val="Heading1"/>
+      </w:pPr>
+      <w:r>
+        <w:t>07. Reference: alternative planning checklist</w:t>
+      </w:r>
+    </w:p>
+    <w:p>
+      <w:r>
+        <w:t>Use as a reminder alongside the main route rather than teaching the cycle twice.</w:t>
+      </w:r>
+    </w:p>
+    <w:p>
+      <w:pPr>
+        <w:pStyle w:val="Heading2"/>
+      </w:pPr>
+      <w:r>
+        <w:t>Preparation and schedule</w:t>
+      </w:r>
+    </w:p>
+    <w:p>
+      <w:pPr>
         <w:spacing w:line="336" w:lineRule="auto" w:after="180"/>
-      </w:pPr>
-      <w:r>
-        <w:rPr>
-          <w:b w:val="0"/>
-        </w:rPr>
-        <w:t xml:space="preserve">Save candidate definitions, </w:t>
-      </w:r>
-      <w:r>
-        <w:rPr>
-          <w:b/>
-        </w:rPr>
-        <w:t>training</w:t>
-      </w:r>
-      <w:r>
-        <w:rPr>
-          <w:b w:val="0"/>
-        </w:rPr>
-        <w:t xml:space="preserve"> errors and tie policy with any sorter model version.</w:t>
-      </w:r>
-    </w:p>
-    <w:p>
-      <w:pPr>
-        <w:pStyle w:val="Heading1"/>
-      </w:pPr>
-      <w:r>
-        <w:t>07. Prepare, teach and assess</w:t>
-      </w:r>
-    </w:p>
-    <w:p>
-      <w:r>
-        <w:t>Use this preparation summary alongside the detailed Learning from Examples lesson; it is a checklist rather than a replacement for the full sequence.</w:t>
-      </w:r>
-    </w:p>
-    <w:p>
-      <w:pPr>
-        <w:pStyle w:val="Heading3"/>
-      </w:pPr>
-      <w:r>
-        <w:t>Teaching target</w:t>
-      </w:r>
-    </w:p>
-    <w:p>
-      <w:pPr>
-        <w:spacing w:line="336" w:lineRule="auto" w:after="180"/>
-        <w:shd w:fill="EDF7F3"/>
       </w:pPr>
       <w:r>
         <w:rPr>
@@ -6426,6 +6262,14 @@
     </w:tbl>
     <w:p>
       <w:pPr>
+        <w:pStyle w:val="Heading2"/>
+      </w:pPr>
+      <w:r>
+        <w:t>Practice and assessment reminders</w:t>
+      </w:r>
+    </w:p>
+    <w:p>
+      <w:pPr>
         <w:spacing w:line="336" w:lineRule="auto" w:after="180"/>
       </w:pPr>
       <w:r>
@@ -6496,16 +6340,7 @@
     </w:p>
     <w:p>
       <w:pPr>
-        <w:pStyle w:val="Heading3"/>
-      </w:pPr>
-      <w:r>
-        <w:t>Supported practice answer</w:t>
-      </w:r>
-    </w:p>
-    <w:p>
-      <w:pPr>
         <w:spacing w:line="336" w:lineRule="auto" w:after="180"/>
-        <w:shd w:fill="F1F6FC"/>
       </w:pPr>
       <w:r>
         <w:rPr>
@@ -6517,7 +6352,6 @@
     <w:p>
       <w:pPr>
         <w:spacing w:line="336" w:lineRule="auto" w:after="180"/>
-        <w:shd w:fill="F1F6FC"/>
       </w:pPr>
       <w:r>
         <w:rPr>
@@ -6598,16 +6432,7 @@
     </w:p>
     <w:p>
       <w:pPr>
-        <w:pStyle w:val="Heading3"/>
-      </w:pPr>
-      <w:r>
-        <w:t>Repair the misconception</w:t>
-      </w:r>
-    </w:p>
-    <w:p>
-      <w:pPr>
         <w:spacing w:line="336" w:lineRule="auto" w:after="180"/>
-        <w:shd w:fill="FFF5E6"/>
       </w:pPr>
       <w:r>
         <w:rPr>
@@ -6618,16 +6443,7 @@
     </w:p>
     <w:p>
       <w:pPr>
-        <w:pStyle w:val="Heading3"/>
-      </w:pPr>
-      <w:r>
-        <w:t>Support without giving away the answer</w:t>
-      </w:r>
-    </w:p>
-    <w:p>
-      <w:pPr>
         <w:spacing w:line="336" w:lineRule="auto" w:after="180"/>
-        <w:shd w:fill="F1F6F8"/>
       </w:pPr>
       <w:r>
         <w:rPr>
@@ -6650,16 +6466,7 @@
     </w:p>
     <w:p>
       <w:pPr>
-        <w:pStyle w:val="Heading3"/>
-      </w:pPr>
-      <w:r>
-        <w:t>Extend the reasoning</w:t>
-      </w:r>
-    </w:p>
-    <w:p>
-      <w:pPr>
         <w:spacing w:line="336" w:lineRule="auto" w:after="180"/>
-        <w:shd w:fill="F5F1FB"/>
       </w:pPr>
       <w:r>
         <w:rPr>
@@ -6683,7 +6490,6 @@
     <w:p>
       <w:pPr>
         <w:spacing w:line="336" w:lineRule="auto" w:after="180"/>
-        <w:shd w:fill="F5F1FB"/>
       </w:pPr>
       <w:r>
         <w:rPr>
@@ -6706,16 +6512,7 @@
     </w:p>
     <w:p>
       <w:pPr>
-        <w:pStyle w:val="Heading3"/>
-      </w:pPr>
-      <w:r>
-        <w:t>Protect the independent attempt</w:t>
-      </w:r>
-    </w:p>
-    <w:p>
-      <w:pPr>
         <w:spacing w:line="336" w:lineRule="auto" w:after="180"/>
-        <w:shd w:fill="FFF5E6"/>
       </w:pPr>
       <w:r>
         <w:rPr>
@@ -6910,16 +6707,7 @@
     </w:tbl>
     <w:p>
       <w:pPr>
-        <w:pStyle w:val="Heading3"/>
-      </w:pPr>
-      <w:r>
-        <w:t>Project checkpoint</w:t>
-      </w:r>
-    </w:p>
-    <w:p>
-      <w:pPr>
         <w:spacing w:line="336" w:lineRule="auto" w:after="180"/>
-        <w:shd w:fill="EDF7F3"/>
       </w:pPr>
       <w:r>
         <w:rPr>
@@ -6956,12 +6744,20 @@
         <w:pStyle w:val="Heading1"/>
       </w:pPr>
       <w:r>
-        <w:t>08. Use feedback, labs and repair paths</w:t>
-      </w:r>
-    </w:p>
-    <w:p>
-      <w:r>
-        <w:t>Use feedback, earlier review and portfolios purposefully. Apply the coding routine only when this lesson has an executable lab.</w:t>
+        <w:t>08. Reference: feedback and records</w:t>
+      </w:r>
+    </w:p>
+    <w:p>
+      <w:r>
+        <w:t>Use digital tools where they help retain an explanation and its evidence.</w:t>
+      </w:r>
+    </w:p>
+    <w:p>
+      <w:pPr>
+        <w:pStyle w:val="Heading2"/>
+      </w:pPr>
+      <w:r>
+        <w:t>Keep practice and independent evidence separate</w:t>
       </w:r>
     </w:p>
     <w:p>
@@ -7000,10 +6796,52 @@
     </w:p>
     <w:p>
       <w:pPr>
-        <w:pStyle w:val="Heading3"/>
-      </w:pPr>
-      <w:r>
-        <w:t>For later coding lessons</w:t>
+        <w:pStyle w:val="Heading2"/>
+      </w:pPr>
+      <w:r>
+        <w:t>Repair and portfolio records</w:t>
+      </w:r>
+    </w:p>
+    <w:p>
+      <w:pPr>
+        <w:spacing w:line="336" w:lineRule="auto" w:after="180"/>
+      </w:pPr>
+      <w:r>
+        <w:rPr>
+          <w:b w:val="0"/>
+        </w:rPr>
+        <w:t>Use the earlier worked-explanation links to address a specific missing building block, then return to the current question. Adapt this suggestion after observing the learner; it is not an automatic diagnosis.</w:t>
+      </w:r>
+    </w:p>
+    <w:p>
+      <w:pPr>
+        <w:spacing w:line="336" w:lineRule="auto" w:after="180"/>
+      </w:pPr>
+      <w:r>
+        <w:rPr>
+          <w:b w:val="0"/>
+        </w:rPr>
+        <w:t xml:space="preserve">Collect the completed-work portfolio as </w:t>
+      </w:r>
+      <w:r>
+        <w:rPr>
+          <w:b/>
+        </w:rPr>
+        <w:t>evidence</w:t>
+      </w:r>
+      <w:r>
+        <w:rPr>
+          <w:b w:val="0"/>
+        </w:rPr>
+        <w:t>. Record support separately from correctness, and assess explanation, trace/test and limitations. Progress ticks and quiz selections alone do not establish mastery.</w:t>
+      </w:r>
+    </w:p>
+    <w:p>
+      <w:pPr>
+        <w:pStyle w:val="Heading2"/>
+      </w:pPr>
+      <w:r>
+        <w:t>Earlier wording, alternatives and picture transcripts · reference / check after trying</w:t>
       </w:r>
     </w:p>
     <w:p>
@@ -7014,7 +6852,6 @@
     <w:p>
       <w:pPr>
         <w:spacing w:line="336" w:lineRule="auto" w:after="180"/>
-        <w:shd w:fill="F1F6F8"/>
       </w:pPr>
       <w:r>
         <w:rPr>
@@ -7037,77 +6874,20 @@
     </w:p>
     <w:p>
       <w:pPr>
-        <w:spacing w:line="336" w:lineRule="auto" w:after="180"/>
-      </w:pPr>
-      <w:r>
-        <w:rPr>
-          <w:b w:val="0"/>
-        </w:rPr>
-        <w:t>Use the earlier worked-explanation links to address a specific missing building block, then return to the current question. Adapt this suggestion after observing the learner; it is not an automatic diagnosis.</w:t>
-      </w:r>
-    </w:p>
-    <w:p>
-      <w:pPr>
-        <w:spacing w:line="336" w:lineRule="auto" w:after="180"/>
-      </w:pPr>
-      <w:r>
-        <w:rPr>
-          <w:b w:val="0"/>
-        </w:rPr>
-        <w:t xml:space="preserve">Collect the completed-work portfolio as </w:t>
-      </w:r>
-      <w:r>
-        <w:rPr>
-          <w:b/>
-        </w:rPr>
-        <w:t>evidence</w:t>
-      </w:r>
-      <w:r>
-        <w:rPr>
-          <w:b w:val="0"/>
-        </w:rPr>
-        <w:t>. Record support separately from correctness, and assess explanation, trace/test and limitations. Progress ticks and quiz selections alone do not establish mastery.</w:t>
-      </w:r>
-    </w:p>
-    <w:p>
-      <w:pPr>
         <w:pStyle w:val="Heading1"/>
       </w:pPr>
       <w:r>
-        <w:t>09. Visual concept journey</w:t>
-      </w:r>
-    </w:p>
-    <w:p>
-      <w:r>
-        <w:t>Show one Learning from Examples graphic at a time, request a prediction and discuss its trace before the independent assessment.</w:t>
-      </w:r>
-    </w:p>
-    <w:p>
-      <w:pPr>
-        <w:spacing w:line="336" w:lineRule="auto" w:after="180"/>
-      </w:pPr>
-      <w:r>
-        <w:rPr>
-          <w:b w:val="0"/>
-        </w:rPr>
-        <w:t xml:space="preserve">Use one picture at a time. Hide a worked result before asking for a </w:t>
-      </w:r>
-      <w:r>
-        <w:rPr>
-          <w:b/>
-        </w:rPr>
-        <w:t>prediction</w:t>
-      </w:r>
-      <w:r>
-        <w:rPr>
-          <w:b w:val="0"/>
-        </w:rPr>
-        <w:t>, then reveal it for feedback. These are supported teaching cases; retain the separate independent assessment for a fresh first attempt.</w:t>
-      </w:r>
-    </w:p>
-    <w:p>
-      <w:pPr>
-        <w:pStyle w:val="Heading3"/>
+        <w:t>09. Reference: teach with the six pictures</w:t>
+      </w:r>
+    </w:p>
+    <w:p>
+      <w:r>
+        <w:t>Choose the picture for the teaching move and connect it to the explanation.</w:t>
+      </w:r>
+    </w:p>
+    <w:p>
+      <w:pPr>
+        <w:pStyle w:val="Heading2"/>
       </w:pPr>
       <w:r>
         <w:t>01. Learning from Examples: the case</w:t>
@@ -7118,7 +6898,7 @@
         <w:drawing>
           <wp:inline xmlns:a="http://schemas.openxmlformats.org/drawingml/2006/main" xmlns:pic="http://schemas.openxmlformats.org/drawingml/2006/picture">
             <wp:extent cx="5486400" cy="2990088"/>
-            <wp:docPr id="3" name="Picture 3" descr="A fictional classifier learns whether measured sticks are short or long. Supplied facts: Training lengths 2,4,8,10 cm have labels short,short,long,long. Candidate boundaries: long at least 5 or at least 7. Lowest errors wins; tie chooses smaller boundary."/>
+            <wp:docPr id="5" name="Picture 5" descr="A fictional classifier learns whether measured sticks are short or long. Supplied facts: Training lengths 2,4,8,10 cm have labels short,short,long,long. Candidate boundaries: long at least 5 or at least 7. Lowest errors wins; tie chooses smaller boundary."/>
             <wp:cNvGraphicFramePr>
               <a:graphicFrameLocks noChangeAspect="1"/>
             </wp:cNvGraphicFramePr>
@@ -7130,7 +6910,7 @@
                     <pic:cNvPicPr/>
                   </pic:nvPicPr>
                   <pic:blipFill>
-                    <a:blip r:embed="rId11"/>
+                    <a:blip r:embed="rId13"/>
                     <a:stretch>
                       <a:fillRect/>
                     </a:stretch>
@@ -7186,7 +6966,6 @@
     <w:p>
       <w:pPr>
         <w:spacing w:line="336" w:lineRule="auto" w:after="180"/>
-        <w:shd w:fill="F5F1FB"/>
       </w:pPr>
       <w:r>
         <w:rPr>
@@ -7197,16 +6976,7 @@
     </w:p>
     <w:p>
       <w:pPr>
-        <w:pStyle w:val="Heading3"/>
-      </w:pPr>
-      <w:r>
-        <w:t>Discuss while showing the picture</w:t>
-      </w:r>
-    </w:p>
-    <w:p>
-      <w:pPr>
         <w:spacing w:line="336" w:lineRule="auto" w:after="180"/>
-        <w:shd w:fill="F1F6F8"/>
       </w:pPr>
       <w:r>
         <w:rPr>
@@ -7217,7 +6987,7 @@
     </w:p>
     <w:p>
       <w:pPr>
-        <w:pStyle w:val="Heading3"/>
+        <w:pStyle w:val="Heading2"/>
       </w:pPr>
       <w:r>
         <w:t>02. Follow the deciding steps</w:t>
@@ -7228,7 +6998,7 @@
         <w:drawing>
           <wp:inline xmlns:a="http://schemas.openxmlformats.org/drawingml/2006/main" xmlns:pic="http://schemas.openxmlformats.org/drawingml/2006/picture">
             <wp:extent cx="5486400" cy="4005072"/>
-            <wp:docPr id="4" name="Picture 4" descr="Training rows: 2 and 4 are short; 8 and 10 are long. → Candidate checks: Boundaries 5 and 7 both predict S,S,L,L: zero errors each. → Tie policy: Choose boundary 5 because the declared tie rule prefers the smaller value. → New prediction: Length 6 is predicted long by the selected rule."/>
+            <wp:docPr id="6" name="Picture 6" descr="Training rows: 2 and 4 are short; 8 and 10 are long. → Candidate checks: Boundaries 5 and 7 both predict S,S,L,L: zero errors each. → Tie policy: Choose boundary 5 because the declared tie rule prefers the smaller value. → New prediction: Length 6 is predicted long by the selected rule."/>
             <wp:cNvGraphicFramePr>
               <a:graphicFrameLocks noChangeAspect="1"/>
             </wp:cNvGraphicFramePr>
@@ -7240,7 +7010,7 @@
                     <pic:cNvPicPr/>
                   </pic:nvPicPr>
                   <pic:blipFill>
-                    <a:blip r:embed="rId12"/>
+                    <a:blip r:embed="rId10"/>
                     <a:stretch>
                       <a:fillRect/>
                     </a:stretch>
@@ -7303,7 +7073,6 @@
     <w:p>
       <w:pPr>
         <w:spacing w:line="336" w:lineRule="auto" w:after="180"/>
-        <w:shd w:fill="F5F1FB"/>
       </w:pPr>
       <w:r>
         <w:rPr>
@@ -7326,16 +7095,7 @@
     </w:p>
     <w:p>
       <w:pPr>
-        <w:pStyle w:val="Heading3"/>
-      </w:pPr>
-      <w:r>
-        <w:t>Discuss while showing the picture</w:t>
-      </w:r>
-    </w:p>
-    <w:p>
-      <w:pPr>
         <w:spacing w:line="336" w:lineRule="auto" w:after="180"/>
-        <w:shd w:fill="F1F6F8"/>
       </w:pPr>
       <w:r>
         <w:rPr>
@@ -7358,7 +7118,7 @@
     </w:p>
     <w:p>
       <w:pPr>
-        <w:pStyle w:val="Heading3"/>
+        <w:pStyle w:val="Heading2"/>
       </w:pPr>
       <w:r>
         <w:t>03. Same training errors, different new prediction</w:t>
@@ -7369,7 +7129,7 @@
         <w:drawing>
           <wp:inline xmlns:a="http://schemas.openxmlformats.org/drawingml/2006/main" xmlns:pic="http://schemas.openxmlformats.org/drawingml/2006/picture">
             <wp:extent cx="5486400" cy="3096768"/>
-            <wp:docPr id="5" name="Picture 5" descr="Same training errors, different new prediction. Candidate 5: Boundary = 5, Training errors = 0, Prediction at 6 = long. Candidate 7: Boundary = 7, Training errors = 0, Prediction at 6 = short."/>
+            <wp:docPr id="7" name="Picture 7" descr="Same training errors, different new prediction. Candidate 5: Boundary = 5, Training errors = 0, Prediction at 6 = long. Candidate 7: Boundary = 7, Training errors = 0, Prediction at 6 = short."/>
             <wp:cNvGraphicFramePr>
               <a:graphicFrameLocks noChangeAspect="1"/>
             </wp:cNvGraphicFramePr>
@@ -7381,7 +7141,7 @@
                     <pic:cNvPicPr/>
                   </pic:nvPicPr>
                   <pic:blipFill>
-                    <a:blip r:embed="rId13"/>
+                    <a:blip r:embed="rId9"/>
                     <a:stretch>
                       <a:fillRect/>
                     </a:stretch>
@@ -7486,7 +7246,6 @@
     <w:p>
       <w:pPr>
         <w:spacing w:line="336" w:lineRule="auto" w:after="180"/>
-        <w:shd w:fill="F5F1FB"/>
       </w:pPr>
       <w:r>
         <w:rPr>
@@ -7497,16 +7256,7 @@
     </w:p>
     <w:p>
       <w:pPr>
-        <w:pStyle w:val="Heading3"/>
-      </w:pPr>
-      <w:r>
-        <w:t>Discuss while showing the picture</w:t>
-      </w:r>
-    </w:p>
-    <w:p>
-      <w:pPr>
         <w:spacing w:line="336" w:lineRule="auto" w:after="180"/>
-        <w:shd w:fill="F1F6F8"/>
       </w:pPr>
       <w:r>
         <w:rPr>
@@ -7518,7 +7268,6 @@
     <w:p>
       <w:pPr>
         <w:spacing w:line="336" w:lineRule="auto" w:after="180"/>
-        <w:shd w:fill="F1F6F8"/>
       </w:pPr>
       <w:r>
         <w:rPr>
@@ -7529,7 +7278,7 @@
     </w:p>
     <w:p>
       <w:pPr>
-        <w:pStyle w:val="Heading3"/>
+        <w:pStyle w:val="Heading2"/>
       </w:pPr>
       <w:r>
         <w:t>04. Change one thing. Trace what follows.</w:t>
@@ -7540,7 +7289,7 @@
         <w:drawing>
           <wp:inline xmlns:a="http://schemas.openxmlformats.org/drawingml/2006/main" xmlns:pic="http://schemas.openxmlformats.org/drawingml/2006/picture">
             <wp:extent cx="5486400" cy="3026664"/>
-            <wp:docPr id="6" name="Picture 6" descr="Original case: Length 6 is predicted long by the selected rule. Changed condition: Reverse the tie policy to prefer the larger boundary. Expected result: Boundary 7 is selected and predicts short at 6. Reason: The training fit is unchanged; only the explicit choice between tied candidates changes."/>
+            <wp:docPr id="8" name="Picture 8" descr="Original case: Length 6 is predicted long by the selected rule. Changed condition: Reverse the tie policy to prefer the larger boundary. Expected result: Boundary 7 is selected and predicts short at 6. Reason: The training fit is unchanged; only the explicit choice between tied candidates changes."/>
             <wp:cNvGraphicFramePr>
               <a:graphicFrameLocks noChangeAspect="1"/>
             </wp:cNvGraphicFramePr>
@@ -7608,7 +7357,6 @@
     <w:p>
       <w:pPr>
         <w:spacing w:line="336" w:lineRule="auto" w:after="180"/>
-        <w:shd w:fill="F5F1FB"/>
       </w:pPr>
       <w:r>
         <w:rPr>
@@ -7619,16 +7367,7 @@
     </w:p>
     <w:p>
       <w:pPr>
-        <w:pStyle w:val="Heading3"/>
-      </w:pPr>
-      <w:r>
-        <w:t>Discuss while showing the picture</w:t>
-      </w:r>
-    </w:p>
-    <w:p>
-      <w:pPr>
         <w:spacing w:line="336" w:lineRule="auto" w:after="180"/>
-        <w:shd w:fill="F1F6F8"/>
       </w:pPr>
       <w:r>
         <w:rPr>
@@ -7640,7 +7379,6 @@
     <w:p>
       <w:pPr>
         <w:spacing w:line="336" w:lineRule="auto" w:after="180"/>
-        <w:shd w:fill="F1F6F8"/>
       </w:pPr>
       <w:r>
         <w:rPr>
@@ -7663,7 +7401,7 @@
     </w:p>
     <w:p>
       <w:pPr>
-        <w:pStyle w:val="Heading3"/>
+        <w:pStyle w:val="Heading2"/>
       </w:pPr>
       <w:r>
         <w:t>05. Connect the explanation to its limit</w:t>
@@ -7674,7 +7412,7 @@
         <w:drawing>
           <wp:inline xmlns:a="http://schemas.openxmlformats.org/drawingml/2006/main" xmlns:pic="http://schemas.openxmlformats.org/drawingml/2006/picture">
             <wp:extent cx="5486400" cy="2834640"/>
-            <wp:docPr id="7" name="Picture 7" descr="There is no training stick between 4 and 8 to distinguish these candidates. The tie policy chooses one consistently; it is not additional evidence that its prediction at 6 is true. Label-free prediction applies the selected boundary, while evaluation would require an appropriate new reference label. Limit: Zero training errors for both rules cannot determine the correct label of every unobserved stick."/>
+            <wp:docPr id="9" name="Picture 9" descr="There is no training stick between 4 and 8 to distinguish these candidates. The tie policy chooses one consistently; it is not additional evidence that its prediction at 6 is true. Label-free prediction applies the selected boundary, while evaluation would require an appropriate new reference label. Limit: Zero training errors for both rules cannot determine the correct label of every unobserved stick."/>
             <wp:cNvGraphicFramePr>
               <a:graphicFrameLocks noChangeAspect="1"/>
             </wp:cNvGraphicFramePr>
@@ -7790,7 +7528,6 @@
     <w:p>
       <w:pPr>
         <w:spacing w:line="336" w:lineRule="auto" w:after="180"/>
-        <w:shd w:fill="F5F1FB"/>
       </w:pPr>
       <w:r>
         <w:rPr>
@@ -7801,16 +7538,7 @@
     </w:p>
     <w:p>
       <w:pPr>
-        <w:pStyle w:val="Heading3"/>
-      </w:pPr>
-      <w:r>
-        <w:t>Discuss while showing the picture</w:t>
-      </w:r>
-    </w:p>
-    <w:p>
-      <w:pPr>
         <w:spacing w:line="336" w:lineRule="auto" w:after="180"/>
-        <w:shd w:fill="F1F6F8"/>
       </w:pPr>
       <w:r>
         <w:rPr>
@@ -7822,7 +7550,6 @@
     <w:p>
       <w:pPr>
         <w:spacing w:line="336" w:lineRule="auto" w:after="180"/>
-        <w:shd w:fill="F1F6F8"/>
       </w:pPr>
       <w:r>
         <w:rPr>
@@ -7845,7 +7572,7 @@
     </w:p>
     <w:p>
       <w:pPr>
-        <w:pStyle w:val="Heading3"/>
+        <w:pStyle w:val="Heading2"/>
       </w:pPr>
       <w:r>
         <w:t>06. Make the idea visible in your project</w:t>
@@ -7856,7 +7583,7 @@
         <w:drawing>
           <wp:inline xmlns:a="http://schemas.openxmlformats.org/drawingml/2006/main" xmlns:pic="http://schemas.openxmlformats.org/drawingml/2006/picture">
             <wp:extent cx="5486400" cy="3233928"/>
-            <wp:docPr id="8" name="Picture 8" descr="Save candidate definitions, training errors and tie policy with any sorter model version. Draw your input, deciding step, result and limit. Supported question: Which new measured length would reveal disagreement between the candidates?"/>
+            <wp:docPr id="10" name="Picture 10" descr="Save candidate definitions, training errors and tie policy with any sorter model version. Draw your input, deciding step, result and limit. Supported question: Which new measured length would reveal disagreement between the candidates?"/>
             <wp:cNvGraphicFramePr>
               <a:graphicFrameLocks noChangeAspect="1"/>
             </wp:cNvGraphicFramePr>
@@ -7890,7 +7617,6 @@
     <w:p>
       <w:pPr>
         <w:spacing w:line="336" w:lineRule="auto" w:after="180"/>
-        <w:shd w:fill="F5F1FB"/>
       </w:pPr>
       <w:r>
         <w:rPr>
@@ -7926,7 +7652,6 @@
     <w:p>
       <w:pPr>
         <w:spacing w:line="336" w:lineRule="auto" w:after="180"/>
-        <w:shd w:fill="F5F1FB"/>
       </w:pPr>
       <w:r>
         <w:rPr>
@@ -7938,7 +7663,6 @@
     <w:p>
       <w:pPr>
         <w:spacing w:line="336" w:lineRule="auto" w:after="180"/>
-        <w:shd w:fill="F5F1FB"/>
       </w:pPr>
       <w:r>
         <w:rPr>
@@ -7961,58 +7685,127 @@
     </w:p>
     <w:p>
       <w:pPr>
+        <w:spacing w:line="336" w:lineRule="auto" w:after="180"/>
+      </w:pPr>
+      <w:r>
+        <w:rPr>
+          <w:b w:val="0"/>
+        </w:rPr>
+        <w:t xml:space="preserve">Teacher prompt: Draw your project trace and justify the deciding step using </w:t>
+      </w:r>
+      <w:r>
+        <w:rPr>
+          <w:b/>
+        </w:rPr>
+        <w:t>evidence</w:t>
+      </w:r>
+      <w:r>
+        <w:rPr>
+          <w:b w:val="0"/>
+        </w:rPr>
+        <w:t>. Ask learners to describe one label or arrow in ordinary words. Use the adjacent transcript if the image is difficult to see.</w:t>
+      </w:r>
+    </w:p>
+    <w:p>
+      <w:pPr>
+        <w:spacing w:line="336" w:lineRule="auto" w:after="180"/>
+      </w:pPr>
+      <w:r>
+        <w:rPr>
+          <w:b w:val="0"/>
+        </w:rPr>
+        <w:t xml:space="preserve">Supported practice key: Length 6 does: boundary 5 predicts long and boundary 7 predicts short. A checked label would then provide new </w:t>
+      </w:r>
+      <w:r>
+        <w:rPr>
+          <w:b/>
+        </w:rPr>
+        <w:t>evidence</w:t>
+      </w:r>
+      <w:r>
+        <w:rPr>
+          <w:b w:val="0"/>
+        </w:rPr>
+        <w:t>.</w:t>
+      </w:r>
+    </w:p>
+    <w:p>
+      <w:pPr>
+        <w:pStyle w:val="Heading2"/>
+      </w:pPr>
+      <w:r>
+        <w:t>Earlier wording, alternatives and picture transcripts · reference / check after trying</w:t>
+      </w:r>
+    </w:p>
+    <w:p>
+      <w:pPr>
+        <w:spacing w:line="336" w:lineRule="auto" w:after="180"/>
+      </w:pPr>
+      <w:r>
+        <w:rPr>
+          <w:b w:val="0"/>
+        </w:rPr>
+        <w:t xml:space="preserve">Use one picture at a time. Hide a worked result before asking for a </w:t>
+      </w:r>
+      <w:r>
+        <w:rPr>
+          <w:b/>
+        </w:rPr>
+        <w:t>prediction</w:t>
+      </w:r>
+      <w:r>
+        <w:rPr>
+          <w:b w:val="0"/>
+        </w:rPr>
+        <w:t>, then reveal it for feedback. These are supported teaching cases; retain the separate independent assessment for a fresh first attempt.</w:t>
+      </w:r>
+    </w:p>
+    <w:p>
+      <w:pPr>
         <w:pStyle w:val="Heading3"/>
       </w:pPr>
       <w:r>
-        <w:t>Discuss while showing the picture</w:t>
-      </w:r>
-    </w:p>
-    <w:p>
-      <w:pPr>
-        <w:spacing w:line="336" w:lineRule="auto" w:after="180"/>
-        <w:shd w:fill="F1F6F8"/>
-      </w:pPr>
-      <w:r>
-        <w:rPr>
-          <w:b w:val="0"/>
-        </w:rPr>
-        <w:t xml:space="preserve">Teacher prompt: Draw your project trace and justify the deciding step using </w:t>
-      </w:r>
-      <w:r>
-        <w:rPr>
-          <w:b/>
-        </w:rPr>
-        <w:t>evidence</w:t>
-      </w:r>
-      <w:r>
-        <w:rPr>
-          <w:b w:val="0"/>
-        </w:rPr>
-        <w:t>. Ask learners to describe one label or arrow in ordinary words. Use the adjacent transcript if the image is difficult to see.</w:t>
-      </w:r>
-    </w:p>
-    <w:p>
-      <w:pPr>
-        <w:spacing w:line="336" w:lineRule="auto" w:after="180"/>
-        <w:shd w:fill="F1F6F8"/>
-      </w:pPr>
-      <w:r>
-        <w:rPr>
-          <w:b w:val="0"/>
-        </w:rPr>
-        <w:t xml:space="preserve">Supported practice key: Length 6 does: boundary 5 predicts long and boundary 7 predicts short. A checked label would then provide new </w:t>
-      </w:r>
-      <w:r>
-        <w:rPr>
-          <w:b/>
-        </w:rPr>
-        <w:t>evidence</w:t>
-      </w:r>
-      <w:r>
-        <w:rPr>
-          <w:b w:val="0"/>
-        </w:rPr>
-        <w:t>.</w:t>
+        <w:t>01. Learning from Examples: the case</w:t>
+      </w:r>
+    </w:p>
+    <w:p>
+      <w:pPr>
+        <w:pStyle w:val="Heading3"/>
+      </w:pPr>
+      <w:r>
+        <w:t>02. Follow the deciding steps</w:t>
+      </w:r>
+    </w:p>
+    <w:p>
+      <w:pPr>
+        <w:pStyle w:val="Heading3"/>
+      </w:pPr>
+      <w:r>
+        <w:t>03. Same training errors, different new prediction</w:t>
+      </w:r>
+    </w:p>
+    <w:p>
+      <w:pPr>
+        <w:pStyle w:val="Heading3"/>
+      </w:pPr>
+      <w:r>
+        <w:t>04. Change one thing. Trace what follows.</w:t>
+      </w:r>
+    </w:p>
+    <w:p>
+      <w:pPr>
+        <w:pStyle w:val="Heading3"/>
+      </w:pPr>
+      <w:r>
+        <w:t>05. Connect the explanation to its limit</w:t>
+      </w:r>
+    </w:p>
+    <w:p>
+      <w:pPr>
+        <w:pStyle w:val="Heading3"/>
+      </w:pPr>
+      <w:r>
+        <w:t>06. Make the idea visible in your project</w:t>
       </w:r>
     </w:p>
     <w:sectPr>
